--- a/docs/Tour_Navigator_Cosine_Specification.docx
+++ b/docs/Tour_Navigator_Cosine_Specification.docx
@@ -13468,7 +13468,7 @@
               <w:rPr>
                 <w:sz w:val="18"/>
               </w:rPr>
-              <w:t>범주·후보 수·야경 특징 군집</w:t>
+              <w:t>범주·후보 수·야경 묶음별 분산 균형 특징 군집</w:t>
             </w:r>
           </w:p>
         </w:tc>
@@ -13484,7 +13484,7 @@
               <w:rPr>
                 <w:sz w:val="18"/>
               </w:rPr>
-              <w:t>코스 길이와 구성 설명</w:t>
+              <w:t>코스 구성과 길이 설명</w:t>
             </w:r>
           </w:p>
         </w:tc>
@@ -16184,32 +16184,38 @@
             <m:r>
               <m:t>0.75</m:t>
             </m:r>
-            <m:r>
-              <m:rPr>
-                <m:sty m:val="p"/>
-              </m:rPr>
-              <m:t>/</m:t>
-            </m:r>
-            <m:r>
-              <m:t>2</m:t>
-            </m:r>
           </m:e>
         </m:rad>
-        <m:r>
-          <m:t> </m:t>
-        </m:r>
-        <m:sSub>
-          <m:e>
-            <m:r>
-              <m:t>p</m:t>
-            </m:r>
-          </m:e>
-          <m:sub>
-            <m:r>
-              <m:t>i</m:t>
-            </m:r>
-          </m:sub>
-        </m:sSub>
+        <m:f>
+          <m:num>
+            <m:sSub>
+              <m:e>
+                <m:r>
+                  <m:t>p</m:t>
+                </m:r>
+              </m:e>
+              <m:sub>
+                <m:r>
+                  <m:t>i</m:t>
+                </m:r>
+              </m:sub>
+            </m:sSub>
+          </m:num>
+          <m:den>
+            <m:sSub>
+              <m:e>
+                <m:r>
+                  <m:t>σ</m:t>
+                </m:r>
+              </m:e>
+              <m:sub>
+                <m:r>
+                  <m:t>p</m:t>
+                </m:r>
+              </m:sub>
+            </m:sSub>
+          </m:den>
+        </m:f>
         <m:r>
           <m:rPr>
             <m:sty m:val="p"/>
@@ -16217,7 +16223,7 @@
           <m:t>,</m:t>
         </m:r>
         <m:r>
-          <m:t> </m:t>
+          <m:t xml:space="preserve"> </m:t>
         </m:r>
         <m:rad>
           <m:radPr>
@@ -16230,36 +16236,51 @@
             </m:r>
           </m:e>
         </m:rad>
-        <m:r>
-          <m:t> </m:t>
-        </m:r>
-        <m:r>
-          <m:t>r</m:t>
-        </m:r>
-        <m:r>
-          <m:rPr>
-            <m:sty m:val="p"/>
-          </m:rPr>
-          <m:t>(</m:t>
-        </m:r>
-        <m:sSub>
-          <m:e>
+        <m:f>
+          <m:num>
             <m:r>
-              <m:t>n</m:t>
+              <m:t>r</m:t>
             </m:r>
-          </m:e>
-          <m:sub>
             <m:r>
-              <m:t>i</m:t>
+              <m:rPr>
+                <m:sty m:val="p"/>
+              </m:rPr>
+              <m:t>(</m:t>
             </m:r>
-          </m:sub>
-        </m:sSub>
-        <m:r>
-          <m:rPr>
-            <m:sty m:val="p"/>
-          </m:rPr>
-          <m:t>)</m:t>
-        </m:r>
+            <m:sSub>
+              <m:e>
+                <m:r>
+                  <m:t>n</m:t>
+                </m:r>
+              </m:e>
+              <m:sub>
+                <m:r>
+                  <m:t>i</m:t>
+                </m:r>
+              </m:sub>
+            </m:sSub>
+            <m:r>
+              <m:rPr>
+                <m:sty m:val="p"/>
+              </m:rPr>
+              <m:t>)</m:t>
+            </m:r>
+          </m:num>
+          <m:den>
+            <m:sSub>
+              <m:e>
+                <m:r>
+                  <m:t>σ</m:t>
+                </m:r>
+              </m:e>
+              <m:sub>
+                <m:r>
+                  <m:t>r</m:t>
+                </m:r>
+              </m:sub>
+            </m:sSub>
+          </m:den>
+        </m:f>
         <m:r>
           <m:rPr>
             <m:sty m:val="p"/>
@@ -16267,7 +16288,7 @@
           <m:t>,</m:t>
         </m:r>
         <m:r>
-          <m:t> </m:t>
+          <m:t xml:space="preserve"> </m:t>
         </m:r>
         <m:rad>
           <m:radPr>
@@ -16280,18 +16301,60 @@
             </m:r>
           </m:e>
         </m:rad>
+        <m:f>
+          <m:num>
+            <m:sSub>
+              <m:e>
+                <m:r>
+                  <m:t>N</m:t>
+                </m:r>
+              </m:e>
+              <m:sub>
+                <m:r>
+                  <m:t>i</m:t>
+                </m:r>
+              </m:sub>
+            </m:sSub>
+          </m:num>
+          <m:den>
+            <m:sSub>
+              <m:e>
+                <m:r>
+                  <m:t>σ</m:t>
+                </m:r>
+              </m:e>
+              <m:sub>
+                <m:r>
+                  <m:t>N</m:t>
+                </m:r>
+              </m:sub>
+            </m:sSub>
+          </m:den>
+        </m:f>
         <m:r>
-          <m:t> </m:t>
+          <m:rPr>
+            <m:sty m:val="p"/>
+          </m:rPr>
+          <m:t>]</m:t>
+        </m:r>
+        <m:r>
+          <m:rPr>
+            <m:sty m:val="p"/>
+          </m:rPr>
+          <m:t>,</m:t>
+        </m:r>
+        <m:r>
+          <m:t xml:space="preserve">    </m:t>
         </m:r>
         <m:sSub>
           <m:e>
             <m:r>
-              <m:t>N</m:t>
+              <m:t>σ</m:t>
             </m:r>
           </m:e>
           <m:sub>
             <m:r>
-              <m:t>i</m:t>
+              <m:t>B</m:t>
             </m:r>
           </m:sub>
         </m:sSub>
@@ -16299,8 +16362,61 @@
           <m:rPr>
             <m:sty m:val="p"/>
           </m:rPr>
-          <m:t>]</m:t>
+          <m:t>=</m:t>
         </m:r>
+        <m:rad>
+          <m:radPr>
+            <m:degHide m:val="on"/>
+          </m:radPr>
+          <m:deg/>
+          <m:e>
+            <m:nary>
+              <m:naryPr>
+                <m:chr m:val="∑"/>
+                <m:limLoc m:val="undOvr"/>
+                <m:supHide m:val="on"/>
+              </m:naryPr>
+              <m:sub>
+                <m:r>
+                  <m:t>f</m:t>
+                </m:r>
+                <m:r>
+                  <m:rPr>
+                    <m:sty m:val="p"/>
+                  </m:rPr>
+                  <m:t>∈</m:t>
+                </m:r>
+                <m:r>
+                  <m:t>B</m:t>
+                </m:r>
+              </m:sub>
+              <m:sup/>
+              <m:e>
+                <m:r>
+                  <m:rPr>
+                    <m:sty m:val="p"/>
+                  </m:rPr>
+                  <m:t>Var</m:t>
+                </m:r>
+                <m:r>
+                  <m:rPr>
+                    <m:sty m:val="p"/>
+                  </m:rPr>
+                  <m:t>(</m:t>
+                </m:r>
+                <m:r>
+                  <m:t>f</m:t>
+                </m:r>
+                <m:r>
+                  <m:rPr>
+                    <m:sty m:val="p"/>
+                  </m:rPr>
+                  <m:t>)</m:t>
+                </m:r>
+              </m:e>
+            </m:nary>
+          </m:e>
+        </m:rad>
       </m:oMath>
     </w:p>
     <w:p>
@@ -16310,7 +16426,22 @@
     </w:p>
     <w:p>
       <w:r>
-        <w:t>T는 PCA 5축에 96.7283%, PC1·PC2에 82.2311%가 담긴다. PC1의 방문 후보 수 특징 계수는 약 0.9984다. T와 TC가 2군집으로 나뉜 현상은 취향 유형보다 코스 길이 차이가 강하게 반영된 결과다.</w:t>
+        <w:t>σ는 179개 적격 코스에서 계산한 묶음별 총표준편차(모분산 기준)로, 범주 비중 5열은 한 묶음으로 본다. 각 묶음을 총분산 1로 맞춘 뒤 √가중치를 곱하므로 묶음의 분산 기여가 가중치 0.75·0.15·0.10과 같다. 이번 실행의 σ는 범주 0.384375, 방문 후보 수 1.029924, 야경 0.259521이며 모델 파일의 전처리 정보에 저장해 새 코스에도 같은 값을 적용한다.</w:t>
+      </w:r>
+    </w:p>
+    <w:p>
+      <w:r>
+        <w:t>이전 실행은 σ로 나누지 않고 √가중치만 곱했다. 범주 비중은 흩어진 정도가 작고 robust 변환한 후보 수는 1 안팎이어서 실제 분산 기여가 범주 0.25, 후보 수 0.72, 야경 0.03으로 설계와 반대였다. 그 결과 T01·T02 두 군집은 범주 구성이 거의 같고 평균 방문 후보 수 7.72와 3.83으로만 갈렸다. 이번 개정은 이 불일치를 바로잡은 재학습이다.</w:t>
+      </w:r>
+    </w:p>
+    <w:p>
+      <w:r>
+        <w:t>T는 PCA 6축에 97.3447%, PC1·PC2에 50.9520%가 담긴다. PC1은 역사 비중 +0.881 대 자연 −0.378, PC2는 자연 +0.747 대 바다 −0.444·방문 후보 수 −0.423의 차이가 크다. 방문 후보 수는 PC4(+0.880), 야경은 PC5(+0.920)에 주로 실린다. 2차원 그림은 분산의 절반만 보여 준다.</w:t>
+      </w:r>
+    </w:p>
+    <w:p>
+      <w:r>
+        <w:t>k=2~10 중 품질 조건을 통과한 PCA 후보에서 평균 실루엣이 가장 큰 k=6을 선택했다. 평균 실루엣 0.2220, 시드 간 최소 ARI 0.8981, 최소 군집 비율 0.067이다. 이전 k=2의 0.3796보다 낮지만 두 값은 특징 척도가 달라 직접 비교하지 않는다. 0.22는 군집 경계가 뚜렷하지 않은 수준이므로 T 군집은 코스 구성을 요약하는 탐색 결과로만 쓴다.</w:t>
       </w:r>
     </w:p>
     <w:tbl>
@@ -16321,10 +16452,12 @@
         <w:tblLook w:firstColumn="1" w:firstRow="1" w:lastColumn="0" w:lastRow="0" w:noHBand="0" w:noVBand="1" w:val="04A0"/>
       </w:tblPr>
       <w:tblGrid>
-        <w:gridCol w:w="2128"/>
-        <w:gridCol w:w="2189"/>
-        <w:gridCol w:w="2858"/>
-        <w:gridCol w:w="2797"/>
+        <w:gridCol w:w="1094"/>
+        <w:gridCol w:w="1034"/>
+        <w:gridCol w:w="3101"/>
+        <w:gridCol w:w="1763"/>
+        <w:gridCol w:w="1216"/>
+        <w:gridCol w:w="1764"/>
       </w:tblGrid>
       <w:tr>
         <w:trPr>
@@ -16333,7 +16466,7 @@
         </w:trPr>
         <w:tc>
           <w:tcPr>
-            <w:tcW w:type="dxa" w:w="2128"/>
+            <w:tcW w:type="dxa" w:w="1094"/>
             <w:shd w:fill="E8EFF3"/>
           </w:tcPr>
           <w:p>
@@ -16351,7 +16484,7 @@
         </w:tc>
         <w:tc>
           <w:tcPr>
-            <w:tcW w:type="dxa" w:w="2189"/>
+            <w:tcW w:type="dxa" w:w="1034"/>
             <w:shd w:fill="E8EFF3"/>
           </w:tcPr>
           <w:p>
@@ -16369,7 +16502,7 @@
         </w:tc>
         <w:tc>
           <w:tcPr>
-            <w:tcW w:type="dxa" w:w="2858"/>
+            <w:tcW w:type="dxa" w:w="3101"/>
             <w:shd w:fill="E8EFF3"/>
           </w:tcPr>
           <w:p>
@@ -16381,13 +16514,49 @@
                 <w:b/>
                 <w:sz w:val="18"/>
               </w:rPr>
+              <w:t>두드러진 구성</w:t>
+            </w:r>
+          </w:p>
+        </w:tc>
+        <w:tc>
+          <w:tcPr>
+            <w:tcW w:type="dxa" w:w="1763"/>
+            <w:shd w:fill="E8EFF3"/>
+          </w:tcPr>
+          <w:p>
+            <w:pPr>
+              <w:spacing w:after="60" w:before="60" w:line="252" w:lineRule="auto"/>
+            </w:pPr>
+            <w:r>
+              <w:rPr>
+                <w:b/>
+                <w:sz w:val="18"/>
+              </w:rPr>
               <w:t>평균 방문 후보 수</w:t>
             </w:r>
           </w:p>
         </w:tc>
         <w:tc>
           <w:tcPr>
-            <w:tcW w:type="dxa" w:w="2797"/>
+            <w:tcW w:type="dxa" w:w="1216"/>
+            <w:shd w:fill="E8EFF3"/>
+          </w:tcPr>
+          <w:p>
+            <w:pPr>
+              <w:spacing w:after="60" w:before="60" w:line="252" w:lineRule="auto"/>
+            </w:pPr>
+            <w:r>
+              <w:rPr>
+                <w:b/>
+                <w:sz w:val="18"/>
+              </w:rPr>
+              <w:t>야경 비율</w:t>
+            </w:r>
+          </w:p>
+        </w:tc>
+        <w:tc>
+          <w:tcPr>
+            <w:tcW w:type="dxa" w:w="1764"/>
             <w:shd w:fill="E8EFF3"/>
           </w:tcPr>
           <w:p>
@@ -16410,7 +16579,7 @@
         </w:trPr>
         <w:tc>
           <w:tcPr>
-            <w:tcW w:type="dxa" w:w="2128"/>
+            <w:tcW w:type="dxa" w:w="1094"/>
           </w:tcPr>
           <w:p>
             <w:pPr>
@@ -16426,49 +16595,81 @@
         </w:tc>
         <w:tc>
           <w:tcPr>
-            <w:tcW w:type="dxa" w:w="2189"/>
-          </w:tcPr>
-          <w:p>
-            <w:pPr>
-              <w:spacing w:after="60" w:before="60" w:line="252" w:lineRule="auto"/>
-            </w:pPr>
-            <w:r>
-              <w:rPr>
-                <w:sz w:val="18"/>
-              </w:rPr>
-              <w:t>64</w:t>
-            </w:r>
-          </w:p>
-        </w:tc>
-        <w:tc>
-          <w:tcPr>
-            <w:tcW w:type="dxa" w:w="2858"/>
-          </w:tcPr>
-          <w:p>
-            <w:pPr>
-              <w:spacing w:after="60" w:before="60" w:line="252" w:lineRule="auto"/>
-            </w:pPr>
-            <w:r>
-              <w:rPr>
-                <w:sz w:val="18"/>
-              </w:rPr>
-              <w:t>7.72</w:t>
-            </w:r>
-          </w:p>
-        </w:tc>
-        <w:tc>
-          <w:tcPr>
-            <w:tcW w:type="dxa" w:w="2797"/>
-          </w:tcPr>
-          <w:p>
-            <w:pPr>
-              <w:spacing w:after="60" w:before="60" w:line="252" w:lineRule="auto"/>
-            </w:pPr>
-            <w:r>
-              <w:rPr>
-                <w:sz w:val="18"/>
-              </w:rPr>
-              <w:t>0.690</w:t>
+            <w:tcW w:type="dxa" w:w="1034"/>
+          </w:tcPr>
+          <w:p>
+            <w:pPr>
+              <w:spacing w:after="60" w:before="60" w:line="252" w:lineRule="auto"/>
+            </w:pPr>
+            <w:r>
+              <w:rPr>
+                <w:sz w:val="18"/>
+              </w:rPr>
+              <w:t>23</w:t>
+            </w:r>
+          </w:p>
+        </w:tc>
+        <w:tc>
+          <w:tcPr>
+            <w:tcW w:type="dxa" w:w="3101"/>
+          </w:tcPr>
+          <w:p>
+            <w:pPr>
+              <w:spacing w:after="60" w:before="60" w:line="252" w:lineRule="auto"/>
+            </w:pPr>
+            <w:r>
+              <w:rPr>
+                <w:sz w:val="18"/>
+              </w:rPr>
+              <w:t>바다 0.385</w:t>
+            </w:r>
+          </w:p>
+        </w:tc>
+        <w:tc>
+          <w:tcPr>
+            <w:tcW w:type="dxa" w:w="1763"/>
+          </w:tcPr>
+          <w:p>
+            <w:pPr>
+              <w:spacing w:after="60" w:before="60" w:line="252" w:lineRule="auto"/>
+            </w:pPr>
+            <w:r>
+              <w:rPr>
+                <w:sz w:val="18"/>
+              </w:rPr>
+              <w:t>4.74</w:t>
+            </w:r>
+          </w:p>
+        </w:tc>
+        <w:tc>
+          <w:tcPr>
+            <w:tcW w:type="dxa" w:w="1216"/>
+          </w:tcPr>
+          <w:p>
+            <w:pPr>
+              <w:spacing w:after="60" w:before="60" w:line="252" w:lineRule="auto"/>
+            </w:pPr>
+            <w:r>
+              <w:rPr>
+                <w:sz w:val="18"/>
+              </w:rPr>
+              <w:t>0.00</w:t>
+            </w:r>
+          </w:p>
+        </w:tc>
+        <w:tc>
+          <w:tcPr>
+            <w:tcW w:type="dxa" w:w="1764"/>
+          </w:tcPr>
+          <w:p>
+            <w:pPr>
+              <w:spacing w:after="60" w:before="60" w:line="252" w:lineRule="auto"/>
+            </w:pPr>
+            <w:r>
+              <w:rPr>
+                <w:sz w:val="18"/>
+              </w:rPr>
+              <w:t>0.740</w:t>
             </w:r>
           </w:p>
         </w:tc>
@@ -16479,7 +16680,7 @@
         </w:trPr>
         <w:tc>
           <w:tcPr>
-            <w:tcW w:type="dxa" w:w="2128"/>
+            <w:tcW w:type="dxa" w:w="1094"/>
           </w:tcPr>
           <w:p>
             <w:pPr>
@@ -16495,49 +16696,485 @@
         </w:tc>
         <w:tc>
           <w:tcPr>
-            <w:tcW w:type="dxa" w:w="2189"/>
-          </w:tcPr>
-          <w:p>
-            <w:pPr>
-              <w:spacing w:after="60" w:before="60" w:line="252" w:lineRule="auto"/>
-            </w:pPr>
-            <w:r>
-              <w:rPr>
-                <w:sz w:val="18"/>
-              </w:rPr>
-              <w:t>115</w:t>
-            </w:r>
-          </w:p>
-        </w:tc>
-        <w:tc>
-          <w:tcPr>
-            <w:tcW w:type="dxa" w:w="2858"/>
-          </w:tcPr>
-          <w:p>
-            <w:pPr>
-              <w:spacing w:after="60" w:before="60" w:line="252" w:lineRule="auto"/>
-            </w:pPr>
-            <w:r>
-              <w:rPr>
-                <w:sz w:val="18"/>
-              </w:rPr>
-              <w:t>3.83</w:t>
-            </w:r>
-          </w:p>
-        </w:tc>
-        <w:tc>
-          <w:tcPr>
-            <w:tcW w:type="dxa" w:w="2797"/>
-          </w:tcPr>
-          <w:p>
-            <w:pPr>
-              <w:spacing w:after="60" w:before="60" w:line="252" w:lineRule="auto"/>
-            </w:pPr>
-            <w:r>
-              <w:rPr>
-                <w:sz w:val="18"/>
-              </w:rPr>
-              <w:t>0.747</w:t>
+            <w:tcW w:type="dxa" w:w="1034"/>
+          </w:tcPr>
+          <w:p>
+            <w:pPr>
+              <w:spacing w:after="60" w:before="60" w:line="252" w:lineRule="auto"/>
+            </w:pPr>
+            <w:r>
+              <w:rPr>
+                <w:sz w:val="18"/>
+              </w:rPr>
+              <w:t>12</w:t>
+            </w:r>
+          </w:p>
+        </w:tc>
+        <w:tc>
+          <w:tcPr>
+            <w:tcW w:type="dxa" w:w="3101"/>
+          </w:tcPr>
+          <w:p>
+            <w:pPr>
+              <w:spacing w:after="60" w:before="60" w:line="252" w:lineRule="auto"/>
+            </w:pPr>
+            <w:r>
+              <w:rPr>
+                <w:sz w:val="18"/>
+              </w:rPr>
+              <w:t>야경 코스, 자연 0.251·바다 0.176</w:t>
+            </w:r>
+          </w:p>
+        </w:tc>
+        <w:tc>
+          <w:tcPr>
+            <w:tcW w:type="dxa" w:w="1763"/>
+          </w:tcPr>
+          <w:p>
+            <w:pPr>
+              <w:spacing w:after="60" w:before="60" w:line="252" w:lineRule="auto"/>
+            </w:pPr>
+            <w:r>
+              <w:rPr>
+                <w:sz w:val="18"/>
+              </w:rPr>
+              <w:t>5.00</w:t>
+            </w:r>
+          </w:p>
+        </w:tc>
+        <w:tc>
+          <w:tcPr>
+            <w:tcW w:type="dxa" w:w="1216"/>
+          </w:tcPr>
+          <w:p>
+            <w:pPr>
+              <w:spacing w:after="60" w:before="60" w:line="252" w:lineRule="auto"/>
+            </w:pPr>
+            <w:r>
+              <w:rPr>
+                <w:sz w:val="18"/>
+              </w:rPr>
+              <w:t>1.00</w:t>
+            </w:r>
+          </w:p>
+        </w:tc>
+        <w:tc>
+          <w:tcPr>
+            <w:tcW w:type="dxa" w:w="1764"/>
+          </w:tcPr>
+          <w:p>
+            <w:pPr>
+              <w:spacing w:after="60" w:before="60" w:line="252" w:lineRule="auto"/>
+            </w:pPr>
+            <w:r>
+              <w:rPr>
+                <w:sz w:val="18"/>
+              </w:rPr>
+              <w:t>0.630</w:t>
+            </w:r>
+          </w:p>
+        </w:tc>
+      </w:tr>
+      <w:tr>
+        <w:trPr>
+          <w:cantSplit/>
+        </w:trPr>
+        <w:tc>
+          <w:tcPr>
+            <w:tcW w:type="dxa" w:w="1094"/>
+          </w:tcPr>
+          <w:p>
+            <w:pPr>
+              <w:spacing w:after="60" w:before="60" w:line="252" w:lineRule="auto"/>
+            </w:pPr>
+            <w:r>
+              <w:rPr>
+                <w:sz w:val="18"/>
+              </w:rPr>
+              <w:t>T03</w:t>
+            </w:r>
+          </w:p>
+        </w:tc>
+        <w:tc>
+          <w:tcPr>
+            <w:tcW w:type="dxa" w:w="1034"/>
+          </w:tcPr>
+          <w:p>
+            <w:pPr>
+              <w:spacing w:after="60" w:before="60" w:line="252" w:lineRule="auto"/>
+            </w:pPr>
+            <w:r>
+              <w:rPr>
+                <w:sz w:val="18"/>
+              </w:rPr>
+              <w:t>39</w:t>
+            </w:r>
+          </w:p>
+        </w:tc>
+        <w:tc>
+          <w:tcPr>
+            <w:tcW w:type="dxa" w:w="3101"/>
+          </w:tcPr>
+          <w:p>
+            <w:pPr>
+              <w:spacing w:after="60" w:before="60" w:line="252" w:lineRule="auto"/>
+            </w:pPr>
+            <w:r>
+              <w:rPr>
+                <w:sz w:val="18"/>
+              </w:rPr>
+              <w:t>체험 0.349</w:t>
+            </w:r>
+          </w:p>
+        </w:tc>
+        <w:tc>
+          <w:tcPr>
+            <w:tcW w:type="dxa" w:w="1763"/>
+          </w:tcPr>
+          <w:p>
+            <w:pPr>
+              <w:spacing w:after="60" w:before="60" w:line="252" w:lineRule="auto"/>
+            </w:pPr>
+            <w:r>
+              <w:rPr>
+                <w:sz w:val="18"/>
+              </w:rPr>
+              <w:t>4.62</w:t>
+            </w:r>
+          </w:p>
+        </w:tc>
+        <w:tc>
+          <w:tcPr>
+            <w:tcW w:type="dxa" w:w="1216"/>
+          </w:tcPr>
+          <w:p>
+            <w:pPr>
+              <w:spacing w:after="60" w:before="60" w:line="252" w:lineRule="auto"/>
+            </w:pPr>
+            <w:r>
+              <w:rPr>
+                <w:sz w:val="18"/>
+              </w:rPr>
+              <w:t>0.00</w:t>
+            </w:r>
+          </w:p>
+        </w:tc>
+        <w:tc>
+          <w:tcPr>
+            <w:tcW w:type="dxa" w:w="1764"/>
+          </w:tcPr>
+          <w:p>
+            <w:pPr>
+              <w:spacing w:after="60" w:before="60" w:line="252" w:lineRule="auto"/>
+            </w:pPr>
+            <w:r>
+              <w:rPr>
+                <w:sz w:val="18"/>
+              </w:rPr>
+              <w:t>0.758</w:t>
+            </w:r>
+          </w:p>
+        </w:tc>
+      </w:tr>
+      <w:tr>
+        <w:trPr>
+          <w:cantSplit/>
+        </w:trPr>
+        <w:tc>
+          <w:tcPr>
+            <w:tcW w:type="dxa" w:w="1094"/>
+          </w:tcPr>
+          <w:p>
+            <w:pPr>
+              <w:spacing w:after="60" w:before="60" w:line="252" w:lineRule="auto"/>
+            </w:pPr>
+            <w:r>
+              <w:rPr>
+                <w:sz w:val="18"/>
+              </w:rPr>
+              <w:t>T04</w:t>
+            </w:r>
+          </w:p>
+        </w:tc>
+        <w:tc>
+          <w:tcPr>
+            <w:tcW w:type="dxa" w:w="1034"/>
+          </w:tcPr>
+          <w:p>
+            <w:pPr>
+              <w:spacing w:after="60" w:before="60" w:line="252" w:lineRule="auto"/>
+            </w:pPr>
+            <w:r>
+              <w:rPr>
+                <w:sz w:val="18"/>
+              </w:rPr>
+              <w:t>32</w:t>
+            </w:r>
+          </w:p>
+        </w:tc>
+        <w:tc>
+          <w:tcPr>
+            <w:tcW w:type="dxa" w:w="3101"/>
+          </w:tcPr>
+          <w:p>
+            <w:pPr>
+              <w:spacing w:after="60" w:before="60" w:line="252" w:lineRule="auto"/>
+            </w:pPr>
+            <w:r>
+              <w:rPr>
+                <w:sz w:val="18"/>
+              </w:rPr>
+              <w:t>자연 0.458</w:t>
+            </w:r>
+          </w:p>
+        </w:tc>
+        <w:tc>
+          <w:tcPr>
+            <w:tcW w:type="dxa" w:w="1763"/>
+          </w:tcPr>
+          <w:p>
+            <w:pPr>
+              <w:spacing w:after="60" w:before="60" w:line="252" w:lineRule="auto"/>
+            </w:pPr>
+            <w:r>
+              <w:rPr>
+                <w:sz w:val="18"/>
+              </w:rPr>
+              <w:t>3.53</w:t>
+            </w:r>
+          </w:p>
+        </w:tc>
+        <w:tc>
+          <w:tcPr>
+            <w:tcW w:type="dxa" w:w="1216"/>
+          </w:tcPr>
+          <w:p>
+            <w:pPr>
+              <w:spacing w:after="60" w:before="60" w:line="252" w:lineRule="auto"/>
+            </w:pPr>
+            <w:r>
+              <w:rPr>
+                <w:sz w:val="18"/>
+              </w:rPr>
+              <w:t>0.00</w:t>
+            </w:r>
+          </w:p>
+        </w:tc>
+        <w:tc>
+          <w:tcPr>
+            <w:tcW w:type="dxa" w:w="1764"/>
+          </w:tcPr>
+          <w:p>
+            <w:pPr>
+              <w:spacing w:after="60" w:before="60" w:line="252" w:lineRule="auto"/>
+            </w:pPr>
+            <w:r>
+              <w:rPr>
+                <w:sz w:val="18"/>
+              </w:rPr>
+              <w:t>0.731</w:t>
+            </w:r>
+          </w:p>
+        </w:tc>
+      </w:tr>
+      <w:tr>
+        <w:trPr>
+          <w:cantSplit/>
+        </w:trPr>
+        <w:tc>
+          <w:tcPr>
+            <w:tcW w:type="dxa" w:w="1094"/>
+          </w:tcPr>
+          <w:p>
+            <w:pPr>
+              <w:spacing w:after="60" w:before="60" w:line="252" w:lineRule="auto"/>
+            </w:pPr>
+            <w:r>
+              <w:rPr>
+                <w:sz w:val="18"/>
+              </w:rPr>
+              <w:t>T05</w:t>
+            </w:r>
+          </w:p>
+        </w:tc>
+        <w:tc>
+          <w:tcPr>
+            <w:tcW w:type="dxa" w:w="1034"/>
+          </w:tcPr>
+          <w:p>
+            <w:pPr>
+              <w:spacing w:after="60" w:before="60" w:line="252" w:lineRule="auto"/>
+            </w:pPr>
+            <w:r>
+              <w:rPr>
+                <w:sz w:val="18"/>
+              </w:rPr>
+              <w:t>44</w:t>
+            </w:r>
+          </w:p>
+        </w:tc>
+        <w:tc>
+          <w:tcPr>
+            <w:tcW w:type="dxa" w:w="3101"/>
+          </w:tcPr>
+          <w:p>
+            <w:pPr>
+              <w:spacing w:after="60" w:before="60" w:line="252" w:lineRule="auto"/>
+            </w:pPr>
+            <w:r>
+              <w:rPr>
+                <w:sz w:val="18"/>
+              </w:rPr>
+              <w:t>여러 범주 혼합, 긴 코스</w:t>
+            </w:r>
+          </w:p>
+        </w:tc>
+        <w:tc>
+          <w:tcPr>
+            <w:tcW w:type="dxa" w:w="1763"/>
+          </w:tcPr>
+          <w:p>
+            <w:pPr>
+              <w:spacing w:after="60" w:before="60" w:line="252" w:lineRule="auto"/>
+            </w:pPr>
+            <w:r>
+              <w:rPr>
+                <w:sz w:val="18"/>
+              </w:rPr>
+              <w:t>8.07</w:t>
+            </w:r>
+          </w:p>
+        </w:tc>
+        <w:tc>
+          <w:tcPr>
+            <w:tcW w:type="dxa" w:w="1216"/>
+          </w:tcPr>
+          <w:p>
+            <w:pPr>
+              <w:spacing w:after="60" w:before="60" w:line="252" w:lineRule="auto"/>
+            </w:pPr>
+            <w:r>
+              <w:rPr>
+                <w:sz w:val="18"/>
+              </w:rPr>
+              <w:t>0.00</w:t>
+            </w:r>
+          </w:p>
+        </w:tc>
+        <w:tc>
+          <w:tcPr>
+            <w:tcW w:type="dxa" w:w="1764"/>
+          </w:tcPr>
+          <w:p>
+            <w:pPr>
+              <w:spacing w:after="60" w:before="60" w:line="252" w:lineRule="auto"/>
+            </w:pPr>
+            <w:r>
+              <w:rPr>
+                <w:sz w:val="18"/>
+              </w:rPr>
+              <w:t>0.675</w:t>
+            </w:r>
+          </w:p>
+        </w:tc>
+      </w:tr>
+      <w:tr>
+        <w:trPr>
+          <w:cantSplit/>
+        </w:trPr>
+        <w:tc>
+          <w:tcPr>
+            <w:tcW w:type="dxa" w:w="1094"/>
+          </w:tcPr>
+          <w:p>
+            <w:pPr>
+              <w:spacing w:after="60" w:before="60" w:line="252" w:lineRule="auto"/>
+            </w:pPr>
+            <w:r>
+              <w:rPr>
+                <w:sz w:val="18"/>
+              </w:rPr>
+              <w:t>T06</w:t>
+            </w:r>
+          </w:p>
+        </w:tc>
+        <w:tc>
+          <w:tcPr>
+            <w:tcW w:type="dxa" w:w="1034"/>
+          </w:tcPr>
+          <w:p>
+            <w:pPr>
+              <w:spacing w:after="60" w:before="60" w:line="252" w:lineRule="auto"/>
+            </w:pPr>
+            <w:r>
+              <w:rPr>
+                <w:sz w:val="18"/>
+              </w:rPr>
+              <w:t>29</w:t>
+            </w:r>
+          </w:p>
+        </w:tc>
+        <w:tc>
+          <w:tcPr>
+            <w:tcW w:type="dxa" w:w="3101"/>
+          </w:tcPr>
+          <w:p>
+            <w:pPr>
+              <w:spacing w:after="60" w:before="60" w:line="252" w:lineRule="auto"/>
+            </w:pPr>
+            <w:r>
+              <w:rPr>
+                <w:sz w:val="18"/>
+              </w:rPr>
+              <w:t>역사 0.605</w:t>
+            </w:r>
+          </w:p>
+        </w:tc>
+        <w:tc>
+          <w:tcPr>
+            <w:tcW w:type="dxa" w:w="1763"/>
+          </w:tcPr>
+          <w:p>
+            <w:pPr>
+              <w:spacing w:after="60" w:before="60" w:line="252" w:lineRule="auto"/>
+            </w:pPr>
+            <w:r>
+              <w:rPr>
+                <w:sz w:val="18"/>
+              </w:rPr>
+              <w:t>4.03</w:t>
+            </w:r>
+          </w:p>
+        </w:tc>
+        <w:tc>
+          <w:tcPr>
+            <w:tcW w:type="dxa" w:w="1216"/>
+          </w:tcPr>
+          <w:p>
+            <w:pPr>
+              <w:spacing w:after="60" w:before="60" w:line="252" w:lineRule="auto"/>
+            </w:pPr>
+            <w:r>
+              <w:rPr>
+                <w:sz w:val="18"/>
+              </w:rPr>
+              <w:t>0.03</w:t>
+            </w:r>
+          </w:p>
+        </w:tc>
+        <w:tc>
+          <w:tcPr>
+            <w:tcW w:type="dxa" w:w="1764"/>
+          </w:tcPr>
+          <w:p>
+            <w:pPr>
+              <w:spacing w:after="60" w:before="60" w:line="252" w:lineRule="auto"/>
+            </w:pPr>
+            <w:r>
+              <w:rPr>
+                <w:sz w:val="18"/>
+              </w:rPr>
+              <w:t>0.785</w:t>
             </w:r>
           </w:p>
         </w:tc>
@@ -16545,7 +17182,12 @@
     </w:tbl>
     <w:p>
       <w:r>
-        <w:t>이번 T와 TC의 구성은 ARI=1로 일치한다. TC01·TC02를 한류형·해양형 같은 개인 유형으로 이름 붙일 근거는 부족하다. 실제 코스 이름, 장소 연결, 구성 비중을 함께 보여 주어야 한다.</w:t>
+        <w:t>군집 번호는 실행마다 다시 매기는 번호이며 이름은 구성 비중을 읽기 쉽게 적은 것이다. T01~T06을 한류형·해양형 같은 개인 유형으로 이름 붙일 근거는 부족하다. 실제 코스 이름, 장소 연결, 구성 비중을 함께 보여 주어야 한다.</w:t>
+      </w:r>
+    </w:p>
+    <w:p>
+      <w:r>
+        <w:t>추천 점수는 T 번호를 쓰지 않고 코스 범주 비중과 커버리지로 계산하므로, 이번 재학습으로 179개 코스의 추천 점수와 순위는 바뀌지 않는다. reference_calc/eligible_courses.csv에서는 표시용 analysis_T_cluster 열만 갱신했다.</w:t>
       </w:r>
     </w:p>
     <w:p>
@@ -17799,7 +18441,7 @@
               <w:rPr>
                 <w:sz w:val="18"/>
               </w:rPr>
-              <w:t>2</w:t>
+              <w:t>7</w:t>
             </w:r>
           </w:p>
         </w:tc>
@@ -17852,7 +18494,7 @@
               <w:rPr>
                 <w:sz w:val="18"/>
               </w:rPr>
-              <w:t>0.606552</w:t>
+              <w:t>0.352715</w:t>
             </w:r>
           </w:p>
         </w:tc>
@@ -17905,7 +18547,7 @@
               <w:rPr>
                 <w:sz w:val="18"/>
               </w:rPr>
-              <w:t>0.606552</w:t>
+              <w:t>0.410146</w:t>
             </w:r>
           </w:p>
         </w:tc>
@@ -17958,7 +18600,7 @@
               <w:rPr>
                 <w:sz w:val="18"/>
               </w:rPr>
-              <w:t>0.606552</w:t>
+              <w:t>0.410734</w:t>
             </w:r>
           </w:p>
         </w:tc>
@@ -18011,7 +18653,7 @@
               <w:rPr>
                 <w:sz w:val="18"/>
               </w:rPr>
-              <w:t>1.000000</w:t>
+              <w:t>0.877714</w:t>
             </w:r>
           </w:p>
         </w:tc>
@@ -18064,7 +18706,7 @@
               <w:rPr>
                 <w:sz w:val="18"/>
               </w:rPr>
-              <w:t>1.000000</w:t>
+              <w:t>0.584576</w:t>
             </w:r>
           </w:p>
         </w:tc>
@@ -18117,7 +18759,7 @@
               <w:rPr>
                 <w:sz w:val="18"/>
               </w:rPr>
-              <w:t>0.000</w:t>
+              <w:t>0.050</w:t>
             </w:r>
           </w:p>
         </w:tc>
@@ -18170,7 +18812,7 @@
               <w:rPr>
                 <w:sz w:val="18"/>
               </w:rPr>
-              <w:t>0.357542</w:t>
+              <w:t>0.067039</w:t>
             </w:r>
           </w:p>
         </w:tc>
@@ -18178,7 +18820,7 @@
     </w:tbl>
     <w:p>
       <w:r>
-        <w:t>GC는 같은 평가 거리에서 분리가 개선되었고 일부 장소 배정이 바뀌었다. TC는 기존 T와 같은 구성이므로 코사인 적용만으로 새로운 코스 유형이 생긴 것은 아니다. GC의 k가 탐색 상한에 닿아 있어 더 큰 k에 대한 검토 없이 최적 군집 수로 확정하지 않는다.</w:t>
+        <w:t>GC는 같은 평가 거리에서 분리가 개선되었고 일부 장소 배정이 바뀌었다. TC는 T의 6군집 중 바다 T01·야경 T02·역사 T06은 거의 그대로 두고, 긴 혼합 코스 T05의 일부를 역사형(TC07)으로 옮기며 음식 비중이 큰 17개 코스를 TC01로 따로 묶었다. TC01~TC07의 크기는 17, 21, 12, 29, 29, 27, 44다. 코사인 실루엣은 0.41로 높아졌지만 179개 코스 중 5.0%는 음수 실루엣이어서 경계 근처 코스가 적지 않다. GC의 k가 탐색 상한에 닿아 있어 더 큰 k에 대한 검토 없이 최적 군집 수로 확정하지 않는다.</w:t>
       </w:r>
     </w:p>
     <w:p>
@@ -26298,7 +26940,7 @@
     </w:tbl>
     <w:p>
       <w:r>
-        <w:t>유지한 분석 실행은 run_20260928_062724_468322다. 지출업종 제거 후 주 분석 결과는 PNG 41개와 CSV 92개이며, 과거의 PNG 51개·CSV 102개와 다르다. 보조 A·R 분석 및 신규 응답 예제 산출물은 이 주 분석 개수에 더해 세지 않는다.</w:t>
+        <w:t>유지한 분석 실행은 run_20260929_000435_315309다. 이전 실행 run_20260928_062724_468322와 비교해 T 특징의 묶음별 분산 균형만 바꾸었고, G·GC·지출·해양 결과 CSV와 모델 파일은 바이트 단위로 같다. 지출업종 제거 후 주 분석 결과는 PNG 41개와 CSV 92개이며, 과거의 PNG 51개·CSV 102개와 다르다. 보조 A·R 분석 및 신규 응답 예제 산출물은 이 주 분석 개수에 더해 세지 않는다.</w:t>
       </w:r>
     </w:p>
     <w:p>
@@ -26308,7 +26950,7 @@
     </w:p>
     <w:p>
       <w:r>
-        <w:t>이번 문서의 PCA와 군집 수치는 유지된 실행 결과이며 신규 설문 연결 때문에 재산출한 통계가 아니다. 사용자는 설문 점수 변경과 공급 데이터 군집 변경을 서로 다른 버전으로 추적할 수 있어야 한다.</w:t>
+        <w:t>이번 문서의 G PCA와 군집 수치는 유지된 실행 결과이며 신규 설문 연결 때문에 재산출한 통계가 아니다. T·TC 수치는 묶음별 분산 균형 개정에 따라 재학습한 결과다. 사용자는 설문 점수 변경과 공급 데이터 군집 변경을 서로 다른 버전으로 추적할 수 있어야 한다.</w:t>
       </w:r>
     </w:p>
     <w:p>
@@ -26553,7 +27195,7 @@
               <w:rPr>
                 <w:sz w:val="18"/>
               </w:rPr>
-              <w:t>G/GC 2,549행, T/TC 179행. 실루엣·ARI 결과와 그래프는 유지 실행에서 확인.</w:t>
+              <w:t>G/GC 2,549행, T/TC 179행. 실루엣·ARI 결과와 그래프는 유지 실행에서 확인. T 묶음별 분산 기여 0.75·0.15·0.10 일치 확인.</w:t>
             </w:r>
           </w:p>
         </w:tc>

--- a/docs/Tour_Navigator_Cosine_Specification.docx
+++ b/docs/Tour_Navigator_Cosine_Specification.docx
@@ -34,12 +34,12 @@
         <w:pStyle w:val="Heading2"/>
       </w:pPr>
       <w:r>
-        <w:t>버전 integrated 6.2   |   2026.09.28</w:t>
+        <w:t>버전 integrated 6.3   |   2026.09.29</w:t>
       </w:r>
     </w:p>
     <w:p>
       <w:r>
-        <w:t>신규 설문 6.1의 개정 유형명을 유지하고, 설문에서 만들어진 유형 점수를 테마와 실제 시티투어 코스에 연결하는 참조 계산을 수록했습니다. 질문·선택값·가산·분기·추천 근거를 한 흐름으로 확인할 수 있습니다.</w:t>
+        <w:t>신규 설문 6.2의 개정 유형명을 유지하고, 설문에서 만들어진 유형 점수를 테마와 실제 시티투어 코스에 연결하는 참조 계산을 수록했습니다. 질문·선택값·가산·분기·추천 근거를 한 흐름으로 확인할 수 있습니다.</w:t>
       </w:r>
     </w:p>
     <w:p>
@@ -560,7 +560,7 @@
     </w:p>
     <w:p>
       <w:r>
-        <w:t>이 명세서는 최신 분기형 설문 6.1을 기준으로 질문별 점수, C 유형 판정, 테마 추천, 지역 시티투어, 관광지·코스 군집, PCA, 코사인 유사도와 체류 산정을 하나의 흐름으로 설명한다. 문서 버전은 integrated 6.2이며 신규 설문에서 추천까지 연결하는 참조 계산 코드를 함께 제공한다.</w:t>
+        <w:t>이 명세서는 최신 분기형 설문 6.2를 기준으로 질문별 점수, C 유형 판정, 테마 추천, 지역 시티투어, 관광지·코스 군집, PCA, 코사인 유사도와 체류 산정을 하나의 흐름으로 설명한다. 문서 버전은 integrated 6.3이며 신규 설문에서 추천까지 연결하는 참조 계산 코드를 함께 제공한다.</w:t>
       </w:r>
     </w:p>
     <w:tbl>
@@ -632,7 +632,7 @@
               <w:rPr>
                 <w:sz w:val="18"/>
               </w:rPr>
-              <w:t>신규 설문 6.1</w:t>
+              <w:t>신규 설문 6.2</w:t>
             </w:r>
           </w:p>
         </w:tc>
@@ -648,7 +648,7 @@
               <w:rPr>
                 <w:sz w:val="18"/>
               </w:rPr>
-              <w:t>공통 S1~S6 + 관심사별 B1~B7 중 1개 + 필요한 경우 F1. 독립 Python 분류기로 구현. B의 D 없음은 전 유형 0점.</w:t>
+              <w:t>공통 S1~S6 + 관심사별 B1~B7 중 1개 + 필요한 경우 F1. 독립 Python 분류기로 구현. B의 D 없음은 전 유형 0점. 6.1 대비 S4 바다 선택지 점수만 변경.</w:t>
             </w:r>
           </w:p>
         </w:tc>
@@ -669,7 +669,7 @@
               <w:rPr>
                 <w:sz w:val="18"/>
               </w:rPr>
-              <w:t>6.2 추천 연결</w:t>
+              <w:t>6.3 추천 연결</w:t>
             </w:r>
           </w:p>
         </w:tc>
@@ -685,7 +685,7 @@
               <w:rPr>
                 <w:sz w:val="18"/>
               </w:rPr>
-              <w:t>최종 C 점수 → 5범주 간접 선호 → 테마 지수와 시티투어 코사인 순위. 이번 참조 코드에서 계산 예제를 확인. 실제 이용자 평가·운영 앱 배포는 별도.</w:t>
+              <w:t>최종 C 점수 → 5범주 간접 선호 → 테마 지수와 시티투어 순위. 코스 점수에 S4 관심사·야경·여행 속도 가산을 추가. 이번 참조 코드에서 계산 예제를 확인. 실제 이용자 평가·운영 앱 배포는 별도.</w:t>
             </w:r>
           </w:p>
         </w:tc>
@@ -759,7 +759,7 @@
               <w:rPr>
                 <w:sz w:val="18"/>
               </w:rPr>
-              <w:t>한류·연령·성별 주변비율·지역 보정의 산식과 활용 조건을 보존. 신규 설문만으로 필수 입력을 확보할 수 없어 6.2 참조 추천에서는 가산 0.</w:t>
+              <w:t>한류·연령·성별 주변비율·지역 보정의 산식과 활용 조건을 보존. 신규 설문만으로 필수 입력을 확보할 수 없어 6.3 참조 추천에서는 가산 0.</w:t>
             </w:r>
           </w:p>
         </w:tc>
@@ -1663,7 +1663,7 @@
               <w:rPr>
                 <w:sz w:val="18"/>
               </w:rPr>
-              <w:t>u와 실제 코스 범주 비중의 코사인 × 분류 커버리지</w:t>
+              <w:t>u와 코스 범주 비중의 코사인 × 분류 커버리지 + 관심사·야경·여행 속도 가산</w:t>
             </w:r>
           </w:p>
         </w:tc>
@@ -3882,7 +3882,7 @@
               <w:rPr>
                 <w:sz w:val="18"/>
               </w:rPr>
-              <w:t>C2 +2 · C3 +2 · C9 +2</w:t>
+              <w:t>C2 +1 · C3 +1 · C9 +4</w:t>
             </w:r>
           </w:p>
         </w:tc>
@@ -4100,6 +4100,11 @@
         </w:tc>
       </w:tr>
     </w:tbl>
+    <w:p>
+      <w:r>
+        <w:t>6.2에서 바다(E)의 점수를 C2 +2 · C3 +2 · C9 +2에서 C2 +1 · C3 +1 · C9 +4로 바꿨다. 선택지 총점 6점은 같다. 바다를 골라도 자연 해양형으로 이어지지 않던 문제를 줄이기 위한 조정이며, 바다를 고른 전수 경로에서 C9가 결과에 포함되는 비율이 18.8%에서 40.1%가 됐다. 이 변경으로 F1이 나오는 조합이 바뀌어 완료 경로가 141,833개에서 141,897개가 됐다.</w:t>
+      </w:r>
+    </w:p>
     <w:p>
       <w:pPr>
         <w:pStyle w:val="Heading2"/>
@@ -8732,7 +8737,7 @@
     </w:tbl>
     <w:p>
       <w:r>
-        <w:t>기존 6.1 전수 검증에서 최종 복합 후보가 최대 9개인 경로가 존재했다. 복합 결과는 구분 근거가 약하다는 뜻도 함께 갖는다. 서비스에서 단일 유형만 강제하려면 현재와 다른 추가 정책 및 검증이 필요하다.</w:t>
+        <w:t>6.2 전수 검증에서도 최종 복합 후보가 최대 9개인 경로가 존재한다. 복합 결과는 구분 근거가 약하다는 뜻도 함께 갖는다. 서비스에서 단일 유형만 강제하려면 현재와 다른 추가 정책 및 검증이 필요하다.</w:t>
       </w:r>
     </w:p>
     <w:p>
@@ -9977,7 +9982,7 @@
               <w:rPr>
                 <w:sz w:val="18"/>
               </w:rPr>
-              <w:t>0.33</w:t>
+              <w:t>0.30</w:t>
             </w:r>
           </w:p>
         </w:tc>
@@ -10009,7 +10014,7 @@
               <w:rPr>
                 <w:sz w:val="18"/>
               </w:rPr>
-              <w:t>0.21</w:t>
+              <w:t>0.11</w:t>
             </w:r>
           </w:p>
         </w:tc>
@@ -10025,7 +10030,7 @@
               <w:rPr>
                 <w:sz w:val="18"/>
               </w:rPr>
-              <w:t>0.36</w:t>
+              <w:t>0.50</w:t>
             </w:r>
           </w:p>
         </w:tc>
@@ -10134,7 +10139,7 @@
     </w:tbl>
     <w:p>
       <w:r>
-        <w:t>위 표는 원래 W 값이다. C8의 합은 1.01, C9는 0.99이므로 각 행을 합으로 나눈 뒤 사용한다. C8은 약 [0.079208, 0.257426, 0, 0.435644, 0.227723], C9는 약 [0.020202, 0.333333, 0.070707, 0.212121, 0.363636]가 된다.</w:t>
+        <w:t>위 표는 원래 W 값이다. 각 행을 합으로 나눈 뒤 사용하며, 합이 1이 아닌 C8(1.01)은 약 [0.079208, 0.257426, 0, 0.435644, 0.227723]가 된다. C9는 6.3에서 [0.02, 0.33, 0.07, 0.21, 0.36]을 [0.02, 0.30, 0.07, 0.11, 0.50]으로 바꿨다. 자연 해양형인데 바다와 자연 비중이 거의 같고 음식이 0.21이어서 바다 코스로 이어지지 않던 값을, 바다가 가장 크고 음식은 작도록 조정한 설계값이며 합은 1.00이다.</w:t>
       </w:r>
     </w:p>
     <w:p>
@@ -12014,7 +12019,7 @@
               <m:rPr>
                 <m:sty m:val="p"/>
               </m:rPr>
-              <m:t>CourseScore</m:t>
+              <m:t>fit</m:t>
             </m:r>
           </m:e>
           <m:sub>
@@ -12028,9 +12033,6 @@
             <m:sty m:val="p"/>
           </m:rPr>
           <m:t>=</m:t>
-        </m:r>
-        <m:r>
-          <m:t>100</m:t>
         </m:r>
         <m:r>
           <m:rPr>
@@ -12077,31 +12079,10 @@
           </m:rPr>
           <m:t>×</m:t>
         </m:r>
-        <m:r>
-          <m:t>c</m:t>
-        </m:r>
-        <m:r>
-          <m:t>o</m:t>
-        </m:r>
-        <m:r>
-          <m:t>v</m:t>
-        </m:r>
-        <m:r>
-          <m:t>e</m:t>
-        </m:r>
-        <m:r>
-          <m:t>r</m:t>
-        </m:r>
-        <m:r>
-          <m:t>a</m:t>
-        </m:r>
-        <m:r>
-          <m:t>g</m:t>
-        </m:r>
         <m:sSub>
           <m:e>
             <m:r>
-              <m:t>e</m:t>
+              <m:t>coverage</m:t>
             </m:r>
           </m:e>
           <m:sub>
@@ -12110,58 +12091,24 @@
             </m:r>
           </m:sub>
         </m:sSub>
-      </m:oMath>
-    </w:p>
-    <w:p>
-      <w:pPr>
-        <w:spacing w:after="160"/>
-      </w:pPr>
-      <m:oMath>
         <m:r>
-          <m:t>c</m:t>
-        </m:r>
-        <m:r>
-          <m:t>o</m:t>
-        </m:r>
-        <m:r>
-          <m:t>n</m:t>
-        </m:r>
-        <m:r>
-          <m:t>t</m:t>
-        </m:r>
-        <m:r>
-          <m:t>r</m:t>
-        </m:r>
-        <m:r>
-          <m:t>i</m:t>
-        </m:r>
-        <m:r>
-          <m:t>b</m:t>
-        </m:r>
-        <m:r>
-          <m:t>u</m:t>
-        </m:r>
-        <m:r>
-          <m:t>t</m:t>
-        </m:r>
-        <m:r>
-          <m:t>i</m:t>
-        </m:r>
-        <m:r>
-          <m:t>o</m:t>
+          <m:rPr>
+            <m:sty m:val="p"/>
+          </m:rPr>
+          <m:t xml:space="preserve">,    </m:t>
         </m:r>
         <m:sSub>
           <m:e>
             <m:r>
-              <m:t>n</m:t>
+              <m:rPr>
+                <m:sty m:val="p"/>
+              </m:rPr>
+              <m:t>CourseScore</m:t>
             </m:r>
           </m:e>
           <m:sub>
             <m:r>
               <m:t>i</m:t>
-            </m:r>
-            <m:r>
-              <m:t>j</m:t>
             </m:r>
           </m:sub>
         </m:sSub>
@@ -12172,12 +12119,200 @@
           <m:t>=</m:t>
         </m:r>
         <m:r>
+          <m:rPr>
+            <m:sty m:val="p"/>
+          </m:rPr>
           <m:t>100</m:t>
         </m:r>
         <m:f>
-          <m:fPr>
-            <m:type m:val="bar"/>
-          </m:fPr>
+          <m:num>
+            <m:sSub>
+              <m:e>
+                <m:r>
+                  <m:rPr>
+                    <m:sty m:val="p"/>
+                  </m:rPr>
+                  <m:t>fit</m:t>
+                </m:r>
+              </m:e>
+              <m:sub>
+                <m:r>
+                  <m:t>i</m:t>
+                </m:r>
+              </m:sub>
+            </m:sSub>
+            <m:r>
+              <m:rPr>
+                <m:sty m:val="p"/>
+              </m:rPr>
+              <m:t>+</m:t>
+            </m:r>
+            <m:nary>
+              <m:naryPr>
+                <m:chr m:val="∑"/>
+                <m:limLoc m:val="undOvr"/>
+                <m:supHide m:val="on"/>
+              </m:naryPr>
+              <m:sub/>
+              <m:sup/>
+              <m:e>
+                <m:sSub>
+                  <m:e>
+                    <m:r>
+                      <m:t>w</m:t>
+                    </m:r>
+                  </m:e>
+                  <m:sub>
+                    <m:r>
+                      <m:t>k</m:t>
+                    </m:r>
+                  </m:sub>
+                </m:sSub>
+                <m:sSub>
+                  <m:e>
+                    <m:r>
+                      <m:t>b</m:t>
+                    </m:r>
+                  </m:e>
+                  <m:sub>
+                    <m:r>
+                      <m:t>ik</m:t>
+                    </m:r>
+                  </m:sub>
+                </m:sSub>
+              </m:e>
+            </m:nary>
+          </m:num>
+          <m:den>
+            <m:r>
+              <m:rPr>
+                <m:sty m:val="p"/>
+              </m:rPr>
+              <m:t>1</m:t>
+            </m:r>
+            <m:r>
+              <m:rPr>
+                <m:sty m:val="p"/>
+              </m:rPr>
+              <m:t>+</m:t>
+            </m:r>
+            <m:nary>
+              <m:naryPr>
+                <m:chr m:val="∑"/>
+                <m:limLoc m:val="undOvr"/>
+                <m:supHide m:val="on"/>
+              </m:naryPr>
+              <m:sub/>
+              <m:sup/>
+              <m:e>
+                <m:sSub>
+                  <m:e>
+                    <m:r>
+                      <m:t>w</m:t>
+                    </m:r>
+                  </m:e>
+                  <m:sub>
+                    <m:r>
+                      <m:t>k</m:t>
+                    </m:r>
+                  </m:sub>
+                </m:sSub>
+              </m:e>
+            </m:nary>
+          </m:den>
+        </m:f>
+      </m:oMath>
+    </w:p>
+    <w:p>
+      <w:pPr>
+        <w:spacing w:after="160"/>
+      </w:pPr>
+      <m:oMath>
+        <m:sSub>
+          <m:e>
+            <m:r>
+              <m:t>contribution</m:t>
+            </m:r>
+          </m:e>
+          <m:sub>
+            <m:r>
+              <m:t>ij</m:t>
+            </m:r>
+          </m:sub>
+        </m:sSub>
+        <m:r>
+          <m:rPr>
+            <m:sty m:val="p"/>
+          </m:rPr>
+          <m:t>=</m:t>
+        </m:r>
+        <m:f>
+          <m:num>
+            <m:r>
+              <m:rPr>
+                <m:sty m:val="p"/>
+              </m:rPr>
+              <m:t>100</m:t>
+            </m:r>
+          </m:num>
+          <m:den>
+            <m:r>
+              <m:rPr>
+                <m:sty m:val="p"/>
+              </m:rPr>
+              <m:t>1</m:t>
+            </m:r>
+            <m:r>
+              <m:rPr>
+                <m:sty m:val="p"/>
+              </m:rPr>
+              <m:t>+</m:t>
+            </m:r>
+            <m:nary>
+              <m:naryPr>
+                <m:chr m:val="∑"/>
+                <m:limLoc m:val="undOvr"/>
+                <m:supHide m:val="on"/>
+              </m:naryPr>
+              <m:sub>
+                <m:r>
+                  <m:t>k</m:t>
+                </m:r>
+                <m:r>
+                  <m:rPr>
+                    <m:sty m:val="p"/>
+                  </m:rPr>
+                  <m:t>∈</m:t>
+                </m:r>
+                <m:r>
+                  <m:t>K</m:t>
+                </m:r>
+              </m:sub>
+              <m:sup/>
+              <m:e>
+                <m:sSub>
+                  <m:e>
+                    <m:r>
+                      <m:t>w</m:t>
+                    </m:r>
+                  </m:e>
+                  <m:sub>
+                    <m:r>
+                      <m:t>k</m:t>
+                    </m:r>
+                  </m:sub>
+                </m:sSub>
+              </m:e>
+            </m:nary>
+          </m:den>
+        </m:f>
+        <m:r>
+          <m:rPr>
+            <m:sty m:val="p"/>
+          </m:rPr>
+          <m:t>·</m:t>
+        </m:r>
+        <m:f>
           <m:num>
             <m:sSub>
               <m:e>
@@ -12199,10 +12334,7 @@
               </m:e>
               <m:sub>
                 <m:r>
-                  <m:t>i</m:t>
-                </m:r>
-                <m:r>
-                  <m:t>j</m:t>
+                  <m:t>ij</m:t>
                 </m:r>
               </m:sub>
             </m:sSub>
@@ -12212,36 +12344,12 @@
               <m:rPr>
                 <m:sty m:val="p"/>
               </m:rPr>
-              <m:t>∥</m:t>
-            </m:r>
-            <m:r>
-              <m:t>u</m:t>
+              <m:t>‖u‖₂</m:t>
             </m:r>
             <m:sSub>
               <m:e>
                 <m:r>
-                  <m:rPr>
-                    <m:sty m:val="p"/>
-                  </m:rPr>
-                  <m:t>∥</m:t>
-                </m:r>
-              </m:e>
-              <m:sub>
-                <m:r>
-                  <m:t>2</m:t>
-                </m:r>
-              </m:sub>
-            </m:sSub>
-            <m:r>
-              <m:rPr>
-                <m:sty m:val="p"/>
-              </m:rPr>
-              <m:t>∥</m:t>
-            </m:r>
-            <m:sSub>
-              <m:e>
-                <m:r>
-                  <m:t>p</m:t>
+                  <m:t>‖p</m:t>
                 </m:r>
               </m:e>
               <m:sub>
@@ -12250,21 +12358,12 @@
                 </m:r>
               </m:sub>
             </m:sSub>
-            <m:sSub>
-              <m:e>
-                <m:r>
-                  <m:rPr>
-                    <m:sty m:val="p"/>
-                  </m:rPr>
-                  <m:t>∥</m:t>
-                </m:r>
-              </m:e>
-              <m:sub>
-                <m:r>
-                  <m:t>2</m:t>
-                </m:r>
-              </m:sub>
-            </m:sSub>
+            <m:r>
+              <m:rPr>
+                <m:sty m:val="p"/>
+              </m:rPr>
+              <m:t>‖₂</m:t>
+            </m:r>
           </m:den>
         </m:f>
         <m:r>
@@ -12273,31 +12372,10 @@
           </m:rPr>
           <m:t>×</m:t>
         </m:r>
-        <m:r>
-          <m:t>c</m:t>
-        </m:r>
-        <m:r>
-          <m:t>o</m:t>
-        </m:r>
-        <m:r>
-          <m:t>v</m:t>
-        </m:r>
-        <m:r>
-          <m:t>e</m:t>
-        </m:r>
-        <m:r>
-          <m:t>r</m:t>
-        </m:r>
-        <m:r>
-          <m:t>a</m:t>
-        </m:r>
-        <m:r>
-          <m:t>g</m:t>
-        </m:r>
         <m:sSub>
           <m:e>
             <m:r>
-              <m:t>e</m:t>
+              <m:t>coverage</m:t>
             </m:r>
           </m:e>
           <m:sub>
@@ -12310,7 +12388,523 @@
     </w:p>
     <w:p>
       <w:r>
-        <w:t>u는 신규 설문에서 추정한 간접 선호, p는 코스 방문 후보 중 각 범주가 차지하는 비중이다. 미분류 방문 후보도 분모에 남겨 합계가 coverage가 되게 한다. 각 범주 contribution을 더하면 CourseScore가 된다. 모든 입력이 비음수이므로 이 추천 코사인은 0~1, 최종 지수는 0~100이다.</w:t>
+        <w:t>u는 신규 설문에서 추정한 간접 선호, p는 코스 방문 후보 중 각 범주가 차지하는 비중이다. 미분류 방문 후보도 분모에 남겨 합계가 coverage가 되게 한다. fit은 6.2까지의 코스 점수(범주 적합 점수)다. K는 응답에 따라 적용되는 가산 항의 집합이고, w와 b는 아래 표의 가중치와 가산 값이다. 적용되는 항의 가중치만 분모에 넣으므로 최종 점수는 늘 0~100이다. 적용되는 항이 없으면 6.2와 같은 100·fit이 된다. 범주 contribution과 가산 점수 100·w·b/(1+Σw)를 모두 더하면 CourseScore가 된다.</w:t>
+      </w:r>
+    </w:p>
+    <w:tbl>
+      <w:tblPr>
+        <w:tblStyle w:val="TableGrid"/>
+        <w:tblW w:type="auto" w:w="0"/>
+        <w:tblLayout w:type="fixed"/>
+        <w:tblLook w:firstColumn="1" w:firstRow="1" w:lastColumn="0" w:lastRow="0" w:noHBand="0" w:noVBand="1" w:val="04A0"/>
+      </w:tblPr>
+      <w:tblGrid>
+        <w:gridCol w:w="1524"/>
+        <w:gridCol w:w="3878"/>
+        <w:gridCol w:w="554"/>
+        <w:gridCol w:w="4016"/>
+      </w:tblGrid>
+      <w:tr>
+        <w:trPr>
+          <w:cantSplit/>
+          <w:tblHeader/>
+        </w:trPr>
+        <w:tc>
+          <w:tcPr>
+            <w:tcW w:type="dxa" w:w="1524"/>
+            <w:shd w:fill="E8EFF3"/>
+          </w:tcPr>
+          <w:p>
+            <w:pPr>
+              <w:spacing w:after="60" w:before="60" w:line="252" w:lineRule="auto"/>
+            </w:pPr>
+            <w:r>
+              <w:rPr>
+                <w:b/>
+                <w:sz w:val="18"/>
+              </w:rPr>
+              <w:t>가산 항</w:t>
+            </w:r>
+          </w:p>
+        </w:tc>
+        <w:tc>
+          <w:tcPr>
+            <w:tcW w:type="dxa" w:w="3878"/>
+            <w:shd w:fill="E8EFF3"/>
+          </w:tcPr>
+          <w:p>
+            <w:pPr>
+              <w:spacing w:after="60" w:before="60" w:line="252" w:lineRule="auto"/>
+            </w:pPr>
+            <w:r>
+              <w:rPr>
+                <w:b/>
+                <w:sz w:val="18"/>
+              </w:rPr>
+              <w:t>적용 조건</w:t>
+            </w:r>
+          </w:p>
+        </w:tc>
+        <w:tc>
+          <w:tcPr>
+            <w:tcW w:type="dxa" w:w="554"/>
+            <w:shd w:fill="E8EFF3"/>
+          </w:tcPr>
+          <w:p>
+            <w:pPr>
+              <w:spacing w:after="60" w:before="60" w:line="252" w:lineRule="auto"/>
+            </w:pPr>
+            <w:r>
+              <w:rPr>
+                <w:b/>
+                <w:sz w:val="18"/>
+              </w:rPr>
+              <w:t>w</w:t>
+            </w:r>
+          </w:p>
+        </w:tc>
+        <w:tc>
+          <w:tcPr>
+            <w:tcW w:type="dxa" w:w="4016"/>
+            <w:shd w:fill="E8EFF3"/>
+          </w:tcPr>
+          <w:p>
+            <w:pPr>
+              <w:spacing w:after="60" w:before="60" w:line="252" w:lineRule="auto"/>
+            </w:pPr>
+            <w:r>
+              <w:rPr>
+                <w:b/>
+                <w:sz w:val="18"/>
+              </w:rPr>
+              <w:t>가산 값 b</w:t>
+            </w:r>
+          </w:p>
+        </w:tc>
+      </w:tr>
+      <w:tr>
+        <w:trPr>
+          <w:cantSplit/>
+        </w:trPr>
+        <w:tc>
+          <w:tcPr>
+            <w:tcW w:type="dxa" w:w="1524"/>
+          </w:tcPr>
+          <w:p>
+            <w:pPr>
+              <w:spacing w:after="60" w:before="60" w:line="252" w:lineRule="auto"/>
+            </w:pPr>
+            <w:r>
+              <w:rPr>
+                <w:sz w:val="18"/>
+              </w:rPr>
+              <w:t>관심사</w:t>
+            </w:r>
+          </w:p>
+        </w:tc>
+        <w:tc>
+          <w:tcPr>
+            <w:tcW w:type="dxa" w:w="3878"/>
+          </w:tcPr>
+          <w:p>
+            <w:pPr>
+              <w:spacing w:after="60" w:before="60" w:line="252" w:lineRule="auto"/>
+            </w:pPr>
+            <w:r>
+              <w:rPr>
+                <w:sz w:val="18"/>
+              </w:rPr>
+              <w:t>S4가 역사·자연·체험·음식·바다</w:t>
+            </w:r>
+          </w:p>
+        </w:tc>
+        <w:tc>
+          <w:tcPr>
+            <w:tcW w:type="dxa" w:w="554"/>
+          </w:tcPr>
+          <w:p>
+            <w:pPr>
+              <w:spacing w:after="60" w:before="60" w:line="252" w:lineRule="auto"/>
+            </w:pPr>
+            <w:r>
+              <w:rPr>
+                <w:sz w:val="18"/>
+              </w:rPr>
+              <w:t>0.5</w:t>
+            </w:r>
+          </w:p>
+        </w:tc>
+        <w:tc>
+          <w:tcPr>
+            <w:tcW w:type="dxa" w:w="4016"/>
+          </w:tcPr>
+          <w:p>
+            <w:pPr>
+              <w:spacing w:after="60" w:before="60" w:line="252" w:lineRule="auto"/>
+            </w:pPr>
+            <w:r>
+              <w:rPr>
+                <w:sz w:val="18"/>
+              </w:rPr>
+              <w:t>해당 범주 비중 p_ij</w:t>
+            </w:r>
+          </w:p>
+        </w:tc>
+      </w:tr>
+      <w:tr>
+        <w:trPr>
+          <w:cantSplit/>
+        </w:trPr>
+        <w:tc>
+          <w:tcPr>
+            <w:tcW w:type="dxa" w:w="1524"/>
+          </w:tcPr>
+          <w:p>
+            <w:pPr>
+              <w:spacing w:after="60" w:before="60" w:line="252" w:lineRule="auto"/>
+            </w:pPr>
+            <w:r>
+              <w:rPr>
+                <w:sz w:val="18"/>
+              </w:rPr>
+              <w:t>관심사(야경)</w:t>
+            </w:r>
+          </w:p>
+        </w:tc>
+        <w:tc>
+          <w:tcPr>
+            <w:tcW w:type="dxa" w:w="3878"/>
+          </w:tcPr>
+          <w:p>
+            <w:pPr>
+              <w:spacing w:after="60" w:before="60" w:line="252" w:lineRule="auto"/>
+            </w:pPr>
+            <w:r>
+              <w:rPr>
+                <w:sz w:val="18"/>
+              </w:rPr>
+              <w:t>S4가 야경</w:t>
+            </w:r>
+          </w:p>
+        </w:tc>
+        <w:tc>
+          <w:tcPr>
+            <w:tcW w:type="dxa" w:w="554"/>
+          </w:tcPr>
+          <w:p>
+            <w:pPr>
+              <w:spacing w:after="60" w:before="60" w:line="252" w:lineRule="auto"/>
+            </w:pPr>
+            <w:r>
+              <w:rPr>
+                <w:sz w:val="18"/>
+              </w:rPr>
+              <w:t>0.5</w:t>
+            </w:r>
+          </w:p>
+        </w:tc>
+        <w:tc>
+          <w:tcPr>
+            <w:tcW w:type="dxa" w:w="4016"/>
+          </w:tcPr>
+          <w:p>
+            <w:pPr>
+              <w:spacing w:after="60" w:before="60" w:line="252" w:lineRule="auto"/>
+            </w:pPr>
+            <w:r>
+              <w:rPr>
+                <w:sz w:val="18"/>
+              </w:rPr>
+              <w:t>코스 야경 표식 N_i (0 또는 1)</w:t>
+            </w:r>
+          </w:p>
+        </w:tc>
+      </w:tr>
+      <w:tr>
+        <w:trPr>
+          <w:cantSplit/>
+        </w:trPr>
+        <w:tc>
+          <w:tcPr>
+            <w:tcW w:type="dxa" w:w="1524"/>
+          </w:tcPr>
+          <w:p>
+            <w:pPr>
+              <w:spacing w:after="60" w:before="60" w:line="252" w:lineRule="auto"/>
+            </w:pPr>
+            <w:r>
+              <w:rPr>
+                <w:sz w:val="18"/>
+              </w:rPr>
+              <w:t>야경</w:t>
+            </w:r>
+          </w:p>
+        </w:tc>
+        <w:tc>
+          <w:tcPr>
+            <w:tcW w:type="dxa" w:w="3878"/>
+          </w:tcPr>
+          <w:p>
+            <w:pPr>
+              <w:spacing w:after="60" w:before="60" w:line="252" w:lineRule="auto"/>
+            </w:pPr>
+            <w:r>
+              <w:rPr>
+                <w:sz w:val="18"/>
+              </w:rPr>
+              <w:t>S6가 저녁·밤까지이고 S4가 야경이 아님</w:t>
+            </w:r>
+          </w:p>
+        </w:tc>
+        <w:tc>
+          <w:tcPr>
+            <w:tcW w:type="dxa" w:w="554"/>
+          </w:tcPr>
+          <w:p>
+            <w:pPr>
+              <w:spacing w:after="60" w:before="60" w:line="252" w:lineRule="auto"/>
+            </w:pPr>
+            <w:r>
+              <w:rPr>
+                <w:sz w:val="18"/>
+              </w:rPr>
+              <w:t>0.1</w:t>
+            </w:r>
+          </w:p>
+        </w:tc>
+        <w:tc>
+          <w:tcPr>
+            <w:tcW w:type="dxa" w:w="4016"/>
+          </w:tcPr>
+          <w:p>
+            <w:pPr>
+              <w:spacing w:after="60" w:before="60" w:line="252" w:lineRule="auto"/>
+            </w:pPr>
+            <w:r>
+              <w:rPr>
+                <w:sz w:val="18"/>
+              </w:rPr>
+              <w:t>N_i</w:t>
+            </w:r>
+          </w:p>
+        </w:tc>
+      </w:tr>
+      <w:tr>
+        <w:trPr>
+          <w:cantSplit/>
+        </w:trPr>
+        <w:tc>
+          <w:tcPr>
+            <w:tcW w:type="dxa" w:w="1524"/>
+          </w:tcPr>
+          <w:p>
+            <w:pPr>
+              <w:spacing w:after="60" w:before="60" w:line="252" w:lineRule="auto"/>
+            </w:pPr>
+            <w:r>
+              <w:rPr>
+                <w:sz w:val="18"/>
+              </w:rPr>
+              <w:t>여행 속도</w:t>
+            </w:r>
+          </w:p>
+        </w:tc>
+        <w:tc>
+          <w:tcPr>
+            <w:tcW w:type="dxa" w:w="3878"/>
+          </w:tcPr>
+          <w:p>
+            <w:pPr>
+              <w:spacing w:after="60" w:before="60" w:line="252" w:lineRule="auto"/>
+            </w:pPr>
+            <w:r>
+              <w:rPr>
+                <w:sz w:val="18"/>
+              </w:rPr>
+              <w:t>S3가 빡빡하게</w:t>
+            </w:r>
+          </w:p>
+        </w:tc>
+        <w:tc>
+          <w:tcPr>
+            <w:tcW w:type="dxa" w:w="554"/>
+          </w:tcPr>
+          <w:p>
+            <w:pPr>
+              <w:spacing w:after="60" w:before="60" w:line="252" w:lineRule="auto"/>
+            </w:pPr>
+            <w:r>
+              <w:rPr>
+                <w:sz w:val="18"/>
+              </w:rPr>
+              <w:t>0.1</w:t>
+            </w:r>
+          </w:p>
+        </w:tc>
+        <w:tc>
+          <w:tcPr>
+            <w:tcW w:type="dxa" w:w="4016"/>
+          </w:tcPr>
+          <w:p>
+            <w:pPr>
+              <w:spacing w:after="60" w:before="60" w:line="252" w:lineRule="auto"/>
+            </w:pPr>
+            <w:r>
+              <w:rPr>
+                <w:sz w:val="18"/>
+              </w:rPr>
+              <w:t>L_i = min(max((n_i − 3)/5, 0), 1)</w:t>
+            </w:r>
+          </w:p>
+        </w:tc>
+      </w:tr>
+      <w:tr>
+        <w:trPr>
+          <w:cantSplit/>
+        </w:trPr>
+        <w:tc>
+          <w:tcPr>
+            <w:tcW w:type="dxa" w:w="1524"/>
+          </w:tcPr>
+          <w:p>
+            <w:pPr>
+              <w:spacing w:after="60" w:before="60" w:line="252" w:lineRule="auto"/>
+            </w:pPr>
+            <w:r>
+              <w:rPr>
+                <w:sz w:val="18"/>
+              </w:rPr>
+              <w:t>여행 속도</w:t>
+            </w:r>
+          </w:p>
+        </w:tc>
+        <w:tc>
+          <w:tcPr>
+            <w:tcW w:type="dxa" w:w="3878"/>
+          </w:tcPr>
+          <w:p>
+            <w:pPr>
+              <w:spacing w:after="60" w:before="60" w:line="252" w:lineRule="auto"/>
+            </w:pPr>
+            <w:r>
+              <w:rPr>
+                <w:sz w:val="18"/>
+              </w:rPr>
+              <w:t>S3가 천천히</w:t>
+            </w:r>
+          </w:p>
+        </w:tc>
+        <w:tc>
+          <w:tcPr>
+            <w:tcW w:type="dxa" w:w="554"/>
+          </w:tcPr>
+          <w:p>
+            <w:pPr>
+              <w:spacing w:after="60" w:before="60" w:line="252" w:lineRule="auto"/>
+            </w:pPr>
+            <w:r>
+              <w:rPr>
+                <w:sz w:val="18"/>
+              </w:rPr>
+              <w:t>0.1</w:t>
+            </w:r>
+          </w:p>
+        </w:tc>
+        <w:tc>
+          <w:tcPr>
+            <w:tcW w:type="dxa" w:w="4016"/>
+          </w:tcPr>
+          <w:p>
+            <w:pPr>
+              <w:spacing w:after="60" w:before="60" w:line="252" w:lineRule="auto"/>
+            </w:pPr>
+            <w:r>
+              <w:rPr>
+                <w:sz w:val="18"/>
+              </w:rPr>
+              <w:t>1 − L_i</w:t>
+            </w:r>
+          </w:p>
+        </w:tc>
+      </w:tr>
+      <w:tr>
+        <w:trPr>
+          <w:cantSplit/>
+        </w:trPr>
+        <w:tc>
+          <w:tcPr>
+            <w:tcW w:type="dxa" w:w="1524"/>
+          </w:tcPr>
+          <w:p>
+            <w:pPr>
+              <w:spacing w:after="60" w:before="60" w:line="252" w:lineRule="auto"/>
+            </w:pPr>
+            <w:r>
+              <w:rPr>
+                <w:sz w:val="18"/>
+              </w:rPr>
+              <w:t>없음</w:t>
+            </w:r>
+          </w:p>
+        </w:tc>
+        <w:tc>
+          <w:tcPr>
+            <w:tcW w:type="dxa" w:w="3878"/>
+          </w:tcPr>
+          <w:p>
+            <w:pPr>
+              <w:spacing w:after="60" w:before="60" w:line="252" w:lineRule="auto"/>
+            </w:pPr>
+            <w:r>
+              <w:rPr>
+                <w:sz w:val="18"/>
+              </w:rPr>
+              <w:t>S4가 콘텐츠·공연·쇼핑, S3 적당히, S6 저녁·밤 외</w:t>
+            </w:r>
+          </w:p>
+        </w:tc>
+        <w:tc>
+          <w:tcPr>
+            <w:tcW w:type="dxa" w:w="554"/>
+          </w:tcPr>
+          <w:p>
+            <w:pPr>
+              <w:spacing w:after="60" w:before="60" w:line="252" w:lineRule="auto"/>
+            </w:pPr>
+            <w:r>
+              <w:rPr>
+                <w:sz w:val="18"/>
+              </w:rPr>
+              <w:t>-</w:t>
+            </w:r>
+          </w:p>
+        </w:tc>
+        <w:tc>
+          <w:tcPr>
+            <w:tcW w:type="dxa" w:w="4016"/>
+          </w:tcPr>
+          <w:p>
+            <w:pPr>
+              <w:spacing w:after="60" w:before="60" w:line="252" w:lineRule="auto"/>
+            </w:pPr>
+            <w:r>
+              <w:rPr>
+                <w:sz w:val="18"/>
+              </w:rPr>
+              <w:t>가산 없이 100·fit</w:t>
+            </w:r>
+          </w:p>
+        </w:tc>
+      </w:tr>
+    </w:tbl>
+    <w:p>
+      <w:r>
+        <w:t>n은 코스의 방문 후보 수이며 L은 3곳 이하를 0, 8곳 이상을 1로 둔 코스 길이다. 관심사 항은 테마 지수의 0.5r과 같은 가중치다. 야경과 여행 속도는 보조 정보여서 0.1로 두었다. 0.2로 올리면 두 항이 관심사 효과를 깎아 역사 관심사의 1위 일치율이 0.81에서 0.78로 내려가서 0.1을 택했다. 모든 가중치는 설계값이며 이용자 반응으로 추정한 값이 아니다. S3는 35장 체류 배율에도 쓰이며, 두 용도는 서로 독립이다.</w:t>
+      </w:r>
+    </w:p>
+    <w:p>
+      <w:r>
+        <w:t>전수 경로 141,897개에서 6.2 대비 효과를 확인했다. S4 관심사와 1위 코스의 가장 큰 범주가 같은 비율은 역사 0.683→0.811, 자연 0.492→0.690, 체험 0.327→0.615, 음식 0.544→0.598, 바다 0.000→0.375다. 여행 속도 빡빡하게와 천천히의 상위 5개 평균 방문 후보 수는 4.62·4.32에서 5.25·3.94로 벌어졌다. 상위 5개 중 야경 코스 비중은 야경 관심사에서 0.036→0.839, 저녁·밤 응답에서 0.033→0.142가 됐다. 모든 선택지가 같은 빈도라고 가정한 구조 점검이며 실제 이용자 분포가 아니다. 바다 비중 0.3 이상 코스가 17개뿐이어서 바다 관심사의 일치율은 공급 보강 없이는 더 오르기 어렵다.</w:t>
       </w:r>
     </w:p>
     <w:tbl>
@@ -12546,7 +13140,7 @@
               <w:rPr>
                 <w:sz w:val="18"/>
               </w:rPr>
-              <w:t>지역·코스명·경유지·점수·범주 기여·q_source와 operational_availability_verified=false.</w:t>
+              <w:t>지역·코스명·경유지·최종 점수·범주 적합 점수·범주 기여·가산 점수·q_source와 operational_availability_verified=false.</w:t>
             </w:r>
           </w:p>
         </w:tc>
@@ -12571,6 +13165,11 @@
         <w:t>17  실제 여행장소를 포함한 지역 대표 코스 예제</w:t>
       </w:r>
     </w:p>
+    <w:p>
+      <w:r>
+        <w:t>예제 응답은 S4 역사, S3 천천히, S6 아침이다. 역사 관심사(w=0.5)와 천천히 여행 속도(w=0.1)가 적용되고 야경 항은 적용되지 않아 분모는 1.6이다. 범주 적합 점수는 100·fit이며, 최종 점수는 범주 기여를 1.6으로 나눈 값과 두 가산 점수의 합이다.</w:t>
+      </w:r>
+    </w:p>
     <w:tbl>
       <w:tblPr>
         <w:tblStyle w:val="TableGrid"/>
@@ -12579,11 +13178,13 @@
         <w:tblLook w:firstColumn="1" w:firstRow="1" w:lastColumn="0" w:lastRow="0" w:noHBand="0" w:noVBand="1" w:val="04A0"/>
       </w:tblPr>
       <w:tblGrid>
-        <w:gridCol w:w="608"/>
-        <w:gridCol w:w="3952"/>
-        <w:gridCol w:w="1824"/>
-        <w:gridCol w:w="1824"/>
-        <w:gridCol w:w="1763"/>
+        <w:gridCol w:w="772"/>
+        <w:gridCol w:w="2177"/>
+        <w:gridCol w:w="1404"/>
+        <w:gridCol w:w="1404"/>
+        <w:gridCol w:w="1404"/>
+        <w:gridCol w:w="1404"/>
+        <w:gridCol w:w="1406"/>
       </w:tblGrid>
       <w:tr>
         <w:trPr>
@@ -12592,7 +13193,7 @@
         </w:trPr>
         <w:tc>
           <w:tcPr>
-            <w:tcW w:type="dxa" w:w="608"/>
+            <w:tcW w:type="dxa" w:w="772"/>
             <w:shd w:fill="E8EFF3"/>
           </w:tcPr>
           <w:p>
@@ -12610,7 +13211,7 @@
         </w:tc>
         <w:tc>
           <w:tcPr>
-            <w:tcW w:type="dxa" w:w="3952"/>
+            <w:tcW w:type="dxa" w:w="2177"/>
             <w:shd w:fill="E8EFF3"/>
           </w:tcPr>
           <w:p>
@@ -12628,7 +13229,7 @@
         </w:tc>
         <w:tc>
           <w:tcPr>
-            <w:tcW w:type="dxa" w:w="1824"/>
+            <w:tcW w:type="dxa" w:w="1404"/>
             <w:shd w:fill="E8EFF3"/>
           </w:tcPr>
           <w:p>
@@ -12646,7 +13247,7 @@
         </w:tc>
         <w:tc>
           <w:tcPr>
-            <w:tcW w:type="dxa" w:w="1824"/>
+            <w:tcW w:type="dxa" w:w="1404"/>
             <w:shd w:fill="E8EFF3"/>
           </w:tcPr>
           <w:p>
@@ -12658,13 +13259,49 @@
                 <w:b/>
                 <w:sz w:val="18"/>
               </w:rPr>
-              <w:t>coverage</w:t>
-            </w:r>
-          </w:p>
-        </w:tc>
-        <w:tc>
-          <w:tcPr>
-            <w:tcW w:type="dxa" w:w="1763"/>
+              <w:t>범주 적합</w:t>
+            </w:r>
+          </w:p>
+        </w:tc>
+        <w:tc>
+          <w:tcPr>
+            <w:tcW w:type="dxa" w:w="1404"/>
+            <w:shd w:fill="E8EFF3"/>
+          </w:tcPr>
+          <w:p>
+            <w:pPr>
+              <w:spacing w:after="60" w:before="60" w:line="252" w:lineRule="auto"/>
+            </w:pPr>
+            <w:r>
+              <w:rPr>
+                <w:b/>
+                <w:sz w:val="18"/>
+              </w:rPr>
+              <w:t>관심사 가산</w:t>
+            </w:r>
+          </w:p>
+        </w:tc>
+        <w:tc>
+          <w:tcPr>
+            <w:tcW w:type="dxa" w:w="1404"/>
+            <w:shd w:fill="E8EFF3"/>
+          </w:tcPr>
+          <w:p>
+            <w:pPr>
+              <w:spacing w:after="60" w:before="60" w:line="252" w:lineRule="auto"/>
+            </w:pPr>
+            <w:r>
+              <w:rPr>
+                <w:b/>
+                <w:sz w:val="18"/>
+              </w:rPr>
+              <w:t>속도 가산</w:t>
+            </w:r>
+          </w:p>
+        </w:tc>
+        <w:tc>
+          <w:tcPr>
+            <w:tcW w:type="dxa" w:w="1406"/>
             <w:shd w:fill="E8EFF3"/>
           </w:tcPr>
           <w:p>
@@ -12687,7 +13324,7 @@
         </w:trPr>
         <w:tc>
           <w:tcPr>
-            <w:tcW w:type="dxa" w:w="608"/>
+            <w:tcW w:type="dxa" w:w="772"/>
           </w:tcPr>
           <w:p>
             <w:pPr>
@@ -12703,65 +13340,97 @@
         </w:tc>
         <w:tc>
           <w:tcPr>
-            <w:tcW w:type="dxa" w:w="3952"/>
-          </w:tcPr>
-          <w:p>
-            <w:pPr>
-              <w:spacing w:after="60" w:before="60" w:line="252" w:lineRule="auto"/>
-            </w:pPr>
-            <w:r>
-              <w:rPr>
-                <w:sz w:val="18"/>
-              </w:rPr>
-              <w:t>연천 / 연천명소코스</w:t>
-            </w:r>
-          </w:p>
-        </w:tc>
-        <w:tc>
-          <w:tcPr>
-            <w:tcW w:type="dxa" w:w="1824"/>
-          </w:tcPr>
-          <w:p>
-            <w:pPr>
-              <w:spacing w:after="60" w:before="60" w:line="252" w:lineRule="auto"/>
-            </w:pPr>
-            <w:r>
-              <w:rPr>
-                <w:sz w:val="18"/>
-              </w:rPr>
-              <w:t>0.958110</w:t>
-            </w:r>
-          </w:p>
-        </w:tc>
-        <w:tc>
-          <w:tcPr>
-            <w:tcW w:type="dxa" w:w="1824"/>
-          </w:tcPr>
-          <w:p>
-            <w:pPr>
-              <w:spacing w:after="60" w:before="60" w:line="252" w:lineRule="auto"/>
-            </w:pPr>
-            <w:r>
-              <w:rPr>
-                <w:sz w:val="18"/>
-              </w:rPr>
-              <w:t>1.000000</w:t>
-            </w:r>
-          </w:p>
-        </w:tc>
-        <w:tc>
-          <w:tcPr>
-            <w:tcW w:type="dxa" w:w="1763"/>
-          </w:tcPr>
-          <w:p>
-            <w:pPr>
-              <w:spacing w:after="60" w:before="60" w:line="252" w:lineRule="auto"/>
-            </w:pPr>
-            <w:r>
-              <w:rPr>
-                <w:sz w:val="18"/>
-              </w:rPr>
-              <w:t>95.810952</w:t>
+            <w:tcW w:type="dxa" w:w="2177"/>
+          </w:tcPr>
+          <w:p>
+            <w:pPr>
+              <w:spacing w:after="60" w:before="60" w:line="252" w:lineRule="auto"/>
+            </w:pPr>
+            <w:r>
+              <w:rPr>
+                <w:sz w:val="18"/>
+              </w:rPr>
+              <w:t>순천 / (테마투어)산사투어</w:t>
+            </w:r>
+          </w:p>
+        </w:tc>
+        <w:tc>
+          <w:tcPr>
+            <w:tcW w:type="dxa" w:w="1404"/>
+          </w:tcPr>
+          <w:p>
+            <w:pPr>
+              <w:spacing w:after="60" w:before="60" w:line="252" w:lineRule="auto"/>
+            </w:pPr>
+            <w:r>
+              <w:rPr>
+                <w:sz w:val="18"/>
+              </w:rPr>
+              <w:t>0.831724</w:t>
+            </w:r>
+          </w:p>
+        </w:tc>
+        <w:tc>
+          <w:tcPr>
+            <w:tcW w:type="dxa" w:w="1404"/>
+          </w:tcPr>
+          <w:p>
+            <w:pPr>
+              <w:spacing w:after="60" w:before="60" w:line="252" w:lineRule="auto"/>
+            </w:pPr>
+            <w:r>
+              <w:rPr>
+                <w:sz w:val="18"/>
+              </w:rPr>
+              <w:t>83.172394</w:t>
+            </w:r>
+          </w:p>
+        </w:tc>
+        <w:tc>
+          <w:tcPr>
+            <w:tcW w:type="dxa" w:w="1404"/>
+          </w:tcPr>
+          <w:p>
+            <w:pPr>
+              <w:spacing w:after="60" w:before="60" w:line="252" w:lineRule="auto"/>
+            </w:pPr>
+            <w:r>
+              <w:rPr>
+                <w:sz w:val="18"/>
+              </w:rPr>
+              <w:t>20.833333</w:t>
+            </w:r>
+          </w:p>
+        </w:tc>
+        <w:tc>
+          <w:tcPr>
+            <w:tcW w:type="dxa" w:w="1404"/>
+          </w:tcPr>
+          <w:p>
+            <w:pPr>
+              <w:spacing w:after="60" w:before="60" w:line="252" w:lineRule="auto"/>
+            </w:pPr>
+            <w:r>
+              <w:rPr>
+                <w:sz w:val="18"/>
+              </w:rPr>
+              <w:t>6.250000</w:t>
+            </w:r>
+          </w:p>
+        </w:tc>
+        <w:tc>
+          <w:tcPr>
+            <w:tcW w:type="dxa" w:w="1406"/>
+          </w:tcPr>
+          <w:p>
+            <w:pPr>
+              <w:spacing w:after="60" w:before="60" w:line="252" w:lineRule="auto"/>
+            </w:pPr>
+            <w:r>
+              <w:rPr>
+                <w:sz w:val="18"/>
+              </w:rPr>
+              <w:t>79.066079</w:t>
             </w:r>
           </w:p>
         </w:tc>
@@ -12772,7 +13441,7 @@
         </w:trPr>
         <w:tc>
           <w:tcPr>
-            <w:tcW w:type="dxa" w:w="608"/>
+            <w:tcW w:type="dxa" w:w="772"/>
           </w:tcPr>
           <w:p>
             <w:pPr>
@@ -12788,65 +13457,97 @@
         </w:tc>
         <w:tc>
           <w:tcPr>
-            <w:tcW w:type="dxa" w:w="3952"/>
-          </w:tcPr>
-          <w:p>
-            <w:pPr>
-              <w:spacing w:after="60" w:before="60" w:line="252" w:lineRule="auto"/>
-            </w:pPr>
-            <w:r>
-              <w:rPr>
-                <w:sz w:val="18"/>
-              </w:rPr>
-              <w:t>파주 / 2026 파주시티투어 당일코스(수요일)</w:t>
-            </w:r>
-          </w:p>
-        </w:tc>
-        <w:tc>
-          <w:tcPr>
-            <w:tcW w:type="dxa" w:w="1824"/>
-          </w:tcPr>
-          <w:p>
-            <w:pPr>
-              <w:spacing w:after="60" w:before="60" w:line="252" w:lineRule="auto"/>
-            </w:pPr>
-            <w:r>
-              <w:rPr>
-                <w:sz w:val="18"/>
-              </w:rPr>
-              <w:t>0.950542</w:t>
-            </w:r>
-          </w:p>
-        </w:tc>
-        <w:tc>
-          <w:tcPr>
-            <w:tcW w:type="dxa" w:w="1824"/>
-          </w:tcPr>
-          <w:p>
-            <w:pPr>
-              <w:spacing w:after="60" w:before="60" w:line="252" w:lineRule="auto"/>
-            </w:pPr>
-            <w:r>
-              <w:rPr>
-                <w:sz w:val="18"/>
-              </w:rPr>
-              <w:t>1.000000</w:t>
-            </w:r>
-          </w:p>
-        </w:tc>
-        <w:tc>
-          <w:tcPr>
-            <w:tcW w:type="dxa" w:w="1763"/>
-          </w:tcPr>
-          <w:p>
-            <w:pPr>
-              <w:spacing w:after="60" w:before="60" w:line="252" w:lineRule="auto"/>
-            </w:pPr>
-            <w:r>
-              <w:rPr>
-                <w:sz w:val="18"/>
-              </w:rPr>
-              <w:t>95.054164</w:t>
+            <w:tcW w:type="dxa" w:w="2177"/>
+          </w:tcPr>
+          <w:p>
+            <w:pPr>
+              <w:spacing w:after="60" w:before="60" w:line="252" w:lineRule="auto"/>
+            </w:pPr>
+            <w:r>
+              <w:rPr>
+                <w:sz w:val="18"/>
+              </w:rPr>
+              <w:t>대구 / 송해코스</w:t>
+            </w:r>
+          </w:p>
+        </w:tc>
+        <w:tc>
+          <w:tcPr>
+            <w:tcW w:type="dxa" w:w="1404"/>
+          </w:tcPr>
+          <w:p>
+            <w:pPr>
+              <w:spacing w:after="60" w:before="60" w:line="252" w:lineRule="auto"/>
+            </w:pPr>
+            <w:r>
+              <w:rPr>
+                <w:sz w:val="18"/>
+              </w:rPr>
+              <w:t>0.884251</w:t>
+            </w:r>
+          </w:p>
+        </w:tc>
+        <w:tc>
+          <w:tcPr>
+            <w:tcW w:type="dxa" w:w="1404"/>
+          </w:tcPr>
+          <w:p>
+            <w:pPr>
+              <w:spacing w:after="60" w:before="60" w:line="252" w:lineRule="auto"/>
+            </w:pPr>
+            <w:r>
+              <w:rPr>
+                <w:sz w:val="18"/>
+              </w:rPr>
+              <w:t>88.425135</w:t>
+            </w:r>
+          </w:p>
+        </w:tc>
+        <w:tc>
+          <w:tcPr>
+            <w:tcW w:type="dxa" w:w="1404"/>
+          </w:tcPr>
+          <w:p>
+            <w:pPr>
+              <w:spacing w:after="60" w:before="60" w:line="252" w:lineRule="auto"/>
+            </w:pPr>
+            <w:r>
+              <w:rPr>
+                <w:sz w:val="18"/>
+              </w:rPr>
+              <w:t>18.750000</w:t>
+            </w:r>
+          </w:p>
+        </w:tc>
+        <w:tc>
+          <w:tcPr>
+            <w:tcW w:type="dxa" w:w="1404"/>
+          </w:tcPr>
+          <w:p>
+            <w:pPr>
+              <w:spacing w:after="60" w:before="60" w:line="252" w:lineRule="auto"/>
+            </w:pPr>
+            <w:r>
+              <w:rPr>
+                <w:sz w:val="18"/>
+              </w:rPr>
+              <w:t>3.750000</w:t>
+            </w:r>
+          </w:p>
+        </w:tc>
+        <w:tc>
+          <w:tcPr>
+            <w:tcW w:type="dxa" w:w="1406"/>
+          </w:tcPr>
+          <w:p>
+            <w:pPr>
+              <w:spacing w:after="60" w:before="60" w:line="252" w:lineRule="auto"/>
+            </w:pPr>
+            <w:r>
+              <w:rPr>
+                <w:sz w:val="18"/>
+              </w:rPr>
+              <w:t>77.765709</w:t>
             </w:r>
           </w:p>
         </w:tc>
@@ -12857,7 +13558,7 @@
         </w:trPr>
         <w:tc>
           <w:tcPr>
-            <w:tcW w:type="dxa" w:w="608"/>
+            <w:tcW w:type="dxa" w:w="772"/>
           </w:tcPr>
           <w:p>
             <w:pPr>
@@ -12873,23 +13574,23 @@
         </w:tc>
         <w:tc>
           <w:tcPr>
-            <w:tcW w:type="dxa" w:w="3952"/>
-          </w:tcPr>
-          <w:p>
-            <w:pPr>
-              <w:spacing w:after="60" w:before="60" w:line="252" w:lineRule="auto"/>
-            </w:pPr>
-            <w:r>
-              <w:rPr>
-                <w:sz w:val="18"/>
-              </w:rPr>
-              <w:t>순천 / (테마투어)생태투어</w:t>
-            </w:r>
-          </w:p>
-        </w:tc>
-        <w:tc>
-          <w:tcPr>
-            <w:tcW w:type="dxa" w:w="1824"/>
+            <w:tcW w:type="dxa" w:w="2177"/>
+          </w:tcPr>
+          <w:p>
+            <w:pPr>
+              <w:spacing w:after="60" w:before="60" w:line="252" w:lineRule="auto"/>
+            </w:pPr>
+            <w:r>
+              <w:rPr>
+                <w:sz w:val="18"/>
+              </w:rPr>
+              <w:t>파주 / 2026 파주시티투어 당일코스(수요일)</w:t>
+            </w:r>
+          </w:p>
+        </w:tc>
+        <w:tc>
+          <w:tcPr>
+            <w:tcW w:type="dxa" w:w="1404"/>
           </w:tcPr>
           <w:p>
             <w:pPr>
@@ -12905,23 +13606,7 @@
         </w:tc>
         <w:tc>
           <w:tcPr>
-            <w:tcW w:type="dxa" w:w="1824"/>
-          </w:tcPr>
-          <w:p>
-            <w:pPr>
-              <w:spacing w:after="60" w:before="60" w:line="252" w:lineRule="auto"/>
-            </w:pPr>
-            <w:r>
-              <w:rPr>
-                <w:sz w:val="18"/>
-              </w:rPr>
-              <w:t>1.000000</w:t>
-            </w:r>
-          </w:p>
-        </w:tc>
-        <w:tc>
-          <w:tcPr>
-            <w:tcW w:type="dxa" w:w="1763"/>
+            <w:tcW w:type="dxa" w:w="1404"/>
           </w:tcPr>
           <w:p>
             <w:pPr>
@@ -12932,6 +13617,54 @@
                 <w:sz w:val="18"/>
               </w:rPr>
               <w:t>95.054164</w:t>
+            </w:r>
+          </w:p>
+        </w:tc>
+        <w:tc>
+          <w:tcPr>
+            <w:tcW w:type="dxa" w:w="1404"/>
+          </w:tcPr>
+          <w:p>
+            <w:pPr>
+              <w:spacing w:after="60" w:before="60" w:line="252" w:lineRule="auto"/>
+            </w:pPr>
+            <w:r>
+              <w:rPr>
+                <w:sz w:val="18"/>
+              </w:rPr>
+              <w:t>10.416667</w:t>
+            </w:r>
+          </w:p>
+        </w:tc>
+        <w:tc>
+          <w:tcPr>
+            <w:tcW w:type="dxa" w:w="1404"/>
+          </w:tcPr>
+          <w:p>
+            <w:pPr>
+              <w:spacing w:after="60" w:before="60" w:line="252" w:lineRule="auto"/>
+            </w:pPr>
+            <w:r>
+              <w:rPr>
+                <w:sz w:val="18"/>
+              </w:rPr>
+              <w:t>6.250000</w:t>
+            </w:r>
+          </w:p>
+        </w:tc>
+        <w:tc>
+          <w:tcPr>
+            <w:tcW w:type="dxa" w:w="1406"/>
+          </w:tcPr>
+          <w:p>
+            <w:pPr>
+              <w:spacing w:after="60" w:before="60" w:line="252" w:lineRule="auto"/>
+            </w:pPr>
+            <w:r>
+              <w:rPr>
+                <w:sz w:val="18"/>
+              </w:rPr>
+              <w:t>76.075519</w:t>
             </w:r>
           </w:p>
         </w:tc>
@@ -12942,7 +13675,7 @@
         </w:trPr>
         <w:tc>
           <w:tcPr>
-            <w:tcW w:type="dxa" w:w="608"/>
+            <w:tcW w:type="dxa" w:w="772"/>
           </w:tcPr>
           <w:p>
             <w:pPr>
@@ -12958,7 +13691,7 @@
         </w:tc>
         <w:tc>
           <w:tcPr>
-            <w:tcW w:type="dxa" w:w="3952"/>
+            <w:tcW w:type="dxa" w:w="2177"/>
           </w:tcPr>
           <w:p>
             <w:pPr>
@@ -12974,7 +13707,7 @@
         </w:tc>
         <w:tc>
           <w:tcPr>
-            <w:tcW w:type="dxa" w:w="1824"/>
+            <w:tcW w:type="dxa" w:w="1404"/>
           </w:tcPr>
           <w:p>
             <w:pPr>
@@ -12990,23 +13723,7 @@
         </w:tc>
         <w:tc>
           <w:tcPr>
-            <w:tcW w:type="dxa" w:w="1824"/>
-          </w:tcPr>
-          <w:p>
-            <w:pPr>
-              <w:spacing w:after="60" w:before="60" w:line="252" w:lineRule="auto"/>
-            </w:pPr>
-            <w:r>
-              <w:rPr>
-                <w:sz w:val="18"/>
-              </w:rPr>
-              <w:t>1.000000</w:t>
-            </w:r>
-          </w:p>
-        </w:tc>
-        <w:tc>
-          <w:tcPr>
-            <w:tcW w:type="dxa" w:w="1763"/>
+            <w:tcW w:type="dxa" w:w="1404"/>
           </w:tcPr>
           <w:p>
             <w:pPr>
@@ -13017,6 +13734,54 @@
                 <w:sz w:val="18"/>
               </w:rPr>
               <w:t>95.054164</w:t>
+            </w:r>
+          </w:p>
+        </w:tc>
+        <w:tc>
+          <w:tcPr>
+            <w:tcW w:type="dxa" w:w="1404"/>
+          </w:tcPr>
+          <w:p>
+            <w:pPr>
+              <w:spacing w:after="60" w:before="60" w:line="252" w:lineRule="auto"/>
+            </w:pPr>
+            <w:r>
+              <w:rPr>
+                <w:sz w:val="18"/>
+              </w:rPr>
+              <w:t>10.416667</w:t>
+            </w:r>
+          </w:p>
+        </w:tc>
+        <w:tc>
+          <w:tcPr>
+            <w:tcW w:type="dxa" w:w="1404"/>
+          </w:tcPr>
+          <w:p>
+            <w:pPr>
+              <w:spacing w:after="60" w:before="60" w:line="252" w:lineRule="auto"/>
+            </w:pPr>
+            <w:r>
+              <w:rPr>
+                <w:sz w:val="18"/>
+              </w:rPr>
+              <w:t>6.250000</w:t>
+            </w:r>
+          </w:p>
+        </w:tc>
+        <w:tc>
+          <w:tcPr>
+            <w:tcW w:type="dxa" w:w="1406"/>
+          </w:tcPr>
+          <w:p>
+            <w:pPr>
+              <w:spacing w:after="60" w:before="60" w:line="252" w:lineRule="auto"/>
+            </w:pPr>
+            <w:r>
+              <w:rPr>
+                <w:sz w:val="18"/>
+              </w:rPr>
+              <w:t>76.075519</w:t>
             </w:r>
           </w:p>
         </w:tc>
@@ -13027,7 +13792,7 @@
         </w:trPr>
         <w:tc>
           <w:tcPr>
-            <w:tcW w:type="dxa" w:w="608"/>
+            <w:tcW w:type="dxa" w:w="772"/>
           </w:tcPr>
           <w:p>
             <w:pPr>
@@ -13043,65 +13808,97 @@
         </w:tc>
         <w:tc>
           <w:tcPr>
-            <w:tcW w:type="dxa" w:w="3952"/>
-          </w:tcPr>
-          <w:p>
-            <w:pPr>
-              <w:spacing w:after="60" w:before="60" w:line="252" w:lineRule="auto"/>
-            </w:pPr>
-            <w:r>
-              <w:rPr>
-                <w:sz w:val="18"/>
-              </w:rPr>
-              <w:t>부산 / 오렌지라인</w:t>
-            </w:r>
-          </w:p>
-        </w:tc>
-        <w:tc>
-          <w:tcPr>
-            <w:tcW w:type="dxa" w:w="1824"/>
-          </w:tcPr>
-          <w:p>
-            <w:pPr>
-              <w:spacing w:after="60" w:before="60" w:line="252" w:lineRule="auto"/>
-            </w:pPr>
-            <w:r>
-              <w:rPr>
-                <w:sz w:val="18"/>
-              </w:rPr>
-              <w:t>0.987456</w:t>
-            </w:r>
-          </w:p>
-        </w:tc>
-        <w:tc>
-          <w:tcPr>
-            <w:tcW w:type="dxa" w:w="1824"/>
-          </w:tcPr>
-          <w:p>
-            <w:pPr>
-              <w:spacing w:after="60" w:before="60" w:line="252" w:lineRule="auto"/>
-            </w:pPr>
-            <w:r>
-              <w:rPr>
-                <w:sz w:val="18"/>
-              </w:rPr>
-              <w:t>0.909091</w:t>
-            </w:r>
-          </w:p>
-        </w:tc>
-        <w:tc>
-          <w:tcPr>
-            <w:tcW w:type="dxa" w:w="1763"/>
-          </w:tcPr>
-          <w:p>
-            <w:pPr>
-              <w:spacing w:after="60" w:before="60" w:line="252" w:lineRule="auto"/>
-            </w:pPr>
-            <w:r>
-              <w:rPr>
-                <w:sz w:val="18"/>
-              </w:rPr>
-              <w:t>89.768758</w:t>
+            <w:tcW w:type="dxa" w:w="2177"/>
+          </w:tcPr>
+          <w:p>
+            <w:pPr>
+              <w:spacing w:after="60" w:before="60" w:line="252" w:lineRule="auto"/>
+            </w:pPr>
+            <w:r>
+              <w:rPr>
+                <w:sz w:val="18"/>
+              </w:rPr>
+              <w:t>양산 / 양산시 가을 시티투어 (역사문화코스)</w:t>
+            </w:r>
+          </w:p>
+        </w:tc>
+        <w:tc>
+          <w:tcPr>
+            <w:tcW w:type="dxa" w:w="1404"/>
+          </w:tcPr>
+          <w:p>
+            <w:pPr>
+              <w:spacing w:after="60" w:before="60" w:line="252" w:lineRule="auto"/>
+            </w:pPr>
+            <w:r>
+              <w:rPr>
+                <w:sz w:val="18"/>
+              </w:rPr>
+              <w:t>0.849644</w:t>
+            </w:r>
+          </w:p>
+        </w:tc>
+        <w:tc>
+          <w:tcPr>
+            <w:tcW w:type="dxa" w:w="1404"/>
+          </w:tcPr>
+          <w:p>
+            <w:pPr>
+              <w:spacing w:after="60" w:before="60" w:line="252" w:lineRule="auto"/>
+            </w:pPr>
+            <w:r>
+              <w:rPr>
+                <w:sz w:val="18"/>
+              </w:rPr>
+              <w:t>84.964429</w:t>
+            </w:r>
+          </w:p>
+        </w:tc>
+        <w:tc>
+          <w:tcPr>
+            <w:tcW w:type="dxa" w:w="1404"/>
+          </w:tcPr>
+          <w:p>
+            <w:pPr>
+              <w:spacing w:after="60" w:before="60" w:line="252" w:lineRule="auto"/>
+            </w:pPr>
+            <w:r>
+              <w:rPr>
+                <w:sz w:val="18"/>
+              </w:rPr>
+              <w:t>15.625000</w:t>
+            </w:r>
+          </w:p>
+        </w:tc>
+        <w:tc>
+          <w:tcPr>
+            <w:tcW w:type="dxa" w:w="1404"/>
+          </w:tcPr>
+          <w:p>
+            <w:pPr>
+              <w:spacing w:after="60" w:before="60" w:line="252" w:lineRule="auto"/>
+            </w:pPr>
+            <w:r>
+              <w:rPr>
+                <w:sz w:val="18"/>
+              </w:rPr>
+              <w:t>5.000000</w:t>
+            </w:r>
+          </w:p>
+        </w:tc>
+        <w:tc>
+          <w:tcPr>
+            <w:tcW w:type="dxa" w:w="1406"/>
+          </w:tcPr>
+          <w:p>
+            <w:pPr>
+              <w:spacing w:after="60" w:before="60" w:line="252" w:lineRule="auto"/>
+            </w:pPr>
+            <w:r>
+              <w:rPr>
+                <w:sz w:val="18"/>
+              </w:rPr>
+              <w:t>73.727768</w:t>
             </w:r>
           </w:p>
         </w:tc>
@@ -13112,12 +13909,25 @@
         <w:pStyle w:val="Heading2"/>
       </w:pPr>
       <w:r>
-        <w:t>연천 · 연천명소코스</w:t>
+        <w:t>순천 · (테마투어)산사투어</w:t>
       </w:r>
     </w:p>
     <w:p>
       <w:r>
-        <w:t>연천역 → 숭의전 → 전곡시장 → 은대리 문화벽돌공장 → 재인폭포 → 연천역</w:t>
+        <w:t>순천역 → 송광사 → 선암사 → 상사호 → 순천역</w:t>
+      </w:r>
+    </w:p>
+    <w:p>
+      <w:pPr>
+        <w:pStyle w:val="Heading2"/>
+      </w:pPr>
+      <w:r>
+        <w:t>대구 · 송해코스</w:t>
+      </w:r>
+    </w:p>
+    <w:p>
+      <w:r>
+        <w:t>송해공원 → 마비정벽화마을 → 비슬산자연휴양림 → 화석박물관 → 사문진주막촌</w:t>
       </w:r>
     </w:p>
     <w:p>
@@ -13138,19 +13948,6 @@
         <w:pStyle w:val="Heading2"/>
       </w:pPr>
       <w:r>
-        <w:t>순천 · (테마투어)생태투어</w:t>
-      </w:r>
-    </w:p>
-    <w:p>
-      <w:r>
-        <w:t>순천역 → 송광사 → 순천만습지 → 순천만국가정원 → 순천역</w:t>
-      </w:r>
-    </w:p>
-    <w:p>
-      <w:pPr>
-        <w:pStyle w:val="Heading2"/>
-      </w:pPr>
-      <w:r>
         <w:t>대전 · 대덕특구탐방</w:t>
       </w:r>
     </w:p>
@@ -13164,17 +13961,17 @@
         <w:pStyle w:val="Heading2"/>
       </w:pPr>
       <w:r>
-        <w:t>부산 · 오렌지라인</w:t>
+        <w:t>양산 · 양산시 가을 시티투어 (역사문화코스)</w:t>
       </w:r>
     </w:p>
     <w:p>
       <w:r>
-        <w:t>부산역(출발) → 송도구름산책로 → 암남공원(용궁구름다리) → 감천문화마을(감천사거리) → 다대포해수욕장(몰운대) → 아미산전망대 → 부네치아(장림포구) → 부산현대미술관(을숙도) → 낙동강하구에코센터 → 석당박물관(부산임시수도청사) → 국제시장(보수동책방골목) → 용두산공원(부산근대역사박물관) → 부산역(도착)</w:t>
+        <w:t>양산역 → 양산시립박물관 → 남부시장 → 통도사 → 황산공원 → 양산역</w:t>
       </w:r>
     </w:p>
     <w:p>
       <w:r>
-        <w:t>연천 코스의 범주 비중은 [0.25,0.50,0,0.25,0]이며 기여점수는 역사 21.693046, 자연 65.079137, 음식 9.038769로 합계 95.810952다. 파주·순천·대전은 같은 5범주 구성으로 점수가 같아 course_id가 표시 순서만 정한다.</w:t>
+        <w:t>순천 산사투어의 범주 비중은 [0.67,0.33,0,0,0], 방문 후보는 3곳(L=0)이다. 범주 기여 역사 29.704426·자연 22.278320에 관심사 100×0.5×0.667/1.6=20.833333과 속도 100×0.1×1/1.6=6.250000을 더해 79.066079가 된다. 6.2에서 1위였던 연천명소코스는 범주 적합 점수가 95.810952로 가장 높지만 역사 비중이 0.25여서 관심사 가산이 작아 8위(72.694345)가 됐다. 파주와 대전은 같은 5범주 구성과 방문 후보 수로 점수가 같아 course_id가 표시 순서만 정한다.</w:t>
       </w:r>
     </w:p>
     <w:p>
@@ -18896,7 +19693,7 @@
                 <w:b/>
                 <w:sz w:val="18"/>
               </w:rPr>
-              <w:t>신규 6.2 기본 경로</w:t>
+              <w:t>신규 6.3 기본 경로</w:t>
             </w:r>
           </w:p>
         </w:tc>
@@ -20685,7 +21482,7 @@
     </w:p>
     <w:p>
       <w:r>
-        <w:t>이 식은 기존 0~1 척도의 보정 정의다. 6.2 ThemeIndex·CourseScore에 활성화하려면 입력 자격·장소 연결·척도 변환·상한·효과 검증을 먼저 정해야 한다. 이번 참조 구현은 비활성 이유와 가산 0을 명시한다.</w:t>
+        <w:t>이 식은 기존 0~1 척도의 보정 정의다. 6.3 ThemeIndex·CourseScore에 활성화하려면 입력 자격·장소 연결·척도 변환·상한·효과 검증을 먼저 정해야 한다. 이번 참조 구현은 비활성 이유와 가산 0을 명시한다.</w:t>
       </w:r>
     </w:p>
     <w:p>
@@ -20699,7 +21496,7 @@
     </w:p>
     <w:p>
       <w:r>
-        <w:t>현재 분기형 설문에는 H1~H4가 없다. 아래는 기존 확장 모듈의 조건부 활용 정의이며, 6.2 기본 추천에는 H=0으로 남긴다. C7 선택이나 S4의 드라마·K팝 선택을 콘텐츠별 직접 평점으로 대체하지 않는다.</w:t>
+        <w:t>현재 분기형 설문에는 H1~H4가 없다. 아래는 기존 확장 모듈의 조건부 활용 정의이며, 6.3 기본 추천에는 H=0으로 남긴다. C7 선택이나 S4의 드라마·K팝 선택을 콘텐츠별 직접 평점으로 대체하지 않는다.</w:t>
       </w:r>
     </w:p>
     <w:p>
@@ -25468,7 +26265,7 @@
     </w:p>
     <w:p>
       <w:r>
-        <w:t>혼합 예제는 테마 영월 31.518333점, 대표 시티투어 연천 95.810952점으로 이어진다. 숫자의 크기만으로 어느 쪽 추천이 더 좋다고 비교하지 않는다. 상세 JSON에는 원장·상대 가중치·혼합 α·u·테마 전부·179개 코스·대표 5개가 함께 들어 있다.</w:t>
+        <w:t>혼합 예제는 테마 영월 31.518333점, 대표 시티투어 순천 (테마투어)산사투어 79.066079점으로 이어진다. 같은 공통 응답에서 B2 D를 고른 C5 단일형은 역사 관심사 가산을 똑같이 받지만 자연 중심 선호여서 파주 2026 파주시티투어 당일코스(수요일)가 72.734493점으로 1위다. 숫자의 크기만으로 어느 쪽 추천이 더 좋다고 비교하지 않는다. 상세 JSON에는 원장·상대 가중치·혼합 α·u·테마 전부·179개 코스·대표 5개가 함께 들어 있다.</w:t>
       </w:r>
     </w:p>
     <w:p>
@@ -25547,7 +26344,7 @@
                 <w:b/>
                 <w:sz w:val="18"/>
               </w:rPr>
-              <w:t>신규 6.1 / 참조 6.2</w:t>
+              <w:t>신규 6.2 / 참조 6.3</w:t>
             </w:r>
           </w:p>
         </w:tc>
@@ -25759,7 +26556,7 @@
               <w:rPr>
                 <w:sz w:val="18"/>
               </w:rPr>
-              <w:t>S4 가장 중요한 1개와 해당 분기</w:t>
+              <w:t>S4 가장 중요한 1개와 해당 분기. 테마와 코스 점수에 모두 가산</w:t>
             </w:r>
           </w:p>
         </w:tc>
@@ -26077,7 +26874,7 @@
               <w:rPr>
                 <w:sz w:val="18"/>
               </w:rPr>
-              <w:t>수정 파서 출력 179개 + 간접 u 코사인</w:t>
+              <w:t>수정 파서 출력 179개 + 간접 u 코사인 + 관심사·야경·여행 속도 가산</w:t>
             </w:r>
           </w:p>
         </w:tc>
@@ -26288,7 +27085,7 @@
               <w:rPr>
                 <w:sz w:val="18"/>
               </w:rPr>
-              <w:t>문항·선택값·C 점수표와 분기 규칙. 버전 branch-survey-6.1-proposal</w:t>
+              <w:t>문항·선택값·C 점수표와 분기 규칙. 버전 branch-survey-6.2-proposal</w:t>
             </w:r>
           </w:p>
         </w:tc>
@@ -26362,7 +27159,7 @@
               <w:rPr>
                 <w:sz w:val="18"/>
               </w:rPr>
-              <w:t>완료 응답 → α·u·테마 순위·179코스 순위·대표 지역5</w:t>
+              <w:t>완료 응답 → α·u·테마 순위·적용 가산 항·179코스 순위와 가산 점수·대표 지역5</w:t>
             </w:r>
           </w:p>
         </w:tc>
@@ -26399,7 +27196,7 @@
               <w:rPr>
                 <w:sz w:val="18"/>
               </w:rPr>
-              <w:t>기존 W 및 테마 구성표, profile_status, source commit</w:t>
+              <w:t>기존 W(C9는 6.3 개정값)·테마 구성표·코스 가산 설정 course_score, profile_status, source commit</w:t>
             </w:r>
           </w:p>
         </w:tc>
@@ -26436,7 +27233,7 @@
               <w:rPr>
                 <w:sz w:val="18"/>
               </w:rPr>
-              <w:t>분석 적격 코스의 id·지역·비중·coverage·경유지·T 라벨</w:t>
+              <w:t>분석 적격 코스의 id·지역·비중·coverage·경유지·T 라벨·방문 후보 수·야경 표식</w:t>
             </w:r>
           </w:p>
         </w:tc>
@@ -26510,7 +27307,7 @@
               <w:rPr>
                 <w:sz w:val="18"/>
               </w:rPr>
-              <w:t>설문 6.1 전수 검증의 기존 결과</w:t>
+              <w:t>설문 6.2 전수 검증 결과</w:t>
             </w:r>
           </w:p>
         </w:tc>
@@ -26547,7 +27344,7 @@
               <w:rPr>
                 <w:sz w:val="18"/>
               </w:rPr>
-              <w:t>이번 6.2 연결 예제의 산식·범위·기여 합 검사 결과</w:t>
+              <w:t>6.3 연결 예제의 산식·범위·기여와 가산 합·가산 적용 조건 검사 결과</w:t>
             </w:r>
           </w:p>
         </w:tc>
@@ -27047,7 +27844,7 @@
               <w:rPr>
                 <w:sz w:val="18"/>
               </w:rPr>
-              <w:t>고정 선택지 60개, 공통+분기 47,628경로, F1 포함 완료 141,833경로. 7/8응답 종료, 전 유형 단일 결과 도달, D 무변경 확인.</w:t>
+              <w:t>고정 선택지 60개, 공통+분기 47,628경로, F1 포함 완료 141,897경로. 7/8응답 종료, 전 유형 단일 결과 도달, D 무변경 확인.</w:t>
             </w:r>
           </w:p>
         </w:tc>
@@ -27084,7 +27881,7 @@
               <w:rPr>
                 <w:sz w:val="18"/>
               </w:rPr>
-              <w:t>C4·C5 혼합, D 비교, u 합 1, W 정규화, 테마 0~100, 179코스 점수·기여 합, 지역 5개 중복 제거 확인.</w:t>
+              <w:t>C4·C5 혼합, D 비교, u 합 1, W 정규화, 테마 0~100, 179코스 점수·기여와 가산 합, 지역 5개 중복 제거, 가산 항이 없으면 6.2 식과 같음, 야경 관심사 상위 3개가 야경 코스, 바다 관심사 C9 도달 확인.</w:t>
             </w:r>
           </w:p>
         </w:tc>
@@ -27158,7 +27955,7 @@
               <w:rPr>
                 <w:sz w:val="18"/>
               </w:rPr>
-              <w:t>v2 39개, v3 22개, v4 30개 검사. 해당 확장 산식 검사이며 6.2 기본값에서 모두 활성이라는 뜻은 아님.</w:t>
+              <w:t>v2 39개, v3 22개, v4 30개 검사. 해당 확장 산식 검사이며 6.3 기본값에서 모두 활성이라는 뜻은 아님.</w:t>
             </w:r>
           </w:p>
         </w:tc>
@@ -27240,7 +28037,7 @@
     </w:tbl>
     <w:p>
       <w:r>
-        <w:t>신규 질문의 +4, 최고점 차 2, 지수 분모 2, W, 테마 0.5, 체류 배율 등은 설계값이다. 전수 조합 검사는 오류 없이 규칙이 작동하는지 확인하며 실제 이용자 분포·심리척도 타당성·추천 만족도를 증명하지 않는다.</w:t>
+        <w:t>신규 질문의 +4, 최고점 차 2, 지수 분모 2, W, 테마 0.5, 코스 가산 0.5·0.1·0.1과 방문 후보 3~8곳 기준, 체류 배율 등은 설계값이다. 전수 조합 검사는 오류 없이 규칙이 작동하는지 확인하며 실제 이용자 분포·심리척도 타당성·추천 만족도를 증명하지 않는다.</w:t>
       </w:r>
     </w:p>
     <w:p>
@@ -27303,7 +28100,7 @@
       <w:pStyle w:val="Caption"/>
     </w:pPr>
     <w:r>
-      <w:t>TOUR NAVIGATOR   /   INTEGRATED 6.2</w:t>
+      <w:t>TOUR NAVIGATOR   /   INTEGRATED 6.3</w:t>
     </w:r>
   </w:p>
 </w:hdr>

--- a/docs/Tour_Navigator_Cosine_Specification.docx
+++ b/docs/Tour_Navigator_Cosine_Specification.docx
@@ -27737,7 +27737,7 @@
     </w:tbl>
     <w:p>
       <w:r>
-        <w:t>유지한 분석 실행은 run_20260929_000435_315309다. 이전 실행 run_20260928_062724_468322와 비교해 T 특징의 묶음별 분산 균형만 바꾸었고, G·GC·지출·해양 결과 CSV와 모델 파일은 바이트 단위로 같다. 지출업종 제거 후 주 분석 결과는 PNG 41개와 CSV 92개이며, 과거의 PNG 51개·CSV 102개와 다르다. 보조 A·R 분석 및 신규 응답 예제 산출물은 이 주 분석 개수에 더해 세지 않는다.</w:t>
+        <w:t>유지한 분석 실행은 run_20260929_015104_463809다. 직전 실행 run_20260929_000435_315309와는 그림 레이블을 칼럼명·코드 대신 한국어 설명명으로 바꾼 것만 다르며, 결과 CSV와 모델 파일은 바이트 단위로 같다. 그 이전 실행 run_20260928_062724_468322와 비교하면 T 특징의 묶음별 분산 균형만 바꾸었고, G·GC·지출·해양 결과 CSV와 모델 파일은 바이트 단위로 같다. 지출업종 제거 후 주 분석 결과는 PNG 41개와 CSV 92개이며, 과거의 PNG 51개·CSV 102개와 다르다. 보조 A·R 분석 및 신규 응답 예제 산출물은 이 주 분석 개수에 더해 세지 않는다.</w:t>
       </w:r>
     </w:p>
     <w:p>

--- a/docs/Tour_Navigator_Cosine_Specification.docx
+++ b/docs/Tour_Navigator_Cosine_Specification.docx
@@ -978,7 +978,7 @@
               <w:rPr>
                 <w:sz w:val="18"/>
               </w:rPr>
-              <w:t>citytour.csv 280행. T·TC 적격 179행</w:t>
+              <w:t>citytour.csv 280행. T·TC 적격 229행</w:t>
             </w:r>
           </w:p>
         </w:tc>
@@ -1282,7 +1282,7 @@
     </w:p>
     <w:p>
       <w:r>
-        <w:t>이번 명세서 패키지는 신규 설문·추천 참조 계산, 179개 적격 코스 입력, 계산 예제와 삽입 그림을 포함한다. 전체 원자료·노트북·분석 결과는 앞서 제공한 Tour_Navigator_Codebook의 상대 경로를 따른다. 신규 계산 입력의 출처는 reference_calc/input_provenance.json에 기록한다.</w:t>
+        <w:t>이번 명세서 패키지는 신규 설문·추천 참조 계산, 229개 적격 코스 입력, 계산 예제와 삽입 그림을 포함한다. 전체 원자료·노트북·분석 결과는 앞서 제공한 Tour_Navigator_Codebook의 상대 경로를 따른다. 신규 계산 입력의 출처는 reference_calc/input_provenance.json에 기록한다.</w:t>
       </w:r>
     </w:p>
     <w:p>
@@ -1679,7 +1679,7 @@
               <w:rPr>
                 <w:sz w:val="18"/>
               </w:rPr>
-              <w:t>전체 179개 순위, 같은 지역 1개씩 최대 5개</w:t>
+              <w:t>전체 229개 순위, 같은 지역 1개씩 최대 5개</w:t>
             </w:r>
           </w:p>
         </w:tc>
@@ -12904,7 +12904,7 @@
     </w:p>
     <w:p>
       <w:r>
-        <w:t>전수 경로 141,897개에서 6.2 대비 효과를 확인했다. S4 관심사와 1위 코스의 가장 큰 범주가 같은 비율은 역사 0.683→0.811, 자연 0.492→0.690, 체험 0.327→0.615, 음식 0.544→0.598, 바다 0.000→0.375다. 여행 속도 빡빡하게와 천천히의 상위 5개 평균 방문 후보 수는 4.62·4.32에서 5.25·3.94로 벌어졌다. 상위 5개 중 야경 코스 비중은 야경 관심사에서 0.036→0.839, 저녁·밤 응답에서 0.033→0.142가 됐다. 모든 선택지가 같은 빈도라고 가정한 구조 점검이며 실제 이용자 분포가 아니다. 바다 비중 0.3 이상 코스가 17개뿐이어서 바다 관심사의 일치율은 공급 보강 없이는 더 오르기 어렵다.</w:t>
+        <w:t>전수 경로 141,897개에서 효과를 확인했다. S4 관심사와 1위 코스의 가장 큰 범주가 같은 비율은 6.2 → 6.3 → 코스 재점검 후 순으로 역사 0.683→0.811→0.906, 자연 0.492→0.690→0.673, 체험 0.327→0.615→0.547, 음식 0.544→0.598→0.597, 바다 0.000→0.375→0.523이다. 여행 속도 빡빡하게와 천천히의 상위 5개 평균 방문 후보 수는 6.2의 4.62·4.32에서 4.81·3.77로 벌어졌다. 상위 5개 중 야경 코스 비중은 야경 관심사에서 0.036→0.905, 저녁·밤 응답에서 0.033→0.124가 됐다. 모든 선택지가 같은 빈도라고 가정한 구조 점검이며 실제 이용자 분포가 아니다. 바다 비중 0.3 이상 코스는 코스 재점검으로 17개에서 26개가 됐지만 여전히 적어, 바다 관심사의 일치율에는 공급 한계가 남는다.</w:t>
       </w:r>
     </w:p>
     <w:tbl>
@@ -12992,7 +12992,7 @@
               <w:rPr>
                 <w:sz w:val="18"/>
               </w:rPr>
-              <w:t>기존 분석 결과의 적격 179코스를 불러온다. 영벡터·음수·비정상 값은 허용하지 않는다.</w:t>
+              <w:t>기존 분석 결과의 적격 229코스를 불러온다. 영벡터·음수·비정상 값은 허용하지 않는다.</w:t>
             </w:r>
           </w:p>
         </w:tc>
@@ -13153,7 +13153,7 @@
     </w:p>
     <w:p>
       <w:r>
-        <w:t>같은 지역의 다른 코스는 전체 179개 순위표에 남긴다. reference_calc의 계산은 별도 희망 지역 필터를 받지 않으며, 운영 앱에서 지역 필터를 추가할 경우 0개 후보 상태와 지역명 표준화를 따로 정의해야 한다.</w:t>
+        <w:t>같은 지역의 다른 코스는 전체 229개 순위표에 남긴다. reference_calc의 계산은 별도 희망 지역 필터를 받지 않으며, 운영 앱에서 지역 필터를 추가할 경우 0개 후보 상태와 지역명 표준화를 따로 정의해야 한다.</w:t>
       </w:r>
     </w:p>
     <w:p>
@@ -13350,7 +13350,7 @@
               <w:rPr>
                 <w:sz w:val="18"/>
               </w:rPr>
-              <w:t>순천 / (테마투어)산사투어</w:t>
+              <w:t>해남 / 해남시티투어</w:t>
             </w:r>
           </w:p>
         </w:tc>
@@ -13366,7 +13366,7 @@
               <w:rPr>
                 <w:sz w:val="18"/>
               </w:rPr>
-              <w:t>0.831724</w:t>
+              <w:t>0.939336</w:t>
             </w:r>
           </w:p>
         </w:tc>
@@ -13382,7 +13382,7 @@
               <w:rPr>
                 <w:sz w:val="18"/>
               </w:rPr>
-              <w:t>83.172394</w:t>
+              <w:t>93.933644</w:t>
             </w:r>
           </w:p>
         </w:tc>
@@ -13398,7 +13398,7 @@
               <w:rPr>
                 <w:sz w:val="18"/>
               </w:rPr>
-              <w:t>20.833333</w:t>
+              <w:t>15.625000</w:t>
             </w:r>
           </w:p>
         </w:tc>
@@ -13430,7 +13430,7 @@
               <w:rPr>
                 <w:sz w:val="18"/>
               </w:rPr>
-              <w:t>79.066079</w:t>
+              <w:t>80.583527</w:t>
             </w:r>
           </w:p>
         </w:tc>
@@ -13467,7 +13467,7 @@
               <w:rPr>
                 <w:sz w:val="18"/>
               </w:rPr>
-              <w:t>대구 / 송해코스</w:t>
+              <w:t>천안 / 목요일</w:t>
             </w:r>
           </w:p>
         </w:tc>
@@ -13483,7 +13483,7 @@
               <w:rPr>
                 <w:sz w:val="18"/>
               </w:rPr>
-              <w:t>0.884251</w:t>
+              <w:t>0.831724</w:t>
             </w:r>
           </w:p>
         </w:tc>
@@ -13499,7 +13499,7 @@
               <w:rPr>
                 <w:sz w:val="18"/>
               </w:rPr>
-              <w:t>88.425135</w:t>
+              <w:t>83.172394</w:t>
             </w:r>
           </w:p>
         </w:tc>
@@ -13515,7 +13515,7 @@
               <w:rPr>
                 <w:sz w:val="18"/>
               </w:rPr>
-              <w:t>18.750000</w:t>
+              <w:t>20.833333</w:t>
             </w:r>
           </w:p>
         </w:tc>
@@ -13531,7 +13531,7 @@
               <w:rPr>
                 <w:sz w:val="18"/>
               </w:rPr>
-              <w:t>3.750000</w:t>
+              <w:t>6.250000</w:t>
             </w:r>
           </w:p>
         </w:tc>
@@ -13547,7 +13547,7 @@
               <w:rPr>
                 <w:sz w:val="18"/>
               </w:rPr>
-              <w:t>77.765709</w:t>
+              <w:t>79.066079</w:t>
             </w:r>
           </w:p>
         </w:tc>
@@ -13584,7 +13584,7 @@
               <w:rPr>
                 <w:sz w:val="18"/>
               </w:rPr>
-              <w:t>파주 / 2026 파주시티투어 당일코스(수요일)</w:t>
+              <w:t>순천 / (테마투어)산사투어</w:t>
             </w:r>
           </w:p>
         </w:tc>
@@ -13600,7 +13600,7 @@
               <w:rPr>
                 <w:sz w:val="18"/>
               </w:rPr>
-              <w:t>0.950542</w:t>
+              <w:t>0.831724</w:t>
             </w:r>
           </w:p>
         </w:tc>
@@ -13616,7 +13616,7 @@
               <w:rPr>
                 <w:sz w:val="18"/>
               </w:rPr>
-              <w:t>95.054164</w:t>
+              <w:t>83.172394</w:t>
             </w:r>
           </w:p>
         </w:tc>
@@ -13632,7 +13632,7 @@
               <w:rPr>
                 <w:sz w:val="18"/>
               </w:rPr>
-              <w:t>10.416667</w:t>
+              <w:t>20.833333</w:t>
             </w:r>
           </w:p>
         </w:tc>
@@ -13664,7 +13664,7 @@
               <w:rPr>
                 <w:sz w:val="18"/>
               </w:rPr>
-              <w:t>76.075519</w:t>
+              <w:t>79.066079</w:t>
             </w:r>
           </w:p>
         </w:tc>
@@ -13701,7 +13701,7 @@
               <w:rPr>
                 <w:sz w:val="18"/>
               </w:rPr>
-              <w:t>대전 / 대덕특구탐방</w:t>
+              <w:t>평창 / 북부권 코스</w:t>
             </w:r>
           </w:p>
         </w:tc>
@@ -13717,7 +13717,7 @@
               <w:rPr>
                 <w:sz w:val="18"/>
               </w:rPr>
-              <w:t>0.950542</w:t>
+              <w:t>0.831724</w:t>
             </w:r>
           </w:p>
         </w:tc>
@@ -13733,7 +13733,7 @@
               <w:rPr>
                 <w:sz w:val="18"/>
               </w:rPr>
-              <w:t>95.054164</w:t>
+              <w:t>83.172394</w:t>
             </w:r>
           </w:p>
         </w:tc>
@@ -13749,7 +13749,7 @@
               <w:rPr>
                 <w:sz w:val="18"/>
               </w:rPr>
-              <w:t>10.416667</w:t>
+              <w:t>20.833333</w:t>
             </w:r>
           </w:p>
         </w:tc>
@@ -13781,7 +13781,7 @@
               <w:rPr>
                 <w:sz w:val="18"/>
               </w:rPr>
-              <w:t>76.075519</w:t>
+              <w:t>79.066079</w:t>
             </w:r>
           </w:p>
         </w:tc>
@@ -13818,7 +13818,7 @@
               <w:rPr>
                 <w:sz w:val="18"/>
               </w:rPr>
-              <w:t>양산 / 양산시 가을 시티투어 (역사문화코스)</w:t>
+              <w:t>대구 / 송해코스</w:t>
             </w:r>
           </w:p>
         </w:tc>
@@ -13834,7 +13834,7 @@
               <w:rPr>
                 <w:sz w:val="18"/>
               </w:rPr>
-              <w:t>0.849644</w:t>
+              <w:t>0.884251</w:t>
             </w:r>
           </w:p>
         </w:tc>
@@ -13850,7 +13850,7 @@
               <w:rPr>
                 <w:sz w:val="18"/>
               </w:rPr>
-              <w:t>84.964429</w:t>
+              <w:t>88.425135</w:t>
             </w:r>
           </w:p>
         </w:tc>
@@ -13866,7 +13866,7 @@
               <w:rPr>
                 <w:sz w:val="18"/>
               </w:rPr>
-              <w:t>15.625000</w:t>
+              <w:t>18.750000</w:t>
             </w:r>
           </w:p>
         </w:tc>
@@ -13882,7 +13882,7 @@
               <w:rPr>
                 <w:sz w:val="18"/>
               </w:rPr>
-              <w:t>5.000000</w:t>
+              <w:t>3.750000</w:t>
             </w:r>
           </w:p>
         </w:tc>
@@ -13898,12 +13898,38 @@
               <w:rPr>
                 <w:sz w:val="18"/>
               </w:rPr>
-              <w:t>73.727768</w:t>
+              <w:t>77.765709</w:t>
             </w:r>
           </w:p>
         </w:tc>
       </w:tr>
     </w:tbl>
+    <w:p>
+      <w:pPr>
+        <w:pStyle w:val="Heading2"/>
+      </w:pPr>
+      <w:r>
+        <w:t>해남 · 해남시티투어</w:t>
+      </w:r>
+    </w:p>
+    <w:p>
+      <w:r>
+        <w:t>일요일코스(산이정원 → 대흥사)</w:t>
+      </w:r>
+    </w:p>
+    <w:p>
+      <w:pPr>
+        <w:pStyle w:val="Heading2"/>
+      </w:pPr>
+      <w:r>
+        <w:t>천안 · 목요일</w:t>
+      </w:r>
+    </w:p>
+    <w:p>
+      <w:r>
+        <w:t>태학산 치유의 숲 → 점심(아우내장터) → 유관순열사사적지 → 독립기념관</w:t>
+      </w:r>
+    </w:p>
     <w:p>
       <w:pPr>
         <w:pStyle w:val="Heading2"/>
@@ -13922,6 +13948,19 @@
         <w:pStyle w:val="Heading2"/>
       </w:pPr>
       <w:r>
+        <w:t>평창 · 북부권 코스</w:t>
+      </w:r>
+    </w:p>
+    <w:p>
+      <w:r>
+        <w:t>서울역(금요일) → 청량리역(토요일) → 진부역 → 월정사 → 발왕산케이블카 → 2018평창동계올림픽기념관 → 진부역 → 서울역/청량리역</w:t>
+      </w:r>
+    </w:p>
+    <w:p>
+      <w:pPr>
+        <w:pStyle w:val="Heading2"/>
+      </w:pPr>
+      <w:r>
         <w:t>대구 · 송해코스</w:t>
       </w:r>
     </w:p>
@@ -13931,52 +13970,13 @@
       </w:r>
     </w:p>
     <w:p>
-      <w:pPr>
-        <w:pStyle w:val="Heading2"/>
-      </w:pPr>
       <w:r>
-        <w:t>파주 · 2026 파주시티투어 당일코스(수요일)</w:t>
+        <w:t>해남 시티투어는 원문이 "일요일코스(산이정원 → 대흥사)"여서 코스 재점검 전에는 경로를 읽지 못해 제외됐던 코스다. 범주 비중은 [0.5,0.5,0,0,0], 방문 후보는 2곳(L=0)이다. 범주 기여 역사 23.483411·자연 35.225116에 관심사 100×0.5×0.5/1.6=15.625000과 속도 100×0.1×1/1.6=6.250000을 더해 80.583527이 된다. 천안 목요일·순천 산사투어·평창 북부권은 같은 5범주 구성과 방문 후보 수(3곳)로 점수가 같아 course_id가 표시 순서만 정한다. 범주 적합 점수만 보면 가장 높은 코스는 예산군 버스투어(95.941613)이고, 6.2에서 1위였던 연천명소코스(95.810952)는 역사 비중이 0.25여서 15위(72.694345)다.</w:t>
       </w:r>
     </w:p>
     <w:p>
       <w:r>
-        <w:t>마장호수 출렁다리 → 보광사 → 벽초지수목원</w:t>
-      </w:r>
-    </w:p>
-    <w:p>
-      <w:pPr>
-        <w:pStyle w:val="Heading2"/>
-      </w:pPr>
-      <w:r>
-        <w:t>대전 · 대덕특구탐방</w:t>
-      </w:r>
-    </w:p>
-    <w:p>
-      <w:r>
-        <w:t>대전역 → 지질박물관 → 대전시민천문대(우천시 솔로몬로파크) → 엑스포과학공원(미래에너지움) → 대전역</w:t>
-      </w:r>
-    </w:p>
-    <w:p>
-      <w:pPr>
-        <w:pStyle w:val="Heading2"/>
-      </w:pPr>
-      <w:r>
-        <w:t>양산 · 양산시 가을 시티투어 (역사문화코스)</w:t>
-      </w:r>
-    </w:p>
-    <w:p>
-      <w:r>
-        <w:t>양산역 → 양산시립박물관 → 남부시장 → 통도사 → 황산공원 → 양산역</w:t>
-      </w:r>
-    </w:p>
-    <w:p>
-      <w:r>
-        <w:t>순천 산사투어의 범주 비중은 [0.67,0.33,0,0,0], 방문 후보는 3곳(L=0)이다. 범주 기여 역사 29.704426·자연 22.278320에 관심사 100×0.5×0.667/1.6=20.833333과 속도 100×0.1×1/1.6=6.250000을 더해 79.066079가 된다. 6.2에서 1위였던 연천명소코스는 범주 적합 점수가 95.810952로 가장 높지만 역사 비중이 0.25여서 관심사 가산이 작아 8위(72.694345)가 됐다. 파주와 대전은 같은 5범주 구성과 방문 후보 수로 점수가 같아 course_id가 표시 순서만 정한다.</w:t>
-      </w:r>
-    </w:p>
-    <w:p>
-      <w:r>
-        <w:t>위 코스·경유지는 입력 원문을 보존한 결과이며 실시간 운행 확인이 아니다. 대전의 괄호 안 우천 시 대체 경유지처럼 기존 적격 플래그가 포착하지 못한 조건 표현도 남아 있다. 분석 적격 판정과 실제 경유지·운행 검증을 분리하고 운영기관 검토 대상으로 표시한다.</w:t>
+        <w:t>위 코스·경유지는 입력 원문을 보존한 결과이며 실시간 운행 확인이 아니다. 평창 북부권 코스의 요일별 출발역(서울역(금요일)·청량리역(토요일))처럼 기존 적격 플래그가 포착하지 못한 조건 표현도 남아 있다. 분석 적격 판정과 실제 경유지·운행 검증을 분리하고 운영기관 검토 대상으로 표시한다.</w:t>
       </w:r>
     </w:p>
     <w:p>
@@ -14249,7 +14249,7 @@
               <w:rPr>
                 <w:sz w:val="18"/>
               </w:rPr>
-              <w:t>적격 코스 179개</w:t>
+              <w:t>적격 코스 229개</w:t>
             </w:r>
           </w:p>
         </w:tc>
@@ -14810,7 +14810,7 @@
               <w:rPr>
                 <w:sz w:val="18"/>
               </w:rPr>
-              <w:t>1,772개</w:t>
+              <w:t>1,836개</w:t>
             </w:r>
           </w:p>
         </w:tc>
@@ -14847,7 +14847,7 @@
               <w:rPr>
                 <w:sz w:val="18"/>
               </w:rPr>
-              <w:t>521개</w:t>
+              <w:t>550개</w:t>
             </w:r>
           </w:p>
         </w:tc>
@@ -14884,7 +14884,7 @@
               <w:rPr>
                 <w:sz w:val="18"/>
               </w:rPr>
-              <w:t>366개</w:t>
+              <w:t>388개</w:t>
             </w:r>
           </w:p>
         </w:tc>
@@ -14921,7 +14921,7 @@
               <w:rPr>
                 <w:sz w:val="18"/>
               </w:rPr>
-              <w:t>211개</w:t>
+              <w:t>219개</w:t>
             </w:r>
           </w:p>
         </w:tc>
@@ -14958,7 +14958,7 @@
               <w:rPr>
                 <w:sz w:val="18"/>
               </w:rPr>
-              <w:t>179개</w:t>
+              <w:t>229개</w:t>
             </w:r>
           </w:p>
         </w:tc>
@@ -17218,12 +17218,17 @@
     </w:p>
     <w:p>
       <w:r>
-        <w:t>코스 특징식의 n은 방문 후보 수, N은 야경 플래그다. 분류되지 않은 방문 후보도 분모에 둔다. 코스 분석 자격은 방문 후보 2개 이상, 범주 분류 커버리지 0.5 이상, 지원하는 파싱과 순서 상태, 조건부 경유지 없음이다. 280개 중 179개가 통과한다. 탈락 101개도 전체 배정표와 품질 표에 남는다.</w:t>
+        <w:t>코스 특징식의 n은 방문 후보 수, N은 야경 플래그다. 분류되지 않은 방문 후보도 분모에 둔다. 코스 분석 자격은 방문 후보 2개 이상, 범주 분류 커버리지 0.5 이상, 지원하는 파싱과 순서 상태, 조건부 경유지 없음이다. 280개 중 229개가 통과한다. 탈락 51개(조건부 경유지 19, 경로 해석 불가 14, 범주 커버리지 부족 13, 방문지 부족 5)도 전체 배정표와 품질 표에 남는다.</w:t>
       </w:r>
     </w:p>
     <w:p>
       <w:r>
-        <w:t>σ는 179개 적격 코스에서 계산한 묶음별 총표준편차(모분산 기준)로, 범주 비중 5열은 한 묶음으로 본다. 각 묶음을 총분산 1로 맞춘 뒤 √가중치를 곱하므로 묶음의 분산 기여가 가중치 0.75·0.15·0.10과 같다. 이번 실행의 σ는 범주 0.384375, 방문 후보 수 1.029924, 야경 0.259521이며 모델 파일의 전처리 정보에 저장해 새 코스에도 같은 값을 적용한다.</w:t>
+        <w:t>2026-09-29 탈락 코스 재점검으로 파싱·분류 규칙을 고쳤다. 제공된 citytour.csv 원문만 사용했고 외부 자료는 더하지 않았다. ① "/"는 함께 방문하는 경유지 나열로 보고 나누며, "또는·선택·계절별·상이"와 "(봄·가을)"처럼 괄호 안 계절 표시만 조건부로 본다. 율봄식물원, 2018평창동계올림픽기념관처럼 이름 속 계절어를 조건부로 오인하던 문제도 없앴다. ② 역·터미널·정류장·호텔·공항·관광안내소 같은 이동 지점과 자율중식·점심 같은 식사 지점은 방문 후보에서 뺀다. ③ "일요일코스(산이정원 → 대흥사)"처럼 괄호 안에 적힌 경로를 읽고, 안성맞춤박물관의 "맞춤"을 자유 코스 표현으로 오인하지 않으며, "등"이나 여러 코스가 섞이지 않은 쉼표 목록은 순서 없는 방문 목록으로 인정한다. ④ 키워드를 보강하고(호미곶·무의도 같은 곶·섬·대교·어촌, 고택·석빙고, 곤돌라·출렁다리·기차마을 등) 공항·섬진강이 바다로, 미술관·예술이 음식으로, 코레일이 체험으로, 청사·공사·식사가 사찰로 분류되던 오류를 고쳤다. 그 결과 적격 코스가 179개에서 229개가 됐다. 새로 적격이 된 코스는 53개이고, 정부세종청사가 역사로 잘못 분류된 덕분에 통과했던 세종 3개 코스는 제외됐다. 바다 비중 0.3 이상 코스는 17개에서 26개, 음식 비중 0.3 이상 코스는 23개가 됐다.</w:t>
+      </w:r>
+    </w:p>
+    <w:p>
+      <w:r>
+        <w:t>σ는 229개 적격 코스에서 계산한 묶음별 총표준편차(모분산 기준)로, 범주 비중 5열은 한 묶음으로 본다. 각 묶음을 총분산 1로 맞춘 뒤 √가중치를 곱하므로 묶음의 분산 기여가 가중치 0.75·0.15·0.10과 같다. 이번 실행의 σ는 범주 0.432551, 방문 후보 수 0.582255, 야경 0.239578이며 모델 파일의 전처리 정보에 저장해 새 코스에도 같은 값을 적용한다.</w:t>
       </w:r>
     </w:p>
     <w:p>
@@ -17233,12 +17238,12 @@
     </w:p>
     <w:p>
       <w:r>
-        <w:t>T는 PCA 6축에 97.3447%, PC1·PC2에 50.9520%가 담긴다. PC1은 역사 비중 +0.881 대 자연 −0.378, PC2는 자연 +0.747 대 바다 −0.444·방문 후보 수 −0.423의 차이가 크다. 방문 후보 수는 PC4(+0.880), 야경은 PC5(+0.920)에 주로 실린다. 2차원 그림은 분산의 절반만 보여 준다.</w:t>
+        <w:t>T는 PCA 6축에 97.9004%, PC1·PC2에 51.0211%가 담긴다. PC1은 역사 비중 +0.894 대 체험 −0.294·자연 −0.246, PC2는 체험 +0.745 대 자연 −0.637의 차이가 크다. 바다는 PC3(+0.717), 방문 후보 수는 PC4(+0.974), 야경은 PC5(+0.899)에 주로 실린다. 2차원 그림은 분산의 절반만 보여 준다.</w:t>
       </w:r>
     </w:p>
     <w:p>
       <w:r>
-        <w:t>k=2~10 중 품질 조건을 통과한 PCA 후보에서 평균 실루엣이 가장 큰 k=6을 선택했다. 평균 실루엣 0.2220, 시드 간 최소 ARI 0.8981, 최소 군집 비율 0.067이다. 이전 k=2의 0.3796보다 낮지만 두 값은 특징 척도가 달라 직접 비교하지 않는다. 0.22는 군집 경계가 뚜렷하지 않은 수준이므로 T 군집은 코스 구성을 요약하는 탐색 결과로만 쓴다.</w:t>
+        <w:t>k=2~10 중 품질 조건을 통과한 PCA 후보에서 평균 실루엣이 가장 큰 k=7을 선택했다. 평균 실루엣 0.2522, 시드 간 최소 ARI 0.9714, 최소 군집 비율 0.057이다. 코스 재점검 전 k=6의 0.2220보다 조금 높고, 묶음 균형 개정 전 k=2의 0.3796과는 특징 척도가 달라 직접 비교하지 않는다. 0.25는 군집 경계가 뚜렷하지 않은 수준이므로 T 군집은 코스 구성을 요약하는 탐색 결과로만 쓴다.</w:t>
       </w:r>
     </w:p>
     <w:tbl>
@@ -17402,7 +17407,7 @@
               <w:rPr>
                 <w:sz w:val="18"/>
               </w:rPr>
-              <w:t>23</w:t>
+              <w:t>22</w:t>
             </w:r>
           </w:p>
         </w:tc>
@@ -17418,7 +17423,7 @@
               <w:rPr>
                 <w:sz w:val="18"/>
               </w:rPr>
-              <w:t>바다 0.385</w:t>
+              <w:t>바다 0.479</w:t>
             </w:r>
           </w:p>
         </w:tc>
@@ -17434,7 +17439,7 @@
               <w:rPr>
                 <w:sz w:val="18"/>
               </w:rPr>
-              <w:t>4.74</w:t>
+              <w:t>4.55</w:t>
             </w:r>
           </w:p>
         </w:tc>
@@ -17466,7 +17471,7 @@
               <w:rPr>
                 <w:sz w:val="18"/>
               </w:rPr>
-              <w:t>0.740</w:t>
+              <w:t>0.805</w:t>
             </w:r>
           </w:p>
         </w:tc>
@@ -17503,7 +17508,7 @@
               <w:rPr>
                 <w:sz w:val="18"/>
               </w:rPr>
-              <w:t>12</w:t>
+              <w:t>19</w:t>
             </w:r>
           </w:p>
         </w:tc>
@@ -17519,7 +17524,7 @@
               <w:rPr>
                 <w:sz w:val="18"/>
               </w:rPr>
-              <w:t>야경 코스, 자연 0.251·바다 0.176</w:t>
+              <w:t>체험 0.676</w:t>
             </w:r>
           </w:p>
         </w:tc>
@@ -17535,7 +17540,7 @@
               <w:rPr>
                 <w:sz w:val="18"/>
               </w:rPr>
-              <w:t>5.00</w:t>
+              <w:t>3.74</w:t>
             </w:r>
           </w:p>
         </w:tc>
@@ -17551,7 +17556,7 @@
               <w:rPr>
                 <w:sz w:val="18"/>
               </w:rPr>
-              <w:t>1.00</w:t>
+              <w:t>0.00</w:t>
             </w:r>
           </w:p>
         </w:tc>
@@ -17567,7 +17572,7 @@
               <w:rPr>
                 <w:sz w:val="18"/>
               </w:rPr>
-              <w:t>0.630</w:t>
+              <w:t>0.891</w:t>
             </w:r>
           </w:p>
         </w:tc>
@@ -17604,7 +17609,7 @@
               <w:rPr>
                 <w:sz w:val="18"/>
               </w:rPr>
-              <w:t>39</w:t>
+              <w:t>13</w:t>
             </w:r>
           </w:p>
         </w:tc>
@@ -17620,7 +17625,7 @@
               <w:rPr>
                 <w:sz w:val="18"/>
               </w:rPr>
-              <w:t>체험 0.349</w:t>
+              <w:t>야경 코스, 자연 0.280·바다 0.210</w:t>
             </w:r>
           </w:p>
         </w:tc>
@@ -17636,7 +17641,7 @@
               <w:rPr>
                 <w:sz w:val="18"/>
               </w:rPr>
-              <w:t>4.62</w:t>
+              <w:t>4.08</w:t>
             </w:r>
           </w:p>
         </w:tc>
@@ -17652,7 +17657,7 @@
               <w:rPr>
                 <w:sz w:val="18"/>
               </w:rPr>
-              <w:t>0.00</w:t>
+              <w:t>1.00</w:t>
             </w:r>
           </w:p>
         </w:tc>
@@ -17668,7 +17673,7 @@
               <w:rPr>
                 <w:sz w:val="18"/>
               </w:rPr>
-              <w:t>0.758</w:t>
+              <w:t>0.723</w:t>
             </w:r>
           </w:p>
         </w:tc>
@@ -17705,7 +17710,7 @@
               <w:rPr>
                 <w:sz w:val="18"/>
               </w:rPr>
-              <w:t>32</w:t>
+              <w:t>40</w:t>
             </w:r>
           </w:p>
         </w:tc>
@@ -17721,7 +17726,7 @@
               <w:rPr>
                 <w:sz w:val="18"/>
               </w:rPr>
-              <w:t>자연 0.458</w:t>
+              <w:t>음식 0.272</w:t>
             </w:r>
           </w:p>
         </w:tc>
@@ -17737,7 +17742,7 @@
               <w:rPr>
                 <w:sz w:val="18"/>
               </w:rPr>
-              <w:t>3.53</w:t>
+              <w:t>4.20</w:t>
             </w:r>
           </w:p>
         </w:tc>
@@ -17769,7 +17774,7 @@
               <w:rPr>
                 <w:sz w:val="18"/>
               </w:rPr>
-              <w:t>0.731</w:t>
+              <w:t>0.800</w:t>
             </w:r>
           </w:p>
         </w:tc>
@@ -17806,7 +17811,7 @@
               <w:rPr>
                 <w:sz w:val="18"/>
               </w:rPr>
-              <w:t>44</w:t>
+              <w:t>38</w:t>
             </w:r>
           </w:p>
         </w:tc>
@@ -17822,7 +17827,7 @@
               <w:rPr>
                 <w:sz w:val="18"/>
               </w:rPr>
-              <w:t>여러 범주 혼합, 긴 코스</w:t>
+              <w:t>자연 0.481</w:t>
             </w:r>
           </w:p>
         </w:tc>
@@ -17838,7 +17843,7 @@
               <w:rPr>
                 <w:sz w:val="18"/>
               </w:rPr>
-              <w:t>8.07</w:t>
+              <w:t>3.63</w:t>
             </w:r>
           </w:p>
         </w:tc>
@@ -17870,7 +17875,7 @@
               <w:rPr>
                 <w:sz w:val="18"/>
               </w:rPr>
-              <w:t>0.675</w:t>
+              <w:t>0.766</w:t>
             </w:r>
           </w:p>
         </w:tc>
@@ -17907,7 +17912,7 @@
               <w:rPr>
                 <w:sz w:val="18"/>
               </w:rPr>
-              <w:t>29</w:t>
+              <w:t>39</w:t>
             </w:r>
           </w:p>
         </w:tc>
@@ -17923,7 +17928,7 @@
               <w:rPr>
                 <w:sz w:val="18"/>
               </w:rPr>
-              <w:t>역사 0.605</w:t>
+              <w:t>여러 범주 혼합, 긴 코스</w:t>
             </w:r>
           </w:p>
         </w:tc>
@@ -17939,7 +17944,7 @@
               <w:rPr>
                 <w:sz w:val="18"/>
               </w:rPr>
-              <w:t>4.03</w:t>
+              <w:t>8.10</w:t>
             </w:r>
           </w:p>
         </w:tc>
@@ -17955,7 +17960,7 @@
               <w:rPr>
                 <w:sz w:val="18"/>
               </w:rPr>
-              <w:t>0.03</w:t>
+              <w:t>0.00</w:t>
             </w:r>
           </w:p>
         </w:tc>
@@ -17971,7 +17976,108 @@
               <w:rPr>
                 <w:sz w:val="18"/>
               </w:rPr>
-              <w:t>0.785</w:t>
+              <w:t>0.819</w:t>
+            </w:r>
+          </w:p>
+        </w:tc>
+      </w:tr>
+      <w:tr>
+        <w:trPr>
+          <w:cantSplit/>
+        </w:trPr>
+        <w:tc>
+          <w:tcPr>
+            <w:tcW w:type="dxa" w:w="1094"/>
+          </w:tcPr>
+          <w:p>
+            <w:pPr>
+              <w:spacing w:after="60" w:before="60" w:line="252" w:lineRule="auto"/>
+            </w:pPr>
+            <w:r>
+              <w:rPr>
+                <w:sz w:val="18"/>
+              </w:rPr>
+              <w:t>T07</w:t>
+            </w:r>
+          </w:p>
+        </w:tc>
+        <w:tc>
+          <w:tcPr>
+            <w:tcW w:type="dxa" w:w="1034"/>
+          </w:tcPr>
+          <w:p>
+            <w:pPr>
+              <w:spacing w:after="60" w:before="60" w:line="252" w:lineRule="auto"/>
+            </w:pPr>
+            <w:r>
+              <w:rPr>
+                <w:sz w:val="18"/>
+              </w:rPr>
+              <w:t>58</w:t>
+            </w:r>
+          </w:p>
+        </w:tc>
+        <w:tc>
+          <w:tcPr>
+            <w:tcW w:type="dxa" w:w="3101"/>
+          </w:tcPr>
+          <w:p>
+            <w:pPr>
+              <w:spacing w:after="60" w:before="60" w:line="252" w:lineRule="auto"/>
+            </w:pPr>
+            <w:r>
+              <w:rPr>
+                <w:sz w:val="18"/>
+              </w:rPr>
+              <w:t>역사 0.589</w:t>
+            </w:r>
+          </w:p>
+        </w:tc>
+        <w:tc>
+          <w:tcPr>
+            <w:tcW w:type="dxa" w:w="1763"/>
+          </w:tcPr>
+          <w:p>
+            <w:pPr>
+              <w:spacing w:after="60" w:before="60" w:line="252" w:lineRule="auto"/>
+            </w:pPr>
+            <w:r>
+              <w:rPr>
+                <w:sz w:val="18"/>
+              </w:rPr>
+              <w:t>4.21</w:t>
+            </w:r>
+          </w:p>
+        </w:tc>
+        <w:tc>
+          <w:tcPr>
+            <w:tcW w:type="dxa" w:w="1216"/>
+          </w:tcPr>
+          <w:p>
+            <w:pPr>
+              <w:spacing w:after="60" w:before="60" w:line="252" w:lineRule="auto"/>
+            </w:pPr>
+            <w:r>
+              <w:rPr>
+                <w:sz w:val="18"/>
+              </w:rPr>
+              <w:t>0.02</w:t>
+            </w:r>
+          </w:p>
+        </w:tc>
+        <w:tc>
+          <w:tcPr>
+            <w:tcW w:type="dxa" w:w="1764"/>
+          </w:tcPr>
+          <w:p>
+            <w:pPr>
+              <w:spacing w:after="60" w:before="60" w:line="252" w:lineRule="auto"/>
+            </w:pPr>
+            <w:r>
+              <w:rPr>
+                <w:sz w:val="18"/>
+              </w:rPr>
+              <w:t>0.853</w:t>
             </w:r>
           </w:p>
         </w:tc>
@@ -17979,12 +18085,12 @@
     </w:tbl>
     <w:p>
       <w:r>
-        <w:t>군집 번호는 실행마다 다시 매기는 번호이며 이름은 구성 비중을 읽기 쉽게 적은 것이다. T01~T06을 한류형·해양형 같은 개인 유형으로 이름 붙일 근거는 부족하다. 실제 코스 이름, 장소 연결, 구성 비중을 함께 보여 주어야 한다.</w:t>
+        <w:t>군집 번호는 실행마다 다시 매기는 번호이며 이름은 구성 비중을 읽기 쉽게 적은 것이다. T01~T07을 한류형·해양형 같은 개인 유형으로 이름 붙일 근거는 부족하다. 실제 코스 이름, 장소 연결, 구성 비중을 함께 보여 주어야 한다.</w:t>
       </w:r>
     </w:p>
     <w:p>
       <w:r>
-        <w:t>추천 점수는 T 번호를 쓰지 않고 코스 범주 비중과 커버리지로 계산하므로, 이번 재학습으로 179개 코스의 추천 점수와 순위는 바뀌지 않는다. reference_calc/eligible_courses.csv에서는 표시용 analysis_T_cluster 열만 갱신했다.</w:t>
+        <w:t>추천 점수는 T 번호를 쓰지 않고 코스 범주 비중과 커버리지로 계산한다. 다만 코스 재점검으로 추천 대상이 229개로 늘고 일부 코스의 범주 비중이 바뀌어 추천 점수와 순위도 달라졌다(16·17장). reference_calc/eligible_courses.csv는 새 실행의 적격 코스로 다시 만들었다.</w:t>
       </w:r>
     </w:p>
     <w:p>
@@ -19001,7 +19107,7 @@
     </w:tbl>
     <w:p>
       <w:r>
-        <w:t>G·GC는 동일하게 고정한 1,200개 평가 행을 사용하고 T·TC는 179개 전체를 평가한다. 모델을 비교할 때 공통 원래 특징 공간과 같은 코사인 거리의 실루엣을 사용한다. 유클리드 실루엣 0.7189와 코사인 0.8342를 직접 비교하는 것은 적절하지 않다.</w:t>
+        <w:t>G·GC는 동일하게 고정한 1,200개 평가 행을 사용하고 T·TC는 229개 전체를 평가한다. 모델을 비교할 때 공통 원래 특징 공간과 같은 코사인 거리의 실루엣을 사용한다. 유클리드 실루엣 0.7189와 코사인 0.8342를 직접 비교하는 것은 적절하지 않다.</w:t>
       </w:r>
     </w:p>
     <w:p>
@@ -19185,7 +19291,7 @@
               <w:rPr>
                 <w:sz w:val="18"/>
               </w:rPr>
-              <w:t>179</w:t>
+              <w:t>229</w:t>
             </w:r>
           </w:p>
         </w:tc>
@@ -19291,7 +19397,7 @@
               <w:rPr>
                 <w:sz w:val="18"/>
               </w:rPr>
-              <w:t>0.352715</w:t>
+              <w:t>0.417575</w:t>
             </w:r>
           </w:p>
         </w:tc>
@@ -19344,7 +19450,7 @@
               <w:rPr>
                 <w:sz w:val="18"/>
               </w:rPr>
-              <w:t>0.410146</w:t>
+              <w:t>0.449994</w:t>
             </w:r>
           </w:p>
         </w:tc>
@@ -19397,7 +19503,7 @@
               <w:rPr>
                 <w:sz w:val="18"/>
               </w:rPr>
-              <w:t>0.410734</w:t>
+              <w:t>0.448957</w:t>
             </w:r>
           </w:p>
         </w:tc>
@@ -19450,7 +19556,7 @@
               <w:rPr>
                 <w:sz w:val="18"/>
               </w:rPr>
-              <w:t>0.877714</w:t>
+              <w:t>0.890469</w:t>
             </w:r>
           </w:p>
         </w:tc>
@@ -19503,7 +19609,7 @@
               <w:rPr>
                 <w:sz w:val="18"/>
               </w:rPr>
-              <w:t>0.584576</w:t>
+              <w:t>0.849402</w:t>
             </w:r>
           </w:p>
         </w:tc>
@@ -19556,7 +19662,7 @@
               <w:rPr>
                 <w:sz w:val="18"/>
               </w:rPr>
-              <w:t>0.050</w:t>
+              <w:t>0.017</w:t>
             </w:r>
           </w:p>
         </w:tc>
@@ -19609,7 +19715,7 @@
               <w:rPr>
                 <w:sz w:val="18"/>
               </w:rPr>
-              <w:t>0.067039</w:t>
+              <w:t>0.056769</w:t>
             </w:r>
           </w:p>
         </w:tc>
@@ -19617,7 +19723,7 @@
     </w:tbl>
     <w:p>
       <w:r>
-        <w:t>GC는 같은 평가 거리에서 분리가 개선되었고 일부 장소 배정이 바뀌었다. TC는 T의 6군집 중 바다 T01·야경 T02·역사 T06은 거의 그대로 두고, 긴 혼합 코스 T05의 일부를 역사형(TC07)으로 옮기며 음식 비중이 큰 17개 코스를 TC01로 따로 묶었다. TC01~TC07의 크기는 17, 21, 12, 29, 29, 27, 44다. 코사인 실루엣은 0.41로 높아졌지만 179개 코스 중 5.0%는 음수 실루엣이어서 경계 근처 코스가 적지 않다. GC의 k가 탐색 상한에 닿아 있어 더 큰 k에 대한 검토 없이 최적 군집 수로 확정하지 않는다.</w:t>
+        <w:t>GC는 같은 평가 거리에서 분리가 개선되었고 일부 장소 배정이 바뀌었다. TC는 T의 7군집과 대부분 대응한다(기존 대비 ARI 0.849). 바다 T01·체험 T02·야경 T03·역사 T07은 그대로 옮겨 가고, 자연 T05와 긴 혼합 T06도 대부분 TC05·TC06에 남는다. 음식 T04의 40코스는 29개가 TC03에 남고 7개는 체험형 TC02, 3개는 역사형 TC07, 1개는 바다형 TC01로 나뉜다. TC01~TC07의 크기는 23, 27, 30, 13, 37, 35, 64다. 코사인 실루엣은 0.45이고 229개 코스 중 1.7%가 음수 실루엣이다. GC의 k가 탐색 상한에 닿아 있어 더 큰 k에 대한 검토 없이 최적 군집 수로 확정하지 않는다.</w:t>
       </w:r>
     </w:p>
     <w:p>
@@ -23475,7 +23581,7 @@
     </w:p>
     <w:p>
       <w:r>
-        <w:t>주소 문자열과 원문 지역명을 대조한 잠정 연결은 관광지 1,568행, 116개 카탈로그 지역이다. 280개 코스 중 129개에서 265개 경유지 슬롯이 연결 후보를 갖는다. 행정경계까지 검증 완료한 연결은 0개다.</w:t>
+        <w:t>주소 문자열과 원문 지역명을 대조한 잠정 연결은 관광지 1,568행, 116개 카탈로그 지역이다. 280개 코스 중 136개에서 276개 경유지 슬롯이 연결 후보를 갖는다. 행정경계까지 검증 완료한 연결은 0개다.</w:t>
       </w:r>
     </w:p>
     <w:p>
@@ -26265,7 +26371,7 @@
     </w:p>
     <w:p>
       <w:r>
-        <w:t>혼합 예제는 테마 영월 31.518333점, 대표 시티투어 순천 (테마투어)산사투어 79.066079점으로 이어진다. 같은 공통 응답에서 B2 D를 고른 C5 단일형은 역사 관심사 가산을 똑같이 받지만 자연 중심 선호여서 파주 2026 파주시티투어 당일코스(수요일)가 72.734493점으로 1위다. 숫자의 크기만으로 어느 쪽 추천이 더 좋다고 비교하지 않는다. 상세 JSON에는 원장·상대 가중치·혼합 α·u·테마 전부·179개 코스·대표 5개가 함께 들어 있다.</w:t>
+        <w:t>혼합 예제는 테마 영월 31.518333점, 대표 시티투어 해남 해남시티투어 80.583527점으로 이어진다. 같은 공통 응답에서 B2 D를 고른 C5 단일형은 역사 관심사 가산을 똑같이 받지만 자연 중심 선호여서 파주 2026 파주시티투어 당일코스(목요일)가 72.734493점으로 1위다. 숫자의 크기만으로 어느 쪽 추천이 더 좋다고 비교하지 않는다. 상세 JSON에는 원장·상대 가중치·혼합 α·u·테마 전부·229개 코스·대표 5개가 함께 들어 있다.</w:t>
       </w:r>
     </w:p>
     <w:p>
@@ -26874,7 +26980,7 @@
               <w:rPr>
                 <w:sz w:val="18"/>
               </w:rPr>
-              <w:t>수정 파서 출력 179개 + 간접 u 코사인 + 관심사·야경·여행 속도 가산</w:t>
+              <w:t>수정 파서 출력 229개 + 간접 u 코사인 + 관심사·야경·여행 속도 가산</w:t>
             </w:r>
           </w:p>
         </w:tc>
@@ -27159,7 +27265,7 @@
               <w:rPr>
                 <w:sz w:val="18"/>
               </w:rPr>
-              <w:t>완료 응답 → α·u·테마 순위·적용 가산 항·179코스 순위와 가산 점수·대표 지역5</w:t>
+              <w:t>완료 응답 → α·u·테마 순위·적용 가산 항·229코스 순위와 가산 점수·대표 지역5</w:t>
             </w:r>
           </w:p>
         </w:tc>
@@ -27419,7 +27525,7 @@
     </w:p>
     <w:p>
       <w:r>
-        <w:t>전체 군집 재학습은 기존 Tour_Navigator_Codebook/analysis의 노트북과 코드 경로를 사용한다. 이번 작은 reference_calc는 이미 전처리된 179개 코스에 새 설문을 연결하는 계산기이므로 CSV 원자료 전처리·PCA 학습을 대체하지 않는다.</w:t>
+        <w:t>전체 군집 재학습은 기존 Tour_Navigator_Codebook/analysis의 노트북과 코드 경로를 사용한다. 이번 작은 reference_calc는 이미 전처리된 229개 코스에 새 설문을 연결하는 계산기이므로 CSV 원자료 전처리·PCA 학습을 대체하지 않는다.</w:t>
       </w:r>
     </w:p>
     <w:tbl>
@@ -27737,7 +27843,7 @@
     </w:tbl>
     <w:p>
       <w:r>
-        <w:t>유지한 분석 실행은 run_20260929_015104_463809다. 직전 실행 run_20260929_000435_315309와는 그림 레이블을 칼럼명·코드 대신 한국어 설명명으로 바꾼 것만 다르며, 결과 CSV와 모델 파일은 바이트 단위로 같다. 그 이전 실행 run_20260928_062724_468322와 비교하면 T 특징의 묶음별 분산 균형만 바꾸었고, G·GC·지출·해양 결과 CSV와 모델 파일은 바이트 단위로 같다. 지출업종 제거 후 주 분석 결과는 PNG 41개와 CSV 92개이며, 과거의 PNG 51개·CSV 102개와 다르다. 보조 A·R 분석 및 신규 응답 예제 산출물은 이 주 분석 개수에 더해 세지 않는다.</w:t>
+        <w:t>유지한 분석 실행은 run_20260929_021855_281961다. 직전 실행 run_20260929_015104_463809와 비교해 시티투어 코스 파싱·분류 규칙만 바꾸었고(22장), G·GC·지출 결과와 해양 지역 결과는 바이트 단위로 같다. 바뀐 것은 코스 관련 표·T/TC 모델과 해양-코스 연결 표다. 그 이전 실행들에서는 그림 레이블 한국어화와 T 특징의 묶음별 분산 균형을 적용했다. 지출업종 제거 후 주 분석 결과는 PNG 41개와 CSV 92개이며, 과거의 PNG 51개·CSV 102개와 다르다. 보조 A·R 분석 및 신규 응답 예제 산출물은 이 주 분석 개수에 더해 세지 않는다.</w:t>
       </w:r>
     </w:p>
     <w:p>
@@ -27881,7 +27987,7 @@
               <w:rPr>
                 <w:sz w:val="18"/>
               </w:rPr>
-              <w:t>C4·C5 혼합, D 비교, u 합 1, W 정규화, 테마 0~100, 179코스 점수·기여와 가산 합, 지역 5개 중복 제거, 가산 항이 없으면 6.2 식과 같음, 야경 관심사 상위 3개가 야경 코스, 바다 관심사 C9 도달 확인.</w:t>
+              <w:t>C4·C5 혼합, D 비교, u 합 1, W 정규화, 테마 0~100, 229코스 점수·기여와 가산 합, 지역 5개 중복 제거, 가산 항이 없으면 6.2 식과 같음, 야경 관심사 상위 3개가 야경 코스, 바다 관심사 C9 도달 확인.</w:t>
             </w:r>
           </w:p>
         </w:tc>
@@ -27992,7 +28098,7 @@
               <w:rPr>
                 <w:sz w:val="18"/>
               </w:rPr>
-              <w:t>G/GC 2,549행, T/TC 179행. 실루엣·ARI 결과와 그래프는 유지 실행에서 확인. T 묶음별 분산 기여 0.75·0.15·0.10 일치 확인.</w:t>
+              <w:t>G/GC 2,549행, T/TC 229행. 실루엣·ARI 결과와 그래프는 유지 실행에서 확인. T 묶음별 분산 기여 0.75·0.15·0.10 일치 확인.</w:t>
             </w:r>
           </w:p>
         </w:tc>

--- a/docs/Tour_Navigator_Cosine_Specification.docx
+++ b/docs/Tour_Navigator_Cosine_Specification.docx
@@ -34,12 +34,12 @@
         <w:pStyle w:val="Heading2"/>
       </w:pPr>
       <w:r>
-        <w:t>버전 integrated 6.3   |   2026.09.29</w:t>
+        <w:t>버전 integrated 6.4   |   2026.09.29</w:t>
       </w:r>
     </w:p>
     <w:p>
       <w:r>
-        <w:t>신규 설문 6.2의 개정 유형명을 유지하고, 설문에서 만들어진 유형 점수를 테마와 실제 시티투어 코스에 연결하는 참조 계산을 수록했습니다. 질문·선택값·가산·분기·추천 근거를 한 흐름으로 확인할 수 있습니다.</w:t>
+        <w:t>신규 설문 6.3의 개정 유형명을 유지하고, 설문에서 만들어진 유형 점수를 테마와 실제 시티투어 코스에 연결하는 참조 계산을 수록했습니다. 질문·선택값·가산·분기·추천 근거를 한 흐름으로 확인할 수 있습니다.</w:t>
       </w:r>
     </w:p>
     <w:p>
@@ -560,7 +560,7 @@
     </w:p>
     <w:p>
       <w:r>
-        <w:t>이 명세서는 최신 분기형 설문 6.2를 기준으로 질문별 점수, C 유형 판정, 테마 추천, 지역 시티투어, 관광지·코스 군집, PCA, 코사인 유사도와 체류 산정을 하나의 흐름으로 설명한다. 문서 버전은 integrated 6.3이며 신규 설문에서 추천까지 연결하는 참조 계산 코드를 함께 제공한다.</w:t>
+        <w:t>이 명세서는 최신 분기형 설문 6.3을 기준으로 질문별 점수, C 유형 판정, 테마 추천, 지역 시티투어, 관광지·코스 군집, PCA, 코사인 유사도와 체류 산정을 하나의 흐름으로 설명한다. 문서 버전은 integrated 6.4이며 신규 설문에서 추천까지 연결하는 참조 계산 코드를 함께 제공한다.</w:t>
       </w:r>
     </w:p>
     <w:tbl>
@@ -632,7 +632,7 @@
               <w:rPr>
                 <w:sz w:val="18"/>
               </w:rPr>
-              <w:t>신규 설문 6.2</w:t>
+              <w:t>신규 설문 6.3</w:t>
             </w:r>
           </w:p>
         </w:tc>
@@ -648,7 +648,7 @@
               <w:rPr>
                 <w:sz w:val="18"/>
               </w:rPr>
-              <w:t>공통 S1~S6 + 관심사별 B1~B7 중 1개 + 필요한 경우 F1. 독립 Python 분류기로 구현. B의 D 없음은 전 유형 0점. 6.1 대비 S4 바다 선택지 점수만 변경.</w:t>
+              <w:t>공통 S1~S6 + 관심사별 B1~B7 중 1개 + 필요한 경우 F1. 독립 Python 분류기로 구현. B의 D 없음은 전 유형 0점. 6.3에서 유형 점수를 유형별 100점 만점으로 환산.</w:t>
             </w:r>
           </w:p>
         </w:tc>
@@ -669,7 +669,7 @@
               <w:rPr>
                 <w:sz w:val="18"/>
               </w:rPr>
-              <w:t>6.3 추천 연결</w:t>
+              <w:t>6.4 추천 연결</w:t>
             </w:r>
           </w:p>
         </w:tc>
@@ -759,7 +759,7 @@
               <w:rPr>
                 <w:sz w:val="18"/>
               </w:rPr>
-              <w:t>한류·연령·성별 주변비율·지역 보정의 산식과 활용 조건을 보존. 신규 설문만으로 필수 입력을 확보할 수 없어 6.3 참조 추천에서는 가산 0.</w:t>
+              <w:t>한류·연령·성별 주변비율·지역 보정의 산식과 활용 조건을 보존. 신규 설문만으로 필수 입력을 확보할 수 없어 6.4 참조 추천에서는 가산 0.</w:t>
             </w:r>
           </w:p>
         </w:tc>
@@ -1504,7 +1504,7 @@
               <w:rPr>
                 <w:sz w:val="18"/>
               </w:rPr>
-              <w:t>C 점수 합산과 후보 집합 내 상대 가중치</w:t>
+              <w:t>유형별 100점 만점 환산 점수 합산과 후보 집합 내 상대 가중치</w:t>
             </w:r>
           </w:p>
         </w:tc>
@@ -5045,7 +5045,7 @@
     </w:tbl>
     <w:p>
       <w:r>
-        <w:t>각 분기의 A·B·C는 유형 가산 합계 4점, D 없음은 합계 0점이다. D는 응답 완료이며 결측값이 아니다. 이전 공통문항 점수를 지우거나 감점하지 않고, 남은 유형에 4점을 나누어 주지도 않는다.</w:t>
+        <w:t>각 분기의 A·B·C는 유형 가산 원점수 합계 4점, D 없음은 합계 0점이다. D는 응답 완료이며 결측값이 아니다. 이전 공통문항 점수를 지우거나 감점하지 않고, 남은 유형에 4점을 나누어 주지도 않는다.</w:t>
       </w:r>
     </w:p>
     <w:p>
@@ -5162,7 +5162,7 @@
     </w:p>
     <w:p>
       <w:r>
-        <w:t>D를 골라도 현재 1·2위 차가 2점 이하이면 F1은 노출된다. 없음은 이 추가 세부경험 중 선택할 것이 없다는 의미이지 S4 관심사까지 취소한다는 의미가 아니다. S4를 변경하면 이전 B와 F1 응답을 제거하고 새 분기를 다시 계산한다.</w:t>
+        <w:t>D를 골라도 현재 1·2위 차가 100점 환산 기준 12점 이하이면 F1은 노출된다. 없음은 이 추가 세부경험 중 선택할 것이 없다는 의미이지 S4 관심사까지 취소한다는 의미가 아니다. S4를 변경하면 이전 B와 F1 응답을 제거하고 새 분기를 다시 계산한다.</w:t>
       </w:r>
     </w:p>
     <w:p>
@@ -7351,7 +7351,7 @@
     </w:p>
     <w:p>
       <w:r>
-        <w:t>질문: 이번 여행에서 가장 양보하고 싶지 않은 경험은 무엇인가요? 분기까지의 최고 점수와 2위 점수 차가 2점 이하인 경우에만 한 번 묻는다. 최고점에서 2점 이내인 모든 유형의 경험 설명을 동적 선택지로 만든다.</w:t>
+        <w:t>질문: 이번 여행에서 가장 양보하고 싶지 않은 경험은 무엇인가요? 분기까지의 100점 환산 최고 점수와 2위 점수 차가 12점 이하인 경우에만 한 번 묻는다. 최고점에서 12점 이내인 모든 유형의 경험 설명을 동적 선택지로 만든다.</w:t>
       </w:r>
     </w:p>
     <w:p>
@@ -7478,7 +7478,7 @@
           <m:t>≤</m:t>
         </m:r>
         <m:r>
-          <m:t>2</m:t>
+          <m:t>12</m:t>
         </m:r>
         <m:r>
           <m:rPr>
@@ -7608,7 +7608,7 @@
               <w:rPr>
                 <w:sz w:val="18"/>
               </w:rPr>
-              <w:t>선택한 유형 +4</w:t>
+              <w:t>선택한 유형 +20</w:t>
             </w:r>
           </w:p>
         </w:tc>
@@ -7661,7 +7661,7 @@
               <w:rPr>
                 <w:sz w:val="18"/>
               </w:rPr>
-              <w:t>E₀의 모든 유형에 4 / |E₀|씩 가산</w:t>
+              <w:t>E₀의 모든 유형에 20 / |E₀|씩 가산</w:t>
             </w:r>
           </w:p>
         </w:tc>
@@ -7943,6 +7943,30 @@
           </m:rPr>
           <m:t>=</m:t>
         </m:r>
+        <m:f>
+          <m:num>
+            <m:r>
+              <m:rPr>
+                <m:sty m:val="p"/>
+              </m:rPr>
+              <m:t>100</m:t>
+            </m:r>
+          </m:num>
+          <m:den>
+            <m:sSub>
+              <m:e>
+                <m:r>
+                  <m:t>M</m:t>
+                </m:r>
+              </m:e>
+              <m:sub>
+                <m:r>
+                  <m:t>c</m:t>
+                </m:r>
+              </m:sub>
+            </m:sSub>
+          </m:den>
+        </m:f>
         <m:nary>
           <m:naryPr>
             <m:chr m:val="∑"/>
@@ -8015,6 +8039,24 @@
             <m:r>
               <m:t>q</m:t>
             </m:r>
+            <m:r>
+              <m:t>c</m:t>
+            </m:r>
+          </m:sub>
+        </m:sSub>
+        <m:r>
+          <m:rPr>
+            <m:sty m:val="p"/>
+          </m:rPr>
+          <m:t>+</m:t>
+        </m:r>
+        <m:sSub>
+          <m:e>
+            <m:r>
+              <m:t>f</m:t>
+            </m:r>
+          </m:e>
+          <m:sub>
             <m:r>
               <m:t>c</m:t>
             </m:r>
@@ -8112,7 +8154,7 @@
                   <m:t>/</m:t>
                 </m:r>
                 <m:r>
-                  <m:t>2</m:t>
+                  <m:t>12</m:t>
                 </m:r>
               </m:sup>
             </m:sSup>
@@ -8207,7 +8249,7 @@
                       <m:t>/</m:t>
                     </m:r>
                     <m:r>
-                      <m:t>2</m:t>
+                      <m:t>12</m:t>
                     </m:r>
                   </m:sup>
                 </m:sSup>
@@ -8289,7 +8331,7 @@
           <m:t>≤</m:t>
         </m:r>
         <m:r>
-          <m:t>2</m:t>
+          <m:t>12</m:t>
         </m:r>
         <m:r>
           <m:rPr>
@@ -8391,7 +8433,7 @@
                   <m:t>/</m:t>
                 </m:r>
                 <m:r>
-                  <m:t>2</m:t>
+                  <m:t>12</m:t>
                 </m:r>
               </m:sup>
             </m:sSup>
@@ -8486,7 +8528,7 @@
                       <m:t>/</m:t>
                     </m:r>
                     <m:r>
-                      <m:t>2</m:t>
+                      <m:t>12</m:t>
                     </m:r>
                   </m:sup>
                 </m:sSup>
@@ -8525,12 +8567,630 @@
     </w:p>
     <w:p>
       <w:r>
-        <w:t>s는 문항별 C 가산을 그대로 더한 원점수다. R은 전체 10개 유형을 설명하는 상대 가중치이며, 최종 E가 1개이면 단일형, 2개 이상이면 복합형이다. 추천에 쓰는 α는 최종 E 안에서 다시 정규화한다. R과 α를 같은 값으로 저장하지 않는다.</w:t>
+        <w:t>Δs는 문항표의 원점수(+1~+4)이고 M_c는 한 경로(공통 S1~S6과 분기 1개)에서 유형 c가 받을 수 있는 최대 원점수다. 원점수 1점은 유형마다 100/M_c점으로 환산되므로, 어느 유형이든 자기에게 가장 유리한 답을 모두 고르면 F1 전 정확히 100점이 된다. f_c는 F1 가산으로 처음부터 100점 척도 값이다(선택한 유형 +20, BALANCED는 20을 후보 수로 나눔). s는 0 이상이며 F1 전에는 100을 넘지 않는다. R은 전체 10개 유형을 설명하는 상대 가중치이며, 최종 E가 1개이면 단일형, 2개 이상이면 복합형이다. 추천에 쓰는 α는 최종 E 안에서 다시 정규화한다. R과 α를 같은 값으로 저장하지 않는다.</w:t>
+      </w:r>
+    </w:p>
+    <w:tbl>
+      <w:tblPr>
+        <w:tblStyle w:val="TableGrid"/>
+        <w:tblW w:type="auto" w:w="0"/>
+        <w:tblLayout w:type="fixed"/>
+        <w:tblLook w:firstColumn="1" w:firstRow="1" w:lastColumn="0" w:lastRow="0" w:noHBand="0" w:noVBand="1" w:val="04A0"/>
+      </w:tblPr>
+      <w:tblGrid>
+        <w:gridCol w:w="1824"/>
+        <w:gridCol w:w="3345"/>
+        <w:gridCol w:w="4804"/>
+      </w:tblGrid>
+      <w:tr>
+        <w:trPr>
+          <w:cantSplit/>
+          <w:tblHeader/>
+        </w:trPr>
+        <w:tc>
+          <w:tcPr>
+            <w:tcW w:type="dxa" w:w="1824"/>
+            <w:shd w:fill="E8EFF3"/>
+          </w:tcPr>
+          <w:p>
+            <w:pPr>
+              <w:spacing w:after="60" w:before="60" w:line="252" w:lineRule="auto"/>
+            </w:pPr>
+            <w:r>
+              <w:rPr>
+                <w:b/>
+                <w:sz w:val="18"/>
+              </w:rPr>
+              <w:t>유형</w:t>
+            </w:r>
+          </w:p>
+        </w:tc>
+        <w:tc>
+          <w:tcPr>
+            <w:tcW w:type="dxa" w:w="3345"/>
+            <w:shd w:fill="E8EFF3"/>
+          </w:tcPr>
+          <w:p>
+            <w:pPr>
+              <w:spacing w:after="60" w:before="60" w:line="252" w:lineRule="auto"/>
+            </w:pPr>
+            <w:r>
+              <w:rPr>
+                <w:b/>
+                <w:sz w:val="18"/>
+              </w:rPr>
+              <w:t>최대 원점수 M_c</w:t>
+            </w:r>
+          </w:p>
+        </w:tc>
+        <w:tc>
+          <w:tcPr>
+            <w:tcW w:type="dxa" w:w="4804"/>
+            <w:shd w:fill="E8EFF3"/>
+          </w:tcPr>
+          <w:p>
+            <w:pPr>
+              <w:spacing w:after="60" w:before="60" w:line="252" w:lineRule="auto"/>
+            </w:pPr>
+            <w:r>
+              <w:rPr>
+                <w:b/>
+                <w:sz w:val="18"/>
+              </w:rPr>
+              <w:t>원점수 1점의 환산 점수</w:t>
+            </w:r>
+          </w:p>
+        </w:tc>
+      </w:tr>
+      <w:tr>
+        <w:trPr>
+          <w:cantSplit/>
+        </w:trPr>
+        <w:tc>
+          <w:tcPr>
+            <w:tcW w:type="dxa" w:w="1824"/>
+          </w:tcPr>
+          <w:p>
+            <w:pPr>
+              <w:spacing w:after="60" w:before="60" w:line="252" w:lineRule="auto"/>
+            </w:pPr>
+            <w:r>
+              <w:rPr>
+                <w:sz w:val="18"/>
+              </w:rPr>
+              <w:t>C1</w:t>
+            </w:r>
+          </w:p>
+        </w:tc>
+        <w:tc>
+          <w:tcPr>
+            <w:tcW w:type="dxa" w:w="3345"/>
+          </w:tcPr>
+          <w:p>
+            <w:pPr>
+              <w:spacing w:after="60" w:before="60" w:line="252" w:lineRule="auto"/>
+            </w:pPr>
+            <w:r>
+              <w:rPr>
+                <w:sz w:val="18"/>
+              </w:rPr>
+              <w:t>18</w:t>
+            </w:r>
+          </w:p>
+        </w:tc>
+        <w:tc>
+          <w:tcPr>
+            <w:tcW w:type="dxa" w:w="4804"/>
+          </w:tcPr>
+          <w:p>
+            <w:pPr>
+              <w:spacing w:after="60" w:before="60" w:line="252" w:lineRule="auto"/>
+            </w:pPr>
+            <w:r>
+              <w:rPr>
+                <w:sz w:val="18"/>
+              </w:rPr>
+              <w:t>5.56</w:t>
+            </w:r>
+          </w:p>
+        </w:tc>
+      </w:tr>
+      <w:tr>
+        <w:trPr>
+          <w:cantSplit/>
+        </w:trPr>
+        <w:tc>
+          <w:tcPr>
+            <w:tcW w:type="dxa" w:w="1824"/>
+          </w:tcPr>
+          <w:p>
+            <w:pPr>
+              <w:spacing w:after="60" w:before="60" w:line="252" w:lineRule="auto"/>
+            </w:pPr>
+            <w:r>
+              <w:rPr>
+                <w:sz w:val="18"/>
+              </w:rPr>
+              <w:t>C2</w:t>
+            </w:r>
+          </w:p>
+        </w:tc>
+        <w:tc>
+          <w:tcPr>
+            <w:tcW w:type="dxa" w:w="3345"/>
+          </w:tcPr>
+          <w:p>
+            <w:pPr>
+              <w:spacing w:after="60" w:before="60" w:line="252" w:lineRule="auto"/>
+            </w:pPr>
+            <w:r>
+              <w:rPr>
+                <w:sz w:val="18"/>
+              </w:rPr>
+              <w:t>15</w:t>
+            </w:r>
+          </w:p>
+        </w:tc>
+        <w:tc>
+          <w:tcPr>
+            <w:tcW w:type="dxa" w:w="4804"/>
+          </w:tcPr>
+          <w:p>
+            <w:pPr>
+              <w:spacing w:after="60" w:before="60" w:line="252" w:lineRule="auto"/>
+            </w:pPr>
+            <w:r>
+              <w:rPr>
+                <w:sz w:val="18"/>
+              </w:rPr>
+              <w:t>6.67</w:t>
+            </w:r>
+          </w:p>
+        </w:tc>
+      </w:tr>
+      <w:tr>
+        <w:trPr>
+          <w:cantSplit/>
+        </w:trPr>
+        <w:tc>
+          <w:tcPr>
+            <w:tcW w:type="dxa" w:w="1824"/>
+          </w:tcPr>
+          <w:p>
+            <w:pPr>
+              <w:spacing w:after="60" w:before="60" w:line="252" w:lineRule="auto"/>
+            </w:pPr>
+            <w:r>
+              <w:rPr>
+                <w:sz w:val="18"/>
+              </w:rPr>
+              <w:t>C3</w:t>
+            </w:r>
+          </w:p>
+        </w:tc>
+        <w:tc>
+          <w:tcPr>
+            <w:tcW w:type="dxa" w:w="3345"/>
+          </w:tcPr>
+          <w:p>
+            <w:pPr>
+              <w:spacing w:after="60" w:before="60" w:line="252" w:lineRule="auto"/>
+            </w:pPr>
+            <w:r>
+              <w:rPr>
+                <w:sz w:val="18"/>
+              </w:rPr>
+              <w:t>16</w:t>
+            </w:r>
+          </w:p>
+        </w:tc>
+        <w:tc>
+          <w:tcPr>
+            <w:tcW w:type="dxa" w:w="4804"/>
+          </w:tcPr>
+          <w:p>
+            <w:pPr>
+              <w:spacing w:after="60" w:before="60" w:line="252" w:lineRule="auto"/>
+            </w:pPr>
+            <w:r>
+              <w:rPr>
+                <w:sz w:val="18"/>
+              </w:rPr>
+              <w:t>6.25</w:t>
+            </w:r>
+          </w:p>
+        </w:tc>
+      </w:tr>
+      <w:tr>
+        <w:trPr>
+          <w:cantSplit/>
+        </w:trPr>
+        <w:tc>
+          <w:tcPr>
+            <w:tcW w:type="dxa" w:w="1824"/>
+          </w:tcPr>
+          <w:p>
+            <w:pPr>
+              <w:spacing w:after="60" w:before="60" w:line="252" w:lineRule="auto"/>
+            </w:pPr>
+            <w:r>
+              <w:rPr>
+                <w:sz w:val="18"/>
+              </w:rPr>
+              <w:t>C4</w:t>
+            </w:r>
+          </w:p>
+        </w:tc>
+        <w:tc>
+          <w:tcPr>
+            <w:tcW w:type="dxa" w:w="3345"/>
+          </w:tcPr>
+          <w:p>
+            <w:pPr>
+              <w:spacing w:after="60" w:before="60" w:line="252" w:lineRule="auto"/>
+            </w:pPr>
+            <w:r>
+              <w:rPr>
+                <w:sz w:val="18"/>
+              </w:rPr>
+              <w:t>17</w:t>
+            </w:r>
+          </w:p>
+        </w:tc>
+        <w:tc>
+          <w:tcPr>
+            <w:tcW w:type="dxa" w:w="4804"/>
+          </w:tcPr>
+          <w:p>
+            <w:pPr>
+              <w:spacing w:after="60" w:before="60" w:line="252" w:lineRule="auto"/>
+            </w:pPr>
+            <w:r>
+              <w:rPr>
+                <w:sz w:val="18"/>
+              </w:rPr>
+              <w:t>5.88</w:t>
+            </w:r>
+          </w:p>
+        </w:tc>
+      </w:tr>
+      <w:tr>
+        <w:trPr>
+          <w:cantSplit/>
+        </w:trPr>
+        <w:tc>
+          <w:tcPr>
+            <w:tcW w:type="dxa" w:w="1824"/>
+          </w:tcPr>
+          <w:p>
+            <w:pPr>
+              <w:spacing w:after="60" w:before="60" w:line="252" w:lineRule="auto"/>
+            </w:pPr>
+            <w:r>
+              <w:rPr>
+                <w:sz w:val="18"/>
+              </w:rPr>
+              <w:t>C5</w:t>
+            </w:r>
+          </w:p>
+        </w:tc>
+        <w:tc>
+          <w:tcPr>
+            <w:tcW w:type="dxa" w:w="3345"/>
+          </w:tcPr>
+          <w:p>
+            <w:pPr>
+              <w:spacing w:after="60" w:before="60" w:line="252" w:lineRule="auto"/>
+            </w:pPr>
+            <w:r>
+              <w:rPr>
+                <w:sz w:val="18"/>
+              </w:rPr>
+              <w:t>18</w:t>
+            </w:r>
+          </w:p>
+        </w:tc>
+        <w:tc>
+          <w:tcPr>
+            <w:tcW w:type="dxa" w:w="4804"/>
+          </w:tcPr>
+          <w:p>
+            <w:pPr>
+              <w:spacing w:after="60" w:before="60" w:line="252" w:lineRule="auto"/>
+            </w:pPr>
+            <w:r>
+              <w:rPr>
+                <w:sz w:val="18"/>
+              </w:rPr>
+              <w:t>5.56</w:t>
+            </w:r>
+          </w:p>
+        </w:tc>
+      </w:tr>
+      <w:tr>
+        <w:trPr>
+          <w:cantSplit/>
+        </w:trPr>
+        <w:tc>
+          <w:tcPr>
+            <w:tcW w:type="dxa" w:w="1824"/>
+          </w:tcPr>
+          <w:p>
+            <w:pPr>
+              <w:spacing w:after="60" w:before="60" w:line="252" w:lineRule="auto"/>
+            </w:pPr>
+            <w:r>
+              <w:rPr>
+                <w:sz w:val="18"/>
+              </w:rPr>
+              <w:t>C6</w:t>
+            </w:r>
+          </w:p>
+        </w:tc>
+        <w:tc>
+          <w:tcPr>
+            <w:tcW w:type="dxa" w:w="3345"/>
+          </w:tcPr>
+          <w:p>
+            <w:pPr>
+              <w:spacing w:after="60" w:before="60" w:line="252" w:lineRule="auto"/>
+            </w:pPr>
+            <w:r>
+              <w:rPr>
+                <w:sz w:val="18"/>
+              </w:rPr>
+              <w:t>10</w:t>
+            </w:r>
+          </w:p>
+        </w:tc>
+        <w:tc>
+          <w:tcPr>
+            <w:tcW w:type="dxa" w:w="4804"/>
+          </w:tcPr>
+          <w:p>
+            <w:pPr>
+              <w:spacing w:after="60" w:before="60" w:line="252" w:lineRule="auto"/>
+            </w:pPr>
+            <w:r>
+              <w:rPr>
+                <w:sz w:val="18"/>
+              </w:rPr>
+              <w:t>10.00</w:t>
+            </w:r>
+          </w:p>
+        </w:tc>
+      </w:tr>
+      <w:tr>
+        <w:trPr>
+          <w:cantSplit/>
+        </w:trPr>
+        <w:tc>
+          <w:tcPr>
+            <w:tcW w:type="dxa" w:w="1824"/>
+          </w:tcPr>
+          <w:p>
+            <w:pPr>
+              <w:spacing w:after="60" w:before="60" w:line="252" w:lineRule="auto"/>
+            </w:pPr>
+            <w:r>
+              <w:rPr>
+                <w:sz w:val="18"/>
+              </w:rPr>
+              <w:t>C7</w:t>
+            </w:r>
+          </w:p>
+        </w:tc>
+        <w:tc>
+          <w:tcPr>
+            <w:tcW w:type="dxa" w:w="3345"/>
+          </w:tcPr>
+          <w:p>
+            <w:pPr>
+              <w:spacing w:after="60" w:before="60" w:line="252" w:lineRule="auto"/>
+            </w:pPr>
+            <w:r>
+              <w:rPr>
+                <w:sz w:val="18"/>
+              </w:rPr>
+              <w:t>14</w:t>
+            </w:r>
+          </w:p>
+        </w:tc>
+        <w:tc>
+          <w:tcPr>
+            <w:tcW w:type="dxa" w:w="4804"/>
+          </w:tcPr>
+          <w:p>
+            <w:pPr>
+              <w:spacing w:after="60" w:before="60" w:line="252" w:lineRule="auto"/>
+            </w:pPr>
+            <w:r>
+              <w:rPr>
+                <w:sz w:val="18"/>
+              </w:rPr>
+              <w:t>7.14</w:t>
+            </w:r>
+          </w:p>
+        </w:tc>
+      </w:tr>
+      <w:tr>
+        <w:trPr>
+          <w:cantSplit/>
+        </w:trPr>
+        <w:tc>
+          <w:tcPr>
+            <w:tcW w:type="dxa" w:w="1824"/>
+          </w:tcPr>
+          <w:p>
+            <w:pPr>
+              <w:spacing w:after="60" w:before="60" w:line="252" w:lineRule="auto"/>
+            </w:pPr>
+            <w:r>
+              <w:rPr>
+                <w:sz w:val="18"/>
+              </w:rPr>
+              <w:t>C8</w:t>
+            </w:r>
+          </w:p>
+        </w:tc>
+        <w:tc>
+          <w:tcPr>
+            <w:tcW w:type="dxa" w:w="3345"/>
+          </w:tcPr>
+          <w:p>
+            <w:pPr>
+              <w:spacing w:after="60" w:before="60" w:line="252" w:lineRule="auto"/>
+            </w:pPr>
+            <w:r>
+              <w:rPr>
+                <w:sz w:val="18"/>
+              </w:rPr>
+              <w:t>11</w:t>
+            </w:r>
+          </w:p>
+        </w:tc>
+        <w:tc>
+          <w:tcPr>
+            <w:tcW w:type="dxa" w:w="4804"/>
+          </w:tcPr>
+          <w:p>
+            <w:pPr>
+              <w:spacing w:after="60" w:before="60" w:line="252" w:lineRule="auto"/>
+            </w:pPr>
+            <w:r>
+              <w:rPr>
+                <w:sz w:val="18"/>
+              </w:rPr>
+              <w:t>9.09</w:t>
+            </w:r>
+          </w:p>
+        </w:tc>
+      </w:tr>
+      <w:tr>
+        <w:trPr>
+          <w:cantSplit/>
+        </w:trPr>
+        <w:tc>
+          <w:tcPr>
+            <w:tcW w:type="dxa" w:w="1824"/>
+          </w:tcPr>
+          <w:p>
+            <w:pPr>
+              <w:spacing w:after="60" w:before="60" w:line="252" w:lineRule="auto"/>
+            </w:pPr>
+            <w:r>
+              <w:rPr>
+                <w:sz w:val="18"/>
+              </w:rPr>
+              <w:t>C9</w:t>
+            </w:r>
+          </w:p>
+        </w:tc>
+        <w:tc>
+          <w:tcPr>
+            <w:tcW w:type="dxa" w:w="3345"/>
+          </w:tcPr>
+          <w:p>
+            <w:pPr>
+              <w:spacing w:after="60" w:before="60" w:line="252" w:lineRule="auto"/>
+            </w:pPr>
+            <w:r>
+              <w:rPr>
+                <w:sz w:val="18"/>
+              </w:rPr>
+              <w:t>9</w:t>
+            </w:r>
+          </w:p>
+        </w:tc>
+        <w:tc>
+          <w:tcPr>
+            <w:tcW w:type="dxa" w:w="4804"/>
+          </w:tcPr>
+          <w:p>
+            <w:pPr>
+              <w:spacing w:after="60" w:before="60" w:line="252" w:lineRule="auto"/>
+            </w:pPr>
+            <w:r>
+              <w:rPr>
+                <w:sz w:val="18"/>
+              </w:rPr>
+              <w:t>11.11</w:t>
+            </w:r>
+          </w:p>
+        </w:tc>
+      </w:tr>
+      <w:tr>
+        <w:trPr>
+          <w:cantSplit/>
+        </w:trPr>
+        <w:tc>
+          <w:tcPr>
+            <w:tcW w:type="dxa" w:w="1824"/>
+          </w:tcPr>
+          <w:p>
+            <w:pPr>
+              <w:spacing w:after="60" w:before="60" w:line="252" w:lineRule="auto"/>
+            </w:pPr>
+            <w:r>
+              <w:rPr>
+                <w:sz w:val="18"/>
+              </w:rPr>
+              <w:t>C10</w:t>
+            </w:r>
+          </w:p>
+        </w:tc>
+        <w:tc>
+          <w:tcPr>
+            <w:tcW w:type="dxa" w:w="3345"/>
+          </w:tcPr>
+          <w:p>
+            <w:pPr>
+              <w:spacing w:after="60" w:before="60" w:line="252" w:lineRule="auto"/>
+            </w:pPr>
+            <w:r>
+              <w:rPr>
+                <w:sz w:val="18"/>
+              </w:rPr>
+              <w:t>9</w:t>
+            </w:r>
+          </w:p>
+        </w:tc>
+        <w:tc>
+          <w:tcPr>
+            <w:tcW w:type="dxa" w:w="4804"/>
+          </w:tcPr>
+          <w:p>
+            <w:pPr>
+              <w:spacing w:after="60" w:before="60" w:line="252" w:lineRule="auto"/>
+            </w:pPr>
+            <w:r>
+              <w:rPr>
+                <w:sz w:val="18"/>
+              </w:rPr>
+              <w:t>11.11</w:t>
+            </w:r>
+          </w:p>
+        </w:tc>
+      </w:tr>
+    </w:tbl>
+    <w:p>
+      <w:r>
+        <w:t>12점 더 높은 유형은 지수 변환에서 2배 가중치를 받는다. 12점 경계, F1의 20점, 지수 분모 12는 설계값이며 개인의 실제 성향 확률을 학습한 결과가 아니다. 같은 점수에서는 C 코드 숫자 오름차순으로 표시 순서를 고정하지만 동점 유형을 결과에서 제거하지 않는다.</w:t>
       </w:r>
     </w:p>
     <w:p>
       <w:r>
-        <w:t>2점 더 높은 유형은 지수 변환에서 2배 가중치를 받는다. 이 온도와 2점 경계는 설계값이며 개인의 실제 성향 확률을 학습한 결과가 아니다. 같은 점수에서는 C 코드 숫자 오름차순으로 표시 순서를 고정하지만 동점 유형을 결과에서 제거하지 않는다.</w:t>
+        <w:t>6.2까지는 원점수를 그대로 더했다. 선택지에 자주 나오는 유형일수록 한 경로에서 받을 수 있는 최대 원점수가 커서(C1·C5 18점, C9·C10 9점) 결과가 구조적으로 몇몇 유형에 몰렸다. 모든 선택지가 같은 빈도라고 가정한 전수 경로에서 문화 산책형(C4) 21.2%, 트렌드 탐색형(C1) 19.9%인 반면 자연 해양형(C9) 4.0%, 역사 전통체험형(C10) 3.3%였고, 가장 많은 유형과 가장 적은 유형의 비는 6.4배였다. 유형별 만점을 100으로 맞추면 C4 14.9%, C1 14.3%, C7 12.7%, C2 11.3%, C5 9.9%, C10 9.1%, C9 8.6%, C3 6.9%, C6 6.4%, C8 5.9%로 그 비가 2.5배로 줄어든다.</w:t>
+      </w:r>
+    </w:p>
+    <w:p>
+      <w:r>
+        <w:t>경계는 원점수 2점이 평균 최대 원점수 13.7점의 약 15%라는 점을 기준으로 10·12·15점을, F1 가산은 20·25·30점을 전수 경로에서 비교해 정했다. 12점과 20점 조합이 유형 쏠림이 가장 작고 관심사 일치율도 높았다. F1 20점은 12점 차 안의 후보 중 선택한 유형이 1위가 되고, 나머지 후보와 8점 이상 벌어지게 하는 크기다.</w:t>
+      </w:r>
+    </w:p>
+    <w:p>
+      <w:r>
+        <w:t>효과: S4 관심사와 1위 코스의 가장 큰 범주가 같은 비율은 역사 0.906→0.948, 자연 0.673→0.705, 음식 0.597→0.792, 바다 0.523→0.749로 올랐고, 체험은 0.547→0.505로 내렸다. 체험을 고르면 C3·C1과 함께 C10이 오르는데, 만점이 9점인 C10이 원점수 2점으로 22점을 받아 역사 쪽 프로필이 더 섞이기 때문이다. 바다를 고른 경로에서 C9가 결과에 포함되는 비율은 40.1%에서 80.0%가 됐다. F1이 필요한 기본 경로는 66.7%에서 49.1%로, 복합 결과는 42.8%에서 35.7%로 줄었고, F1 포함 완료 경로는 141,897개에서 109,552개가 됐다. 이 수치는 모든 선택지가 같은 빈도라고 가정한 구조 점검이며 실제 응답자 분포가 아니다. 실제 관광객 구성과 맞추는 배점 조정은 파일럿 응답으로 다시 해야 한다.</w:t>
       </w:r>
     </w:p>
     <w:tbl>
@@ -8602,7 +9262,7 @@
               <w:rPr>
                 <w:sz w:val="18"/>
               </w:rPr>
-              <w:t>C4=13, C5=13</w:t>
+              <w:t>C4=74.71, C5=71.11</w:t>
             </w:r>
           </w:p>
         </w:tc>
@@ -8618,7 +9278,7 @@
               <w:rPr>
                 <w:sz w:val="18"/>
               </w:rPr>
-              <w:t>최종 E={C4,C5}, α 각각 0.5. 전체 R은 각각 약 0.46394.</w:t>
+              <w:t>차 3.60점. 최종 E={C4,C5}, α 0.552·0.448. 전체 R은 0.469·0.381.</w:t>
             </w:r>
           </w:p>
         </w:tc>
@@ -8639,7 +9299,7 @@
               <w:rPr>
                 <w:sz w:val="18"/>
               </w:rPr>
-              <w:t>C5=11, C4=8</w:t>
+              <w:t>C5=61.11, C4=47.06</w:t>
             </w:r>
           </w:p>
         </w:tc>
@@ -8655,7 +9315,7 @@
               <w:rPr>
                 <w:sz w:val="18"/>
               </w:rPr>
-              <w:t>차 3점이므로 C5 단일형. α(C5)=1.</w:t>
+              <w:t>차 14.05점이므로 C5 단일형. α(C5)=1.</w:t>
             </w:r>
           </w:p>
         </w:tc>
@@ -8729,7 +9389,7 @@
               <w:rPr>
                 <w:sz w:val="18"/>
               </w:rPr>
-              <w:t>가산 합계를 늘리지 않음. 설문 총점을 고정 총점으로 환산하지 않음.</w:t>
+              <w:t>가산 합계를 늘리지 않음. 응답자별 총점이 아니라 유형별 고정 만점 M_c로 환산.</w:t>
             </w:r>
           </w:p>
         </w:tc>
@@ -8737,7 +9397,7 @@
     </w:tbl>
     <w:p>
       <w:r>
-        <w:t>6.2 전수 검증에서도 최종 복합 후보가 최대 9개인 경로가 존재한다. 복합 결과는 구분 근거가 약하다는 뜻도 함께 갖는다. 서비스에서 단일 유형만 강제하려면 현재와 다른 추가 정책 및 검증이 필요하다.</w:t>
+        <w:t>6.3 전수 검증에서도 최종 복합 후보가 최대 9개인 경로가 존재한다. 복합 결과는 구분 근거가 약하다는 뜻도 함께 갖는다. 서비스에서 단일 유형만 강제하려면 현재와 다른 추가 정책 및 검증이 필요하다.</w:t>
       </w:r>
     </w:p>
     <w:p>
@@ -10149,7 +10809,7 @@
     </w:p>
     <w:p>
       <w:r>
-        <w:t>예제 C4·C5가 각각 0.5이면 u=[0.300, 0.450, 0.025, 0.125, 0.100]이다. 이 벡터를 PCA 점수나 콘텐츠 방한 의향 확률로 해석하지 않는다.</w:t>
+        <w:t>예제의 C4·C5 혼합 비중이 0.552·0.448이면 u=[0.321, 0.434, 0.028, 0.128, 0.090]이다. 이 벡터를 PCA 점수나 콘텐츠 방한 의향 확률로 해석하지 않는다.</w:t>
       </w:r>
     </w:p>
     <w:p>
@@ -11186,7 +11846,7 @@
     </w:p>
     <w:p>
       <w:r>
-        <w:t>가상 응답은 30대·혼자·천천히·역사유적·한적한 곳·아침, B2의 문화유산 산책, F1의 비슷하게 중요함이다. 최종 C4=13, C5=13으로 u=[0.300,0.450,0.025,0.125,0.100]이 된다.</w:t>
+        <w:t>가상 응답은 30대·혼자·천천히·역사유적·한적한 곳·아침, B2의 문화유산 산책, F1의 비슷하게 중요함이다. 100점 환산 최종 점수는 C4 74.71, C5 71.11이고 α=0.552·0.448로 u=[0.321,0.434,0.028,0.128,0.090]이 된다.</w:t>
       </w:r>
     </w:p>
     <w:tbl>
@@ -11347,7 +12007,7 @@
               <w:rPr>
                 <w:sz w:val="18"/>
               </w:rPr>
-              <w:t>0.272775</w:t>
+              <w:t>0.276972</w:t>
             </w:r>
           </w:p>
         </w:tc>
@@ -11379,7 +12039,7 @@
               <w:rPr>
                 <w:sz w:val="18"/>
               </w:rPr>
-              <w:t>31.518333</w:t>
+              <w:t>31.798165</w:t>
             </w:r>
           </w:p>
         </w:tc>
@@ -11432,7 +12092,7 @@
               <w:rPr>
                 <w:sz w:val="18"/>
               </w:rPr>
-              <w:t>0.218425</w:t>
+              <w:t>0.221583</w:t>
             </w:r>
           </w:p>
         </w:tc>
@@ -11464,7 +12124,7 @@
               <w:rPr>
                 <w:sz w:val="18"/>
               </w:rPr>
-              <w:t>25.495000</w:t>
+              <w:t>25.705520</w:t>
             </w:r>
           </w:p>
         </w:tc>
@@ -11517,7 +12177,7 @@
               <w:rPr>
                 <w:sz w:val="18"/>
               </w:rPr>
-              <w:t>0.228654</w:t>
+              <w:t>0.232301</w:t>
             </w:r>
           </w:p>
         </w:tc>
@@ -11549,7 +12209,7 @@
               <w:rPr>
                 <w:sz w:val="18"/>
               </w:rPr>
-              <w:t>25.020020</w:t>
+              <w:t>25.263197</w:t>
             </w:r>
           </w:p>
         </w:tc>
@@ -11602,7 +12262,7 @@
               <w:rPr>
                 <w:sz w:val="18"/>
               </w:rPr>
-              <w:t>0.280950</w:t>
+              <w:t>0.275224</w:t>
             </w:r>
           </w:p>
         </w:tc>
@@ -11634,7 +12294,7 @@
               <w:rPr>
                 <w:sz w:val="18"/>
               </w:rPr>
-              <w:t>24.230000</w:t>
+              <w:t>23.848271</w:t>
             </w:r>
           </w:p>
         </w:tc>
@@ -11687,7 +12347,7 @@
               <w:rPr>
                 <w:sz w:val="18"/>
               </w:rPr>
-              <w:t>0.209175</w:t>
+              <w:t>0.207331</w:t>
             </w:r>
           </w:p>
         </w:tc>
@@ -11719,7 +12379,7 @@
               <w:rPr>
                 <w:sz w:val="18"/>
               </w:rPr>
-              <w:t>18.645000</w:t>
+              <w:t>18.522067</w:t>
             </w:r>
           </w:p>
         </w:tc>
@@ -11745,7 +12405,7 @@
           </m:fPr>
           <m:num>
             <m:r>
-              <m:t>0.272775</m:t>
+              <m:t>0.276972</m:t>
             </m:r>
             <m:r>
               <m:rPr>
@@ -11779,13 +12439,13 @@
           <m:t>=</m:t>
         </m:r>
         <m:r>
-          <m:t>31.518333</m:t>
+          <m:t>31.798165</m:t>
         </m:r>
       </m:oMath>
     </w:p>
     <w:p>
       <w:r>
-        <w:t>영월 테마의 높은 값은 역사 비중 0.400에 S4의 역사 관심사가 더해졌기 때문이다. 제주 테마는 순수 범주 내적 F가 더 높지만 역사 비중이 작아 최종 순위가 낮아진다. 순위 이유를 F와 관심사 항으로 나누면 이 차이를 설명할 수 있다.</w:t>
+        <w:t>영월 테마의 높은 값은 역사 비중 0.400에 S4의 역사 관심사가 더해졌기 때문이다. 제주 테마는 순수 범주 내적 F가 영월과 거의 같지만(0.275 대 0.277) 역사 비중이 작아 최종 순위가 낮아진다. 순위 이유를 F와 관심사 항으로 나누면 이 차이를 설명할 수 있다.</w:t>
       </w:r>
     </w:p>
     <w:p>
@@ -11795,7 +12455,7 @@
     </w:p>
     <w:p>
       <w:r>
-        <w:t>화면 설명 권장 항목: 최종 유형과 혼합 비중, 상위 범주, ThemeIndex와 항별 기여, primary interest 지원 상태, 데이터 버전. 31.52% 적중 확률처럼 퍼센트 확률로 표시하지 않는다.</w:t>
+        <w:t>화면 설명 권장 항목: 최종 유형과 혼합 비중, 상위 범주, ThemeIndex와 항별 기여, primary interest 지원 상태, 데이터 버전. 31.80% 적중 확률처럼 퍼센트 확률로 표시하지 않는다.</w:t>
       </w:r>
     </w:p>
     <w:p>
@@ -12904,7 +13564,7 @@
     </w:p>
     <w:p>
       <w:r>
-        <w:t>전수 경로 141,897개에서 효과를 확인했다. S4 관심사와 1위 코스의 가장 큰 범주가 같은 비율은 6.2 → 6.3 → 코스 재점검 후 순으로 역사 0.683→0.811→0.906, 자연 0.492→0.690→0.673, 체험 0.327→0.615→0.547, 음식 0.544→0.598→0.597, 바다 0.000→0.375→0.523이다. 여행 속도 빡빡하게와 천천히의 상위 5개 평균 방문 후보 수는 6.2의 4.62·4.32에서 4.81·3.77로 벌어졌다. 상위 5개 중 야경 코스 비중은 야경 관심사에서 0.036→0.905, 저녁·밤 응답에서 0.033→0.124가 됐다. 모든 선택지가 같은 빈도라고 가정한 구조 점검이며 실제 이용자 분포가 아니다. 바다 비중 0.3 이상 코스는 코스 재점검으로 17개에서 26개가 됐지만 여전히 적어, 바다 관심사의 일치율에는 공급 한계가 남는다.</w:t>
+        <w:t>전수 경로 141,897개에서 효과를 확인했다. S4 관심사와 1위 코스의 가장 큰 범주가 같은 비율은 6.2 → 6.3 → 코스 재점검 후 순으로 역사 0.683→0.811→0.906, 자연 0.492→0.690→0.673, 체험 0.327→0.615→0.547, 음식 0.544→0.598→0.597, 바다 0.000→0.375→0.523이다. 설문 6.3에서 유형 점수를 100점 만점으로 환산한 뒤(완료 경로 109,552개)에는 역사 0.948, 자연 0.705, 체험 0.505, 음식 0.792, 바다 0.749다(12장). 여행 속도 빡빡하게와 천천히의 상위 5개 평균 방문 후보 수는 6.2의 4.62·4.32에서 4.81·3.77로 벌어졌다. 상위 5개 중 야경 코스 비중은 야경 관심사에서 0.036→0.905, 저녁·밤 응답에서 0.033→0.124가 됐다. 모든 선택지가 같은 빈도라고 가정한 구조 점검이며 실제 이용자 분포가 아니다. 바다 비중 0.3 이상 코스는 코스 재점검으로 17개에서 26개가 됐지만 여전히 적어, 바다 관심사의 일치율에는 공급 한계가 남는다.</w:t>
       </w:r>
     </w:p>
     <w:tbl>
@@ -13366,7 +14026,7 @@
               <w:rPr>
                 <w:sz w:val="18"/>
               </w:rPr>
-              <w:t>0.939336</w:t>
+              <w:t>0.948879</w:t>
             </w:r>
           </w:p>
         </w:tc>
@@ -13382,7 +14042,7 @@
               <w:rPr>
                 <w:sz w:val="18"/>
               </w:rPr>
-              <w:t>93.933644</w:t>
+              <w:t>94.887929</w:t>
             </w:r>
           </w:p>
         </w:tc>
@@ -13430,7 +14090,7 @@
               <w:rPr>
                 <w:sz w:val="18"/>
               </w:rPr>
-              <w:t>80.583527</w:t>
+              <w:t>81.179956</w:t>
             </w:r>
           </w:p>
         </w:tc>
@@ -13483,7 +14143,7 @@
               <w:rPr>
                 <w:sz w:val="18"/>
               </w:rPr>
-              <w:t>0.831724</w:t>
+              <w:t>0.854971</w:t>
             </w:r>
           </w:p>
         </w:tc>
@@ -13499,7 +14159,7 @@
               <w:rPr>
                 <w:sz w:val="18"/>
               </w:rPr>
-              <w:t>83.172394</w:t>
+              <w:t>85.497131</w:t>
             </w:r>
           </w:p>
         </w:tc>
@@ -13547,7 +14207,7 @@
               <w:rPr>
                 <w:sz w:val="18"/>
               </w:rPr>
-              <w:t>79.066079</w:t>
+              <w:t>80.519040</w:t>
             </w:r>
           </w:p>
         </w:tc>
@@ -13600,7 +14260,7 @@
               <w:rPr>
                 <w:sz w:val="18"/>
               </w:rPr>
-              <w:t>0.831724</w:t>
+              <w:t>0.854971</w:t>
             </w:r>
           </w:p>
         </w:tc>
@@ -13616,7 +14276,7 @@
               <w:rPr>
                 <w:sz w:val="18"/>
               </w:rPr>
-              <w:t>83.172394</w:t>
+              <w:t>85.497131</w:t>
             </w:r>
           </w:p>
         </w:tc>
@@ -13664,7 +14324,7 @@
               <w:rPr>
                 <w:sz w:val="18"/>
               </w:rPr>
-              <w:t>79.066079</w:t>
+              <w:t>80.519040</w:t>
             </w:r>
           </w:p>
         </w:tc>
@@ -13717,7 +14377,7 @@
               <w:rPr>
                 <w:sz w:val="18"/>
               </w:rPr>
-              <w:t>0.831724</w:t>
+              <w:t>0.854971</w:t>
             </w:r>
           </w:p>
         </w:tc>
@@ -13733,7 +14393,7 @@
               <w:rPr>
                 <w:sz w:val="18"/>
               </w:rPr>
-              <w:t>83.172394</w:t>
+              <w:t>85.497131</w:t>
             </w:r>
           </w:p>
         </w:tc>
@@ -13781,7 +14441,7 @@
               <w:rPr>
                 <w:sz w:val="18"/>
               </w:rPr>
-              <w:t>79.066079</w:t>
+              <w:t>80.519040</w:t>
             </w:r>
           </w:p>
         </w:tc>
@@ -13834,7 +14494,7 @@
               <w:rPr>
                 <w:sz w:val="18"/>
               </w:rPr>
-              <w:t>0.884251</w:t>
+              <w:t>0.902412</w:t>
             </w:r>
           </w:p>
         </w:tc>
@@ -13850,7 +14510,7 @@
               <w:rPr>
                 <w:sz w:val="18"/>
               </w:rPr>
-              <w:t>88.425135</w:t>
+              <w:t>90.241178</w:t>
             </w:r>
           </w:p>
         </w:tc>
@@ -13898,7 +14558,7 @@
               <w:rPr>
                 <w:sz w:val="18"/>
               </w:rPr>
-              <w:t>77.765709</w:t>
+              <w:t>78.900736</w:t>
             </w:r>
           </w:p>
         </w:tc>
@@ -13971,7 +14631,7 @@
     </w:p>
     <w:p>
       <w:r>
-        <w:t>해남 시티투어는 원문이 "일요일코스(산이정원 → 대흥사)"여서 코스 재점검 전에는 경로를 읽지 못해 제외됐던 코스다. 범주 비중은 [0.5,0.5,0,0,0], 방문 후보는 2곳(L=0)이다. 범주 기여 역사 23.483411·자연 35.225116에 관심사 100×0.5×0.5/1.6=15.625000과 속도 100×0.1×1/1.6=6.250000을 더해 80.583527이 된다. 천안 목요일·순천 산사투어·평창 북부권은 같은 5범주 구성과 방문 후보 수(3곳)로 점수가 같아 course_id가 표시 순서만 정한다. 범주 적합 점수만 보면 가장 높은 코스는 예산군 버스투어(95.941613)이고, 6.2에서 1위였던 연천명소코스(95.810952)는 역사 비중이 0.25여서 15위(72.694345)다.</w:t>
+        <w:t>해남 시티투어는 원문이 "일요일코스(산이정원 → 대흥사)"여서 코스 재점검 전에는 경로를 읽지 못해 제외됐던 코스다. 범주 비중은 [0.5,0.5,0,0,0], 방문 후보는 2곳(L=0)이다. 범주 기여 역사 25.184316·자연 34.120640에 관심사 100×0.5×0.5/1.6=15.625000과 속도 100×0.1×1/1.6=6.250000을 더해 81.179956이 된다. 천안 목요일·순천 산사투어·평창 북부권은 같은 5범주 구성과 방문 후보 수(3곳)로 점수가 같아 course_id가 표시 순서만 정한다. 범주 적합 점수만 보면 가장 높은 코스는 예산군 버스투어(97.018424)이고, 6.2에서 1위였던 연천명소코스(95.558543)는 역사 비중이 0.25여서 23위(72.536589)다.</w:t>
       </w:r>
     </w:p>
     <w:p>
@@ -19799,7 +20459,7 @@
                 <w:b/>
                 <w:sz w:val="18"/>
               </w:rPr>
-              <w:t>신규 6.3 기본 경로</w:t>
+              <w:t>신규 6.4 기본 경로</w:t>
             </w:r>
           </w:p>
         </w:tc>
@@ -21588,7 +22248,7 @@
     </w:p>
     <w:p>
       <w:r>
-        <w:t>이 식은 기존 0~1 척도의 보정 정의다. 6.3 ThemeIndex·CourseScore에 활성화하려면 입력 자격·장소 연결·척도 변환·상한·효과 검증을 먼저 정해야 한다. 이번 참조 구현은 비활성 이유와 가산 0을 명시한다.</w:t>
+        <w:t>이 식은 기존 0~1 척도의 보정 정의다. 6.4 ThemeIndex·CourseScore에 활성화하려면 입력 자격·장소 연결·척도 변환·상한·효과 검증을 먼저 정해야 한다. 이번 참조 구현은 비활성 이유와 가산 0을 명시한다.</w:t>
       </w:r>
     </w:p>
     <w:p>
@@ -21602,7 +22262,7 @@
     </w:p>
     <w:p>
       <w:r>
-        <w:t>현재 분기형 설문에는 H1~H4가 없다. 아래는 기존 확장 모듈의 조건부 활용 정의이며, 6.3 기본 추천에는 H=0으로 남긴다. C7 선택이나 S4의 드라마·K팝 선택을 콘텐츠별 직접 평점으로 대체하지 않는다.</w:t>
+        <w:t>현재 분기형 설문에는 H1~H4가 없다. 아래는 기존 확장 모듈의 조건부 활용 정의이며, 6.4 기본 추천에는 H=0으로 남긴다. C7 선택이나 S4의 드라마·K팝 선택을 콘텐츠별 직접 평점으로 대체하지 않는다.</w:t>
       </w:r>
     </w:p>
     <w:p>
@@ -25566,7 +26226,7 @@
                 <w:b/>
                 <w:sz w:val="18"/>
               </w:rPr>
-              <w:t>유형 가산</w:t>
+              <w:t>유형 가산 원점수 (100점 환산)</w:t>
             </w:r>
           </w:p>
         </w:tc>
@@ -25619,7 +26279,7 @@
               <w:rPr>
                 <w:sz w:val="18"/>
               </w:rPr>
-              <w:t>C2 +2 · C5 +1</w:t>
+              <w:t>C2 +2 (13.33) · C5 +1 (5.56)</w:t>
             </w:r>
           </w:p>
         </w:tc>
@@ -25672,7 +26332,7 @@
               <w:rPr>
                 <w:sz w:val="18"/>
               </w:rPr>
-              <w:t>C1 +1 · C5 +3 · C7 +1 · C8 +1</w:t>
+              <w:t>C1 +1 (5.56) · C5 +3 (16.67) · C7 +1 (7.14) · C8 +1 (9.09)</w:t>
             </w:r>
           </w:p>
         </w:tc>
@@ -25725,7 +26385,7 @@
               <w:rPr>
                 <w:sz w:val="18"/>
               </w:rPr>
-              <w:t>C4 +2 · C5 +3</w:t>
+              <w:t>C4 +2 (11.76) · C5 +3 (16.67)</w:t>
             </w:r>
           </w:p>
         </w:tc>
@@ -25778,7 +26438,7 @@
               <w:rPr>
                 <w:sz w:val="18"/>
               </w:rPr>
-              <w:t>C3 +1 · C4 +3 · C10 +3</w:t>
+              <w:t>C3 +1 (6.25) · C4 +3 (17.65) · C10 +3 (33.33)</w:t>
             </w:r>
           </w:p>
         </w:tc>
@@ -25831,7 +26491,7 @@
               <w:rPr>
                 <w:sz w:val="18"/>
               </w:rPr>
-              <w:t>C4 +1 · C5 +3 · C6 +1</w:t>
+              <w:t>C4 +1 (5.88) · C5 +3 (16.67) · C6 +1 (10.00)</w:t>
             </w:r>
           </w:p>
         </w:tc>
@@ -25884,7 +26544,7 @@
               <w:rPr>
                 <w:sz w:val="18"/>
               </w:rPr>
-              <w:t>C4 +2 · C5 +1</w:t>
+              <w:t>C4 +2 (11.76) · C5 +1 (5.56)</w:t>
             </w:r>
           </w:p>
         </w:tc>
@@ -25937,7 +26597,7 @@
               <w:rPr>
                 <w:sz w:val="18"/>
               </w:rPr>
-              <w:t>C4 +3 · C10 +1</w:t>
+              <w:t>C4 +3 (17.65) · C10 +1 (11.11)</w:t>
             </w:r>
           </w:p>
         </w:tc>
@@ -25990,7 +26650,7 @@
               <w:rPr>
                 <w:sz w:val="18"/>
               </w:rPr>
-              <w:t>C4 +2 · C5 +2</w:t>
+              <w:t>C4 +10 · C5 +10 (100점 척도에서 20점을 후보 2개에 나눔)</w:t>
             </w:r>
           </w:p>
         </w:tc>
@@ -26119,7 +26779,7 @@
               <w:rPr>
                 <w:sz w:val="18"/>
               </w:rPr>
-              <w:t>8</w:t>
+              <w:t>47.06</w:t>
             </w:r>
           </w:p>
         </w:tc>
@@ -26135,7 +26795,7 @@
               <w:rPr>
                 <w:sz w:val="18"/>
               </w:rPr>
-              <w:t>11</w:t>
+              <w:t>61.11</w:t>
             </w:r>
           </w:p>
         </w:tc>
@@ -26151,7 +26811,7 @@
               <w:rPr>
                 <w:sz w:val="18"/>
               </w:rPr>
-              <w:t>공통 응답의 원점수</w:t>
+              <w:t>원점수 8/17과 11/18의 100점 환산</w:t>
             </w:r>
           </w:p>
         </w:tc>
@@ -26188,7 +26848,7 @@
               <w:rPr>
                 <w:sz w:val="18"/>
               </w:rPr>
-              <w:t>11</w:t>
+              <w:t>64.71</w:t>
             </w:r>
           </w:p>
         </w:tc>
@@ -26204,7 +26864,7 @@
               <w:rPr>
                 <w:sz w:val="18"/>
               </w:rPr>
-              <w:t>11</w:t>
+              <w:t>61.11</w:t>
             </w:r>
           </w:p>
         </w:tc>
@@ -26220,7 +26880,7 @@
               <w:rPr>
                 <w:sz w:val="18"/>
               </w:rPr>
-              <w:t>최고점 차 0 → F1 필요</w:t>
+              <w:t>최고점 차 3.60 ≤ 12 → F1 필요</w:t>
             </w:r>
           </w:p>
         </w:tc>
@@ -26257,7 +26917,7 @@
               <w:rPr>
                 <w:sz w:val="18"/>
               </w:rPr>
-              <w:t>13</w:t>
+              <w:t>74.71</w:t>
             </w:r>
           </w:p>
         </w:tc>
@@ -26273,7 +26933,7 @@
               <w:rPr>
                 <w:sz w:val="18"/>
               </w:rPr>
-              <w:t>13</w:t>
+              <w:t>71.11</w:t>
             </w:r>
           </w:p>
         </w:tc>
@@ -26326,7 +26986,7 @@
               <w:rPr>
                 <w:sz w:val="18"/>
               </w:rPr>
-              <w:t>8</w:t>
+              <w:t>47.06</w:t>
             </w:r>
           </w:p>
         </w:tc>
@@ -26342,7 +27002,7 @@
               <w:rPr>
                 <w:sz w:val="18"/>
               </w:rPr>
-              <w:t>11</w:t>
+              <w:t>61.11</w:t>
             </w:r>
           </w:p>
         </w:tc>
@@ -26358,7 +27018,7 @@
               <w:rPr>
                 <w:sz w:val="18"/>
               </w:rPr>
-              <w:t>기존 점수 유지. 차 3 → F1 없음, C5 단일형</w:t>
+              <w:t>기존 점수 유지. 차 14.05 → F1 없음, C5 단일형</w:t>
             </w:r>
           </w:p>
         </w:tc>
@@ -26366,12 +27026,12 @@
     </w:tbl>
     <w:p>
       <w:r>
-        <w:t>혼합 응답의 최종 원점수는 C1 1, C2 2, C3 1, C4 13, C5 13, C6 1, C7 1, C8 1, C9 0, C10 4다. 합이 100이 되도록 바꾸지 않는다. D 비교는 C10도 3점을 유지하며 B2 A의 +1을 받지 않는다.</w:t>
+        <w:t>혼합 응답의 F1 전 원점수는 C1 1, C2 2, C3 1, C4 11, C5 11, C6 1, C7 1, C8 1, C9 0, C10 4다. F1까지 반영한 100점 환산 점수는 C1 5.56, C2 13.33, C3 6.25, C4 74.71, C5 71.11, C6 10.00, C7 7.14, C8 9.09, C9 0.00, C10 44.44다. 유형마다 만점을 100으로 맞출 뿐 열 유형의 합을 100으로 맞추지 않는다. 원점수가 같은 C4와 C5도 만점이 17점과 18점이어서 환산 점수가 다르다. D 비교는 C10도 원점수 3점(33.33점)을 유지하며 B2 A의 +1을 받지 않는다.</w:t>
       </w:r>
     </w:p>
     <w:p>
       <w:r>
-        <w:t>혼합 예제는 테마 영월 31.518333점, 대표 시티투어 해남 해남시티투어 80.583527점으로 이어진다. 같은 공통 응답에서 B2 D를 고른 C5 단일형은 역사 관심사 가산을 똑같이 받지만 자연 중심 선호여서 파주 2026 파주시티투어 당일코스(목요일)가 72.734493점으로 1위다. 숫자의 크기만으로 어느 쪽 추천이 더 좋다고 비교하지 않는다. 상세 JSON에는 원장·상대 가중치·혼합 α·u·테마 전부·229개 코스·대표 5개가 함께 들어 있다.</w:t>
+        <w:t>혼합 예제는 테마 영월 31.798165점, 대표 시티투어 해남 해남시티투어 81.179956점으로 이어진다. 같은 공통 응답에서 B2 D를 고른 C5 단일형은 역사 관심사 가산을 똑같이 받지만 자연 중심 선호여서 파주 2026 파주시티투어 당일코스(목요일)가 72.734493점으로 1위다. 숫자의 크기만으로 어느 쪽 추천이 더 좋다고 비교하지 않는다. 상세 JSON에는 원장·상대 가중치·혼합 α·u·테마 전부·229개 코스·대표 5개가 함께 들어 있다.</w:t>
       </w:r>
     </w:p>
     <w:p>
@@ -26450,7 +27110,7 @@
                 <w:b/>
                 <w:sz w:val="18"/>
               </w:rPr>
-              <w:t>신규 6.2 / 참조 6.3</w:t>
+              <w:t>신규 6.3 / 참조 6.4</w:t>
             </w:r>
           </w:p>
         </w:tc>
@@ -26821,7 +27481,7 @@
               <w:rPr>
                 <w:sz w:val="18"/>
               </w:rPr>
-              <w:t>최고점 2 이내 후보 + F1 한 번, 복합 보존</w:t>
+              <w:t>유형별 100점 환산, 최고점 12 이내 후보 + F1 한 번, 복합 보존</w:t>
             </w:r>
           </w:p>
         </w:tc>
@@ -27191,7 +27851,7 @@
               <w:rPr>
                 <w:sz w:val="18"/>
               </w:rPr>
-              <w:t>문항·선택값·C 점수표와 분기 규칙. 버전 branch-survey-6.2-proposal</w:t>
+              <w:t>문항·선택값·C 점수표와 분기 규칙. 버전 branch-survey-6.3-proposal. 유형별 최대 원점수 type_max_raw와 경계값 포함</w:t>
             </w:r>
           </w:p>
         </w:tc>
@@ -27228,7 +27888,7 @@
               <w:rPr>
                 <w:sz w:val="18"/>
               </w:rPr>
-              <w:t>answers JSON → complete 또는 incomplete, 원점수·ledger·결과 유형·R</w:t>
+              <w:t>answers JSON → complete 또는 incomplete, 100점 환산 점수·ledger(원점수 포함)·결과 유형·R</w:t>
             </w:r>
           </w:p>
         </w:tc>
@@ -27413,7 +28073,7 @@
               <w:rPr>
                 <w:sz w:val="18"/>
               </w:rPr>
-              <w:t>설문 6.2 전수 검증 결과</w:t>
+              <w:t>설문 6.3 전수 검증 결과</w:t>
             </w:r>
           </w:p>
         </w:tc>
@@ -27450,7 +28110,7 @@
               <w:rPr>
                 <w:sz w:val="18"/>
               </w:rPr>
-              <w:t>6.3 연결 예제의 산식·범위·기여와 가산 합·가산 적용 조건 검사 결과</w:t>
+              <w:t>6.4 연결 예제의 산식·범위·기여와 가산 합·가산 적용 조건 검사 결과</w:t>
             </w:r>
           </w:p>
         </w:tc>
@@ -27950,7 +28610,7 @@
               <w:rPr>
                 <w:sz w:val="18"/>
               </w:rPr>
-              <w:t>고정 선택지 60개, 공통+분기 47,628경로, F1 포함 완료 141,897경로. 7/8응답 종료, 전 유형 단일 결과 도달, D 무변경 확인.</w:t>
+              <w:t>고정 선택지 60개, 공통+분기 47,628경로, F1 포함 완료 109,552경로. 7/8응답 종료, 전 유형 단일 결과 도달, 유형마다 최고 경로에서 정확히 100점, D 무변경 확인.</w:t>
             </w:r>
           </w:p>
         </w:tc>
@@ -28061,7 +28721,7 @@
               <w:rPr>
                 <w:sz w:val="18"/>
               </w:rPr>
-              <w:t>v2 39개, v3 22개, v4 30개 검사. 해당 확장 산식 검사이며 6.3 기본값에서 모두 활성이라는 뜻은 아님.</w:t>
+              <w:t>v2 39개, v3 22개, v4 30개 검사. 해당 확장 산식 검사이며 6.4 기본값에서 모두 활성이라는 뜻은 아님.</w:t>
             </w:r>
           </w:p>
         </w:tc>
@@ -28143,7 +28803,7 @@
     </w:tbl>
     <w:p>
       <w:r>
-        <w:t>신규 질문의 +4, 최고점 차 2, 지수 분모 2, W, 테마 0.5, 코스 가산 0.5·0.1·0.1과 방문 후보 3~8곳 기준, 체류 배율 등은 설계값이다. 전수 조합 검사는 오류 없이 규칙이 작동하는지 확인하며 실제 이용자 분포·심리척도 타당성·추천 만족도를 증명하지 않는다.</w:t>
+        <w:t>신규 질문의 +4, 유형별 100점 환산, 최고점 차 12, F1 20점, 지수 분모 12, W, 테마 0.5, 코스 가산 0.5·0.1·0.1과 방문 후보 3~8곳 기준, 체류 배율 등은 설계값이다. 전수 조합 검사는 오류 없이 규칙이 작동하는지 확인하며 실제 이용자 분포·심리척도 타당성·추천 만족도를 증명하지 않는다.</w:t>
       </w:r>
     </w:p>
     <w:p>
@@ -28206,7 +28866,7 @@
       <w:pStyle w:val="Caption"/>
     </w:pPr>
     <w:r>
-      <w:t>TOUR NAVIGATOR   /   INTEGRATED 6.3</w:t>
+      <w:t>TOUR NAVIGATOR   /   INTEGRATED 6.4</w:t>
     </w:r>
   </w:p>
 </w:hdr>

--- a/docs/Tour_Navigator_Cosine_Specification.docx
+++ b/docs/Tour_Navigator_Cosine_Specification.docx
@@ -28503,7 +28503,7 @@
     </w:tbl>
     <w:p>
       <w:r>
-        <w:t>유지한 분석 실행은 run_20260929_021855_281961다. 직전 실행 run_20260929_015104_463809와 비교해 시티투어 코스 파싱·분류 규칙만 바꾸었고(22장), G·GC·지출 결과와 해양 지역 결과는 바이트 단위로 같다. 바뀐 것은 코스 관련 표·T/TC 모델과 해양-코스 연결 표다. 그 이전 실행들에서는 그림 레이블 한국어화와 T 특징의 묶음별 분산 균형을 적용했다. 지출업종 제거 후 주 분석 결과는 PNG 41개와 CSV 92개이며, 과거의 PNG 51개·CSV 102개와 다르다. 보조 A·R 분석 및 신규 응답 예제 산출물은 이 주 분석 개수에 더해 세지 않는다.</w:t>
+        <w:t>유지한 분석 실행은 run_20260929_021855_281961다. 직전 실행 run_20260929_015104_463809와 비교해 시티투어 코스 파싱·분류 규칙만 바꾸었고(22장), G·GC·지출 결과와 해양 지역 결과는 바이트 단위로 같다. 바뀐 것은 코스 관련 표·T/TC 모델과 해양-코스 연결 표다. 그 이전 실행들에서는 그림 레이블 한국어화와 T 특징의 묶음별 분산 균형을 적용했다. 이후 같은 실행 폴더에서 관광지 군집 위치 그림(08)을 군집별 지도로 바꾸고 T 군집별 코스 위치 지도(16)를 더했다. 두 번 모두 노트북 전체를 다시 실행해 표와 모델이 바이트 단위로 같음을 확인한 뒤 그림만 교체했다. 지출업종 제거 후 주 분석 결과는 PNG 42개와 CSV 92개이며, 과거의 PNG 51개·CSV 102개와 다르다. 보조 A·R 분석 및 신규 응답 예제 산출물은 이 주 분석 개수에 더해 세지 않는다.</w:t>
       </w:r>
     </w:p>
     <w:p>

--- a/docs/Tour_Navigator_Cosine_Specification.docx
+++ b/docs/Tour_Navigator_Cosine_Specification.docx
@@ -28503,7 +28503,7 @@
     </w:tbl>
     <w:p>
       <w:r>
-        <w:t>유지한 분석 실행은 run_20260929_021855_281961다. 직전 실행 run_20260929_015104_463809와 비교해 시티투어 코스 파싱·분류 규칙만 바꾸었고(22장), G·GC·지출 결과와 해양 지역 결과는 바이트 단위로 같다. 바뀐 것은 코스 관련 표·T/TC 모델과 해양-코스 연결 표다. 그 이전 실행들에서는 그림 레이블 한국어화와 T 특징의 묶음별 분산 균형을 적용했다. 이후 같은 실행 폴더에서 관광지 군집 위치 그림(08)을 군집별 지도로 바꾸고 T 군집별 코스 위치 지도(16)를 더했다. 두 번 모두 노트북 전체를 다시 실행해 표와 모델이 바이트 단위로 같음을 확인한 뒤 그림만 교체했다. 지출업종 제거 후 주 분석 결과는 PNG 42개와 CSV 92개이며, 과거의 PNG 51개·CSV 102개와 다르다. 보조 A·R 분석 및 신규 응답 예제 산출물은 이 주 분석 개수에 더해 세지 않는다.</w:t>
+        <w:t>유지한 분석 실행은 run_20260929_021855_281961다. 직전 실행 run_20260929_015104_463809와 비교해 시티투어 코스 파싱·분류 규칙만 바꾸었고(22장), G·GC·지출 결과와 해양 지역 결과는 바이트 단위로 같다. 바뀐 것은 코스 관련 표·T/TC 모델과 해양-코스 연결 표다. 그 이전 실행들에서는 그림 레이블 한국어화와 T 특징의 묶음별 분산 균형을 적용했다. 이후 같은 실행 폴더에서 관광지 군집 위치 그림(08)을 군집별 지도로 바꾸고 T 군집별 코스 위치 지도(16)와 코사인 군집 GC·TC의 위치 지도(C_G_06·C_T_06)를 더했다. 매번 노트북 전체를 다시 실행해 표와 모델이 바이트 단위로 같음을 확인한 뒤 그림만 교체했다. 지출업종 제거 후 주 분석 결과는 PNG 44개와 CSV 92개이며, 과거의 PNG 51개·CSV 102개와 다르다. 보조 A·R 분석 및 신규 응답 예제 산출물은 이 주 분석 개수에 더해 세지 않는다.</w:t>
       </w:r>
     </w:p>
     <w:p>

--- a/docs/Tour_Navigator_Cosine_Specification.docx
+++ b/docs/Tour_Navigator_Cosine_Specification.docx
@@ -978,7 +978,7 @@
               <w:rPr>
                 <w:sz w:val="18"/>
               </w:rPr>
-              <w:t>citytour.csv 280행. T·TC 적격 229행</w:t>
+              <w:t>citytour.csv 280행. T·TC 적격 223행</w:t>
             </w:r>
           </w:p>
         </w:tc>
@@ -1282,7 +1282,7 @@
     </w:p>
     <w:p>
       <w:r>
-        <w:t>이번 명세서 패키지는 신규 설문·추천 참조 계산, 229개 적격 코스 입력, 계산 예제와 삽입 그림을 포함한다. 전체 원자료·노트북·분석 결과는 앞서 제공한 Tour_Navigator_Codebook의 상대 경로를 따른다. 신규 계산 입력의 출처는 reference_calc/input_provenance.json에 기록한다.</w:t>
+        <w:t>이번 명세서 패키지는 신규 설문·추천 참조 계산, 223개 적격 코스 입력, 계산 예제와 삽입 그림을 포함한다. 전체 원자료·노트북·분석 결과는 앞서 제공한 Tour_Navigator_Codebook의 상대 경로를 따른다. 신규 계산 입력의 출처는 reference_calc/input_provenance.json에 기록한다.</w:t>
       </w:r>
     </w:p>
     <w:p>
@@ -1679,7 +1679,7 @@
               <w:rPr>
                 <w:sz w:val="18"/>
               </w:rPr>
-              <w:t>전체 229개 순위, 같은 지역 1개씩 최대 5개</w:t>
+              <w:t>전체 223개 순위, 같은 지역 1개씩 최대 5개</w:t>
             </w:r>
           </w:p>
         </w:tc>
@@ -1740,7 +1740,7 @@
     </w:tbl>
     <w:p>
       <w:r>
-        <w:t>군집은 전국 관광지와 코스의 공급 특성을 요약하는 별도 경로다. C7이면 GC07 또는 T07을 배정하는 대응표는 없다. 현재 참조 추천은 군집 번호로 후보를 차단하지 않는다.</w:t>
+        <w:t>군집은 전국 관광지와 코스의 공급 특성을 요약하는 별도 경로다. C7이면 GC07 또는 T06을 배정하는 대응표는 없다. 현재 참조 추천은 군집 번호로 후보를 차단하지 않는다.</w:t>
       </w:r>
     </w:p>
     <w:p>
@@ -13564,7 +13564,7 @@
     </w:p>
     <w:p>
       <w:r>
-        <w:t>전수 경로 141,897개에서 효과를 확인했다. S4 관심사와 1위 코스의 가장 큰 범주가 같은 비율은 6.2 → 6.3 → 코스 재점검 후 순으로 역사 0.683→0.811→0.906, 자연 0.492→0.690→0.673, 체험 0.327→0.615→0.547, 음식 0.544→0.598→0.597, 바다 0.000→0.375→0.523이다. 설문 6.3에서 유형 점수를 100점 만점으로 환산한 뒤(완료 경로 109,552개)에는 역사 0.948, 자연 0.705, 체험 0.505, 음식 0.792, 바다 0.749다(12장). 여행 속도 빡빡하게와 천천히의 상위 5개 평균 방문 후보 수는 6.2의 4.62·4.32에서 4.81·3.77로 벌어졌다. 상위 5개 중 야경 코스 비중은 야경 관심사에서 0.036→0.905, 저녁·밤 응답에서 0.033→0.124가 됐다. 모든 선택지가 같은 빈도라고 가정한 구조 점검이며 실제 이용자 분포가 아니다. 바다 비중 0.3 이상 코스는 코스 재점검으로 17개에서 26개가 됐지만 여전히 적어, 바다 관심사의 일치율에는 공급 한계가 남는다.</w:t>
+        <w:t>전수 경로 141,897개에서 효과를 확인했다. S4 관심사와 1위 코스의 가장 큰 범주가 같은 비율은 6.2 → 6.3 → 코스 재점검 후 순으로 역사 0.683→0.811→0.906, 자연 0.492→0.690→0.673, 체험 0.327→0.615→0.547, 음식 0.544→0.598→0.597, 바다 0.000→0.375→0.523이다. 설문 6.3에서 유형 점수를 100점 만점으로 환산한 뒤(완료 경로 109,552개)에는 역사 0.948, 자연 0.705, 체험 0.505, 음식 0.792, 바다 0.749다(12장). 경유지–관광지 연결 재점검(22장) 뒤 223코스에서는 역사 0.920, 자연 0.789, 체험 0.556, 음식 0.633, 바다 0.702다. 경유지를 나누고 관광지 범주로 분류하면서 음식·바다 비중이 뚜렷한 코스가 줄어(비중 0.3 이상 음식 23→21, 바다 26→20코스) 두 관심사의 일치율이 내렸다. 이때 빡빡하게·천천히의 상위 5개 평균 방문 후보 수는 5.63·4.16, 상위 5개 중 야경 코스 비중은 야경 관심사 0.892, 저녁·밤 응답 0.112다. 여행 속도 빡빡하게와 천천히의 상위 5개 평균 방문 후보 수는 6.2의 4.62·4.32에서 4.81·3.77로 벌어졌다. 상위 5개 중 야경 코스 비중은 야경 관심사에서 0.036→0.905, 저녁·밤 응답에서 0.033→0.124가 됐다. 모든 선택지가 같은 빈도라고 가정한 구조 점검이며 실제 이용자 분포가 아니다. 바다 비중 0.3 이상 코스는 코스 재점검으로 17개에서 26개가 됐다가 연결 재점검 뒤 20개가 되어 여전히 적고, 바다 관심사의 일치율에는 공급 한계가 남는다.</w:t>
       </w:r>
     </w:p>
     <w:tbl>
@@ -13652,7 +13652,7 @@
               <w:rPr>
                 <w:sz w:val="18"/>
               </w:rPr>
-              <w:t>기존 분석 결과의 적격 229코스를 불러온다. 영벡터·음수·비정상 값은 허용하지 않는다.</w:t>
+              <w:t>기존 분석 결과의 적격 223코스를 불러온다. 영벡터·음수·비정상 값은 허용하지 않는다.</w:t>
             </w:r>
           </w:p>
         </w:tc>
@@ -13813,7 +13813,7 @@
     </w:p>
     <w:p>
       <w:r>
-        <w:t>같은 지역의 다른 코스는 전체 229개 순위표에 남긴다. reference_calc의 계산은 별도 희망 지역 필터를 받지 않으며, 운영 앱에서 지역 필터를 추가할 경우 0개 후보 상태와 지역명 표준화를 따로 정의해야 한다.</w:t>
+        <w:t>같은 지역의 다른 코스는 전체 223개 순위표에 남긴다. reference_calc의 계산은 별도 희망 지역 필터를 받지 않으며, 운영 앱에서 지역 필터를 추가할 경우 0개 후보 상태와 지역명 표준화를 따로 정의해야 한다.</w:t>
       </w:r>
     </w:p>
     <w:p>
@@ -14127,7 +14127,7 @@
               <w:rPr>
                 <w:sz w:val="18"/>
               </w:rPr>
-              <w:t>천안 / 목요일</w:t>
+              <w:t>아산 / 休캉스 코스</w:t>
             </w:r>
           </w:p>
         </w:tc>
@@ -14244,7 +14244,7 @@
               <w:rPr>
                 <w:sz w:val="18"/>
               </w:rPr>
-              <w:t>순천 / (테마투어)산사투어</w:t>
+              <w:t>천안 / 목요일</w:t>
             </w:r>
           </w:p>
         </w:tc>
@@ -14361,7 +14361,7 @@
               <w:rPr>
                 <w:sz w:val="18"/>
               </w:rPr>
-              <w:t>평창 / 북부권 코스</w:t>
+              <w:t>순천 / (테마투어)산사투어</w:t>
             </w:r>
           </w:p>
         </w:tc>
@@ -14478,7 +14478,7 @@
               <w:rPr>
                 <w:sz w:val="18"/>
               </w:rPr>
-              <w:t>대구 / 송해코스</w:t>
+              <w:t>평창 / 북부권 코스</w:t>
             </w:r>
           </w:p>
         </w:tc>
@@ -14494,7 +14494,7 @@
               <w:rPr>
                 <w:sz w:val="18"/>
               </w:rPr>
-              <w:t>0.902412</w:t>
+              <w:t>0.854971</w:t>
             </w:r>
           </w:p>
         </w:tc>
@@ -14510,7 +14510,7 @@
               <w:rPr>
                 <w:sz w:val="18"/>
               </w:rPr>
-              <w:t>90.241178</w:t>
+              <w:t>85.497131</w:t>
             </w:r>
           </w:p>
         </w:tc>
@@ -14526,7 +14526,7 @@
               <w:rPr>
                 <w:sz w:val="18"/>
               </w:rPr>
-              <w:t>18.750000</w:t>
+              <w:t>20.833333</w:t>
             </w:r>
           </w:p>
         </w:tc>
@@ -14542,7 +14542,7 @@
               <w:rPr>
                 <w:sz w:val="18"/>
               </w:rPr>
-              <w:t>3.750000</w:t>
+              <w:t>6.250000</w:t>
             </w:r>
           </w:p>
         </w:tc>
@@ -14558,7 +14558,7 @@
               <w:rPr>
                 <w:sz w:val="18"/>
               </w:rPr>
-              <w:t>78.900736</w:t>
+              <w:t>80.519040</w:t>
             </w:r>
           </w:p>
         </w:tc>
@@ -14575,6 +14575,19 @@
     <w:p>
       <w:r>
         <w:t>일요일코스(산이정원 → 대흥사)</w:t>
+      </w:r>
+    </w:p>
+    <w:p>
+      <w:pPr>
+        <w:pStyle w:val="Heading2"/>
+      </w:pPr>
+      <w:r>
+        <w:t>아산 · 休캉스 코스</w:t>
+      </w:r>
+    </w:p>
+    <w:p>
+      <w:r>
+        <w:t>온양온천역 → 신정호정원 → 외암민속마을 → 맹씨행단 → 온양온천역</w:t>
       </w:r>
     </w:p>
     <w:p>
@@ -14617,21 +14630,8 @@
       </w:r>
     </w:p>
     <w:p>
-      <w:pPr>
-        <w:pStyle w:val="Heading2"/>
-      </w:pPr>
       <w:r>
-        <w:t>대구 · 송해코스</w:t>
-      </w:r>
-    </w:p>
-    <w:p>
-      <w:r>
-        <w:t>송해공원 → 마비정벽화마을 → 비슬산자연휴양림 → 화석박물관 → 사문진주막촌</w:t>
-      </w:r>
-    </w:p>
-    <w:p>
-      <w:r>
-        <w:t>해남 시티투어는 원문이 "일요일코스(산이정원 → 대흥사)"여서 코스 재점검 전에는 경로를 읽지 못해 제외됐던 코스다. 범주 비중은 [0.5,0.5,0,0,0], 방문 후보는 2곳(L=0)이다. 범주 기여 역사 25.184316·자연 34.120640에 관심사 100×0.5×0.5/1.6=15.625000과 속도 100×0.1×1/1.6=6.250000을 더해 81.179956이 된다. 천안 목요일·순천 산사투어·평창 북부권은 같은 5범주 구성과 방문 후보 수(3곳)로 점수가 같아 course_id가 표시 순서만 정한다. 범주 적합 점수만 보면 가장 높은 코스는 예산군 버스투어(97.018424)이고, 6.2에서 1위였던 연천명소코스(95.558543)는 역사 비중이 0.25여서 23위(72.536589)다.</w:t>
+        <w:t>해남 시티투어는 원문이 "일요일코스(산이정원 → 대흥사)"여서 코스 재점검 전에는 경로를 읽지 못해 제외됐던 코스다. 범주 비중은 [0.5,0.5,0,0,0], 방문 후보는 2곳(L=0)이다. 범주 기여 역사 25.184316·자연 34.120640에 관심사 100×0.5×0.5/1.6=15.625000과 속도 100×0.1×1/1.6=6.250000을 더해 81.179956이 된다. 아산 休캉스 코스·천안 목요일·순천 산사투어·평창 북부권은 같은 5범주 구성과 방문 후보 수(3곳)로 점수가 같아 course_id가 표시 순서만 정한다. 아산 休캉스 코스는 연결 재점검에서 맹씨행단이 카탈로그의 "아산맹씨행단"과 지역명 규칙으로 연결되어 역사 비중이 2/3가 되면서 새로 들어왔고, 대구 송해코스(78.900736)는 6위로 밀렸다. 범주 적합 점수만 보면 가장 높은 코스는 안산 시내권코스(목요일)(97.018424)이고, 6.2에서 1위였던 연천명소코스(95.558543)는 역사 비중이 0.25여서 22위(72.536589)다.</w:t>
       </w:r>
     </w:p>
     <w:p>
@@ -14909,7 +14909,7 @@
               <w:rPr>
                 <w:sz w:val="18"/>
               </w:rPr>
-              <w:t>적격 코스 229개</w:t>
+              <w:t>적격 코스 223개</w:t>
             </w:r>
           </w:p>
         </w:tc>
@@ -15470,7 +15470,7 @@
               <w:rPr>
                 <w:sz w:val="18"/>
               </w:rPr>
-              <w:t>1,836개</w:t>
+              <w:t>1,944개</w:t>
             </w:r>
           </w:p>
         </w:tc>
@@ -15507,7 +15507,7 @@
               <w:rPr>
                 <w:sz w:val="18"/>
               </w:rPr>
-              <w:t>550개</w:t>
+              <w:t>750개</w:t>
             </w:r>
           </w:p>
         </w:tc>
@@ -15544,7 +15544,7 @@
               <w:rPr>
                 <w:sz w:val="18"/>
               </w:rPr>
-              <w:t>388개</w:t>
+              <w:t>520개</w:t>
             </w:r>
           </w:p>
         </w:tc>
@@ -15581,7 +15581,7 @@
               <w:rPr>
                 <w:sz w:val="18"/>
               </w:rPr>
-              <w:t>219개</w:t>
+              <w:t>240개</w:t>
             </w:r>
           </w:p>
         </w:tc>
@@ -15618,7 +15618,7 @@
               <w:rPr>
                 <w:sz w:val="18"/>
               </w:rPr>
-              <w:t>229개</w:t>
+              <w:t>223개</w:t>
             </w:r>
           </w:p>
         </w:tc>
@@ -17878,7 +17878,7 @@
     </w:p>
     <w:p>
       <w:r>
-        <w:t>코스 특징식의 n은 방문 후보 수, N은 야경 플래그다. 분류되지 않은 방문 후보도 분모에 둔다. 코스 분석 자격은 방문 후보 2개 이상, 범주 분류 커버리지 0.5 이상, 지원하는 파싱과 순서 상태, 조건부 경유지 없음이다. 280개 중 229개가 통과한다. 탈락 51개(조건부 경유지 19, 경로 해석 불가 14, 범주 커버리지 부족 13, 방문지 부족 5)도 전체 배정표와 품질 표에 남는다.</w:t>
+        <w:t>코스 특징식의 n은 방문 후보 수, N은 야경 플래그다. 분류되지 않은 방문 후보도 분모에 둔다. 코스 분석 자격은 방문 후보 2개 이상, 범주 분류 커버리지 0.5 이상, 지원하는 파싱과 순서 상태, 조건부 경유지 없음이다. 280개 중 223개가 통과한다. 탈락 57개(조건부 경유지 26, 경로 해석 불가 14, 범주 커버리지 부족 12, 방문지 부족 5)도 전체 배정표와 품질 표에 남는다.</w:t>
       </w:r>
     </w:p>
     <w:p>
@@ -17888,7 +17888,12 @@
     </w:p>
     <w:p>
       <w:r>
-        <w:t>σ는 229개 적격 코스에서 계산한 묶음별 총표준편차(모분산 기준)로, 범주 비중 5열은 한 묶음으로 본다. 각 묶음을 총분산 1로 맞춘 뒤 √가중치를 곱하므로 묶음의 분산 기여가 가중치 0.75·0.15·0.10과 같다. 이번 실행의 σ는 범주 0.432551, 방문 후보 수 0.582255, 야경 0.239578이며 모델 파일의 전처리 정보에 저장해 새 코스에도 같은 값을 적용한다.</w:t>
+        <w:t>이어서 경유지–관광지 연결 규칙을 다시 점검했다(유지 실행 run_20260929_034626_310365). 역시 제공된 원문과 카탈로그만 사용했다. ① 한 칸에 쉼표·&amp;·"및"으로 나열된 경유지("동문시장&amp;산지천", "사천바다케이블카, 아라마루 아쿠아리움")를 나눈다. KT&amp;G처럼 영문 사이의 &amp;와, "김좌진·한용운 생가"처럼 이름 안에 쓰이는 가운뎃점은 나누지 않는다. ② "A or B"와 "(택1)"은 "또는·선택"과 같은 선택지 표현이므로 조건부 경유지로 본다. ③ 카탈로그 이름에서 지역명을 빼거나 마지막 단어가 경유지 이름과 같으면(부산 국제시장, 팔공산 동화사, 이월드 83타워) 그 지역 안에서 하나뿐일 때 지역명·수식어 일치 후보로 연결한다. ④ 코스 지역 밖의 관광지는 이름이 전국에서 하나이고 코스 지역 관광지 좌표 평균에서 30km 이내이면, 30~50km이면 같은 코스에 그 지역 관광지가 둘 이상일 때만 인접 지역 일치 후보로 연결한다(대전 코스의 공산성·부소산성, 서울 코스의 두물머리·수원화성). 홍성 죽도↔울릉 죽도, 인천 보문사↔서울 보문사(41km, 근거 1곳) 같은 동명 장소는 연결하지 않는다. ⑤ 출발·도착 지점이나 "(하차)" 지점이 숙박이 아닌 카탈로그 관광지이면(이순신광장, 공산성, 사유원) 코스에서 한 번 방문지로 센다. ⑥ 이전의 비방문·미확인 상태를 비방문 지점(이동·식사·출발, 539건)과 경로 미해석 코스의 경유지(25건)로 나눈다. 그 결과 방문 경유지 중 관광지 후보가 연결된 비율이 43%(550/1,273)에서 54%(750/1,380)가 됐다(이름 일치 552, 괄호 별칭 81, 지역명·수식어 95, 인접 지역 22). 연결 후보 없음은 703건에서 600건으로 줄었다. 적격 코스는 선택지 표현으로 7개(사천·이천·김해·공주)가 빠지고 연결로 범주가 채워진 진도 1개가 더해져 229개에서 223개가 됐다. 바다 비중 0.3 이상 코스는 26개에서 20개, 음식은 23개에서 21개다.</w:t>
+      </w:r>
+    </w:p>
+    <w:p>
+      <w:r>
+        <w:t>σ는 223개 적격 코스에서 계산한 묶음별 총표준편차(모분산 기준)로, 범주 비중 5열은 한 묶음으로 본다. 각 묶음을 총분산 1로 맞춘 뒤 √가중치를 곱하므로 묶음의 분산 기여가 가중치 0.75·0.15·0.10과 같다. 이번 실행의 σ는 범주 0.433133, 방문 후보 수 1.060786, 야경 0.234302이며 모델 파일의 전처리 정보에 저장해 새 코스에도 같은 값을 적용한다.</w:t>
       </w:r>
     </w:p>
     <w:p>
@@ -17898,12 +17903,12 @@
     </w:p>
     <w:p>
       <w:r>
-        <w:t>T는 PCA 6축에 97.9004%, PC1·PC2에 51.0211%가 담긴다. PC1은 역사 비중 +0.894 대 체험 −0.294·자연 −0.246, PC2는 체험 +0.745 대 자연 −0.637의 차이가 크다. 바다는 PC3(+0.717), 방문 후보 수는 PC4(+0.974), 야경은 PC5(+0.899)에 주로 실린다. 2차원 그림은 분산의 절반만 보여 준다.</w:t>
+        <w:t>T는 PCA 6축에 98.1809%, PC1·PC2에 53.0295%가 담긴다. PC1은 역사 비중 +0.878 대 자연 −0.366·체험 −0.243, PC2는 체험 +0.688 대 자연 −0.652의 차이가 크다. 방문 후보 수는 PC3(+0.829), 바다는 PC4(+0.640), 야경은 PC5(+0.930), 음식은 PC6(+0.850)에 주로 실린다. 2차원 그림은 분산의 절반만 보여 준다.</w:t>
       </w:r>
     </w:p>
     <w:p>
       <w:r>
-        <w:t>k=2~10 중 품질 조건을 통과한 PCA 후보에서 평균 실루엣이 가장 큰 k=7을 선택했다. 평균 실루엣 0.2522, 시드 간 최소 ARI 0.9714, 최소 군집 비율 0.057이다. 코스 재점검 전 k=6의 0.2220보다 조금 높고, 묶음 균형 개정 전 k=2의 0.3796과는 특징 척도가 달라 직접 비교하지 않는다. 0.25는 군집 경계가 뚜렷하지 않은 수준이므로 T 군집은 코스 구성을 요약하는 탐색 결과로만 쓴다.</w:t>
+        <w:t>k=2~10 중 품질 조건을 통과한 PCA 후보에서 평균 실루엣이 가장 큰 k=6을 선택했다. 평균 실루엣 0.2492, 시드 간 최소 ARI 0.9045, 최소 군집 비율 0.058이다. k=7은 실루엣 0.2540으로 조금 높지만 시드 간 최소 ARI가 0.659로 안정성 기준 0.8에 못 미쳐 제외됐다. 연결 재점검 전 k=7의 0.2522와 비슷하고, 묶음 균형 개정 전 k=2의 0.3796과는 특징 척도가 달라 직접 비교하지 않는다. 0.25는 군집 경계가 뚜렷하지 않은 수준이므로 T 군집은 코스 구성을 요약하는 탐색 결과로만 쓴다.</w:t>
       </w:r>
     </w:p>
     <w:tbl>
@@ -18067,7 +18072,7 @@
               <w:rPr>
                 <w:sz w:val="18"/>
               </w:rPr>
-              <w:t>22</w:t>
+              <w:t>13</w:t>
             </w:r>
           </w:p>
         </w:tc>
@@ -18083,7 +18088,7 @@
               <w:rPr>
                 <w:sz w:val="18"/>
               </w:rPr>
-              <w:t>바다 0.479</w:t>
+              <w:t>야경 코스, 자연 0.349·바다 0.152</w:t>
             </w:r>
           </w:p>
         </w:tc>
@@ -18099,7 +18104,7 @@
               <w:rPr>
                 <w:sz w:val="18"/>
               </w:rPr>
-              <w:t>4.55</w:t>
+              <w:t>4.92</w:t>
             </w:r>
           </w:p>
         </w:tc>
@@ -18115,7 +18120,7 @@
               <w:rPr>
                 <w:sz w:val="18"/>
               </w:rPr>
-              <w:t>0.00</w:t>
+              <w:t>1.00</w:t>
             </w:r>
           </w:p>
         </w:tc>
@@ -18131,7 +18136,7 @@
               <w:rPr>
                 <w:sz w:val="18"/>
               </w:rPr>
-              <w:t>0.805</w:t>
+              <w:t>0.756</w:t>
             </w:r>
           </w:p>
         </w:tc>
@@ -18168,7 +18173,7 @@
               <w:rPr>
                 <w:sz w:val="18"/>
               </w:rPr>
-              <w:t>19</w:t>
+              <w:t>44</w:t>
             </w:r>
           </w:p>
         </w:tc>
@@ -18184,7 +18189,7 @@
               <w:rPr>
                 <w:sz w:val="18"/>
               </w:rPr>
-              <w:t>체험 0.676</w:t>
+              <w:t>체험 0.437, 자연 0.211·음식 0.129</w:t>
             </w:r>
           </w:p>
         </w:tc>
@@ -18200,7 +18205,7 @@
               <w:rPr>
                 <w:sz w:val="18"/>
               </w:rPr>
-              <w:t>3.74</w:t>
+              <w:t>4.20</w:t>
             </w:r>
           </w:p>
         </w:tc>
@@ -18232,7 +18237,7 @@
               <w:rPr>
                 <w:sz w:val="18"/>
               </w:rPr>
-              <w:t>0.891</w:t>
+              <w:t>0.868</w:t>
             </w:r>
           </w:p>
         </w:tc>
@@ -18269,7 +18274,7 @@
               <w:rPr>
                 <w:sz w:val="18"/>
               </w:rPr>
-              <w:t>13</w:t>
+              <w:t>28</w:t>
             </w:r>
           </w:p>
         </w:tc>
@@ -18285,7 +18290,7 @@
               <w:rPr>
                 <w:sz w:val="18"/>
               </w:rPr>
-              <w:t>야경 코스, 자연 0.280·바다 0.210</w:t>
+              <w:t>바다 0.394</w:t>
             </w:r>
           </w:p>
         </w:tc>
@@ -18301,7 +18306,7 @@
               <w:rPr>
                 <w:sz w:val="18"/>
               </w:rPr>
-              <w:t>4.08</w:t>
+              <w:t>4.79</w:t>
             </w:r>
           </w:p>
         </w:tc>
@@ -18317,7 +18322,7 @@
               <w:rPr>
                 <w:sz w:val="18"/>
               </w:rPr>
-              <w:t>1.00</w:t>
+              <w:t>0.00</w:t>
             </w:r>
           </w:p>
         </w:tc>
@@ -18333,7 +18338,7 @@
               <w:rPr>
                 <w:sz w:val="18"/>
               </w:rPr>
-              <w:t>0.723</w:t>
+              <w:t>0.827</w:t>
             </w:r>
           </w:p>
         </w:tc>
@@ -18370,7 +18375,7 @@
               <w:rPr>
                 <w:sz w:val="18"/>
               </w:rPr>
-              <w:t>40</w:t>
+              <w:t>39</w:t>
             </w:r>
           </w:p>
         </w:tc>
@@ -18386,7 +18391,7 @@
               <w:rPr>
                 <w:sz w:val="18"/>
               </w:rPr>
-              <w:t>음식 0.272</w:t>
+              <w:t>자연 0.512</w:t>
             </w:r>
           </w:p>
         </w:tc>
@@ -18402,7 +18407,7 @@
               <w:rPr>
                 <w:sz w:val="18"/>
               </w:rPr>
-              <w:t>4.20</w:t>
+              <w:t>3.85</w:t>
             </w:r>
           </w:p>
         </w:tc>
@@ -18434,7 +18439,7 @@
               <w:rPr>
                 <w:sz w:val="18"/>
               </w:rPr>
-              <w:t>0.800</w:t>
+              <w:t>0.805</w:t>
             </w:r>
           </w:p>
         </w:tc>
@@ -18471,7 +18476,7 @@
               <w:rPr>
                 <w:sz w:val="18"/>
               </w:rPr>
-              <w:t>38</w:t>
+              <w:t>50</w:t>
             </w:r>
           </w:p>
         </w:tc>
@@ -18487,7 +18492,7 @@
               <w:rPr>
                 <w:sz w:val="18"/>
               </w:rPr>
-              <w:t>자연 0.481</w:t>
+              <w:t>여러 범주 혼합, 긴 코스</w:t>
             </w:r>
           </w:p>
         </w:tc>
@@ -18503,7 +18508,7 @@
               <w:rPr>
                 <w:sz w:val="18"/>
               </w:rPr>
-              <w:t>3.63</w:t>
+              <w:t>8.40</w:t>
             </w:r>
           </w:p>
         </w:tc>
@@ -18535,7 +18540,7 @@
               <w:rPr>
                 <w:sz w:val="18"/>
               </w:rPr>
-              <w:t>0.766</w:t>
+              <w:t>0.819</w:t>
             </w:r>
           </w:p>
         </w:tc>
@@ -18572,7 +18577,7 @@
               <w:rPr>
                 <w:sz w:val="18"/>
               </w:rPr>
-              <w:t>39</w:t>
+              <w:t>49</w:t>
             </w:r>
           </w:p>
         </w:tc>
@@ -18588,7 +18593,7 @@
               <w:rPr>
                 <w:sz w:val="18"/>
               </w:rPr>
-              <w:t>여러 범주 혼합, 긴 코스</w:t>
+              <w:t>역사 0.666</w:t>
             </w:r>
           </w:p>
         </w:tc>
@@ -18604,7 +18609,7 @@
               <w:rPr>
                 <w:sz w:val="18"/>
               </w:rPr>
-              <w:t>8.10</w:t>
+              <w:t>4.73</w:t>
             </w:r>
           </w:p>
         </w:tc>
@@ -18636,108 +18641,7 @@
               <w:rPr>
                 <w:sz w:val="18"/>
               </w:rPr>
-              <w:t>0.819</w:t>
-            </w:r>
-          </w:p>
-        </w:tc>
-      </w:tr>
-      <w:tr>
-        <w:trPr>
-          <w:cantSplit/>
-        </w:trPr>
-        <w:tc>
-          <w:tcPr>
-            <w:tcW w:type="dxa" w:w="1094"/>
-          </w:tcPr>
-          <w:p>
-            <w:pPr>
-              <w:spacing w:after="60" w:before="60" w:line="252" w:lineRule="auto"/>
-            </w:pPr>
-            <w:r>
-              <w:rPr>
-                <w:sz w:val="18"/>
-              </w:rPr>
-              <w:t>T07</w:t>
-            </w:r>
-          </w:p>
-        </w:tc>
-        <w:tc>
-          <w:tcPr>
-            <w:tcW w:type="dxa" w:w="1034"/>
-          </w:tcPr>
-          <w:p>
-            <w:pPr>
-              <w:spacing w:after="60" w:before="60" w:line="252" w:lineRule="auto"/>
-            </w:pPr>
-            <w:r>
-              <w:rPr>
-                <w:sz w:val="18"/>
-              </w:rPr>
-              <w:t>58</w:t>
-            </w:r>
-          </w:p>
-        </w:tc>
-        <w:tc>
-          <w:tcPr>
-            <w:tcW w:type="dxa" w:w="3101"/>
-          </w:tcPr>
-          <w:p>
-            <w:pPr>
-              <w:spacing w:after="60" w:before="60" w:line="252" w:lineRule="auto"/>
-            </w:pPr>
-            <w:r>
-              <w:rPr>
-                <w:sz w:val="18"/>
-              </w:rPr>
-              <w:t>역사 0.589</w:t>
-            </w:r>
-          </w:p>
-        </w:tc>
-        <w:tc>
-          <w:tcPr>
-            <w:tcW w:type="dxa" w:w="1763"/>
-          </w:tcPr>
-          <w:p>
-            <w:pPr>
-              <w:spacing w:after="60" w:before="60" w:line="252" w:lineRule="auto"/>
-            </w:pPr>
-            <w:r>
-              <w:rPr>
-                <w:sz w:val="18"/>
-              </w:rPr>
-              <w:t>4.21</w:t>
-            </w:r>
-          </w:p>
-        </w:tc>
-        <w:tc>
-          <w:tcPr>
-            <w:tcW w:type="dxa" w:w="1216"/>
-          </w:tcPr>
-          <w:p>
-            <w:pPr>
-              <w:spacing w:after="60" w:before="60" w:line="252" w:lineRule="auto"/>
-            </w:pPr>
-            <w:r>
-              <w:rPr>
-                <w:sz w:val="18"/>
-              </w:rPr>
-              <w:t>0.02</w:t>
-            </w:r>
-          </w:p>
-        </w:tc>
-        <w:tc>
-          <w:tcPr>
-            <w:tcW w:type="dxa" w:w="1764"/>
-          </w:tcPr>
-          <w:p>
-            <w:pPr>
-              <w:spacing w:after="60" w:before="60" w:line="252" w:lineRule="auto"/>
-            </w:pPr>
-            <w:r>
-              <w:rPr>
-                <w:sz w:val="18"/>
-              </w:rPr>
-              <w:t>0.853</w:t>
+              <w:t>0.895</w:t>
             </w:r>
           </w:p>
         </w:tc>
@@ -18745,12 +18649,12 @@
     </w:tbl>
     <w:p>
       <w:r>
-        <w:t>군집 번호는 실행마다 다시 매기는 번호이며 이름은 구성 비중을 읽기 쉽게 적은 것이다. T01~T07을 한류형·해양형 같은 개인 유형으로 이름 붙일 근거는 부족하다. 실제 코스 이름, 장소 연결, 구성 비중을 함께 보여 주어야 한다.</w:t>
+        <w:t>군집 번호는 실행마다 다시 매기는 번호이며 이름은 구성 비중을 읽기 쉽게 적은 것이다. T01~T06을 한류형·해양형 같은 개인 유형으로 이름 붙일 근거는 부족하다. 실제 코스 이름, 장소 연결, 구성 비중을 함께 보여 주어야 한다.</w:t>
       </w:r>
     </w:p>
     <w:p>
       <w:r>
-        <w:t>추천 점수는 T 번호를 쓰지 않고 코스 범주 비중과 커버리지로 계산한다. 다만 코스 재점검으로 추천 대상이 229개로 늘고 일부 코스의 범주 비중이 바뀌어 추천 점수와 순위도 달라졌다(16·17장). reference_calc/eligible_courses.csv는 새 실행의 적격 코스로 다시 만들었다.</w:t>
+        <w:t>추천 점수는 T 번호를 쓰지 않고 코스 범주 비중과 커버리지로 계산한다. 다만 코스 재점검(179→229)과 연결 재점검(229→223)으로 추천 대상과 일부 코스의 범주 비중이 바뀌어 추천 점수와 순위도 달라졌다(16·17장). reference_calc/eligible_courses.csv는 새 실행의 적격 코스로 다시 만들었다.</w:t>
       </w:r>
     </w:p>
     <w:p>
@@ -19767,7 +19671,7 @@
     </w:tbl>
     <w:p>
       <w:r>
-        <w:t>G·GC는 동일하게 고정한 1,200개 평가 행을 사용하고 T·TC는 229개 전체를 평가한다. 모델을 비교할 때 공통 원래 특징 공간과 같은 코사인 거리의 실루엣을 사용한다. 유클리드 실루엣 0.7189와 코사인 0.8342를 직접 비교하는 것은 적절하지 않다.</w:t>
+        <w:t>G·GC는 동일하게 고정한 1,200개 평가 행을 사용하고 T·TC는 223개 전체를 평가한다. 모델을 비교할 때 공통 원래 특징 공간과 같은 코사인 거리의 실루엣을 사용한다. 유클리드 실루엣 0.7189와 코사인 0.8342를 직접 비교하는 것은 적절하지 않다.</w:t>
       </w:r>
     </w:p>
     <w:p>
@@ -19951,7 +19855,7 @@
               <w:rPr>
                 <w:sz w:val="18"/>
               </w:rPr>
-              <w:t>229</w:t>
+              <w:t>223</w:t>
             </w:r>
           </w:p>
         </w:tc>
@@ -20004,7 +19908,7 @@
               <w:rPr>
                 <w:sz w:val="18"/>
               </w:rPr>
-              <w:t>7</w:t>
+              <w:t>8</w:t>
             </w:r>
           </w:p>
         </w:tc>
@@ -20057,7 +19961,7 @@
               <w:rPr>
                 <w:sz w:val="18"/>
               </w:rPr>
-              <w:t>0.417575</w:t>
+              <w:t>0.406400</w:t>
             </w:r>
           </w:p>
         </w:tc>
@@ -20110,7 +20014,7 @@
               <w:rPr>
                 <w:sz w:val="18"/>
               </w:rPr>
-              <w:t>0.449994</w:t>
+              <w:t>0.444843</w:t>
             </w:r>
           </w:p>
         </w:tc>
@@ -20163,7 +20067,7 @@
               <w:rPr>
                 <w:sz w:val="18"/>
               </w:rPr>
-              <w:t>0.448957</w:t>
+              <w:t>0.445098</w:t>
             </w:r>
           </w:p>
         </w:tc>
@@ -20216,7 +20120,7 @@
               <w:rPr>
                 <w:sz w:val="18"/>
               </w:rPr>
-              <w:t>0.890469</w:t>
+              <w:t>0.914203</w:t>
             </w:r>
           </w:p>
         </w:tc>
@@ -20269,7 +20173,7 @@
               <w:rPr>
                 <w:sz w:val="18"/>
               </w:rPr>
-              <w:t>0.849402</w:t>
+              <w:t>0.624121</w:t>
             </w:r>
           </w:p>
         </w:tc>
@@ -20322,7 +20226,7 @@
               <w:rPr>
                 <w:sz w:val="18"/>
               </w:rPr>
-              <w:t>0.017</w:t>
+              <w:t>0.031</w:t>
             </w:r>
           </w:p>
         </w:tc>
@@ -20375,7 +20279,7 @@
               <w:rPr>
                 <w:sz w:val="18"/>
               </w:rPr>
-              <w:t>0.056769</w:t>
+              <w:t>0.058296</w:t>
             </w:r>
           </w:p>
         </w:tc>
@@ -20383,7 +20287,7 @@
     </w:tbl>
     <w:p>
       <w:r>
-        <w:t>GC는 같은 평가 거리에서 분리가 개선되었고 일부 장소 배정이 바뀌었다. TC는 T의 7군집과 대부분 대응한다(기존 대비 ARI 0.849). 바다 T01·체험 T02·야경 T03·역사 T07은 그대로 옮겨 가고, 자연 T05와 긴 혼합 T06도 대부분 TC05·TC06에 남는다. 음식 T04의 40코스는 29개가 TC03에 남고 7개는 체험형 TC02, 3개는 역사형 TC07, 1개는 바다형 TC01로 나뉜다. TC01~TC07의 크기는 23, 27, 30, 13, 37, 35, 64다. 코사인 실루엣은 0.45이고 229개 코스 중 1.7%가 음수 실루엣이다. GC의 k가 탐색 상한에 닿아 있어 더 큰 k에 대한 검토 없이 최적 군집 수로 확정하지 않는다.</w:t>
+        <w:t>GC는 같은 평가 거리에서 분리가 개선되었고 일부 장소 배정이 바뀌었다. TC는 k=8로 T의 6군집보다 잘게 나누며, 두 모델의 일치도는 연결 재점검 전보다 낮다(기존 대비 ARI 0.849→0.624). 야경 T01은 TC03으로, 역사 T06은 49개 중 46개가 TC08로 옮겨 간다. 체험 T02(44)는 체험 TC01(24)·음식 TC02(10)·역사·체험 TC07(10)로, 바다 T03(28)은 바다 TC04(19)와 음식 TC02(7)로, 자연 T04(39)는 TC05(32)와 TC02(7)로, 긴 혼합 T05(50)는 TC06(32)·TC07(9) 등으로 나뉜다. T에서 사라진 음식 구성은 TC02(28코스, 음식 0.30)로 다시 나타난다. TC01~TC08의 크기는 26, 28, 13, 19, 33, 33, 21, 50이다. 코사인 실루엣은 0.445이고 223개 코스 중 3.1%가 음수 실루엣이다. GC의 k가 탐색 상한에 닿아 있어 더 큰 k에 대한 검토 없이 최적 군집 수로 확정하지 않는다.</w:t>
       </w:r>
     </w:p>
     <w:p>
@@ -24241,7 +24145,7 @@
     </w:p>
     <w:p>
       <w:r>
-        <w:t>주소 문자열과 원문 지역명을 대조한 잠정 연결은 관광지 1,568행, 116개 카탈로그 지역이다. 280개 코스 중 136개에서 276개 경유지 슬롯이 연결 후보를 갖는다. 행정경계까지 검증 완료한 연결은 0개다.</w:t>
+        <w:t>주소 문자열과 원문 지역명을 대조한 잠정 연결은 관광지 1,568행, 116개 카탈로그 지역이다. 280개 코스 중 163개에서 378개 경유지 슬롯이 연결 후보를 갖는다(연결 재점검 전 136개 코스·276개 슬롯). 행정경계까지 검증 완료한 연결은 0개다.</w:t>
       </w:r>
     </w:p>
     <w:p>
@@ -27031,7 +26935,7 @@
     </w:p>
     <w:p>
       <w:r>
-        <w:t>혼합 예제는 테마 영월 31.798165점, 대표 시티투어 해남 해남시티투어 81.179956점으로 이어진다. 같은 공통 응답에서 B2 D를 고른 C5 단일형은 역사 관심사 가산을 똑같이 받지만 자연 중심 선호여서 파주 2026 파주시티투어 당일코스(목요일)가 72.734493점으로 1위다. 숫자의 크기만으로 어느 쪽 추천이 더 좋다고 비교하지 않는다. 상세 JSON에는 원장·상대 가중치·혼합 α·u·테마 전부·229개 코스·대표 5개가 함께 들어 있다.</w:t>
+        <w:t>혼합 예제는 테마 영월 31.798165점, 대표 시티투어 해남 해남시티투어 81.179956점으로 이어진다. 같은 공통 응답에서 B2 D를 고른 C5 단일형은 역사 관심사 가산을 똑같이 받지만 자연 중심 선호여서 파주 2026 파주시티투어 당일코스(목요일)가 72.734493점으로 1위다. 숫자의 크기만으로 어느 쪽 추천이 더 좋다고 비교하지 않는다. 상세 JSON에는 원장·상대 가중치·혼합 α·u·테마 전부·223개 코스·대표 5개가 함께 들어 있다.</w:t>
       </w:r>
     </w:p>
     <w:p>
@@ -27640,7 +27544,7 @@
               <w:rPr>
                 <w:sz w:val="18"/>
               </w:rPr>
-              <w:t>수정 파서 출력 229개 + 간접 u 코사인 + 관심사·야경·여행 속도 가산</w:t>
+              <w:t>수정 파서 출력 223개 + 간접 u 코사인 + 관심사·야경·여행 속도 가산</w:t>
             </w:r>
           </w:p>
         </w:tc>
@@ -27925,7 +27829,7 @@
               <w:rPr>
                 <w:sz w:val="18"/>
               </w:rPr>
-              <w:t>완료 응답 → α·u·테마 순위·적용 가산 항·229코스 순위와 가산 점수·대표 지역5</w:t>
+              <w:t>완료 응답 → α·u·테마 순위·적용 가산 항·223코스 순위와 가산 점수·대표 지역5</w:t>
             </w:r>
           </w:p>
         </w:tc>
@@ -28185,7 +28089,7 @@
     </w:p>
     <w:p>
       <w:r>
-        <w:t>전체 군집 재학습은 기존 Tour_Navigator_Codebook/analysis의 노트북과 코드 경로를 사용한다. 이번 작은 reference_calc는 이미 전처리된 229개 코스에 새 설문을 연결하는 계산기이므로 CSV 원자료 전처리·PCA 학습을 대체하지 않는다.</w:t>
+        <w:t>전체 군집 재학습은 기존 Tour_Navigator_Codebook/analysis의 노트북과 코드 경로를 사용한다. 이번 작은 reference_calc는 이미 전처리된 223개 코스에 새 설문을 연결하는 계산기이므로 CSV 원자료 전처리·PCA 학습을 대체하지 않는다.</w:t>
       </w:r>
     </w:p>
     <w:tbl>
@@ -28503,7 +28407,7 @@
     </w:tbl>
     <w:p>
       <w:r>
-        <w:t>유지한 분석 실행은 run_20260929_021855_281961다. 직전 실행 run_20260929_015104_463809와 비교해 시티투어 코스 파싱·분류 규칙만 바꾸었고(22장), G·GC·지출 결과와 해양 지역 결과는 바이트 단위로 같다. 바뀐 것은 코스 관련 표·T/TC 모델과 해양-코스 연결 표다. 그 이전 실행들에서는 그림 레이블 한국어화와 T 특징의 묶음별 분산 균형을 적용했다. 이후 같은 실행 폴더에서 관광지 군집 위치 그림(08)을 군집별 지도로 바꾸고 T 군집별 코스 위치 지도(16)와 코사인 군집 GC·TC의 위치 지도(C_G_06·C_T_06)를 더했다. 매번 노트북 전체를 다시 실행해 표와 모델이 바이트 단위로 같음을 확인한 뒤 그림만 교체했다. 지출업종 제거 후 주 분석 결과는 PNG 44개와 CSV 92개이며, 과거의 PNG 51개·CSV 102개와 다르다. 보조 A·R 분석 및 신규 응답 예제 산출물은 이 주 분석 개수에 더해 세지 않는다.</w:t>
+        <w:t>유지한 분석 실행은 run_20260929_034626_310365다. 직전 실행 run_20260929_021855_281961과 비교해 경유지–관광지 연결 규칙만 바꾸었고(22장), G·GC·지출 결과와 해양 지역 결과는 바이트 단위로 같다. 바뀐 것은 코스 관련 표·T/TC 모델과 해양·검색순위-코스 연결 표다. 그 이전 실행들에서는 그림 레이블 한국어화, T 특징의 묶음별 분산 균형, 탈락 코스 재점검을 적용했고, 관광지 군집 위치 그림(08)을 군집별 지도로 바꾸고 T 군집별 코스 위치 지도(16)와 코사인 군집 GC·TC의 위치 지도(C_G_06·C_T_06)를 더했다. 지출업종 제거 후 주 분석 결과는 PNG 44개와 CSV 92개이며, 과거의 PNG 51개·CSV 102개와 다르다. 보조 A·R 분석 및 신규 응답 예제 산출물은 이 주 분석 개수에 더해 세지 않는다.</w:t>
       </w:r>
     </w:p>
     <w:p>
@@ -28647,7 +28551,7 @@
               <w:rPr>
                 <w:sz w:val="18"/>
               </w:rPr>
-              <w:t>C4·C5 혼합, D 비교, u 합 1, W 정규화, 테마 0~100, 229코스 점수·기여와 가산 합, 지역 5개 중복 제거, 가산 항이 없으면 6.2 식과 같음, 야경 관심사 상위 3개가 야경 코스, 바다 관심사 C9 도달 확인.</w:t>
+              <w:t>C4·C5 혼합, D 비교, u 합 1, W 정규화, 테마 0~100, 223코스 점수·기여와 가산 합, 지역 5개 중복 제거, 가산 항이 없으면 6.2 식과 같음, 야경 관심사 상위 3개가 야경 코스, 바다 관심사 C9 도달 확인.</w:t>
             </w:r>
           </w:p>
         </w:tc>
@@ -28758,7 +28662,7 @@
               <w:rPr>
                 <w:sz w:val="18"/>
               </w:rPr>
-              <w:t>G/GC 2,549행, T/TC 229행. 실루엣·ARI 결과와 그래프는 유지 실행에서 확인. T 묶음별 분산 기여 0.75·0.15·0.10 일치 확인.</w:t>
+              <w:t>G/GC 2,549행, T/TC 223행. 실루엣·ARI 결과와 그래프는 유지 실행에서 확인. T 묶음별 분산 기여 0.75·0.15·0.10 일치 확인.</w:t>
             </w:r>
           </w:p>
         </w:tc>

--- a/docs/Tour_Navigator_Cosine_Specification.docx
+++ b/docs/Tour_Navigator_Cosine_Specification.docx
@@ -978,7 +978,7 @@
               <w:rPr>
                 <w:sz w:val="18"/>
               </w:rPr>
-              <w:t>citytour.csv 280행. T·TC 적격 223행</w:t>
+              <w:t>citytour.csv 280행. T·TC 적격 234행</w:t>
             </w:r>
           </w:p>
         </w:tc>
@@ -1282,7 +1282,7 @@
     </w:p>
     <w:p>
       <w:r>
-        <w:t>이번 명세서 패키지는 신규 설문·추천 참조 계산, 223개 적격 코스 입력, 계산 예제와 삽입 그림을 포함한다. 전체 원자료·노트북·분석 결과는 앞서 제공한 Tour_Navigator_Codebook의 상대 경로를 따른다. 신규 계산 입력의 출처는 reference_calc/input_provenance.json에 기록한다.</w:t>
+        <w:t>이번 명세서 패키지는 신규 설문·추천 참조 계산, 234개 적격 코스 입력, 계산 예제와 삽입 그림을 포함한다. 전체 원자료·노트북·분석 결과는 앞서 제공한 Tour_Navigator_Codebook의 상대 경로를 따른다. 신규 계산 입력의 출처는 reference_calc/input_provenance.json에 기록한다.</w:t>
       </w:r>
     </w:p>
     <w:p>
@@ -1679,7 +1679,7 @@
               <w:rPr>
                 <w:sz w:val="18"/>
               </w:rPr>
-              <w:t>전체 223개 순위, 같은 지역 1개씩 최대 5개</w:t>
+              <w:t>전체 234개 순위, 같은 지역 1개씩 최대 5개</w:t>
             </w:r>
           </w:p>
         </w:tc>
@@ -1740,7 +1740,7 @@
     </w:tbl>
     <w:p>
       <w:r>
-        <w:t>군집은 전국 관광지와 코스의 공급 특성을 요약하는 별도 경로다. C7이면 GC07 또는 T06을 배정하는 대응표는 없다. 현재 참조 추천은 군집 번호로 후보를 차단하지 않는다.</w:t>
+        <w:t>군집은 전국 관광지와 코스의 공급 특성을 요약하는 별도 경로다. C7이면 GC07 또는 T07을 배정하는 대응표는 없다. 현재 참조 추천은 군집 번호로 후보를 차단하지 않는다.</w:t>
       </w:r>
     </w:p>
     <w:p>
@@ -13564,7 +13564,7 @@
     </w:p>
     <w:p>
       <w:r>
-        <w:t>전수 경로 141,897개에서 효과를 확인했다. S4 관심사와 1위 코스의 가장 큰 범주가 같은 비율은 6.2 → 6.3 → 코스 재점검 후 순으로 역사 0.683→0.811→0.906, 자연 0.492→0.690→0.673, 체험 0.327→0.615→0.547, 음식 0.544→0.598→0.597, 바다 0.000→0.375→0.523이다. 설문 6.3에서 유형 점수를 100점 만점으로 환산한 뒤(완료 경로 109,552개)에는 역사 0.948, 자연 0.705, 체험 0.505, 음식 0.792, 바다 0.749다(12장). 경유지–관광지 연결 재점검(22장) 뒤 223코스에서는 역사 0.920, 자연 0.789, 체험 0.556, 음식 0.633, 바다 0.702다. 경유지를 나누고 관광지 범주로 분류하면서 음식·바다 비중이 뚜렷한 코스가 줄어(비중 0.3 이상 음식 23→21, 바다 26→20코스) 두 관심사의 일치율이 내렸다. 이때 빡빡하게·천천히의 상위 5개 평균 방문 후보 수는 5.63·4.16, 상위 5개 중 야경 코스 비중은 야경 관심사 0.892, 저녁·밤 응답 0.112다. 여행 속도 빡빡하게와 천천히의 상위 5개 평균 방문 후보 수는 6.2의 4.62·4.32에서 4.81·3.77로 벌어졌다. 상위 5개 중 야경 코스 비중은 야경 관심사에서 0.036→0.905, 저녁·밤 응답에서 0.033→0.124가 됐다. 모든 선택지가 같은 빈도라고 가정한 구조 점검이며 실제 이용자 분포가 아니다. 바다 비중 0.3 이상 코스는 코스 재점검으로 17개에서 26개가 됐다가 연결 재점검 뒤 20개가 되어 여전히 적고, 바다 관심사의 일치율에는 공급 한계가 남는다.</w:t>
+        <w:t>전수 경로 141,897개에서 효과를 확인했다. S4 관심사와 1위 코스의 가장 큰 범주가 같은 비율은 6.2 → 6.3 → 코스 재점검 후 순으로 역사 0.683→0.811→0.906, 자연 0.492→0.690→0.673, 체험 0.327→0.615→0.547, 음식 0.544→0.598→0.597, 바다 0.000→0.375→0.523이다. 설문 6.3에서 유형 점수를 100점 만점으로 환산한 뒤(완료 경로 109,552개)에는 역사 0.948, 자연 0.705, 체험 0.505, 음식 0.792, 바다 0.749다(12장). 경유지–관광지 연결 재점검(22장) 뒤 223코스에서는 역사 0.920, 자연 0.789, 체험 0.556, 음식 0.633, 바다 0.702다. 경유지를 나누고 관광지 범주로 분류하면서 음식·바다 비중이 뚜렷한 코스가 줄어(비중 0.3 이상 음식 23→21, 바다 26→20코스) 두 관심사의 일치율이 내렸다. 이때 빡빡하게·천천히의 상위 5개 평균 방문 후보 수는 5.63·4.16, 상위 5개 중 야경 코스 비중은 야경 관심사 0.892, 저녁·밤 응답 0.112다. 범주 미확인 경유지 재분류(22장) 뒤 234코스에서는 역사 0.911, 자연 0.735, 체험 0.545, 음식 0.805, 바다 0.678이다. 음식 경유지(장터·마켓·먹자골목 등)가 제대로 분류되어 음식 일치율이 0.633에서 0.805로 올랐다. 이때 빡빡하게·천천히의 상위 5개 평균 방문 후보 수는 5.92·3.99, 상위 5개 중 야경 코스 비중은 야경 관심사 1.000, 저녁·밤 응답 0.320이다. 여행 속도 빡빡하게와 천천히의 상위 5개 평균 방문 후보 수는 6.2의 4.62·4.32에서 4.81·3.77로 벌어졌다. 상위 5개 중 야경 코스 비중은 야경 관심사에서 0.036→0.905, 저녁·밤 응답에서 0.033→0.124가 됐다. 모든 선택지가 같은 빈도라고 가정한 구조 점검이며 실제 이용자 분포가 아니다. 바다 비중 0.3 이상 코스는 코스 재점검으로 17개에서 26개가 됐다가 연결 재점검 뒤 20개, 범주 재분류 뒤 21개로 여전히 적고, 바다 관심사의 일치율에는 공급 한계가 남는다.</w:t>
       </w:r>
     </w:p>
     <w:tbl>
@@ -13652,7 +13652,7 @@
               <w:rPr>
                 <w:sz w:val="18"/>
               </w:rPr>
-              <w:t>기존 분석 결과의 적격 223코스를 불러온다. 영벡터·음수·비정상 값은 허용하지 않는다.</w:t>
+              <w:t>기존 분석 결과의 적격 234코스를 불러온다. 영벡터·음수·비정상 값은 허용하지 않는다.</w:t>
             </w:r>
           </w:p>
         </w:tc>
@@ -13813,7 +13813,7 @@
     </w:p>
     <w:p>
       <w:r>
-        <w:t>같은 지역의 다른 코스는 전체 223개 순위표에 남긴다. reference_calc의 계산은 별도 희망 지역 필터를 받지 않으며, 운영 앱에서 지역 필터를 추가할 경우 0개 후보 상태와 지역명 표준화를 따로 정의해야 한다.</w:t>
+        <w:t>같은 지역의 다른 코스는 전체 234개 순위표에 남긴다. reference_calc의 계산은 별도 희망 지역 필터를 받지 않으며, 운영 앱에서 지역 필터를 추가할 경우 0개 후보 상태와 지역명 표준화를 따로 정의해야 한다.</w:t>
       </w:r>
     </w:p>
     <w:p>
@@ -14127,7 +14127,7 @@
               <w:rPr>
                 <w:sz w:val="18"/>
               </w:rPr>
-              <w:t>아산 / 休캉스 코스</w:t>
+              <w:t>아산 / 역사기행 코스</w:t>
             </w:r>
           </w:p>
         </w:tc>
@@ -14143,7 +14143,7 @@
               <w:rPr>
                 <w:sz w:val="18"/>
               </w:rPr>
-              <w:t>0.854971</w:t>
+              <w:t>0.948879</w:t>
             </w:r>
           </w:p>
         </w:tc>
@@ -14159,7 +14159,7 @@
               <w:rPr>
                 <w:sz w:val="18"/>
               </w:rPr>
-              <w:t>85.497131</w:t>
+              <w:t>94.887929</w:t>
             </w:r>
           </w:p>
         </w:tc>
@@ -14175,7 +14175,7 @@
               <w:rPr>
                 <w:sz w:val="18"/>
               </w:rPr>
-              <w:t>20.833333</w:t>
+              <w:t>15.625000</w:t>
             </w:r>
           </w:p>
         </w:tc>
@@ -14207,7 +14207,7 @@
               <w:rPr>
                 <w:sz w:val="18"/>
               </w:rPr>
-              <w:t>80.519040</w:t>
+              <w:t>81.179956</w:t>
             </w:r>
           </w:p>
         </w:tc>
@@ -14244,7 +14244,7 @@
               <w:rPr>
                 <w:sz w:val="18"/>
               </w:rPr>
-              <w:t>천안 / 목요일</w:t>
+              <w:t>순천 / (기획투어)나이트가든투어</w:t>
             </w:r>
           </w:p>
         </w:tc>
@@ -14260,7 +14260,7 @@
               <w:rPr>
                 <w:sz w:val="18"/>
               </w:rPr>
-              <w:t>0.854971</w:t>
+              <w:t>0.948879</w:t>
             </w:r>
           </w:p>
         </w:tc>
@@ -14276,7 +14276,7 @@
               <w:rPr>
                 <w:sz w:val="18"/>
               </w:rPr>
-              <w:t>85.497131</w:t>
+              <w:t>94.887929</w:t>
             </w:r>
           </w:p>
         </w:tc>
@@ -14292,7 +14292,7 @@
               <w:rPr>
                 <w:sz w:val="18"/>
               </w:rPr>
-              <w:t>20.833333</w:t>
+              <w:t>15.625000</w:t>
             </w:r>
           </w:p>
         </w:tc>
@@ -14324,7 +14324,7 @@
               <w:rPr>
                 <w:sz w:val="18"/>
               </w:rPr>
-              <w:t>80.519040</w:t>
+              <w:t>81.179956</w:t>
             </w:r>
           </w:p>
         </w:tc>
@@ -14361,7 +14361,7 @@
               <w:rPr>
                 <w:sz w:val="18"/>
               </w:rPr>
-              <w:t>순천 / (테마투어)산사투어</w:t>
+              <w:t>대전 / 역사문화(동춘당)</w:t>
             </w:r>
           </w:p>
         </w:tc>
@@ -14478,7 +14478,7 @@
               <w:rPr>
                 <w:sz w:val="18"/>
               </w:rPr>
-              <w:t>평창 / 북부권 코스</w:t>
+              <w:t>천안 / 목요일</w:t>
             </w:r>
           </w:p>
         </w:tc>
@@ -14582,12 +14582,38 @@
         <w:pStyle w:val="Heading2"/>
       </w:pPr>
       <w:r>
-        <w:t>아산 · 休캉스 코스</w:t>
+        <w:t>아산 · 역사기행 코스</w:t>
       </w:r>
     </w:p>
     <w:p>
       <w:r>
-        <w:t>온양온천역 → 신정호정원 → 외암민속마을 → 맹씨행단 → 온양온천역</w:t>
+        <w:t>온양온천역 → 온양민속박물관 → 신정호정원 → 현충사은행나무길 → 온양온천역</w:t>
+      </w:r>
+    </w:p>
+    <w:p>
+      <w:pPr>
+        <w:pStyle w:val="Heading2"/>
+      </w:pPr>
+      <w:r>
+        <w:t>순천 · (기획투어)나이트가든투어</w:t>
+      </w:r>
+    </w:p>
+    <w:p>
+      <w:r>
+        <w:t>순천역 → 철도관사마을 → 순천만국가정원(시크릿어드벤처, 정원드림호, 스페이스브릿지) → 순천역</w:t>
+      </w:r>
+    </w:p>
+    <w:p>
+      <w:pPr>
+        <w:pStyle w:val="Heading2"/>
+      </w:pPr>
+      <w:r>
+        <w:t>대전 · 역사문화(동춘당)</w:t>
+      </w:r>
+    </w:p>
+    <w:p>
+      <w:r>
+        <w:t>대전역 → 대전복합터미널(경유) → 동춘당 → 우암사적공원(남간정사) → 옛충남도청(근현대사전시관) → (으능정이거리 경유) 대전역</w:t>
       </w:r>
     </w:p>
     <w:p>
@@ -14604,39 +14630,13 @@
       </w:r>
     </w:p>
     <w:p>
-      <w:pPr>
-        <w:pStyle w:val="Heading2"/>
-      </w:pPr>
       <w:r>
-        <w:t>순천 · (테마투어)산사투어</w:t>
+        <w:t>해남 시티투어는 원문이 "일요일코스(산이정원 → 대흥사)"여서 코스 재점검 전에는 경로를 읽지 못해 제외됐던 코스다. 범주 비중은 [0.5,0.5,0,0,0], 방문 후보는 2곳(L=0)이다. 범주 기여 역사 25.184316·자연 34.120640에 관심사 100×0.5×0.5/1.6=15.625000과 속도 100×0.1×1/1.6=6.250000을 더해 81.179956이 된다. 아산 역사기행 코스와 순천 나이트가든투어도 역사·자연 반반, 방문 후보 2~3곳(L=0)이어서 해남과 점수가 같고 course_id가 표시 순서만 정한다. 대전 역사문화(동춘당)와 천안 목요일은 역사 2/3·자연 1/3, 방문 후보 3곳으로 점수가 같다. 아산·순천·대전 코스는 범주 미확인 경유지 재분류로 현충사은행나무길·철도관사마을·동춘당·옛충남도청이 역사로 잡히면서 올라왔고, 대전 역사문화(동춘당)는 재분류 전에는 분류율 부족으로 분석에서 빠져 있었다. 범주 적합 점수만 보면 가장 높은 코스는 부산 오렌지라인(98.720420)이고, 6.2에서 1위였던 연천명소코스(95.558543)는 역사 비중이 0.25여서 35위(72.536589)다.</w:t>
       </w:r>
     </w:p>
     <w:p>
       <w:r>
-        <w:t>순천역 → 송광사 → 선암사 → 상사호 → 순천역</w:t>
-      </w:r>
-    </w:p>
-    <w:p>
-      <w:pPr>
-        <w:pStyle w:val="Heading2"/>
-      </w:pPr>
-      <w:r>
-        <w:t>평창 · 북부권 코스</w:t>
-      </w:r>
-    </w:p>
-    <w:p>
-      <w:r>
-        <w:t>서울역(금요일) → 청량리역(토요일) → 진부역 → 월정사 → 발왕산케이블카 → 2018평창동계올림픽기념관 → 진부역 → 서울역/청량리역</w:t>
-      </w:r>
-    </w:p>
-    <w:p>
-      <w:r>
-        <w:t>해남 시티투어는 원문이 "일요일코스(산이정원 → 대흥사)"여서 코스 재점검 전에는 경로를 읽지 못해 제외됐던 코스다. 범주 비중은 [0.5,0.5,0,0,0], 방문 후보는 2곳(L=0)이다. 범주 기여 역사 25.184316·자연 34.120640에 관심사 100×0.5×0.5/1.6=15.625000과 속도 100×0.1×1/1.6=6.250000을 더해 81.179956이 된다. 아산 休캉스 코스·천안 목요일·순천 산사투어·평창 북부권은 같은 5범주 구성과 방문 후보 수(3곳)로 점수가 같아 course_id가 표시 순서만 정한다. 아산 休캉스 코스는 연결 재점검에서 맹씨행단이 카탈로그의 "아산맹씨행단"과 지역명 규칙으로 연결되어 역사 비중이 2/3가 되면서 새로 들어왔고, 대구 송해코스(78.900736)는 6위로 밀렸다. 범주 적합 점수만 보면 가장 높은 코스는 안산 시내권코스(목요일)(97.018424)이고, 6.2에서 1위였던 연천명소코스(95.558543)는 역사 비중이 0.25여서 22위(72.536589)다.</w:t>
-      </w:r>
-    </w:p>
-    <w:p>
-      <w:r>
-        <w:t>위 코스·경유지는 입력 원문을 보존한 결과이며 실시간 운행 확인이 아니다. 평창 북부권 코스의 요일별 출발역(서울역(금요일)·청량리역(토요일))처럼 기존 적격 플래그가 포착하지 못한 조건 표현도 남아 있다. 분석 적격 판정과 실제 경유지·운행 검증을 분리하고 운영기관 검토 대상으로 표시한다.</w:t>
+        <w:t>위 코스·경유지는 입력 원문을 보존한 결과이며 실시간 운행 확인이 아니다. 대표 6위인 평창 북부권 코스의 요일별 출발역(서울역(금요일)·청량리역(토요일))처럼 기존 적격 플래그가 포착하지 못한 조건 표현도 남아 있다. 분석 적격 판정과 실제 경유지·운행 검증을 분리하고 운영기관 검토 대상으로 표시한다.</w:t>
       </w:r>
     </w:p>
     <w:p>
@@ -14909,7 +14909,7 @@
               <w:rPr>
                 <w:sz w:val="18"/>
               </w:rPr>
-              <w:t>적격 코스 223개</w:t>
+              <w:t>적격 코스 234개</w:t>
             </w:r>
           </w:p>
         </w:tc>
@@ -15618,7 +15618,7 @@
               <w:rPr>
                 <w:sz w:val="18"/>
               </w:rPr>
-              <w:t>223개</w:t>
+              <w:t>234개</w:t>
             </w:r>
           </w:p>
         </w:tc>
@@ -17878,7 +17878,7 @@
     </w:p>
     <w:p>
       <w:r>
-        <w:t>코스 특징식의 n은 방문 후보 수, N은 야경 플래그다. 분류되지 않은 방문 후보도 분모에 둔다. 코스 분석 자격은 방문 후보 2개 이상, 범주 분류 커버리지 0.5 이상, 지원하는 파싱과 순서 상태, 조건부 경유지 없음이다. 280개 중 223개가 통과한다. 탈락 57개(조건부 경유지 26, 경로 해석 불가 14, 범주 커버리지 부족 12, 방문지 부족 5)도 전체 배정표와 품질 표에 남는다.</w:t>
+        <w:t>코스 특징식의 n은 방문 후보 수, N은 야경 플래그다. 분류되지 않은 방문 후보도 분모에 둔다. 코스 분석 자격은 방문 후보 2개 이상, 범주 분류 커버리지 0.5 이상, 지원하는 파싱과 순서 상태, 조건부 경유지 없음이다. 280개 중 234개가 통과한다. 탈락 46개(조건부 경유지 25, 경로 해석 불가 14, 방문지 부족 6, 범주 커버리지 부족 1)도 전체 배정표와 품질 표에 남는다.</w:t>
       </w:r>
     </w:p>
     <w:p>
@@ -17893,7 +17893,12 @@
     </w:p>
     <w:p>
       <w:r>
-        <w:t>σ는 223개 적격 코스에서 계산한 묶음별 총표준편차(모분산 기준)로, 범주 비중 5열은 한 묶음으로 본다. 각 묶음을 총분산 1로 맞춘 뒤 √가중치를 곱하므로 묶음의 분산 기여가 가중치 0.75·0.15·0.10과 같다. 이번 실행의 σ는 범주 0.433133, 방문 후보 수 1.060786, 야경 0.234302이며 모델 파일의 전처리 정보에 저장해 새 코스에도 같은 값을 적용한다.</w:t>
+        <w:t>범주 미확인 경유지도 다시 분류했다(유지 실행 run_20260929_040247_185905). 관광지 목록과 연결되지 않은 경유지는 이름의 키워드로 범주를 추정하는데, 연결 재점검 뒤에도 방문 경유지 285건(조건부 28건 포함)이 어느 키워드에도 걸리지 않아 범주 미확인이었다. ① 원문 잔여 표기와 비방문 지점을 방문 후보에서 뺀다: 시청, 오거리·로터리·주차장, "○○앞", "관광코스·특별코스"처럼 "코스"로 끝나는 표기, "&lt;6"·"8월", "안동역 19:20", "탑승", 석식(25건). ② 키워드를 보강한다. 역사: 현충원·현충사·"○○총"·묘·가옥·형무소·"옛○○"·원도심·기록관·태실·선소·주둔지·발상지·DMZ·JSA·"○○당"(식당 제외). 자연: 식물원·온실·걷기·산책·트래킹·"○○길"·구곡·적벽·"○○봉"·캠핑·화석산지. 체험: 홍보관·전시관·체험관·견학·문화관(물문화관 제외)·갤러리·공방·책방·도서관·광장·분수·축제·"○○투어"·리조트·백화점·산업·발전소. 음식: 장터·마켓·먹자골목·과메기·새우젓·닭갈비·과자. 바다: 선착장·해녀·"○○리포"·울돌목. 그 결과 범주 미확인 방문 경유지는 104건(조건부 27건 포함)으로 줄었다. 남은 77건은 마을 이름, 섬·지명(둔병·적금·제부·궁평·하당), 기관명(KAEMS·KAI)처럼 이름만으로 범주를 정할 수 없는 경우다. 이미 분류된 경유지 중 13건은 범주가 하나 더 붙었다(예: 호미곶광장 바다→바다·체험). 적격 코스의 평균 분류율은 0.840에서 0.946으로 올랐고, 분류율 부족으로 빠졌던 11코스가 통과해 적격 코스가 223개에서 234개가 됐다. 비중 0.3 이상 코스는 역사 84→99, 자연 91→108, 체험 50→73, 음식 21→24, 바다 20→21개다.</w:t>
+      </w:r>
+    </w:p>
+    <w:p>
+      <w:r>
+        <w:t>σ는 234개 적격 코스에서 계산한 묶음별 총표준편차(모분산 기준)로, 범주 비중 5열은 한 묶음으로 본다. 각 묶음을 총분산 1로 맞춘 뒤 √가중치를 곱하므로 묶음의 분산 기여가 가중치 0.75·0.15·0.10과 같다. 이번 실행의 σ는 범주 0.456153, 방문 후보 수 1.029461, 야경 0.237170이며 모델 파일의 전처리 정보에 저장해 새 코스에도 같은 값을 적용한다.</w:t>
       </w:r>
     </w:p>
     <w:p>
@@ -17903,12 +17908,12 @@
     </w:p>
     <w:p>
       <w:r>
-        <w:t>T는 PCA 6축에 98.1809%, PC1·PC2에 53.0295%가 담긴다. PC1은 역사 비중 +0.878 대 자연 −0.366·체험 −0.243, PC2는 체험 +0.688 대 자연 −0.652의 차이가 크다. 방문 후보 수는 PC3(+0.829), 바다는 PC4(+0.640), 야경은 PC5(+0.930), 음식은 PC6(+0.850)에 주로 실린다. 2차원 그림은 분산의 절반만 보여 준다.</w:t>
+        <w:t>T는 PCA 6축에 99.1645%, PC1·PC2에 55.5718%가 담긴다. PC1은 역사 비중 +0.873 대 체험 −0.327·자연 −0.317, PC2는 체험 +0.693 대 자연 −0.689의 차이가 크다. 방문 후보 수는 PC3(+0.957), 바다는 PC4(+0.791), 야경은 PC5(+0.929), 음식은 PC6(+0.850)에 주로 실린다. 2차원 그림은 분산의 절반만 보여 준다.</w:t>
       </w:r>
     </w:p>
     <w:p>
       <w:r>
-        <w:t>k=2~10 중 품질 조건을 통과한 PCA 후보에서 평균 실루엣이 가장 큰 k=6을 선택했다. 평균 실루엣 0.2492, 시드 간 최소 ARI 0.9045, 최소 군집 비율 0.058이다. k=7은 실루엣 0.2540으로 조금 높지만 시드 간 최소 ARI가 0.659로 안정성 기준 0.8에 못 미쳐 제외됐다. 연결 재점검 전 k=7의 0.2522와 비슷하고, 묶음 균형 개정 전 k=2의 0.3796과는 특징 척도가 달라 직접 비교하지 않는다. 0.25는 군집 경계가 뚜렷하지 않은 수준이므로 T 군집은 코스 구성을 요약하는 탐색 결과로만 쓴다.</w:t>
+        <w:t>k=2~10 중 품질 조건을 통과한 PCA 후보에서 평균 실루엣이 가장 큰 k=7을 선택했다. 평균 실루엣 0.2468, 시드 간 최소 ARI 0.8070, 최소 군집 비율 0.047이다. 이번 실행에서 k=6은 실루엣 0.2439에 시드 간 최소 ARI 0.648로 안정성 기준 0.8에 못 미쳤다. 범주 재분류 전 k=6의 0.2492와 비슷하고, 묶음 균형 개정 전 k=2의 0.3796과는 특징 척도가 달라 직접 비교하지 않는다. 0.25는 군집 경계가 뚜렷하지 않은 수준이므로 T 군집은 코스 구성을 요약하는 탐색 결과로만 쓴다.</w:t>
       </w:r>
     </w:p>
     <w:tbl>
@@ -18072,7 +18077,7 @@
               <w:rPr>
                 <w:sz w:val="18"/>
               </w:rPr>
-              <w:t>13</w:t>
+              <w:t>11</w:t>
             </w:r>
           </w:p>
         </w:tc>
@@ -18088,7 +18093,7 @@
               <w:rPr>
                 <w:sz w:val="18"/>
               </w:rPr>
-              <w:t>야경 코스, 자연 0.349·바다 0.152</w:t>
+              <w:t>바다 0.627</w:t>
             </w:r>
           </w:p>
         </w:tc>
@@ -18104,7 +18109,7 @@
               <w:rPr>
                 <w:sz w:val="18"/>
               </w:rPr>
-              <w:t>4.92</w:t>
+              <w:t>4.82</w:t>
             </w:r>
           </w:p>
         </w:tc>
@@ -18120,7 +18125,7 @@
               <w:rPr>
                 <w:sz w:val="18"/>
               </w:rPr>
-              <w:t>1.00</w:t>
+              <w:t>0.00</w:t>
             </w:r>
           </w:p>
         </w:tc>
@@ -18136,7 +18141,7 @@
               <w:rPr>
                 <w:sz w:val="18"/>
               </w:rPr>
-              <w:t>0.756</w:t>
+              <w:t>0.969</w:t>
             </w:r>
           </w:p>
         </w:tc>
@@ -18173,7 +18178,7 @@
               <w:rPr>
                 <w:sz w:val="18"/>
               </w:rPr>
-              <w:t>44</w:t>
+              <w:t>39</w:t>
             </w:r>
           </w:p>
         </w:tc>
@@ -18189,7 +18194,7 @@
               <w:rPr>
                 <w:sz w:val="18"/>
               </w:rPr>
-              <w:t>체험 0.437, 자연 0.211·음식 0.129</w:t>
+              <w:t>체험 0.547</w:t>
             </w:r>
           </w:p>
         </w:tc>
@@ -18205,7 +18210,7 @@
               <w:rPr>
                 <w:sz w:val="18"/>
               </w:rPr>
-              <w:t>4.20</w:t>
+              <w:t>4.00</w:t>
             </w:r>
           </w:p>
         </w:tc>
@@ -18237,7 +18242,7 @@
               <w:rPr>
                 <w:sz w:val="18"/>
               </w:rPr>
-              <w:t>0.868</w:t>
+              <w:t>0.940</w:t>
             </w:r>
           </w:p>
         </w:tc>
@@ -18274,7 +18279,7 @@
               <w:rPr>
                 <w:sz w:val="18"/>
               </w:rPr>
-              <w:t>28</w:t>
+              <w:t>37</w:t>
             </w:r>
           </w:p>
         </w:tc>
@@ -18290,7 +18295,7 @@
               <w:rPr>
                 <w:sz w:val="18"/>
               </w:rPr>
-              <w:t>바다 0.394</w:t>
+              <w:t>음식 0.311, 자연 0.248·체험 0.221</w:t>
             </w:r>
           </w:p>
         </w:tc>
@@ -18306,7 +18311,7 @@
               <w:rPr>
                 <w:sz w:val="18"/>
               </w:rPr>
-              <w:t>4.79</w:t>
+              <w:t>4.78</w:t>
             </w:r>
           </w:p>
         </w:tc>
@@ -18338,7 +18343,7 @@
               <w:rPr>
                 <w:sz w:val="18"/>
               </w:rPr>
-              <w:t>0.827</w:t>
+              <w:t>0.961</w:t>
             </w:r>
           </w:p>
         </w:tc>
@@ -18375,7 +18380,7 @@
               <w:rPr>
                 <w:sz w:val="18"/>
               </w:rPr>
-              <w:t>39</w:t>
+              <w:t>14</w:t>
             </w:r>
           </w:p>
         </w:tc>
@@ -18391,7 +18396,7 @@
               <w:rPr>
                 <w:sz w:val="18"/>
               </w:rPr>
-              <w:t>자연 0.512</w:t>
+              <w:t>야경 코스, 자연 0.399·체험 0.202</w:t>
             </w:r>
           </w:p>
         </w:tc>
@@ -18407,7 +18412,7 @@
               <w:rPr>
                 <w:sz w:val="18"/>
               </w:rPr>
-              <w:t>3.85</w:t>
+              <w:t>4.79</w:t>
             </w:r>
           </w:p>
         </w:tc>
@@ -18423,7 +18428,7 @@
               <w:rPr>
                 <w:sz w:val="18"/>
               </w:rPr>
-              <w:t>0.00</w:t>
+              <w:t>1.00</w:t>
             </w:r>
           </w:p>
         </w:tc>
@@ -18439,7 +18444,7 @@
               <w:rPr>
                 <w:sz w:val="18"/>
               </w:rPr>
-              <w:t>0.805</w:t>
+              <w:t>0.946</w:t>
             </w:r>
           </w:p>
         </w:tc>
@@ -18476,7 +18481,7 @@
               <w:rPr>
                 <w:sz w:val="18"/>
               </w:rPr>
-              <w:t>50</w:t>
+              <w:t>36</w:t>
             </w:r>
           </w:p>
         </w:tc>
@@ -18492,7 +18497,7 @@
               <w:rPr>
                 <w:sz w:val="18"/>
               </w:rPr>
-              <w:t>여러 범주 혼합, 긴 코스</w:t>
+              <w:t>자연 0.583</w:t>
             </w:r>
           </w:p>
         </w:tc>
@@ -18508,7 +18513,7 @@
               <w:rPr>
                 <w:sz w:val="18"/>
               </w:rPr>
-              <w:t>8.40</w:t>
+              <w:t>3.78</w:t>
             </w:r>
           </w:p>
         </w:tc>
@@ -18540,7 +18545,7 @@
               <w:rPr>
                 <w:sz w:val="18"/>
               </w:rPr>
-              <w:t>0.819</w:t>
+              <w:t>0.922</w:t>
             </w:r>
           </w:p>
         </w:tc>
@@ -18577,7 +18582,7 @@
               <w:rPr>
                 <w:sz w:val="18"/>
               </w:rPr>
-              <w:t>49</w:t>
+              <w:t>53</w:t>
             </w:r>
           </w:p>
         </w:tc>
@@ -18593,7 +18598,7 @@
               <w:rPr>
                 <w:sz w:val="18"/>
               </w:rPr>
-              <w:t>역사 0.666</w:t>
+              <w:t>여러 범주 혼합, 긴 코스</w:t>
             </w:r>
           </w:p>
         </w:tc>
@@ -18609,7 +18614,7 @@
               <w:rPr>
                 <w:sz w:val="18"/>
               </w:rPr>
-              <w:t>4.73</w:t>
+              <w:t>8.19</w:t>
             </w:r>
           </w:p>
         </w:tc>
@@ -18641,7 +18646,108 @@
               <w:rPr>
                 <w:sz w:val="18"/>
               </w:rPr>
-              <w:t>0.895</w:t>
+              <w:t>0.927</w:t>
+            </w:r>
+          </w:p>
+        </w:tc>
+      </w:tr>
+      <w:tr>
+        <w:trPr>
+          <w:cantSplit/>
+        </w:trPr>
+        <w:tc>
+          <w:tcPr>
+            <w:tcW w:type="dxa" w:w="1094"/>
+          </w:tcPr>
+          <w:p>
+            <w:pPr>
+              <w:spacing w:after="60" w:before="60" w:line="252" w:lineRule="auto"/>
+            </w:pPr>
+            <w:r>
+              <w:rPr>
+                <w:sz w:val="18"/>
+              </w:rPr>
+              <w:t>T07</w:t>
+            </w:r>
+          </w:p>
+        </w:tc>
+        <w:tc>
+          <w:tcPr>
+            <w:tcW w:type="dxa" w:w="1034"/>
+          </w:tcPr>
+          <w:p>
+            <w:pPr>
+              <w:spacing w:after="60" w:before="60" w:line="252" w:lineRule="auto"/>
+            </w:pPr>
+            <w:r>
+              <w:rPr>
+                <w:sz w:val="18"/>
+              </w:rPr>
+              <w:t>44</w:t>
+            </w:r>
+          </w:p>
+        </w:tc>
+        <w:tc>
+          <w:tcPr>
+            <w:tcW w:type="dxa" w:w="3101"/>
+          </w:tcPr>
+          <w:p>
+            <w:pPr>
+              <w:spacing w:after="60" w:before="60" w:line="252" w:lineRule="auto"/>
+            </w:pPr>
+            <w:r>
+              <w:rPr>
+                <w:sz w:val="18"/>
+              </w:rPr>
+              <w:t>역사 0.730</w:t>
+            </w:r>
+          </w:p>
+        </w:tc>
+        <w:tc>
+          <w:tcPr>
+            <w:tcW w:type="dxa" w:w="1763"/>
+          </w:tcPr>
+          <w:p>
+            <w:pPr>
+              <w:spacing w:after="60" w:before="60" w:line="252" w:lineRule="auto"/>
+            </w:pPr>
+            <w:r>
+              <w:rPr>
+                <w:sz w:val="18"/>
+              </w:rPr>
+              <w:t>4.30</w:t>
+            </w:r>
+          </w:p>
+        </w:tc>
+        <w:tc>
+          <w:tcPr>
+            <w:tcW w:type="dxa" w:w="1216"/>
+          </w:tcPr>
+          <w:p>
+            <w:pPr>
+              <w:spacing w:after="60" w:before="60" w:line="252" w:lineRule="auto"/>
+            </w:pPr>
+            <w:r>
+              <w:rPr>
+                <w:sz w:val="18"/>
+              </w:rPr>
+              <w:t>0.00</w:t>
+            </w:r>
+          </w:p>
+        </w:tc>
+        <w:tc>
+          <w:tcPr>
+            <w:tcW w:type="dxa" w:w="1764"/>
+          </w:tcPr>
+          <w:p>
+            <w:pPr>
+              <w:spacing w:after="60" w:before="60" w:line="252" w:lineRule="auto"/>
+            </w:pPr>
+            <w:r>
+              <w:rPr>
+                <w:sz w:val="18"/>
+              </w:rPr>
+              <w:t>0.975</w:t>
             </w:r>
           </w:p>
         </w:tc>
@@ -18649,12 +18755,12 @@
     </w:tbl>
     <w:p>
       <w:r>
-        <w:t>군집 번호는 실행마다 다시 매기는 번호이며 이름은 구성 비중을 읽기 쉽게 적은 것이다. T01~T06을 한류형·해양형 같은 개인 유형으로 이름 붙일 근거는 부족하다. 실제 코스 이름, 장소 연결, 구성 비중을 함께 보여 주어야 한다.</w:t>
+        <w:t>군집 번호는 실행마다 다시 매기는 번호이며 이름은 구성 비중을 읽기 쉽게 적은 것이다. T01~T07을 한류형·해양형 같은 개인 유형으로 이름 붙일 근거는 부족하다. 실제 코스 이름, 장소 연결, 구성 비중을 함께 보여 주어야 한다.</w:t>
       </w:r>
     </w:p>
     <w:p>
       <w:r>
-        <w:t>추천 점수는 T 번호를 쓰지 않고 코스 범주 비중과 커버리지로 계산한다. 다만 코스 재점검(179→229)과 연결 재점검(229→223)으로 추천 대상과 일부 코스의 범주 비중이 바뀌어 추천 점수와 순위도 달라졌다(16·17장). reference_calc/eligible_courses.csv는 새 실행의 적격 코스로 다시 만들었다.</w:t>
+        <w:t>추천 점수는 T 번호를 쓰지 않고 코스 범주 비중과 커버리지로 계산한다. 다만 코스 재점검(179→229), 연결 재점검(229→223), 범주 미확인 재분류(223→234)로 추천 대상과 일부 코스의 범주 비중이 바뀌어 추천 점수와 순위도 달라졌다(16·17장). reference_calc/eligible_courses.csv는 새 실행의 적격 코스로 다시 만들었다.</w:t>
       </w:r>
     </w:p>
     <w:p>
@@ -19671,7 +19777,7 @@
     </w:tbl>
     <w:p>
       <w:r>
-        <w:t>G·GC는 동일하게 고정한 1,200개 평가 행을 사용하고 T·TC는 223개 전체를 평가한다. 모델을 비교할 때 공통 원래 특징 공간과 같은 코사인 거리의 실루엣을 사용한다. 유클리드 실루엣 0.7189와 코사인 0.8342를 직접 비교하는 것은 적절하지 않다.</w:t>
+        <w:t>G·GC는 동일하게 고정한 1,200개 평가 행을 사용하고 T·TC는 234개 전체를 평가한다. 모델을 비교할 때 공통 원래 특징 공간과 같은 코사인 거리의 실루엣을 사용한다. 유클리드 실루엣 0.7189와 코사인 0.8342를 직접 비교하는 것은 적절하지 않다.</w:t>
       </w:r>
     </w:p>
     <w:p>
@@ -19855,7 +19961,7 @@
               <w:rPr>
                 <w:sz w:val="18"/>
               </w:rPr>
-              <w:t>223</w:t>
+              <w:t>234</w:t>
             </w:r>
           </w:p>
         </w:tc>
@@ -19908,7 +20014,7 @@
               <w:rPr>
                 <w:sz w:val="18"/>
               </w:rPr>
-              <w:t>8</w:t>
+              <w:t>7</w:t>
             </w:r>
           </w:p>
         </w:tc>
@@ -19961,7 +20067,7 @@
               <w:rPr>
                 <w:sz w:val="18"/>
               </w:rPr>
-              <w:t>0.406400</w:t>
+              <w:t>0.399152</w:t>
             </w:r>
           </w:p>
         </w:tc>
@@ -20014,7 +20120,7 @@
               <w:rPr>
                 <w:sz w:val="18"/>
               </w:rPr>
-              <w:t>0.444843</w:t>
+              <w:t>0.450111</w:t>
             </w:r>
           </w:p>
         </w:tc>
@@ -20067,7 +20173,7 @@
               <w:rPr>
                 <w:sz w:val="18"/>
               </w:rPr>
-              <w:t>0.445098</w:t>
+              <w:t>0.449653</w:t>
             </w:r>
           </w:p>
         </w:tc>
@@ -20120,7 +20226,7 @@
               <w:rPr>
                 <w:sz w:val="18"/>
               </w:rPr>
-              <w:t>0.914203</w:t>
+              <w:t>0.894148</w:t>
             </w:r>
           </w:p>
         </w:tc>
@@ -20173,7 +20279,7 @@
               <w:rPr>
                 <w:sz w:val="18"/>
               </w:rPr>
-              <w:t>0.624121</w:t>
+              <w:t>0.632590</w:t>
             </w:r>
           </w:p>
         </w:tc>
@@ -20226,7 +20332,7 @@
               <w:rPr>
                 <w:sz w:val="18"/>
               </w:rPr>
-              <w:t>0.031</w:t>
+              <w:t>0.021</w:t>
             </w:r>
           </w:p>
         </w:tc>
@@ -20279,7 +20385,7 @@
               <w:rPr>
                 <w:sz w:val="18"/>
               </w:rPr>
-              <w:t>0.058296</w:t>
+              <w:t>0.059829</w:t>
             </w:r>
           </w:p>
         </w:tc>
@@ -20287,7 +20393,7 @@
     </w:tbl>
     <w:p>
       <w:r>
-        <w:t>GC는 같은 평가 거리에서 분리가 개선되었고 일부 장소 배정이 바뀌었다. TC는 k=8로 T의 6군집보다 잘게 나누며, 두 모델의 일치도는 연결 재점검 전보다 낮다(기존 대비 ARI 0.849→0.624). 야경 T01은 TC03으로, 역사 T06은 49개 중 46개가 TC08로 옮겨 간다. 체험 T02(44)는 체험 TC01(24)·음식 TC02(10)·역사·체험 TC07(10)로, 바다 T03(28)은 바다 TC04(19)와 음식 TC02(7)로, 자연 T04(39)는 TC05(32)와 TC02(7)로, 긴 혼합 T05(50)는 TC06(32)·TC07(9) 등으로 나뉜다. T에서 사라진 음식 구성은 TC02(28코스, 음식 0.30)로 다시 나타난다. TC01~TC08의 크기는 26, 28, 13, 19, 33, 33, 21, 50이다. 코사인 실루엣은 0.445이고 223개 코스 중 3.1%가 음수 실루엣이다. GC의 k가 탐색 상한에 닿아 있어 더 큰 k에 대한 검토 없이 최적 군집 수로 확정하지 않는다.</w:t>
+        <w:t>GC는 같은 평가 거리에서 분리가 개선되었고 일부 장소 배정이 바뀌었다. TC는 T와 같은 k=7이고 구성도 대응한다(기존 대비 ARI 0.633). 바다 T01은 TC03, 야경 T04는 TC04, 역사 T07은 TC07로 그대로 옮겨 가고, 자연 T05(36)는 34개가 TC05, 체험 T02(39)는 31개가 TC02, 음식 T03(37)은 27개가 음식 TC01에 남는다. 긴 혼합 T06(53)은 33개가 TC06, 18개가 역사 TC07로 간다. TC01~TC07의 크기는 28, 32, 16, 14, 42, 39, 63이다. 코사인 실루엣은 0.450이고 234개 코스 중 2.1%가 음수 실루엣이다. GC의 k가 탐색 상한에 닿아 있어 더 큰 k에 대한 검토 없이 최적 군집 수로 확정하지 않는다.</w:t>
       </w:r>
     </w:p>
     <w:p>
@@ -26935,7 +27041,7 @@
     </w:p>
     <w:p>
       <w:r>
-        <w:t>혼합 예제는 테마 영월 31.798165점, 대표 시티투어 해남 해남시티투어 81.179956점으로 이어진다. 같은 공통 응답에서 B2 D를 고른 C5 단일형은 역사 관심사 가산을 똑같이 받지만 자연 중심 선호여서 파주 2026 파주시티투어 당일코스(목요일)가 72.734493점으로 1위다. 숫자의 크기만으로 어느 쪽 추천이 더 좋다고 비교하지 않는다. 상세 JSON에는 원장·상대 가중치·혼합 α·u·테마 전부·223개 코스·대표 5개가 함께 들어 있다.</w:t>
+        <w:t>혼합 예제는 테마 영월 31.798165점, 대표 시티투어 해남 해남시티투어 81.179956점으로 이어진다. 같은 공통 응답에서 B2 D를 고른 C5 단일형은 역사 관심사 가산을 똑같이 받지만 자연 중심 선호여서 파주 2026 파주시티투어 당일코스(목요일)가 72.734493점으로 1위다. 숫자의 크기만으로 어느 쪽 추천이 더 좋다고 비교하지 않는다. 상세 JSON에는 원장·상대 가중치·혼합 α·u·테마 전부·234개 코스·대표 5개가 함께 들어 있다.</w:t>
       </w:r>
     </w:p>
     <w:p>
@@ -27544,7 +27650,7 @@
               <w:rPr>
                 <w:sz w:val="18"/>
               </w:rPr>
-              <w:t>수정 파서 출력 223개 + 간접 u 코사인 + 관심사·야경·여행 속도 가산</w:t>
+              <w:t>수정 파서 출력 234개 + 간접 u 코사인 + 관심사·야경·여행 속도 가산</w:t>
             </w:r>
           </w:p>
         </w:tc>
@@ -27829,7 +27935,7 @@
               <w:rPr>
                 <w:sz w:val="18"/>
               </w:rPr>
-              <w:t>완료 응답 → α·u·테마 순위·적용 가산 항·223코스 순위와 가산 점수·대표 지역5</w:t>
+              <w:t>완료 응답 → α·u·테마 순위·적용 가산 항·234코스 순위와 가산 점수·대표 지역5</w:t>
             </w:r>
           </w:p>
         </w:tc>
@@ -28089,7 +28195,7 @@
     </w:p>
     <w:p>
       <w:r>
-        <w:t>전체 군집 재학습은 기존 Tour_Navigator_Codebook/analysis의 노트북과 코드 경로를 사용한다. 이번 작은 reference_calc는 이미 전처리된 223개 코스에 새 설문을 연결하는 계산기이므로 CSV 원자료 전처리·PCA 학습을 대체하지 않는다.</w:t>
+        <w:t>전체 군집 재학습은 기존 Tour_Navigator_Codebook/analysis의 노트북과 코드 경로를 사용한다. 이번 작은 reference_calc는 이미 전처리된 234개 코스에 새 설문을 연결하는 계산기이므로 CSV 원자료 전처리·PCA 학습을 대체하지 않는다.</w:t>
       </w:r>
     </w:p>
     <w:tbl>
@@ -28407,7 +28513,7 @@
     </w:tbl>
     <w:p>
       <w:r>
-        <w:t>유지한 분석 실행은 run_20260929_034626_310365다. 직전 실행 run_20260929_021855_281961과 비교해 경유지–관광지 연결 규칙만 바꾸었고(22장), G·GC·지출 결과와 해양 지역 결과는 바이트 단위로 같다. 바뀐 것은 코스 관련 표·T/TC 모델과 해양·검색순위-코스 연결 표다. 그 이전 실행들에서는 그림 레이블 한국어화, T 특징의 묶음별 분산 균형, 탈락 코스 재점검을 적용했고, 관광지 군집 위치 그림(08)을 군집별 지도로 바꾸고 T 군집별 코스 위치 지도(16)와 코사인 군집 GC·TC의 위치 지도(C_G_06·C_T_06)를 더했다. 지출업종 제거 후 주 분석 결과는 PNG 44개와 CSV 92개이며, 과거의 PNG 51개·CSV 102개와 다르다. 보조 A·R 분석 및 신규 응답 예제 산출물은 이 주 분석 개수에 더해 세지 않는다.</w:t>
+        <w:t>유지한 분석 실행은 run_20260929_040247_185905다. 직전 실행 run_20260929_034626_310365와 비교해 범주 키워드와 비방문 판정 규칙만 바꾸었고(22장), G·GC·지출 결과와 해양 지역 결과는 바이트 단위로 같다. 바뀐 것은 코스 관련 표·T/TC 모델과 해양·검색순위-코스 연결 표다. 그 이전 실행들에서는 그림 레이블 한국어화, T 특징의 묶음별 분산 균형, 탈락 코스 재점검, 경유지–관광지 연결 재점검을 적용했고, 관광지 군집 위치 그림(08)을 군집별 지도로 바꾸고 T 군집별 코스 위치 지도(16)와 코사인 군집 GC·TC의 위치 지도(C_G_06·C_T_06)를 더했다. 지출업종 제거 후 주 분석 결과는 PNG 44개와 CSV 92개이며, 과거의 PNG 51개·CSV 102개와 다르다. 보조 A·R 분석 및 신규 응답 예제 산출물은 이 주 분석 개수에 더해 세지 않는다.</w:t>
       </w:r>
     </w:p>
     <w:p>
@@ -28551,7 +28657,7 @@
               <w:rPr>
                 <w:sz w:val="18"/>
               </w:rPr>
-              <w:t>C4·C5 혼합, D 비교, u 합 1, W 정규화, 테마 0~100, 223코스 점수·기여와 가산 합, 지역 5개 중복 제거, 가산 항이 없으면 6.2 식과 같음, 야경 관심사 상위 3개가 야경 코스, 바다 관심사 C9 도달 확인.</w:t>
+              <w:t>C4·C5 혼합, D 비교, u 합 1, W 정규화, 테마 0~100, 234코스 점수·기여와 가산 합, 지역 5개 중복 제거, 가산 항이 없으면 6.2 식과 같음, 야경 관심사 상위 3개가 야경 코스, 바다 관심사 C9 도달 확인.</w:t>
             </w:r>
           </w:p>
         </w:tc>
@@ -28662,7 +28768,7 @@
               <w:rPr>
                 <w:sz w:val="18"/>
               </w:rPr>
-              <w:t>G/GC 2,549행, T/TC 223행. 실루엣·ARI 결과와 그래프는 유지 실행에서 확인. T 묶음별 분산 기여 0.75·0.15·0.10 일치 확인.</w:t>
+              <w:t>G/GC 2,549행, T/TC 234행. 실루엣·ARI 결과와 그래프는 유지 실행에서 확인. T 묶음별 분산 기여 0.75·0.15·0.10 일치 확인.</w:t>
             </w:r>
           </w:p>
         </w:tc>

--- a/docs/Tour_Navigator_Cosine_Specification.docx
+++ b/docs/Tour_Navigator_Cosine_Specification.docx
@@ -13564,7 +13564,7 @@
     </w:p>
     <w:p>
       <w:r>
-        <w:t>전수 경로 141,897개에서 효과를 확인했다. S4 관심사와 1위 코스의 가장 큰 범주가 같은 비율은 6.2 → 6.3 → 코스 재점검 후 순으로 역사 0.683→0.811→0.906, 자연 0.492→0.690→0.673, 체험 0.327→0.615→0.547, 음식 0.544→0.598→0.597, 바다 0.000→0.375→0.523이다. 설문 6.3에서 유형 점수를 100점 만점으로 환산한 뒤(완료 경로 109,552개)에는 역사 0.948, 자연 0.705, 체험 0.505, 음식 0.792, 바다 0.749다(12장). 경유지–관광지 연결 재점검(22장) 뒤 223코스에서는 역사 0.920, 자연 0.789, 체험 0.556, 음식 0.633, 바다 0.702다. 경유지를 나누고 관광지 범주로 분류하면서 음식·바다 비중이 뚜렷한 코스가 줄어(비중 0.3 이상 음식 23→21, 바다 26→20코스) 두 관심사의 일치율이 내렸다. 이때 빡빡하게·천천히의 상위 5개 평균 방문 후보 수는 5.63·4.16, 상위 5개 중 야경 코스 비중은 야경 관심사 0.892, 저녁·밤 응답 0.112다. 범주 미확인 경유지 재분류(22장) 뒤 234코스에서는 역사 0.911, 자연 0.735, 체험 0.545, 음식 0.805, 바다 0.678이다. 음식 경유지(장터·마켓·먹자골목 등)가 제대로 분류되어 음식 일치율이 0.633에서 0.805로 올랐다. 이때 빡빡하게·천천히의 상위 5개 평균 방문 후보 수는 5.92·3.99, 상위 5개 중 야경 코스 비중은 야경 관심사 1.000, 저녁·밤 응답 0.320이다. 여행 속도 빡빡하게와 천천히의 상위 5개 평균 방문 후보 수는 6.2의 4.62·4.32에서 4.81·3.77로 벌어졌다. 상위 5개 중 야경 코스 비중은 야경 관심사에서 0.036→0.905, 저녁·밤 응답에서 0.033→0.124가 됐다. 모든 선택지가 같은 빈도라고 가정한 구조 점검이며 실제 이용자 분포가 아니다. 바다 비중 0.3 이상 코스는 코스 재점검으로 17개에서 26개가 됐다가 연결 재점검 뒤 20개, 범주 재분류 뒤 21개로 여전히 적고, 바다 관심사의 일치율에는 공급 한계가 남는다.</w:t>
+        <w:t>전수 경로 141,897개에서 효과를 확인했다. S4 관심사와 1위 코스의 가장 큰 범주가 같은 비율은 6.2 → 6.3 → 코스 재점검 후 순으로 역사 0.683→0.811→0.906, 자연 0.492→0.690→0.673, 체험 0.327→0.615→0.547, 음식 0.544→0.598→0.597, 바다 0.000→0.375→0.523이다. 설문 6.3에서 유형 점수를 100점 만점으로 환산한 뒤(완료 경로 109,552개)에는 역사 0.948, 자연 0.705, 체험 0.505, 음식 0.792, 바다 0.749다(12장). 경유지–관광지 연결 재점검(22장) 뒤 223코스에서는 역사 0.920, 자연 0.789, 체험 0.556, 음식 0.633, 바다 0.702다. 경유지를 나누고 관광지 범주로 분류하면서 음식·바다 비중이 뚜렷한 코스가 줄어(비중 0.3 이상 음식 23→21, 바다 26→20코스) 두 관심사의 일치율이 내렸다. 이때 빡빡하게·천천히의 상위 5개 평균 방문 후보 수는 5.63·4.16, 상위 5개 중 야경 코스 비중은 야경 관심사 0.892, 저녁·밤 응답 0.112다. 범주 미확인 경유지 재분류(22장) 뒤 234코스에서는 역사 0.911, 자연 0.735, 체험 0.545, 음식 0.805, 바다 0.678이다. 음식 경유지(장터·마켓·먹자골목 등)가 제대로 분류되어 음식 일치율이 0.633에서 0.805로 올랐다. 이때 빡빡하게·천천히의 상위 5개 평균 방문 후보 수는 5.92·3.99, 상위 5개 중 야경 코스 비중은 야경 관심사 1.000, 저녁·밤 응답 0.320이다. 2차 재분류(22장) 뒤에는 역사 0.910, 자연 0.693, 체험 0.552, 음식 0.805, 바다 0.693이고, 빡빡하게·천천히의 상위 5개 평균 방문 후보 수는 6.68·4.11, 상위 5개 중 야경 코스 비중은 야경 관심사 1.000, 저녁·밤 응답 0.323이다. 여행 속도 빡빡하게와 천천히의 상위 5개 평균 방문 후보 수는 6.2의 4.62·4.32에서 4.81·3.77로 벌어졌다. 상위 5개 중 야경 코스 비중은 야경 관심사에서 0.036→0.905, 저녁·밤 응답에서 0.033→0.124가 됐다. 모든 선택지가 같은 빈도라고 가정한 구조 점검이며 실제 이용자 분포가 아니다. 바다 비중 0.3 이상 코스는 코스 재점검으로 17개에서 26개가 됐다가 연결 재점검 뒤 20개, 범주 재분류 1·2차 뒤 21·22개로 여전히 적고, 바다 관심사의 일치율에는 공급 한계가 남는다.</w:t>
       </w:r>
     </w:p>
     <w:tbl>
@@ -14127,7 +14127,7 @@
               <w:rPr>
                 <w:sz w:val="18"/>
               </w:rPr>
-              <w:t>아산 / 역사기행 코스</w:t>
+              <w:t>대전 / 생태교육</w:t>
             </w:r>
           </w:p>
         </w:tc>
@@ -14244,7 +14244,7 @@
               <w:rPr>
                 <w:sz w:val="18"/>
               </w:rPr>
-              <w:t>순천 / (기획투어)나이트가든투어</w:t>
+              <w:t>아산 / 역사기행 코스</w:t>
             </w:r>
           </w:p>
         </w:tc>
@@ -14361,7 +14361,7 @@
               <w:rPr>
                 <w:sz w:val="18"/>
               </w:rPr>
-              <w:t>대전 / 역사문화(동춘당)</w:t>
+              <w:t>순천 / (기획투어)나이트가든투어</w:t>
             </w:r>
           </w:p>
         </w:tc>
@@ -14377,7 +14377,7 @@
               <w:rPr>
                 <w:sz w:val="18"/>
               </w:rPr>
-              <w:t>0.854971</w:t>
+              <w:t>0.948879</w:t>
             </w:r>
           </w:p>
         </w:tc>
@@ -14393,7 +14393,7 @@
               <w:rPr>
                 <w:sz w:val="18"/>
               </w:rPr>
-              <w:t>85.497131</w:t>
+              <w:t>94.887929</w:t>
             </w:r>
           </w:p>
         </w:tc>
@@ -14409,7 +14409,7 @@
               <w:rPr>
                 <w:sz w:val="18"/>
               </w:rPr>
-              <w:t>20.833333</w:t>
+              <w:t>15.625000</w:t>
             </w:r>
           </w:p>
         </w:tc>
@@ -14441,7 +14441,7 @@
               <w:rPr>
                 <w:sz w:val="18"/>
               </w:rPr>
-              <w:t>80.519040</w:t>
+              <w:t>81.179956</w:t>
             </w:r>
           </w:p>
         </w:tc>
@@ -14575,6 +14575,19 @@
     <w:p>
       <w:r>
         <w:t>일요일코스(산이정원 → 대흥사)</w:t>
+      </w:r>
+    </w:p>
+    <w:p>
+      <w:pPr>
+        <w:pStyle w:val="Heading2"/>
+      </w:pPr>
+      <w:r>
+        <w:t>대전 · 생태교육</w:t>
+      </w:r>
+    </w:p>
+    <w:p>
+      <w:r>
+        <w:t>대전역 → 대전복합터미널(경유) → 대청호(대청댐물문화관) → 대청호자연생태관(대청호자연수변생태공원) → 대전역</w:t>
       </w:r>
     </w:p>
     <w:p>
@@ -14608,19 +14621,6 @@
         <w:pStyle w:val="Heading2"/>
       </w:pPr>
       <w:r>
-        <w:t>대전 · 역사문화(동춘당)</w:t>
-      </w:r>
-    </w:p>
-    <w:p>
-      <w:r>
-        <w:t>대전역 → 대전복합터미널(경유) → 동춘당 → 우암사적공원(남간정사) → 옛충남도청(근현대사전시관) → (으능정이거리 경유) 대전역</w:t>
-      </w:r>
-    </w:p>
-    <w:p>
-      <w:pPr>
-        <w:pStyle w:val="Heading2"/>
-      </w:pPr>
-      <w:r>
         <w:t>천안 · 목요일</w:t>
       </w:r>
     </w:p>
@@ -14631,7 +14631,7 @@
     </w:p>
     <w:p>
       <w:r>
-        <w:t>해남 시티투어는 원문이 "일요일코스(산이정원 → 대흥사)"여서 코스 재점검 전에는 경로를 읽지 못해 제외됐던 코스다. 범주 비중은 [0.5,0.5,0,0,0], 방문 후보는 2곳(L=0)이다. 범주 기여 역사 25.184316·자연 34.120640에 관심사 100×0.5×0.5/1.6=15.625000과 속도 100×0.1×1/1.6=6.250000을 더해 81.179956이 된다. 아산 역사기행 코스와 순천 나이트가든투어도 역사·자연 반반, 방문 후보 2~3곳(L=0)이어서 해남과 점수가 같고 course_id가 표시 순서만 정한다. 대전 역사문화(동춘당)와 천안 목요일은 역사 2/3·자연 1/3, 방문 후보 3곳으로 점수가 같다. 아산·순천·대전 코스는 범주 미확인 경유지 재분류로 현충사은행나무길·철도관사마을·동춘당·옛충남도청이 역사로 잡히면서 올라왔고, 대전 역사문화(동춘당)는 재분류 전에는 분류율 부족으로 분석에서 빠져 있었다. 범주 적합 점수만 보면 가장 높은 코스는 부산 오렌지라인(98.720420)이고, 6.2에서 1위였던 연천명소코스(95.558543)는 역사 비중이 0.25여서 35위(72.536589)다.</w:t>
+        <w:t>해남 시티투어는 원문이 "일요일코스(산이정원 → 대흥사)"여서 코스 재점검 전에는 경로를 읽지 못해 제외됐던 코스다. 범주 비중은 [0.5,0.5,0,0,0], 방문 후보는 2곳(L=0)이다. 범주 기여 역사 25.184316·자연 34.120640에 관심사 100×0.5×0.5/1.6=15.625000과 속도 100×0.1×1/1.6=6.250000을 더해 81.179956이 된다. 대전 생태교육·아산 역사기행 코스·순천 나이트가든투어도 역사·자연 반반, 방문 후보 2~3곳(L=0)이어서 해남과 점수가 같고 course_id가 표시 순서만 정한다. 천안 목요일은 역사 2/3·자연 1/3, 방문 후보 3곳이다. 대전 생태교육은 2차 재분류에서 "대청호(대청댐물문화관)"의 괄호 속 설명이 자연으로 분류되면서 올라왔다. 같은 점수의 대전 역사문화(동춘당)는 대전이 이미 2위에 있어 대표 5개에서 빠지고 전체 순위표에 남는다. 아산·순천 코스는 1차 재분류로 현충사은행나무길·철도관사마을이 역사로 잡히면서 올라왔다. 범주 적합 점수만 보면 가장 높은 코스는 부산 오렌지라인(98.720420)이고, 6.2에서 1위였던 연천명소코스(95.558543)는 역사 비중이 0.25여서 43위(72.536589)다.</w:t>
       </w:r>
     </w:p>
     <w:p>
@@ -17878,7 +17878,7 @@
     </w:p>
     <w:p>
       <w:r>
-        <w:t>코스 특징식의 n은 방문 후보 수, N은 야경 플래그다. 분류되지 않은 방문 후보도 분모에 둔다. 코스 분석 자격은 방문 후보 2개 이상, 범주 분류 커버리지 0.5 이상, 지원하는 파싱과 순서 상태, 조건부 경유지 없음이다. 280개 중 234개가 통과한다. 탈락 46개(조건부 경유지 25, 경로 해석 불가 14, 방문지 부족 6, 범주 커버리지 부족 1)도 전체 배정표와 품질 표에 남는다.</w:t>
+        <w:t>코스 특징식의 n은 방문 후보 수, N은 야경 플래그다. 분류되지 않은 방문 후보도 분모에 둔다. 코스 분석 자격은 방문 후보 2개 이상, 범주 분류 커버리지 0.5 이상, 지원하는 파싱과 순서 상태, 조건부 경유지 없음이다. 280개 중 234개가 통과한다. 탈락 46개(조건부 경유지 25, 경로 해석 불가 14, 방문지 부족 7)도 전체 배정표와 품질 표에 남는다.</w:t>
       </w:r>
     </w:p>
     <w:p>
@@ -17898,7 +17898,12 @@
     </w:p>
     <w:p>
       <w:r>
-        <w:t>σ는 234개 적격 코스에서 계산한 묶음별 총표준편차(모분산 기준)로, 범주 비중 5열은 한 묶음으로 본다. 각 묶음을 총분산 1로 맞춘 뒤 √가중치를 곱하므로 묶음의 분산 기여가 가중치 0.75·0.15·0.10과 같다. 이번 실행의 σ는 범주 0.456153, 방문 후보 수 1.029461, 야경 0.237170이며 모델 파일의 전처리 정보에 저장해 새 코스에도 같은 값을 적용한다.</w:t>
+        <w:t>남은 범주 미확인 77건(조건부 제외)은 2차로 다시 분류했다(유지 실행 run_20260929_041803_474997). 이미 범주가 정해진 경유지는 바꾸지 않고, 연결·키워드로 정해지지 않은 비조건부 방문 경유지에만 다음 근거를 차례로 적용한다. ① 비방문 판정: 숙박 시설에 연결된 경유지("소노캄 여수"), 괄호 속 "(중식)·(자율중식)·(석식)", "호텔"로 끝나거나 "앞"으로 끝나는 괄호 속 설명("월랑마을(베스트웨스턴호텔)", "화순읍(이용대체육관앞)")은 이동·식사 지점으로 옮긴다(9건). ② 키워드 추가: 자연 에코, 역사 발원지·나루, 체험 문화제·창작·돛배·유람선, 음식 농산물(6건). ③ 괄호 속 설명에 키워드 적용: "대청호(대청댐물문화관)" → 자연, "무수천하마을(유회당)"·"개삼터(인삼발원지)" → 역사 등(9건). ④ 목록 합의: 같은 지역의 숙박 외 관광지 중 이름에 경유지 이름(2자 이상)을 포함한 후보가 모두 같은 범주이면 그 범주를 쓴다(둔병 → 바다, 오성제·광천선굴 → 자연, 헤이리·백미리 → 체험 등 15건). ⑤ 검토표: analysis/stop_category_review.csv(지역, 이름, 범주, 근거 30행)에 이름만으로 정할 수 없는 경유지의 범주와 판단 근거를 적는다. 범주는 5범주, NON_VISIT, UNKNOWN 중 하나만 허용한다(24건 분류, 6건 비방문). 근거를 확인할 수 없는 7개 이름은 UNKNOWN으로 남긴다. 그 결과 비조건부 범주 미확인 방문 경유지는 77건에서 8건으로, 적격 코스의 평균 분류율은 0.946에서 0.993으로 올랐다. 화성 "바다와 하루"가 새로 통과하고 화순 적벽 코스 하나는 승차 지점이 빠져 방문 후보가 1곳이 되어 제외되어 적격 코스는 234개로 같다. 비중 0.3 이상 코스는 역사 99→102, 자연 108→116, 체험 73→81, 음식 24→24, 바다 21→22개다.</w:t>
+      </w:r>
+    </w:p>
+    <w:p>
+      <w:r>
+        <w:t>σ는 234개 적격 코스에서 계산한 묶음별 총표준편차(모분산 기준)로, 범주 비중 5열은 한 묶음으로 본다. 각 묶음을 총분산 1로 맞춘 뒤 √가중치를 곱하므로 묶음의 분산 기여가 가중치 0.75·0.15·0.10과 같다. 이번 실행의 σ는 범주 0.466868, 방문 후보 수 1.008398, 야경 0.237170이며 모델 파일의 전처리 정보에 저장해 새 코스에도 같은 값을 적용한다.</w:t>
       </w:r>
     </w:p>
     <w:p>
@@ -17908,12 +17913,12 @@
     </w:p>
     <w:p>
       <w:r>
-        <w:t>T는 PCA 6축에 99.1645%, PC1·PC2에 55.5718%가 담긴다. PC1은 역사 비중 +0.873 대 체험 −0.327·자연 −0.317, PC2는 체험 +0.693 대 자연 −0.689의 차이가 크다. 방문 후보 수는 PC3(+0.957), 바다는 PC4(+0.791), 야경은 PC5(+0.929), 음식은 PC6(+0.850)에 주로 실린다. 2차원 그림은 분산의 절반만 보여 준다.</w:t>
+        <w:t>T는 PCA 6축에 99.9031%, PC1·PC2에 55.6140%가 담긴다. PC1은 역사 비중 +0.862 대 체험 −0.373·자연 −0.299, PC2는 자연 +0.706 대 체험 −0.657의 차이가 크다. 방문 후보 수는 PC3(+0.915), 바다는 PC4(+0.771), 야경은 PC5(+0.943), 음식은 PC6(+0.844)에 주로 실린다. 2차원 그림은 분산의 절반만 보여 준다.</w:t>
       </w:r>
     </w:p>
     <w:p>
       <w:r>
-        <w:t>k=2~10 중 품질 조건을 통과한 PCA 후보에서 평균 실루엣이 가장 큰 k=7을 선택했다. 평균 실루엣 0.2468, 시드 간 최소 ARI 0.8070, 최소 군집 비율 0.047이다. 이번 실행에서 k=6은 실루엣 0.2439에 시드 간 최소 ARI 0.648로 안정성 기준 0.8에 못 미쳤다. 범주 재분류 전 k=6의 0.2492와 비슷하고, 묶음 균형 개정 전 k=2의 0.3796과는 특징 척도가 달라 직접 비교하지 않는다. 0.25는 군집 경계가 뚜렷하지 않은 수준이므로 T 군집은 코스 구성을 요약하는 탐색 결과로만 쓴다.</w:t>
+        <w:t>k=2~10 중 품질 조건을 통과한 PCA 후보에서 평균 실루엣이 가장 큰 k=7을 선택했다. 평균 실루엣 0.2603, 시드 간 최소 ARI 0.8655, 최소 군집 비율 0.056이다. k=6도 품질 조건을 통과하지만(실루엣 0.2552, 시드 간 최소 ARI 0.920) 실루엣이 더 낮다. 1차 재분류 뒤 k=7의 0.2468보다 조금 높고, 묶음 균형 개정 전 k=2의 0.3796과는 특징 척도가 달라 직접 비교하지 않는다. 0.26은 군집 경계가 뚜렷하지 않은 수준이므로 T 군집은 코스 구성을 요약하는 탐색 결과로만 쓴다.</w:t>
       </w:r>
     </w:p>
     <w:tbl>
@@ -18077,7 +18082,7 @@
               <w:rPr>
                 <w:sz w:val="18"/>
               </w:rPr>
-              <w:t>11</w:t>
+              <w:t>16</w:t>
             </w:r>
           </w:p>
         </w:tc>
@@ -18093,7 +18098,7 @@
               <w:rPr>
                 <w:sz w:val="18"/>
               </w:rPr>
-              <w:t>바다 0.627</w:t>
+              <w:t>바다 0.577</w:t>
             </w:r>
           </w:p>
         </w:tc>
@@ -18109,7 +18114,7 @@
               <w:rPr>
                 <w:sz w:val="18"/>
               </w:rPr>
-              <w:t>4.82</w:t>
+              <w:t>4.88</w:t>
             </w:r>
           </w:p>
         </w:tc>
@@ -18141,7 +18146,7 @@
               <w:rPr>
                 <w:sz w:val="18"/>
               </w:rPr>
-              <w:t>0.969</w:t>
+              <w:t>1.000</w:t>
             </w:r>
           </w:p>
         </w:tc>
@@ -18178,7 +18183,7 @@
               <w:rPr>
                 <w:sz w:val="18"/>
               </w:rPr>
-              <w:t>39</w:t>
+              <w:t>36</w:t>
             </w:r>
           </w:p>
         </w:tc>
@@ -18194,7 +18199,7 @@
               <w:rPr>
                 <w:sz w:val="18"/>
               </w:rPr>
-              <w:t>체험 0.547</w:t>
+              <w:t>체험 0.607</w:t>
             </w:r>
           </w:p>
         </w:tc>
@@ -18210,7 +18215,7 @@
               <w:rPr>
                 <w:sz w:val="18"/>
               </w:rPr>
-              <w:t>4.00</w:t>
+              <w:t>4.33</w:t>
             </w:r>
           </w:p>
         </w:tc>
@@ -18242,7 +18247,7 @@
               <w:rPr>
                 <w:sz w:val="18"/>
               </w:rPr>
-              <w:t>0.940</w:t>
+              <w:t>1.000</w:t>
             </w:r>
           </w:p>
         </w:tc>
@@ -18279,7 +18284,7 @@
               <w:rPr>
                 <w:sz w:val="18"/>
               </w:rPr>
-              <w:t>37</w:t>
+              <w:t>14</w:t>
             </w:r>
           </w:p>
         </w:tc>
@@ -18295,7 +18300,7 @@
               <w:rPr>
                 <w:sz w:val="18"/>
               </w:rPr>
-              <w:t>음식 0.311, 자연 0.248·체험 0.221</w:t>
+              <w:t>야경 코스, 자연 0.413·체험 0.224</w:t>
             </w:r>
           </w:p>
         </w:tc>
@@ -18311,7 +18316,7 @@
               <w:rPr>
                 <w:sz w:val="18"/>
               </w:rPr>
-              <w:t>4.78</w:t>
+              <w:t>4.79</w:t>
             </w:r>
           </w:p>
         </w:tc>
@@ -18327,7 +18332,7 @@
               <w:rPr>
                 <w:sz w:val="18"/>
               </w:rPr>
-              <w:t>0.00</w:t>
+              <w:t>1.00</w:t>
             </w:r>
           </w:p>
         </w:tc>
@@ -18343,7 +18348,7 @@
               <w:rPr>
                 <w:sz w:val="18"/>
               </w:rPr>
-              <w:t>0.961</w:t>
+              <w:t>0.982</w:t>
             </w:r>
           </w:p>
         </w:tc>
@@ -18380,7 +18385,7 @@
               <w:rPr>
                 <w:sz w:val="18"/>
               </w:rPr>
-              <w:t>14</w:t>
+              <w:t>38</w:t>
             </w:r>
           </w:p>
         </w:tc>
@@ -18396,7 +18401,7 @@
               <w:rPr>
                 <w:sz w:val="18"/>
               </w:rPr>
-              <w:t>야경 코스, 자연 0.399·체험 0.202</w:t>
+              <w:t>음식 0.293, 체험 0.249·자연 0.217</w:t>
             </w:r>
           </w:p>
         </w:tc>
@@ -18412,7 +18417,7 @@
               <w:rPr>
                 <w:sz w:val="18"/>
               </w:rPr>
-              <w:t>4.79</w:t>
+              <w:t>4.84</w:t>
             </w:r>
           </w:p>
         </w:tc>
@@ -18428,7 +18433,7 @@
               <w:rPr>
                 <w:sz w:val="18"/>
               </w:rPr>
-              <w:t>1.00</w:t>
+              <w:t>0.00</w:t>
             </w:r>
           </w:p>
         </w:tc>
@@ -18444,7 +18449,7 @@
               <w:rPr>
                 <w:sz w:val="18"/>
               </w:rPr>
-              <w:t>0.946</w:t>
+              <w:t>0.985</w:t>
             </w:r>
           </w:p>
         </w:tc>
@@ -18481,7 +18486,7 @@
               <w:rPr>
                 <w:sz w:val="18"/>
               </w:rPr>
-              <w:t>36</w:t>
+              <w:t>42</w:t>
             </w:r>
           </w:p>
         </w:tc>
@@ -18497,7 +18502,7 @@
               <w:rPr>
                 <w:sz w:val="18"/>
               </w:rPr>
-              <w:t>자연 0.583</w:t>
+              <w:t>자연 0.577</w:t>
             </w:r>
           </w:p>
         </w:tc>
@@ -18513,7 +18518,7 @@
               <w:rPr>
                 <w:sz w:val="18"/>
               </w:rPr>
-              <w:t>3.78</w:t>
+              <w:t>3.76</w:t>
             </w:r>
           </w:p>
         </w:tc>
@@ -18545,7 +18550,7 @@
               <w:rPr>
                 <w:sz w:val="18"/>
               </w:rPr>
-              <w:t>0.922</w:t>
+              <w:t>0.995</w:t>
             </w:r>
           </w:p>
         </w:tc>
@@ -18582,7 +18587,7 @@
               <w:rPr>
                 <w:sz w:val="18"/>
               </w:rPr>
-              <w:t>53</w:t>
+              <w:t>43</w:t>
             </w:r>
           </w:p>
         </w:tc>
@@ -18614,7 +18619,7 @@
               <w:rPr>
                 <w:sz w:val="18"/>
               </w:rPr>
-              <w:t>8.19</w:t>
+              <w:t>8.49</w:t>
             </w:r>
           </w:p>
         </w:tc>
@@ -18646,7 +18651,7 @@
               <w:rPr>
                 <w:sz w:val="18"/>
               </w:rPr>
-              <w:t>0.927</w:t>
+              <w:t>0.988</w:t>
             </w:r>
           </w:p>
         </w:tc>
@@ -18683,7 +18688,7 @@
               <w:rPr>
                 <w:sz w:val="18"/>
               </w:rPr>
-              <w:t>44</w:t>
+              <w:t>45</w:t>
             </w:r>
           </w:p>
         </w:tc>
@@ -18699,7 +18704,7 @@
               <w:rPr>
                 <w:sz w:val="18"/>
               </w:rPr>
-              <w:t>역사 0.730</w:t>
+              <w:t>역사 0.738</w:t>
             </w:r>
           </w:p>
         </w:tc>
@@ -18715,7 +18720,7 @@
               <w:rPr>
                 <w:sz w:val="18"/>
               </w:rPr>
-              <w:t>4.30</w:t>
+              <w:t>4.31</w:t>
             </w:r>
           </w:p>
         </w:tc>
@@ -18747,7 +18752,7 @@
               <w:rPr>
                 <w:sz w:val="18"/>
               </w:rPr>
-              <w:t>0.975</w:t>
+              <w:t>1.000</w:t>
             </w:r>
           </w:p>
         </w:tc>
@@ -18760,7 +18765,7 @@
     </w:p>
     <w:p>
       <w:r>
-        <w:t>추천 점수는 T 번호를 쓰지 않고 코스 범주 비중과 커버리지로 계산한다. 다만 코스 재점검(179→229), 연결 재점검(229→223), 범주 미확인 재분류(223→234)로 추천 대상과 일부 코스의 범주 비중이 바뀌어 추천 점수와 순위도 달라졌다(16·17장). reference_calc/eligible_courses.csv는 새 실행의 적격 코스로 다시 만들었다.</w:t>
+        <w:t>추천 점수는 T 번호를 쓰지 않고 코스 범주 비중과 커버리지로 계산한다. 다만 코스 재점검(179→229), 연결 재점검(229→223), 범주 미확인 재분류(223→234, 2차는 코스 수 유지)로 추천 대상과 일부 코스의 범주 비중이 바뀌어 추천 점수와 순위도 달라졌다(16·17장). reference_calc/eligible_courses.csv는 새 실행의 적격 코스로 다시 만들었다.</w:t>
       </w:r>
     </w:p>
     <w:p>
@@ -20067,7 +20072,7 @@
               <w:rPr>
                 <w:sz w:val="18"/>
               </w:rPr>
-              <w:t>0.399152</w:t>
+              <w:t>0.419329</w:t>
             </w:r>
           </w:p>
         </w:tc>
@@ -20120,7 +20125,7 @@
               <w:rPr>
                 <w:sz w:val="18"/>
               </w:rPr>
-              <w:t>0.450111</w:t>
+              <w:t>0.452818</w:t>
             </w:r>
           </w:p>
         </w:tc>
@@ -20173,7 +20178,7 @@
               <w:rPr>
                 <w:sz w:val="18"/>
               </w:rPr>
-              <w:t>0.449653</w:t>
+              <w:t>0.450283</w:t>
             </w:r>
           </w:p>
         </w:tc>
@@ -20226,7 +20231,7 @@
               <w:rPr>
                 <w:sz w:val="18"/>
               </w:rPr>
-              <w:t>0.894148</w:t>
+              <w:t>0.885307</w:t>
             </w:r>
           </w:p>
         </w:tc>
@@ -20279,7 +20284,7 @@
               <w:rPr>
                 <w:sz w:val="18"/>
               </w:rPr>
-              <w:t>0.632590</w:t>
+              <w:t>0.749273</w:t>
             </w:r>
           </w:p>
         </w:tc>
@@ -20332,7 +20337,7 @@
               <w:rPr>
                 <w:sz w:val="18"/>
               </w:rPr>
-              <w:t>0.021</w:t>
+              <w:t>0.030</w:t>
             </w:r>
           </w:p>
         </w:tc>
@@ -20393,7 +20398,7 @@
     </w:tbl>
     <w:p>
       <w:r>
-        <w:t>GC는 같은 평가 거리에서 분리가 개선되었고 일부 장소 배정이 바뀌었다. TC는 T와 같은 k=7이고 구성도 대응한다(기존 대비 ARI 0.633). 바다 T01은 TC03, 야경 T04는 TC04, 역사 T07은 TC07로 그대로 옮겨 가고, 자연 T05(36)는 34개가 TC05, 체험 T02(39)는 31개가 TC02, 음식 T03(37)은 27개가 음식 TC01에 남는다. 긴 혼합 T06(53)은 33개가 TC06, 18개가 역사 TC07로 간다. TC01~TC07의 크기는 28, 32, 16, 14, 42, 39, 63이다. 코사인 실루엣은 0.450이고 234개 코스 중 2.1%가 음수 실루엣이다. GC의 k가 탐색 상한에 닿아 있어 더 큰 k에 대한 검토 없이 최적 군집 수로 확정하지 않는다.</w:t>
+        <w:t>GC는 같은 평가 거리에서 분리가 개선되었고 일부 장소 배정이 바뀌었다. TC는 T와 같은 k=7이고 구성도 대응한다(기존 대비 ARI 0.749). 체험 T02(36)는 모두 TC01, 야경 T03은 TC04, 역사 T07은 TC07로 그대로 옮겨 가고, 바다 T01(16)은 15개가 TC03, 자연 T05(42)는 41개가 TC06에 남는다. 음식 T04(38)는 26개가 음식 TC02에 남고 나머지는 긴 혼합 TC05(4)·역사 TC07(4)·바다 TC03(2) 등으로 흩어진다. 긴 혼합 T06(43)은 31개가 TC05, 12개가 역사 TC07로 간다. TC01~TC07의 크기는 37, 26, 17, 14, 37, 42, 61이다. 코사인 실루엣은 0.450이고 234개 코스 중 3.0%가 음수 실루엣이다. GC의 k가 탐색 상한에 닿아 있어 더 큰 k에 대한 검토 없이 최적 군집 수로 확정하지 않는다.</w:t>
       </w:r>
     </w:p>
     <w:p>
@@ -28513,7 +28518,7 @@
     </w:tbl>
     <w:p>
       <w:r>
-        <w:t>유지한 분석 실행은 run_20260929_040247_185905다. 직전 실행 run_20260929_034626_310365와 비교해 범주 키워드와 비방문 판정 규칙만 바꾸었고(22장), G·GC·지출 결과와 해양 지역 결과는 바이트 단위로 같다. 바뀐 것은 코스 관련 표·T/TC 모델과 해양·검색순위-코스 연결 표다. 그 이전 실행들에서는 그림 레이블 한국어화, T 특징의 묶음별 분산 균형, 탈락 코스 재점검, 경유지–관광지 연결 재점검을 적용했고, 관광지 군집 위치 그림(08)을 군집별 지도로 바꾸고 T 군집별 코스 위치 지도(16)와 코사인 군집 GC·TC의 위치 지도(C_G_06·C_T_06)를 더했다. 지출업종 제거 후 주 분석 결과는 PNG 44개와 CSV 92개이며, 과거의 PNG 51개·CSV 102개와 다르다. 보조 A·R 분석 및 신규 응답 예제 산출물은 이 주 분석 개수에 더해 세지 않는다.</w:t>
+        <w:t>유지한 분석 실행은 run_20260929_041803_474997다. 직전 실행 run_20260929_040247_185905와 비교해 범주 미확인 경유지의 2차 분류 규칙과 검토표(analysis/stop_category_review.csv)만 더했고(22장), G·GC·지출 결과와 해양 지역 결과는 바이트 단위로 같다. 바뀐 것은 코스 관련 표·T/TC 모델과 해양·검색순위-코스 연결 표다. 그 이전 실행들에서는 그림 레이블 한국어화, T 특징의 묶음별 분산 균형, 탈락 코스 재점검, 경유지–관광지 연결 재점검, 범주 미확인 1차 재분류를 적용했고, 관광지 군집 위치 그림(08)을 군집별 지도로 바꾸고 T 군집별 코스 위치 지도(16)와 코사인 군집 GC·TC의 위치 지도(C_G_06·C_T_06)를 더했다. 지출업종 제거 후 주 분석 결과는 PNG 44개와 CSV 92개이며, 과거의 PNG 51개·CSV 102개와 다르다. 보조 A·R 분석 및 신규 응답 예제 산출물은 이 주 분석 개수에 더해 세지 않는다.</w:t>
       </w:r>
     </w:p>
     <w:p>

--- a/docs/Tour_Navigator_Cosine_Specification.docx
+++ b/docs/Tour_Navigator_Cosine_Specification.docx
@@ -27850,7 +27850,7 @@
               <w:rPr>
                 <w:sz w:val="18"/>
               </w:rPr>
-              <w:t>survey_config.json</w:t>
+              <w:t>survey/implementation/survey_config.json</w:t>
             </w:r>
           </w:p>
         </w:tc>
@@ -27887,7 +27887,7 @@
               <w:rPr>
                 <w:sz w:val="18"/>
               </w:rPr>
-              <w:t>score_survey.evaluate</w:t>
+              <w:t>survey/implementation/score_survey.evaluate</w:t>
             </w:r>
           </w:p>
         </w:tc>
@@ -28072,7 +28072,7 @@
               <w:rPr>
                 <w:sz w:val="18"/>
               </w:rPr>
-              <w:t>verification.json</w:t>
+              <w:t>survey/implementation/verification.json</w:t>
             </w:r>
           </w:p>
         </w:tc>
@@ -28152,7 +28152,7 @@
           <w:rFonts w:ascii="DejaVu Sans Mono" w:hAnsi="DejaVu Sans Mono"/>
           <w:sz w:val="18"/>
         </w:rPr>
-        <w:t>python score_survey.py demo_answers.json</w:t>
+        <w:t>python ../survey/implementation/score_survey.py demo_answers.json</w:t>
       </w:r>
     </w:p>
     <w:p>

--- a/docs/Tour_Navigator_Cosine_Specification.docx
+++ b/docs/Tour_Navigator_Cosine_Specification.docx
@@ -20924,6 +20924,11 @@
     </w:p>
     <w:p>
       <w:r>
+        <w:t>점수가 같은 코스는 같은 순위(score_rank)를 받는다. 순위와 정렬은 점수를 소수 9자리로 반올림한 값으로 판정해, 수학적으로 같은 점수가 부동소수점 오차(약 10⁻¹⁴)로 서로 다른 순위로 갈리지 않게 한다. 예를 들어 q=[5,2,1,2,0]에서 p=[0.5,0,0.25,0.25,0], [0.5,0.25,0.25,0,0], [5/12,2/12,0,5/12,0]은 모두 91.018205점으로 같은 순위다. 동점 코스의 표시 순서(display_order)는 코사인, 커버리지, course_id 순으로 정한다.</w:t>
+      </w:r>
+    </w:p>
+    <w:p>
+      <w:r>
         <w:t>직접 선호가 전부 0이면 코사인의 분모가 0이 되어 추천을 계산하지 않는다. 무응답을 중립 3이나 다른 설문 답변으로 임의 보충하지 않는다. 신규 프로필 u는 양의 합을 갖는 W와 α로 생성하되 그 사실이 직접 선호의 유효성을 대신하지 않는다.</w:t>
       </w:r>
     </w:p>
@@ -28518,7 +28523,7 @@
     </w:tbl>
     <w:p>
       <w:r>
-        <w:t>유지한 분석 실행은 run_20260929_041803_474997다. 직전 실행 run_20260929_040247_185905와 비교해 범주 미확인 경유지의 2차 분류 규칙과 검토표(analysis/stop_category_review.csv)만 더했고(22장), G·GC·지출 결과와 해양 지역 결과는 바이트 단위로 같다. 바뀐 것은 코스 관련 표·T/TC 모델과 해양·검색순위-코스 연결 표다. 그 이전 실행들에서는 그림 레이블 한국어화, T 특징의 묶음별 분산 균형, 탈락 코스 재점검, 경유지–관광지 연결 재점검, 범주 미확인 1차 재분류를 적용했고, 관광지 군집 위치 그림(08)을 군집별 지도로 바꾸고 T 군집별 코스 위치 지도(16)와 코사인 군집 GC·TC의 위치 지도(C_G_06·C_T_06)를 더했다. 지출업종 제거 후 주 분석 결과는 PNG 44개와 CSV 92개이며, 과거의 PNG 51개·CSV 102개와 다르다. 보조 A·R 분석 및 신규 응답 예제 산출물은 이 주 분석 개수에 더해 세지 않는다.</w:t>
+        <w:t>유지한 분석 실행은 run_20260929_052711_993598다. 직전 실행 run_20260929_041803_474997와 비교해 직접 선호 코사인 순위표의 동점 판정만 고쳤고(26장), cosine_course_rankings_all의 score_rank·display_order 외의 결과 CSV와 모델은 바이트 단위로 같다. run_20260929_041803_474997는 그 전 실행 run_20260929_040247_185905에 범주 미확인 경유지의 2차 분류 규칙과 검토표(analysis/stop_category_review.csv)를 더한 실행이다(22장). 그 이전 실행들에서는 그림 레이블 한국어화, T 특징의 묶음별 분산 균형, 탈락 코스 재점검, 경유지–관광지 연결 재점검, 범주 미확인 1차 재분류를 적용했고, 관광지 군집 위치 그림(08)을 군집별 지도로 바꾸고 T 군집별 코스 위치 지도(16)와 코사인 군집 GC·TC의 위치 지도(C_G_06·C_T_06)를 더했다. 지출업종 제거 후 주 분석 결과는 PNG 44개와 CSV 92개이며, 과거의 PNG 51개·CSV 102개와 다르다. 보조 A·R 분석 및 신규 응답 예제 산출물은 이 주 분석 개수에 더해 세지 않는다.</w:t>
       </w:r>
     </w:p>
     <w:p>

--- a/docs/Tour_Navigator_Cosine_Specification.docx
+++ b/docs/Tour_Navigator_Cosine_Specification.docx
@@ -22,7 +22,7 @@
     </w:p>
     <w:p>
       <w:r>
-        <w:t>공통 6문항 + 관심사 분기 1문항 + 조건부 확인 문항</w:t>
+        <w:t>공통 6문항(S4는 관심사 두 가지) + 관심사 분기 1~2문항 + 조건부 확인 문항</w:t>
         <w:br/>
         <w:t>B1~B7의 D 없음: 모든 유형 0점</w:t>
         <w:br/>
@@ -34,7 +34,7 @@
         <w:pStyle w:val="Heading2"/>
       </w:pPr>
       <w:r>
-        <w:t>버전 integrated 6.4   |   2026.09.29</w:t>
+        <w:t>버전 integrated 6.5   |   2026.09.29</w:t>
       </w:r>
     </w:p>
     <w:p>
@@ -560,7 +560,7 @@
     </w:p>
     <w:p>
       <w:r>
-        <w:t>이 명세서는 최신 분기형 설문 6.3을 기준으로 질문별 점수, C 유형 판정, 테마 추천, 지역 시티투어, 관광지·코스 군집, PCA, 코사인 유사도와 체류 산정을 하나의 흐름으로 설명한다. 문서 버전은 integrated 6.4이며 신규 설문에서 추천까지 연결하는 참조 계산 코드를 함께 제공한다.</w:t>
+        <w:t>이 명세서는 최신 분기형 설문 6.4를 기준으로 질문별 점수, C 유형 판정, 테마 추천, 지역 시티투어, 관광지·코스 군집, PCA, 코사인 유사도와 체류 산정을 하나의 흐름으로 설명한다. 문서 버전은 integrated 6.5이며 신규 설문에서 추천까지 연결하는 참조 계산 코드를 함께 제공한다.</w:t>
       </w:r>
     </w:p>
     <w:tbl>
@@ -632,7 +632,7 @@
               <w:rPr>
                 <w:sz w:val="18"/>
               </w:rPr>
-              <w:t>신규 설문 6.3</w:t>
+              <w:t>신규 설문 6.4</w:t>
             </w:r>
           </w:p>
         </w:tc>
@@ -648,7 +648,7 @@
               <w:rPr>
                 <w:sz w:val="18"/>
               </w:rPr>
-              <w:t>공통 S1~S6 + 관심사별 B1~B7 중 1개 + 필요한 경우 F1. 독립 Python 분류기로 구현. B의 D 없음은 전 유형 0점. 6.3에서 유형 점수를 유형별 100점 만점으로 환산.</w:t>
+              <w:t>공통 S1~S6(S4는 관심사 두 가지) + 고른 관심사의 B1~B7(1~2개) + 필요한 경우 F1. 독립 Python 분류기로 구현. B의 D 없음은 전 유형 0점. 6.3에서 유형 점수를 유형별 100점 만점으로 환산했고 6.4에서 S4를 두 가지 선택으로 바꿨다.</w:t>
             </w:r>
           </w:p>
         </w:tc>
@@ -669,7 +669,7 @@
               <w:rPr>
                 <w:sz w:val="18"/>
               </w:rPr>
-              <w:t>6.4 추천 연결</w:t>
+              <w:t>6.5 추천 연결</w:t>
             </w:r>
           </w:p>
         </w:tc>
@@ -685,7 +685,7 @@
               <w:rPr>
                 <w:sz w:val="18"/>
               </w:rPr>
-              <w:t>최종 C 점수 → 5범주 간접 선호 → 테마 지수와 시티투어 순위. 코스 점수에 S4 관심사·야경·여행 속도 가산을 추가. 이번 참조 코드에서 계산 예제를 확인. 실제 이용자 평가·운영 앱 배포는 별도.</w:t>
+              <w:t>최종 C 점수 → 5범주 간접 선호 → 테마 지수와 시티투어 순위. 코스 점수에 S4 관심사(두 관심사의 평균)·야경·여행 속도 가산, 지역 대표 5개에 관심사별 1자리 보장. 이번 참조 코드에서 계산 예제를 확인. 실제 이용자 평가·운영 앱 배포는 별도.</w:t>
             </w:r>
           </w:p>
         </w:tc>
@@ -759,7 +759,7 @@
               <w:rPr>
                 <w:sz w:val="18"/>
               </w:rPr>
-              <w:t>한류·연령·성별 주변비율·지역 보정의 산식과 활용 조건을 보존. 신규 설문만으로 필수 입력을 확보할 수 없어 6.4 참조 추천에서는 가산 0.</w:t>
+              <w:t>한류·연령·성별 주변비율·지역 보정의 산식과 활용 조건을 보존. 신규 설문만으로 필수 입력을 확보할 수 없어 6.5 참조 추천에서는 가산 0.</w:t>
             </w:r>
           </w:p>
         </w:tc>
@@ -1398,7 +1398,7 @@
               <w:rPr>
                 <w:sz w:val="18"/>
               </w:rPr>
-              <w:t>공통 6문항을 한 개씩 답한 뒤 S4가 정한 B 1개만 노출</w:t>
+              <w:t>공통 6문항에 답한다(S4는 두 가지). S4의 두 관심사가 정한 B를 번호순으로 노출하고 같은 B는 한 번만</w:t>
             </w:r>
           </w:p>
         </w:tc>
@@ -1451,7 +1451,7 @@
               <w:rPr>
                 <w:sz w:val="18"/>
               </w:rPr>
-              <w:t>1·2위 점수 차가 2 이하이면 F1을 한 번 질문</w:t>
+              <w:t>100점 환산 1·2위 점수 차가 12 이하이면 F1을 한 번 질문</w:t>
             </w:r>
           </w:p>
         </w:tc>
@@ -1467,7 +1467,7 @@
               <w:rPr>
                 <w:sz w:val="18"/>
               </w:rPr>
-              <w:t>7개 또는 8개 응답, 최종 C 후보 집합</w:t>
+              <w:t>7~9개 응답, 최종 C 후보 집합</w:t>
             </w:r>
           </w:p>
         </w:tc>
@@ -1610,7 +1610,7 @@
               <w:rPr>
                 <w:sz w:val="18"/>
               </w:rPr>
-              <w:t>5범주 내적과 S4 범주·야경 보너스로 정렬</w:t>
+              <w:t>5범주 내적과 S4 두 관심사의 범주·야경 보너스 평균으로 정렬</w:t>
             </w:r>
           </w:p>
         </w:tc>
@@ -1679,7 +1679,7 @@
               <w:rPr>
                 <w:sz w:val="18"/>
               </w:rPr>
-              <w:t>전체 234개 순위, 같은 지역 1개씩 최대 5개</w:t>
+              <w:t>전체 234개 순위, 같은 지역 1개씩 최대 5개(고른 관심사마다 1자리 보장)</w:t>
             </w:r>
           </w:p>
         </w:tc>
@@ -3547,7 +3547,7 @@
         <w:pStyle w:val="Heading2"/>
       </w:pPr>
       <w:r>
-        <w:t>S4  이번 여행에서 가장 하고 싶은 한 가지는 무엇인가요?</w:t>
+        <w:t>S4  이번 여행에서 가장 하고 싶은 것 두 가지는 무엇인가요?</w:t>
       </w:r>
     </w:p>
     <w:tbl>
@@ -4587,7 +4587,7 @@
     </w:tbl>
     <w:p>
       <w:r>
-        <w:t>S4는 가장 중요한 관심사 한 가지만 받는다. 기존 Q4의 최대 2개 선택과 다르다. S6의 아침·낮·밤은 유형 선호이며 특정 출발 시각이나 실제 운행 시간을 확정하지 않는다.</w:t>
+        <w:t>S4는 서로 다른 관심사 두 가지를 받는다(6.4). 두 선택은 같은 비중이고 순서를 따지지 않으며, 두 선택지의 가산을 모두 더한다. 기존 Q4의 최대 2개 선택과 달리 정확히 두 개를 고른다. S6의 아침·낮·밤은 유형 선호이며 특정 출발 시각이나 실제 운행 시간을 확정하지 않는다.</w:t>
       </w:r>
     </w:p>
     <w:p>
@@ -5162,7 +5162,7 @@
     </w:p>
     <w:p>
       <w:r>
-        <w:t>D를 골라도 현재 1·2위 차가 100점 환산 기준 12점 이하이면 F1은 노출된다. 없음은 이 추가 세부경험 중 선택할 것이 없다는 의미이지 S4 관심사까지 취소한다는 의미가 아니다. S4를 변경하면 이전 B와 F1 응답을 제거하고 새 분기를 다시 계산한다.</w:t>
+        <w:t>D를 골라도 현재 1·2위 차가 100점 환산 기준 12점 이하이면 F1은 노출된다. 없음은 이 추가 세부경험 중 선택할 것이 없다는 의미이지 S4 관심사까지 취소한다는 의미가 아니다. S4를 변경하면 이전 B와 F1 응답을 제거하고 새 분기를 다시 계산한다. S4의 두 관심사가 서로 다른 후속 문항으로 이어지면 두 문항을 번호순으로 모두 묻고, 같은 후속 문항(드라마·공연은 B1, 자연·바다는 B3)이면 한 번만 묻는다.</w:t>
       </w:r>
     </w:p>
     <w:p>
@@ -5173,7 +5173,7 @@
         <w:drawing>
           <wp:inline xmlns:a="http://schemas.openxmlformats.org/drawingml/2006/main" xmlns:pic="http://schemas.openxmlformats.org/drawingml/2006/picture">
             <wp:extent cx="6156000" cy="2421662"/>
-            <wp:docPr id="1" name="Picture 1" descr="분기형 설문 구조. 공통 6문항과 관심사 분기 1문항 뒤, 경계가 겹칠 때만 F1을 추가한다."/>
+            <wp:docPr id="1" name="Picture 1" descr="분기형 설문 구조. 공통 6문항(S4는 두 가지)과 관심사 분기 1~2문항 뒤, 경계가 겹칠 때만 F1을 추가한다."/>
             <wp:cNvGraphicFramePr>
               <a:graphicFrameLocks noChangeAspect="1"/>
             </wp:cNvGraphicFramePr>
@@ -5209,7 +5209,7 @@
         <w:pStyle w:val="Caption"/>
       </w:pPr>
       <w:r>
-        <w:t>분기형 설문 구조. 공통 6문항과 관심사 분기 1문항 뒤, 경계가 겹칠 때만 F1을 추가한다.</w:t>
+        <w:t>분기형 설문 구조. 공통 6문항(S4는 두 가지)과 관심사 분기 1~2문항 뒤, 경계가 겹칠 때만 F1을 추가한다.</w:t>
       </w:r>
     </w:p>
     <w:p>
@@ -5231,7 +5231,7 @@
     </w:p>
     <w:p>
       <w:r>
-        <w:t>노출 조건: S4 A 또는 B. 한 가지만 선택한다.</w:t>
+        <w:t>노출 조건: S4에 A 또는 B가 있음. 한 가지만 선택한다.</w:t>
       </w:r>
     </w:p>
     <w:tbl>
@@ -5529,7 +5529,7 @@
     </w:p>
     <w:p>
       <w:r>
-        <w:t>노출 조건: S4 C. 한 가지만 선택한다.</w:t>
+        <w:t>노출 조건: S4에 C가 있음. 한 가지만 선택한다.</w:t>
       </w:r>
     </w:p>
     <w:tbl>
@@ -5841,7 +5841,7 @@
     </w:p>
     <w:p>
       <w:r>
-        <w:t>노출 조건: S4 D 또는 E. 한 가지만 선택한다.</w:t>
+        <w:t>노출 조건: S4에 D 또는 E가 있음. 한 가지만 선택한다.</w:t>
       </w:r>
     </w:p>
     <w:tbl>
@@ -6139,7 +6139,7 @@
     </w:p>
     <w:p>
       <w:r>
-        <w:t>노출 조건: S4 F. 한 가지만 선택한다.</w:t>
+        <w:t>노출 조건: S4에 F가 있음. 한 가지만 선택한다.</w:t>
       </w:r>
     </w:p>
     <w:tbl>
@@ -6451,7 +6451,7 @@
     </w:p>
     <w:p>
       <w:r>
-        <w:t>노출 조건: S4 G. 한 가지만 선택한다.</w:t>
+        <w:t>노출 조건: S4에 G가 있음. 한 가지만 선택한다.</w:t>
       </w:r>
     </w:p>
     <w:tbl>
@@ -6749,7 +6749,7 @@
     </w:p>
     <w:p>
       <w:r>
-        <w:t>노출 조건: S4 H. 한 가지만 선택한다.</w:t>
+        <w:t>노출 조건: S4에 H가 있음. 한 가지만 선택한다.</w:t>
       </w:r>
     </w:p>
     <w:tbl>
@@ -7047,7 +7047,7 @@
     </w:p>
     <w:p>
       <w:r>
-        <w:t>노출 조건: S4 I. 한 가지만 선택한다.</w:t>
+        <w:t>노출 조건: S4에 I가 있음. 한 가지만 선택한다.</w:t>
       </w:r>
     </w:p>
     <w:tbl>
@@ -7905,7 +7905,7 @@
               <w:rPr>
                 <w:sz w:val="18"/>
               </w:rPr>
-              <w:t>보통 7개, F1 필요 시 8개. 점수 0인 B의 D도 1개로 계산</w:t>
+              <w:t>7~9개(공통 6 + 후속 1~2 + F1). S4는 두 가지를 골라도 1개로 계산하고, 점수 0인 B의 D도 1개로 계산</w:t>
             </w:r>
           </w:p>
         </w:tc>
@@ -8567,7 +8567,7 @@
     </w:p>
     <w:p>
       <w:r>
-        <w:t>Δs는 문항표의 원점수(+1~+4)이고 M_c는 한 경로(공통 S1~S6과 분기 1개)에서 유형 c가 받을 수 있는 최대 원점수다. 원점수 1점은 유형마다 100/M_c점으로 환산되므로, 어느 유형이든 자기에게 가장 유리한 답을 모두 고르면 F1 전 정확히 100점이 된다. f_c는 F1 가산으로 처음부터 100점 척도 값이다(선택한 유형 +20, BALANCED는 20을 후보 수로 나눔). s는 0 이상이며 F1 전에는 100을 넘지 않는다. R은 전체 10개 유형을 설명하는 상대 가중치이며, 최종 E가 1개이면 단일형, 2개 이상이면 복합형이다. 추천에 쓰는 α는 최종 E 안에서 다시 정규화한다. R과 α를 같은 값으로 저장하지 않는다.</w:t>
+        <w:t>Δs는 문항표의 원점수(+1~+4)이고 M_c는 한 경로(공통 S1~S6과 S4 두 관심사의 분기)에서 유형 c가 받을 수 있는 최대 원점수다. 원점수 1점은 유형마다 100/M_c점으로 환산되므로, 어느 유형이든 자기에게 가장 유리한 답을 모두 고르면 F1 전 정확히 100점이 된다. f_c는 F1 가산으로 처음부터 100점 척도 값이다(선택한 유형 +20, BALANCED는 20을 후보 수로 나눔). s는 0 이상이며 F1 전에는 100을 넘지 않는다. R은 전체 10개 유형을 설명하는 상대 가중치이며, 최종 E가 1개이면 단일형, 2개 이상이면 복합형이다. 추천에 쓰는 α는 최종 E 안에서 다시 정규화한다. R과 α를 같은 값으로 저장하지 않는다.</w:t>
       </w:r>
     </w:p>
     <w:tbl>
@@ -8674,7 +8674,7 @@
               <w:rPr>
                 <w:sz w:val="18"/>
               </w:rPr>
-              <w:t>18</w:t>
+              <w:t>23</w:t>
             </w:r>
           </w:p>
         </w:tc>
@@ -8690,7 +8690,7 @@
               <w:rPr>
                 <w:sz w:val="18"/>
               </w:rPr>
-              <w:t>5.56</w:t>
+              <w:t>4.35</w:t>
             </w:r>
           </w:p>
         </w:tc>
@@ -8727,7 +8727,7 @@
               <w:rPr>
                 <w:sz w:val="18"/>
               </w:rPr>
-              <w:t>15</w:t>
+              <w:t>19</w:t>
             </w:r>
           </w:p>
         </w:tc>
@@ -8743,7 +8743,7 @@
               <w:rPr>
                 <w:sz w:val="18"/>
               </w:rPr>
-              <w:t>6.67</w:t>
+              <w:t>5.26</w:t>
             </w:r>
           </w:p>
         </w:tc>
@@ -8780,7 +8780,7 @@
               <w:rPr>
                 <w:sz w:val="18"/>
               </w:rPr>
-              <w:t>16</w:t>
+              <w:t>20</w:t>
             </w:r>
           </w:p>
         </w:tc>
@@ -8796,7 +8796,7 @@
               <w:rPr>
                 <w:sz w:val="18"/>
               </w:rPr>
-              <w:t>6.25</w:t>
+              <w:t>5.00</w:t>
             </w:r>
           </w:p>
         </w:tc>
@@ -8833,7 +8833,7 @@
               <w:rPr>
                 <w:sz w:val="18"/>
               </w:rPr>
-              <w:t>17</w:t>
+              <w:t>19</w:t>
             </w:r>
           </w:p>
         </w:tc>
@@ -8849,7 +8849,7 @@
               <w:rPr>
                 <w:sz w:val="18"/>
               </w:rPr>
-              <w:t>5.88</w:t>
+              <w:t>5.26</w:t>
             </w:r>
           </w:p>
         </w:tc>
@@ -8886,7 +8886,7 @@
               <w:rPr>
                 <w:sz w:val="18"/>
               </w:rPr>
-              <w:t>18</w:t>
+              <w:t>22</w:t>
             </w:r>
           </w:p>
         </w:tc>
@@ -8902,7 +8902,7 @@
               <w:rPr>
                 <w:sz w:val="18"/>
               </w:rPr>
-              <w:t>5.56</w:t>
+              <w:t>4.55</w:t>
             </w:r>
           </w:p>
         </w:tc>
@@ -8992,7 +8992,7 @@
               <w:rPr>
                 <w:sz w:val="18"/>
               </w:rPr>
-              <w:t>14</w:t>
+              <w:t>17</w:t>
             </w:r>
           </w:p>
         </w:tc>
@@ -9008,7 +9008,7 @@
               <w:rPr>
                 <w:sz w:val="18"/>
               </w:rPr>
-              <w:t>7.14</w:t>
+              <w:t>5.88</w:t>
             </w:r>
           </w:p>
         </w:tc>
@@ -9098,7 +9098,7 @@
               <w:rPr>
                 <w:sz w:val="18"/>
               </w:rPr>
-              <w:t>9</w:t>
+              <w:t>11</w:t>
             </w:r>
           </w:p>
         </w:tc>
@@ -9114,7 +9114,7 @@
               <w:rPr>
                 <w:sz w:val="18"/>
               </w:rPr>
-              <w:t>11.11</w:t>
+              <w:t>9.09</w:t>
             </w:r>
           </w:p>
         </w:tc>
@@ -9151,7 +9151,7 @@
               <w:rPr>
                 <w:sz w:val="18"/>
               </w:rPr>
-              <w:t>9</w:t>
+              <w:t>15</w:t>
             </w:r>
           </w:p>
         </w:tc>
@@ -9167,7 +9167,7 @@
               <w:rPr>
                 <w:sz w:val="18"/>
               </w:rPr>
-              <w:t>11.11</w:t>
+              <w:t>6.67</w:t>
             </w:r>
           </w:p>
         </w:tc>
@@ -9193,6 +9193,11 @@
         <w:t>효과: S4 관심사와 1위 코스의 가장 큰 범주가 같은 비율은 역사 0.906→0.948, 자연 0.673→0.705, 음식 0.597→0.792, 바다 0.523→0.749로 올랐고, 체험은 0.547→0.505로 내렸다. 체험을 고르면 C3·C1과 함께 C10이 오르는데, 만점이 9점인 C10이 원점수 2점으로 22점을 받아 역사 쪽 프로필이 더 섞이기 때문이다. 바다를 고른 경로에서 C9가 결과에 포함되는 비율은 40.1%에서 80.0%가 됐다. F1이 필요한 기본 경로는 66.7%에서 49.1%로, 복합 결과는 42.8%에서 35.7%로 줄었고, F1 포함 완료 경로는 141,897개에서 109,552개가 됐다. 이 수치는 모든 선택지가 같은 빈도라고 가정한 구조 점검이며 실제 응답자 분포가 아니다. 실제 관광객 구성과 맞추는 배점 조정은 파일럿 응답으로 다시 해야 한다.</w:t>
       </w:r>
     </w:p>
+    <w:p>
+      <w:r>
+        <w:t>6.4에서 S4를 두 가지 선택으로 바꿨다. 두 관심사의 가산을 모두 더하고 각 관심사의 후속 문항을 묻기 때문에 최대 원점수 M_c가 커졌다(위 표, 6.3은 C1 18 · C2 15 · C3 16 · C4 17 · C5 18 · C6 10 · C7 14 · C8 11 · C9 9 · C10 9). 전수 경로는 S4 조합 36개, 공통+분기 730,296개, F1 포함 완료 1,756,396개다. 응답 수는 7개 0.4%, 8개 20.1%, 9개 79.5%이고, F1이 필요한 기본 경로는 52.0%, 복합 결과는 35.5%다. 유형 비중은 C4 13.8%, C7 12.4%, C1 11.4%, C9 11.3%, C6 10.4%, C8 10.3%, C2 9.5%, C10 7.6%, C5 7.2%, C3 6.1%로 가장 많은 유형과 가장 적은 유형의 비가 2.5배에서 2.3배로 줄었다. 바다를 고른 경로에서 C9가 결과에 포함되는 비율은 56.7%다(바다 하나만 고르던 6.3은 80.0%). 모든 선택지가 같은 빈도라는 가정의 구조 점검이다.</w:t>
+      </w:r>
+    </w:p>
     <w:tbl>
       <w:tblPr>
         <w:tblStyle w:val="TableGrid"/>
@@ -9262,7 +9267,7 @@
               <w:rPr>
                 <w:sz w:val="18"/>
               </w:rPr>
-              <w:t>C4=74.71, C5=71.11</w:t>
+              <w:t>C4=78.42, C5=73.64</w:t>
             </w:r>
           </w:p>
         </w:tc>
@@ -9278,7 +9283,7 @@
               <w:rPr>
                 <w:sz w:val="18"/>
               </w:rPr>
-              <w:t>차 3.60점. 최종 E={C4,C5}, α 0.552·0.448. 전체 R은 0.469·0.381.</w:t>
+              <w:t>차 4.78점. 최종 E={C4,C5}, α 0.569·0.431. 전체 R은 0.509·0.386.</w:t>
             </w:r>
           </w:p>
         </w:tc>
@@ -9299,7 +9304,7 @@
               <w:rPr>
                 <w:sz w:val="18"/>
               </w:rPr>
-              <w:t>C5=61.11, C4=47.06</w:t>
+              <w:t>C5=81.82, C4=52.63</w:t>
             </w:r>
           </w:p>
         </w:tc>
@@ -9315,7 +9320,7 @@
               <w:rPr>
                 <w:sz w:val="18"/>
               </w:rPr>
-              <w:t>차 14.05점이므로 C5 단일형. α(C5)=1.</w:t>
+              <w:t>차 29.19점이므로 C5 단일형. α(C5)=1.</w:t>
             </w:r>
           </w:p>
         </w:tc>
@@ -11083,7 +11088,7 @@
     </w:p>
     <w:p>
       <w:r>
-        <w:t>F는 간접 선호와 테마 범주 비중의 내적이다. r은 S4가 역사·자연·바다·음식·체험일 때 해당 범주 비중, 야경일 때 별도 night 비중이다. 콘텐츠·공연·쇼핑은 현재 직접 대응 열이 없어 r=0과 additional_metadata_required를 함께 반환한다.</w:t>
+        <w:t>F는 간접 선호와 테마 범주 비중의 내적이다. r은 S4의 두 관심사 중 자료가 있는 관심사 항의 평균이다. 역사·자연·바다·음식·체험은 해당 범주 비중, 야경은 별도 night 비중이다. 콘텐츠·공연·쇼핑은 직접 대응 열이 없어 평균에서 빼고 additional_metadata_required를 반환하며, 두 관심사 모두 자료가 없으면 r=0이다.</w:t>
       </w:r>
     </w:p>
     <w:tbl>
@@ -11846,7 +11851,7 @@
     </w:p>
     <w:p>
       <w:r>
-        <w:t>가상 응답은 30대·혼자·천천히·역사유적·한적한 곳·아침, B2의 문화유산 산책, F1의 비슷하게 중요함이다. 100점 환산 최종 점수는 C4 74.71, C5 71.11이고 α=0.552·0.448로 u=[0.321,0.434,0.028,0.128,0.090]이 된다.</w:t>
+        <w:t>가상 응답은 30대·혼자·천천히·역사유적과 자연숲길·한적한 곳·아침, B2의 문화유산 산책, B3의 없음, F1의 비슷하게 중요함이다. 100점 환산 최종 점수는 C4 78.42, C5 73.64이고 α=0.569·0.431로 u=[0.327,0.429,0.028,0.128,0.086]이 된다. 관심사 항 r은 역사 비중과 자연 비중의 평균이다.</w:t>
       </w:r>
     </w:p>
     <w:tbl>
@@ -12007,7 +12012,7 @@
               <w:rPr>
                 <w:sz w:val="18"/>
               </w:rPr>
-              <w:t>0.276972</w:t>
+              <w:t>0.278347</w:t>
             </w:r>
           </w:p>
         </w:tc>
@@ -12023,7 +12028,7 @@
               <w:rPr>
                 <w:sz w:val="18"/>
               </w:rPr>
-              <w:t>0.200000</w:t>
+              <w:t>0.177750</w:t>
             </w:r>
           </w:p>
         </w:tc>
@@ -12039,7 +12044,7 @@
               <w:rPr>
                 <w:sz w:val="18"/>
               </w:rPr>
-              <w:t>31.798165</w:t>
+              <w:t>30.406435</w:t>
             </w:r>
           </w:p>
         </w:tc>
@@ -12076,7 +12081,7 @@
               <w:rPr>
                 <w:sz w:val="18"/>
               </w:rPr>
-              <w:t>RESCENE Route</w:t>
+              <w:t>제주 K-Drama</w:t>
             </w:r>
           </w:p>
         </w:tc>
@@ -12092,7 +12097,7 @@
               <w:rPr>
                 <w:sz w:val="18"/>
               </w:rPr>
-              <w:t>0.221583</w:t>
+              <w:t>0.273350</w:t>
             </w:r>
           </w:p>
         </w:tc>
@@ -12108,7 +12113,7 @@
               <w:rPr>
                 <w:sz w:val="18"/>
               </w:rPr>
-              <w:t>0.164000</w:t>
+              <w:t>0.150500</w:t>
             </w:r>
           </w:p>
         </w:tc>
@@ -12124,7 +12129,7 @@
               <w:rPr>
                 <w:sz w:val="18"/>
               </w:rPr>
-              <w:t>25.705520</w:t>
+              <w:t>28.256644</w:t>
             </w:r>
           </w:p>
         </w:tc>
@@ -12177,7 +12182,7 @@
               <w:rPr>
                 <w:sz w:val="18"/>
               </w:rPr>
-              <w:t>0.232301</w:t>
+              <w:t>0.233495</w:t>
             </w:r>
           </w:p>
         </w:tc>
@@ -12193,7 +12198,7 @@
               <w:rPr>
                 <w:sz w:val="18"/>
               </w:rPr>
-              <w:t>0.146647</w:t>
+              <w:t>0.130380</w:t>
             </w:r>
           </w:p>
         </w:tc>
@@ -12209,7 +12214,7 @@
               <w:rPr>
                 <w:sz w:val="18"/>
               </w:rPr>
-              <w:t>25.263197</w:t>
+              <w:t>24.258385</w:t>
             </w:r>
           </w:p>
         </w:tc>
@@ -12246,7 +12251,7 @@
               <w:rPr>
                 <w:sz w:val="18"/>
               </w:rPr>
-              <w:t>제주 K-Drama</w:t>
+              <w:t>RESCENE Route</w:t>
             </w:r>
           </w:p>
         </w:tc>
@@ -12262,7 +12267,7 @@
               <w:rPr>
                 <w:sz w:val="18"/>
               </w:rPr>
-              <w:t>0.275224</w:t>
+              <w:t>0.222617</w:t>
             </w:r>
           </w:p>
         </w:tc>
@@ -12278,7 +12283,7 @@
               <w:rPr>
                 <w:sz w:val="18"/>
               </w:rPr>
-              <w:t>0.082500</w:t>
+              <w:t>0.123250</w:t>
             </w:r>
           </w:p>
         </w:tc>
@@ -12294,7 +12299,7 @@
               <w:rPr>
                 <w:sz w:val="18"/>
               </w:rPr>
-              <w:t>23.848271</w:t>
+              <w:t>23.057768</w:t>
             </w:r>
           </w:p>
         </w:tc>
@@ -12347,7 +12352,7 @@
               <w:rPr>
                 <w:sz w:val="18"/>
               </w:rPr>
-              <w:t>0.207331</w:t>
+              <w:t>0.206727</w:t>
             </w:r>
           </w:p>
         </w:tc>
@@ -12363,7 +12368,7 @@
               <w:rPr>
                 <w:sz w:val="18"/>
               </w:rPr>
-              <w:t>0.070500</w:t>
+              <w:t>0.096500</w:t>
             </w:r>
           </w:p>
         </w:tc>
@@ -12379,7 +12384,7 @@
               <w:rPr>
                 <w:sz w:val="18"/>
               </w:rPr>
-              <w:t>18.522067</w:t>
+              <w:t>20.215158</w:t>
             </w:r>
           </w:p>
         </w:tc>
@@ -12405,7 +12410,7 @@
           </m:fPr>
           <m:num>
             <m:r>
-              <m:t>0.276972</m:t>
+              <m:t>0.278347</m:t>
             </m:r>
             <m:r>
               <m:rPr>
@@ -12423,7 +12428,7 @@
               <m:t>×</m:t>
             </m:r>
             <m:r>
-              <m:t>0.400</m:t>
+              <m:t>0.3555</m:t>
             </m:r>
           </m:num>
           <m:den>
@@ -12439,23 +12444,23 @@
           <m:t>=</m:t>
         </m:r>
         <m:r>
-          <m:t>31.798165</m:t>
+          <m:t>30.406435</m:t>
         </m:r>
       </m:oMath>
     </w:p>
     <w:p>
       <w:r>
-        <w:t>영월 테마의 높은 값은 역사 비중 0.400에 S4의 역사 관심사가 더해졌기 때문이다. 제주 테마는 순수 범주 내적 F가 영월과 거의 같지만(0.275 대 0.277) 역사 비중이 작아 최종 순위가 낮아진다. 순위 이유를 F와 관심사 항으로 나누면 이 차이를 설명할 수 있다.</w:t>
+        <w:t>영월 테마는 역사 0.400·자연 0.311이어서 두 관심사 평균 0.3555가 다섯 테마 중 가장 크고, 범주 적합도 F도 가장 높아 1위다. 자연 관심사가 함께 들어가 자연 비중 0.437인 제주가 2위로 올라왔다(역사 하나만 고르던 6.4 예제에서는 4위). 순위 이유를 F와 관심사 항으로 나누면 이 차이를 설명할 수 있다.</w:t>
       </w:r>
     </w:p>
     <w:p>
       <w:r>
-        <w:t>상위 3개는 영월 왕과 사는 남자, 경주·거제 RESCENE Route, 서울 케이팝 데몬 헌터스다. 이는 제공된 테마 구성표에 의한 예제다. 작품명을 갖는 테마가 추천되었다고 해당 작품을 선호한다고 판단하지 않는다.</w:t>
+        <w:t>상위 3개는 영월 왕과 사는 남자, 제주 K-Drama, 서울 케이팝 데몬 헌터스다. 이는 제공된 테마 구성표에 의한 예제다. 작품명을 갖는 테마가 추천되었다고 해당 작품을 선호한다고 판단하지 않는다.</w:t>
       </w:r>
     </w:p>
     <w:p>
       <w:r>
-        <w:t>화면 설명 권장 항목: 최종 유형과 혼합 비중, 상위 범주, ThemeIndex와 항별 기여, primary interest 지원 상태, 데이터 버전. 31.80% 적중 확률처럼 퍼센트 확률로 표시하지 않는다.</w:t>
+        <w:t>화면 설명 권장 항목: 최종 유형과 혼합 비중, 상위 범주, ThemeIndex와 항별 기여, primary interest 지원 상태, 데이터 버전. 30.41% 적중 확률처럼 퍼센트 확률로 표시하지 않는다.</w:t>
       </w:r>
     </w:p>
     <w:p>
@@ -13174,7 +13179,7 @@
               <w:rPr>
                 <w:sz w:val="18"/>
               </w:rPr>
-              <w:t>S4가 역사·자연·체험·음식·바다</w:t>
+              <w:t>S4 두 관심사 중 역사·자연·체험·음식·바다·야경이 하나 이상</w:t>
             </w:r>
           </w:p>
         </w:tc>
@@ -13206,7 +13211,7 @@
               <w:rPr>
                 <w:sz w:val="18"/>
               </w:rPr>
-              <w:t>해당 범주 비중 p_ij</w:t>
+              <w:t>자료가 있는 관심사의 평균: 범주 비중 p_ij, 야경은 N_i</w:t>
             </w:r>
           </w:p>
         </w:tc>
@@ -13227,7 +13232,7 @@
               <w:rPr>
                 <w:sz w:val="18"/>
               </w:rPr>
-              <w:t>관심사(야경)</w:t>
+              <w:t>관심사(예)</w:t>
             </w:r>
           </w:p>
         </w:tc>
@@ -13243,7 +13248,7 @@
               <w:rPr>
                 <w:sz w:val="18"/>
               </w:rPr>
-              <w:t>S4가 야경</w:t>
+              <w:t>S4 역사+야경 / 역사+드라마</w:t>
             </w:r>
           </w:p>
         </w:tc>
@@ -13275,7 +13280,7 @@
               <w:rPr>
                 <w:sz w:val="18"/>
               </w:rPr>
-              <w:t>코스 야경 표식 N_i (0 또는 1)</w:t>
+              <w:t>(p_i,역사 + N_i) / 2 / p_i,역사(드라마는 자료 없음)</w:t>
             </w:r>
           </w:p>
         </w:tc>
@@ -13312,7 +13317,7 @@
               <w:rPr>
                 <w:sz w:val="18"/>
               </w:rPr>
-              <w:t>S6가 저녁·밤까지이고 S4가 야경이 아님</w:t>
+              <w:t>S6가 저녁·밤까지이고 S4에 야경이 없음</w:t>
             </w:r>
           </w:p>
         </w:tc>
@@ -13519,7 +13524,7 @@
               <w:rPr>
                 <w:sz w:val="18"/>
               </w:rPr>
-              <w:t>S4가 콘텐츠·공연·쇼핑, S3 적당히, S6 저녁·밤 외</w:t>
+              <w:t>S4 두 관심사가 모두 콘텐츠·공연·쇼핑, S3 적당히, S6 저녁·밤 외</w:t>
             </w:r>
           </w:p>
         </w:tc>
@@ -13564,7 +13569,7 @@
     </w:p>
     <w:p>
       <w:r>
-        <w:t>전수 경로 141,897개에서 효과를 확인했다. S4 관심사와 1위 코스의 가장 큰 범주가 같은 비율은 6.2 → 6.3 → 코스 재점검 후 순으로 역사 0.683→0.811→0.906, 자연 0.492→0.690→0.673, 체험 0.327→0.615→0.547, 음식 0.544→0.598→0.597, 바다 0.000→0.375→0.523이다. 설문 6.3에서 유형 점수를 100점 만점으로 환산한 뒤(완료 경로 109,552개)에는 역사 0.948, 자연 0.705, 체험 0.505, 음식 0.792, 바다 0.749다(12장). 경유지–관광지 연결 재점검(22장) 뒤 223코스에서는 역사 0.920, 자연 0.789, 체험 0.556, 음식 0.633, 바다 0.702다. 경유지를 나누고 관광지 범주로 분류하면서 음식·바다 비중이 뚜렷한 코스가 줄어(비중 0.3 이상 음식 23→21, 바다 26→20코스) 두 관심사의 일치율이 내렸다. 이때 빡빡하게·천천히의 상위 5개 평균 방문 후보 수는 5.63·4.16, 상위 5개 중 야경 코스 비중은 야경 관심사 0.892, 저녁·밤 응답 0.112다. 범주 미확인 경유지 재분류(22장) 뒤 234코스에서는 역사 0.911, 자연 0.735, 체험 0.545, 음식 0.805, 바다 0.678이다. 음식 경유지(장터·마켓·먹자골목 등)가 제대로 분류되어 음식 일치율이 0.633에서 0.805로 올랐다. 이때 빡빡하게·천천히의 상위 5개 평균 방문 후보 수는 5.92·3.99, 상위 5개 중 야경 코스 비중은 야경 관심사 1.000, 저녁·밤 응답 0.320이다. 2차 재분류(22장) 뒤에는 역사 0.910, 자연 0.693, 체험 0.552, 음식 0.805, 바다 0.693이고, 빡빡하게·천천히의 상위 5개 평균 방문 후보 수는 6.68·4.11, 상위 5개 중 야경 코스 비중은 야경 관심사 1.000, 저녁·밤 응답 0.323이다. 여행 속도 빡빡하게와 천천히의 상위 5개 평균 방문 후보 수는 6.2의 4.62·4.32에서 4.81·3.77로 벌어졌다. 상위 5개 중 야경 코스 비중은 야경 관심사에서 0.036→0.905, 저녁·밤 응답에서 0.033→0.124가 됐다. 모든 선택지가 같은 빈도라고 가정한 구조 점검이며 실제 이용자 분포가 아니다. 바다 비중 0.3 이상 코스는 코스 재점검으로 17개에서 26개가 됐다가 연결 재점검 뒤 20개, 범주 재분류 1·2차 뒤 21·22개로 여전히 적고, 바다 관심사의 일치율에는 공급 한계가 남는다.</w:t>
+        <w:t>전수 경로 141,897개에서 효과를 확인했다. S4 관심사와 1위 코스의 가장 큰 범주가 같은 비율은 6.2 → 6.3 → 코스 재점검 후 순으로 역사 0.683→0.811→0.906, 자연 0.492→0.690→0.673, 체험 0.327→0.615→0.547, 음식 0.544→0.598→0.597, 바다 0.000→0.375→0.523이다. 설문 6.3에서 유형 점수를 100점 만점으로 환산한 뒤(완료 경로 109,552개)에는 역사 0.948, 자연 0.705, 체험 0.505, 음식 0.792, 바다 0.749다(12장). 경유지–관광지 연결 재점검(22장) 뒤 223코스에서는 역사 0.920, 자연 0.789, 체험 0.556, 음식 0.633, 바다 0.702다. 경유지를 나누고 관광지 범주로 분류하면서 음식·바다 비중이 뚜렷한 코스가 줄어(비중 0.3 이상 음식 23→21, 바다 26→20코스) 두 관심사의 일치율이 내렸다. 이때 빡빡하게·천천히의 상위 5개 평균 방문 후보 수는 5.63·4.16, 상위 5개 중 야경 코스 비중은 야경 관심사 0.892, 저녁·밤 응답 0.112다. 범주 미확인 경유지 재분류(22장) 뒤 234코스에서는 역사 0.911, 자연 0.735, 체험 0.545, 음식 0.805, 바다 0.678이다. 음식 경유지(장터·마켓·먹자골목 등)가 제대로 분류되어 음식 일치율이 0.633에서 0.805로 올랐다. 이때 빡빡하게·천천히의 상위 5개 평균 방문 후보 수는 5.92·3.99, 상위 5개 중 야경 코스 비중은 야경 관심사 1.000, 저녁·밤 응답 0.320이다. 2차 재분류(22장) 뒤에는 역사 0.910, 자연 0.693, 체험 0.552, 음식 0.805, 바다 0.693이고, 빡빡하게·천천히의 상위 5개 평균 방문 후보 수는 6.68·4.11, 상위 5개 중 야경 코스 비중은 야경 관심사 1.000, 저녁·밤 응답 0.323이다. 여행 속도 빡빡하게와 천천히의 상위 5개 평균 방문 후보 수는 6.2의 4.62·4.32에서 4.81·3.77로 벌어졌다. 상위 5개 중 야경 코스 비중은 야경 관심사에서 0.036→0.905, 저녁·밤 응답에서 0.033→0.124가 됐다. 모든 선택지가 같은 빈도라고 가정한 구조 점검이며 실제 이용자 분포가 아니다. 바다 비중 0.3 이상 코스는 코스 재점검으로 17개에서 26개가 됐다가 연결 재점검 뒤 20개, 범주 재분류 1·2차 뒤 21·22개로 여전히 적고, 바다 관심사의 일치율에는 공급 한계가 남는다. 설문 6.4(S4 두 가지)의 완료 경로 1,756,396개에서 고른 관심사와 1위 코스의 가장 큰 범주가 같은 비율은 역사 0.717, 자연 0.515, 체험 0.343, 음식 0.596, 바다 0.357이고, 두 관심사 중 하나와 같은 비율은 0.659다. 1위 코스는 한 관심사에만 맞출 수 있어 한 가지 선택보다 낮다. 관심사별 1자리 보장이 없으면 두 관심사가 지역 대표 5개에 모두 들어가는 경우가 24.9%뿐이어서, 추천 6.5부터 지역 대표를 고를 때 관심사마다 한 자리를 먼저 채운다. 그 결과 모든 경로에서 두 관심사가 5개 안에 들어간다. 빡빡하게·천천히의 상위 5개 평균 방문 후보 수는 6.42·4.21, 상위 5개 중 야경 코스 비중은 야경 관심사 0.855, 저녁·밤 응답 0.322다.</w:t>
       </w:r>
     </w:p>
     <w:tbl>
@@ -13763,7 +13768,7 @@
               <w:rPr>
                 <w:sz w:val="18"/>
               </w:rPr>
-              <w:t>정렬을 순회해 원문 region이 처음 나온 코스만 선택, 최대 5개 지역. 실제 지리적 분산 최적화는 아님.</w:t>
+              <w:t>고른 관심사마다(자료가 있는 관심사만) 그 범주 비중이 가장 큰 코스(같은 최대 비중이면 모두 해당, 야경은 야경 코스) 중 최상위를 먼저 한 자리씩 넣고, 나머지는 정렬 순서대로 채운다. 같은 지역은 1개씩, 최대 5개 지역이며 표시는 정렬 순서. 실제 지리적 분산 최적화는 아님.</w:t>
             </w:r>
           </w:p>
         </w:tc>
@@ -13827,7 +13832,7 @@
     </w:p>
     <w:p>
       <w:r>
-        <w:t>예제 응답은 S4 역사, S3 천천히, S6 아침이다. 역사 관심사(w=0.5)와 천천히 여행 속도(w=0.1)가 적용되고 야경 항은 적용되지 않아 분모는 1.6이다. 범주 적합 점수는 100·fit이며, 최종 점수는 범주 기여를 1.6으로 나눈 값과 두 가산 점수의 합이다.</w:t>
+        <w:t>예제 응답은 S4 역사·자연, S3 천천히, S6 아침이다. 관심사(w=0.5, 역사 비중과 자연 비중의 평균)와 천천히 여행 속도(w=0.1)가 적용되고 야경 항은 적용되지 않아 분모는 1.6이다. 범주 적합 점수는 100·fit이며, 최종 점수는 범주 기여를 1.6으로 나눈 값과 두 가산 점수의 합이다.</w:t>
       </w:r>
     </w:p>
     <w:tbl>
@@ -14026,7 +14031,7 @@
               <w:rPr>
                 <w:sz w:val="18"/>
               </w:rPr>
-              <w:t>0.948879</w:t>
+              <w:t>0.951503</w:t>
             </w:r>
           </w:p>
         </w:tc>
@@ -14042,7 +14047,7 @@
               <w:rPr>
                 <w:sz w:val="18"/>
               </w:rPr>
-              <w:t>94.887929</w:t>
+              <w:t>95.150267</w:t>
             </w:r>
           </w:p>
         </w:tc>
@@ -14090,7 +14095,7 @@
               <w:rPr>
                 <w:sz w:val="18"/>
               </w:rPr>
-              <w:t>81.179956</w:t>
+              <w:t>81.343917</w:t>
             </w:r>
           </w:p>
         </w:tc>
@@ -14143,7 +14148,7 @@
               <w:rPr>
                 <w:sz w:val="18"/>
               </w:rPr>
-              <w:t>0.948879</w:t>
+              <w:t>0.951503</w:t>
             </w:r>
           </w:p>
         </w:tc>
@@ -14159,7 +14164,7 @@
               <w:rPr>
                 <w:sz w:val="18"/>
               </w:rPr>
-              <w:t>94.887929</w:t>
+              <w:t>95.150267</w:t>
             </w:r>
           </w:p>
         </w:tc>
@@ -14207,7 +14212,7 @@
               <w:rPr>
                 <w:sz w:val="18"/>
               </w:rPr>
-              <w:t>81.179956</w:t>
+              <w:t>81.343917</w:t>
             </w:r>
           </w:p>
         </w:tc>
@@ -14260,7 +14265,7 @@
               <w:rPr>
                 <w:sz w:val="18"/>
               </w:rPr>
-              <w:t>0.948879</w:t>
+              <w:t>0.951503</w:t>
             </w:r>
           </w:p>
         </w:tc>
@@ -14276,7 +14281,7 @@
               <w:rPr>
                 <w:sz w:val="18"/>
               </w:rPr>
-              <w:t>94.887929</w:t>
+              <w:t>95.150267</w:t>
             </w:r>
           </w:p>
         </w:tc>
@@ -14324,7 +14329,7 @@
               <w:rPr>
                 <w:sz w:val="18"/>
               </w:rPr>
-              <w:t>81.179956</w:t>
+              <w:t>81.343917</w:t>
             </w:r>
           </w:p>
         </w:tc>
@@ -14377,7 +14382,7 @@
               <w:rPr>
                 <w:sz w:val="18"/>
               </w:rPr>
-              <w:t>0.948879</w:t>
+              <w:t>0.951503</w:t>
             </w:r>
           </w:p>
         </w:tc>
@@ -14393,7 +14398,7 @@
               <w:rPr>
                 <w:sz w:val="18"/>
               </w:rPr>
-              <w:t>94.887929</w:t>
+              <w:t>95.150267</w:t>
             </w:r>
           </w:p>
         </w:tc>
@@ -14441,7 +14446,7 @@
               <w:rPr>
                 <w:sz w:val="18"/>
               </w:rPr>
-              <w:t>81.179956</w:t>
+              <w:t>81.343917</w:t>
             </w:r>
           </w:p>
         </w:tc>
@@ -14478,7 +14483,7 @@
               <w:rPr>
                 <w:sz w:val="18"/>
               </w:rPr>
-              <w:t>천안 / 목요일</w:t>
+              <w:t>파주 / 2026 파주시티투어 당일코스(목요일)</w:t>
             </w:r>
           </w:p>
         </w:tc>
@@ -14494,7 +14499,7 @@
               <w:rPr>
                 <w:sz w:val="18"/>
               </w:rPr>
-              <w:t>0.854971</w:t>
+              <w:t>0.943201</w:t>
             </w:r>
           </w:p>
         </w:tc>
@@ -14510,7 +14515,7 @@
               <w:rPr>
                 <w:sz w:val="18"/>
               </w:rPr>
-              <w:t>85.497131</w:t>
+              <w:t>94.320088</w:t>
             </w:r>
           </w:p>
         </w:tc>
@@ -14526,7 +14531,7 @@
               <w:rPr>
                 <w:sz w:val="18"/>
               </w:rPr>
-              <w:t>20.833333</w:t>
+              <w:t>15.625000</w:t>
             </w:r>
           </w:p>
         </w:tc>
@@ -14558,7 +14563,7 @@
               <w:rPr>
                 <w:sz w:val="18"/>
               </w:rPr>
-              <w:t>80.519040</w:t>
+              <w:t>80.825055</w:t>
             </w:r>
           </w:p>
         </w:tc>
@@ -14621,22 +14626,22 @@
         <w:pStyle w:val="Heading2"/>
       </w:pPr>
       <w:r>
-        <w:t>천안 · 목요일</w:t>
+        <w:t>파주 · 2026 파주시티투어 당일코스(목요일)</w:t>
       </w:r>
     </w:p>
     <w:p>
       <w:r>
-        <w:t>태학산 치유의 숲 → 점심(아우내장터) → 유관순열사사적지 → 독립기념관</w:t>
+        <w:t>황희선생유적지 → 황포돛배 → 산머루농원</w:t>
       </w:r>
     </w:p>
     <w:p>
       <w:r>
-        <w:t>해남 시티투어는 원문이 "일요일코스(산이정원 → 대흥사)"여서 코스 재점검 전에는 경로를 읽지 못해 제외됐던 코스다. 범주 비중은 [0.5,0.5,0,0,0], 방문 후보는 2곳(L=0)이다. 범주 기여 역사 25.184316·자연 34.120640에 관심사 100×0.5×0.5/1.6=15.625000과 속도 100×0.1×1/1.6=6.250000을 더해 81.179956이 된다. 대전 생태교육·아산 역사기행 코스·순천 나이트가든투어도 역사·자연 반반, 방문 후보 2~3곳(L=0)이어서 해남과 점수가 같고 course_id가 표시 순서만 정한다. 천안 목요일은 역사 2/3·자연 1/3, 방문 후보 3곳이다. 대전 생태교육은 2차 재분류에서 "대청호(대청댐물문화관)"의 괄호 속 설명이 자연으로 분류되면서 올라왔다. 같은 점수의 대전 역사문화(동춘당)는 대전이 이미 2위에 있어 대표 5개에서 빠지고 전체 순위표에 남는다. 아산·순천 코스는 1차 재분류로 현충사은행나무길·철도관사마을이 역사로 잡히면서 올라왔다. 범주 적합 점수만 보면 가장 높은 코스는 부산 오렌지라인(98.720420)이고, 6.2에서 1위였던 연천명소코스(95.558543)는 역사 비중이 0.25여서 43위(72.536589)다.</w:t>
+        <w:t>해남 시티투어는 원문이 "일요일코스(산이정원 → 대흥사)"여서 코스 재점검 전에는 경로를 읽지 못해 제외됐던 코스다. 범주 비중은 [0.5,0.5,0,0,0], 방문 후보는 2곳(L=0)이고 관심사 항은 역사 0.5와 자연 0.5의 평균 0.5다. 범주 기여 역사 25.729613·자연 33.739304에 관심사 100×0.5×0.5/1.6=15.625000과 속도 100×0.1×1/1.6=6.250000을 더해 81.343917이 된다. 해남은 역사 자리, 대전 생태교육은 자연 자리로 먼저 들어갔고(둘 다 역사·자연 반반이라 두 관심사 모두에 해당), 아산 역사기행 코스·순천 나이트가든투어·파주 당일코스는 점수 순서로 채웠다. 네 코스는 점수가 같아 course_id가 표시 순서만 정한다. 파주 당일코스는 역사 1/3·자연 2/3, 방문 후보 3곳이다. 범주 적합 점수만 보면 가장 높은 코스는 부산 오렌지라인(98.573926)이고, 6.2에서 1위였던 연천명소코스는 20위(76.358759)다.</w:t>
       </w:r>
     </w:p>
     <w:p>
       <w:r>
-        <w:t>위 코스·경유지는 입력 원문을 보존한 결과이며 실시간 운행 확인이 아니다. 대표 6위인 평창 북부권 코스의 요일별 출발역(서울역(금요일)·청량리역(토요일))처럼 기존 적격 플래그가 포착하지 못한 조건 표현도 남아 있다. 분석 적격 판정과 실제 경유지·운행 검증을 분리하고 운영기관 검토 대상으로 표시한다.</w:t>
+        <w:t>위 코스·경유지는 입력 원문을 보존한 결과이며 실시간 운행 확인이 아니다. 평창 북부권 코스의 요일별 출발역(서울역(금요일)·청량리역(토요일))처럼 기존 적격 플래그가 포착하지 못한 조건 표현도 남아 있다. 분석 적격 판정과 실제 경유지·운행 검증을 분리하고 운영기관 검토 대상으로 표시한다.</w:t>
       </w:r>
     </w:p>
     <w:p>
@@ -20474,7 +20479,7 @@
                 <w:b/>
                 <w:sz w:val="18"/>
               </w:rPr>
-              <w:t>신규 6.4 기본 경로</w:t>
+              <w:t>신규 6.5 기본 경로</w:t>
             </w:r>
           </w:p>
         </w:tc>
@@ -22268,7 +22273,7 @@
     </w:p>
     <w:p>
       <w:r>
-        <w:t>이 식은 기존 0~1 척도의 보정 정의다. 6.4 ThemeIndex·CourseScore에 활성화하려면 입력 자격·장소 연결·척도 변환·상한·효과 검증을 먼저 정해야 한다. 이번 참조 구현은 비활성 이유와 가산 0을 명시한다.</w:t>
+        <w:t>이 식은 기존 0~1 척도의 보정 정의다. 6.5 ThemeIndex·CourseScore에 활성화하려면 입력 자격·장소 연결·척도 변환·상한·효과 검증을 먼저 정해야 한다. 이번 참조 구현은 비활성 이유와 가산 0을 명시한다.</w:t>
       </w:r>
     </w:p>
     <w:p>
@@ -22282,7 +22287,7 @@
     </w:p>
     <w:p>
       <w:r>
-        <w:t>현재 분기형 설문에는 H1~H4가 없다. 아래는 기존 확장 모듈의 조건부 활용 정의이며, 6.4 기본 추천에는 H=0으로 남긴다. C7 선택이나 S4의 드라마·K팝 선택을 콘텐츠별 직접 평점으로 대체하지 않는다.</w:t>
+        <w:t>현재 분기형 설문에는 H1~H4가 없다. 아래는 기존 확장 모듈의 조건부 활용 정의이며, 6.5 기본 추천에는 H=0으로 남긴다. C7 선택이나 S4의 드라마·K팝 선택을 콘텐츠별 직접 평점으로 대체하지 않는다.</w:t>
       </w:r>
     </w:p>
     <w:p>
@@ -26299,7 +26304,7 @@
               <w:rPr>
                 <w:sz w:val="18"/>
               </w:rPr>
-              <w:t>C2 +2 (13.33) · C5 +1 (5.56)</w:t>
+              <w:t>C2 +2 (10.53) · C5 +1 (4.55)</w:t>
             </w:r>
           </w:p>
         </w:tc>
@@ -26352,7 +26357,7 @@
               <w:rPr>
                 <w:sz w:val="18"/>
               </w:rPr>
-              <w:t>C1 +1 (5.56) · C5 +3 (16.67) · C7 +1 (7.14) · C8 +1 (9.09)</w:t>
+              <w:t>C1 +1 (4.35) · C5 +3 (13.64) · C7 +1 (5.88) · C8 +1 (9.09)</w:t>
             </w:r>
           </w:p>
         </w:tc>
@@ -26405,7 +26410,7 @@
               <w:rPr>
                 <w:sz w:val="18"/>
               </w:rPr>
-              <w:t>C4 +2 (11.76) · C5 +3 (16.67)</w:t>
+              <w:t>C4 +2 (10.53) · C5 +3 (13.64)</w:t>
             </w:r>
           </w:p>
         </w:tc>
@@ -26442,7 +26447,7 @@
               <w:rPr>
                 <w:sz w:val="18"/>
               </w:rPr>
-              <w:t>C</w:t>
+              <w:t>C, D</w:t>
             </w:r>
           </w:p>
         </w:tc>
@@ -26458,7 +26463,7 @@
               <w:rPr>
                 <w:sz w:val="18"/>
               </w:rPr>
-              <w:t>C3 +1 (6.25) · C4 +3 (17.65) · C10 +3 (33.33)</w:t>
+              <w:t>C3 +1 (5.00) · C4 +5 (26.32) · C5 +3 (13.64) · C9 +2 (18.18) · C10 +4 (26.67)</w:t>
             </w:r>
           </w:p>
         </w:tc>
@@ -26511,7 +26516,7 @@
               <w:rPr>
                 <w:sz w:val="18"/>
               </w:rPr>
-              <w:t>C4 +1 (5.88) · C5 +3 (16.67) · C6 +1 (10.00)</w:t>
+              <w:t>C4 +1 (5.26) · C5 +3 (13.64) · C6 +1 (10.00)</w:t>
             </w:r>
           </w:p>
         </w:tc>
@@ -26564,7 +26569,7 @@
               <w:rPr>
                 <w:sz w:val="18"/>
               </w:rPr>
-              <w:t>C4 +2 (11.76) · C5 +1 (5.56)</w:t>
+              <w:t>C4 +2 (10.53) · C5 +1 (4.55)</w:t>
             </w:r>
           </w:p>
         </w:tc>
@@ -26617,7 +26622,60 @@
               <w:rPr>
                 <w:sz w:val="18"/>
               </w:rPr>
-              <w:t>C4 +3 (17.65) · C10 +1 (11.11)</w:t>
+              <w:t>C4 +3 (15.79) · C10 +1 (6.67)</w:t>
+            </w:r>
+          </w:p>
+        </w:tc>
+      </w:tr>
+      <w:tr>
+        <w:trPr>
+          <w:cantSplit/>
+        </w:trPr>
+        <w:tc>
+          <w:tcPr>
+            <w:tcW w:type="dxa" w:w="1095"/>
+          </w:tcPr>
+          <w:p>
+            <w:pPr>
+              <w:spacing w:after="60" w:before="60" w:line="252" w:lineRule="auto"/>
+            </w:pPr>
+            <w:r>
+              <w:rPr>
+                <w:sz w:val="18"/>
+              </w:rPr>
+              <w:t>B3</w:t>
+            </w:r>
+          </w:p>
+        </w:tc>
+        <w:tc>
+          <w:tcPr>
+            <w:tcW w:type="dxa" w:w="1216"/>
+          </w:tcPr>
+          <w:p>
+            <w:pPr>
+              <w:spacing w:after="60" w:before="60" w:line="252" w:lineRule="auto"/>
+            </w:pPr>
+            <w:r>
+              <w:rPr>
+                <w:sz w:val="18"/>
+              </w:rPr>
+              <w:t>D</w:t>
+            </w:r>
+          </w:p>
+        </w:tc>
+        <w:tc>
+          <w:tcPr>
+            <w:tcW w:type="dxa" w:w="7662"/>
+          </w:tcPr>
+          <w:p>
+            <w:pPr>
+              <w:spacing w:after="60" w:before="60" w:line="252" w:lineRule="auto"/>
+            </w:pPr>
+            <w:r>
+              <w:rPr>
+                <w:sz w:val="18"/>
+              </w:rPr>
+              <w:t>없음. 모든 유형 +0</w:t>
             </w:r>
           </w:p>
         </w:tc>
@@ -26799,7 +26857,7 @@
               <w:rPr>
                 <w:sz w:val="18"/>
               </w:rPr>
-              <w:t>47.06</w:t>
+              <w:t>52.63</w:t>
             </w:r>
           </w:p>
         </w:tc>
@@ -26815,7 +26873,7 @@
               <w:rPr>
                 <w:sz w:val="18"/>
               </w:rPr>
-              <w:t>61.11</w:t>
+              <w:t>63.64</w:t>
             </w:r>
           </w:p>
         </w:tc>
@@ -26831,7 +26889,7 @@
               <w:rPr>
                 <w:sz w:val="18"/>
               </w:rPr>
-              <w:t>원점수 8/17과 11/18의 100점 환산</w:t>
+              <w:t>원점수 10/19와 14/22의 100점 환산</w:t>
             </w:r>
           </w:p>
         </w:tc>
@@ -26868,7 +26926,7 @@
               <w:rPr>
                 <w:sz w:val="18"/>
               </w:rPr>
-              <w:t>64.71</w:t>
+              <w:t>68.42</w:t>
             </w:r>
           </w:p>
         </w:tc>
@@ -26884,7 +26942,7 @@
               <w:rPr>
                 <w:sz w:val="18"/>
               </w:rPr>
-              <w:t>61.11</w:t>
+              <w:t>63.64</w:t>
             </w:r>
           </w:p>
         </w:tc>
@@ -26900,7 +26958,7 @@
               <w:rPr>
                 <w:sz w:val="18"/>
               </w:rPr>
-              <w:t>최고점 차 3.60 ≤ 12 → F1 필요</w:t>
+              <w:t>B3가 남아 아직 판정하지 않음</w:t>
             </w:r>
           </w:p>
         </w:tc>
@@ -26921,7 +26979,7 @@
               <w:rPr>
                 <w:sz w:val="18"/>
               </w:rPr>
-              <w:t>F1 BALANCED</w:t>
+              <w:t>B3 D 추가</w:t>
             </w:r>
           </w:p>
         </w:tc>
@@ -26937,7 +26995,7 @@
               <w:rPr>
                 <w:sz w:val="18"/>
               </w:rPr>
-              <w:t>74.71</w:t>
+              <w:t>68.42</w:t>
             </w:r>
           </w:p>
         </w:tc>
@@ -26953,7 +27011,7 @@
               <w:rPr>
                 <w:sz w:val="18"/>
               </w:rPr>
-              <w:t>71.11</w:t>
+              <w:t>63.64</w:t>
             </w:r>
           </w:p>
         </w:tc>
@@ -26969,7 +27027,7 @@
               <w:rPr>
                 <w:sz w:val="18"/>
               </w:rPr>
-              <w:t>C4·C5 혼합 → u 생성</w:t>
+              <w:t>없음은 점수 유지. 최고점 차 4.78 ≤ 12 → F1 필요</w:t>
             </w:r>
           </w:p>
         </w:tc>
@@ -26990,7 +27048,7 @@
               <w:rPr>
                 <w:sz w:val="18"/>
               </w:rPr>
-              <w:t>같은 공통 응답에서 B2 D 선택</w:t>
+              <w:t>F1 BALANCED</w:t>
             </w:r>
           </w:p>
         </w:tc>
@@ -27006,7 +27064,7 @@
               <w:rPr>
                 <w:sz w:val="18"/>
               </w:rPr>
-              <w:t>47.06</w:t>
+              <w:t>78.42</w:t>
             </w:r>
           </w:p>
         </w:tc>
@@ -27022,7 +27080,7 @@
               <w:rPr>
                 <w:sz w:val="18"/>
               </w:rPr>
-              <w:t>61.11</w:t>
+              <w:t>73.64</w:t>
             </w:r>
           </w:p>
         </w:tc>
@@ -27038,7 +27096,76 @@
               <w:rPr>
                 <w:sz w:val="18"/>
               </w:rPr>
-              <w:t>기존 점수 유지. 차 14.05 → F1 없음, C5 단일형</w:t>
+              <w:t>C4·C5 혼합 → u 생성</w:t>
+            </w:r>
+          </w:p>
+        </w:tc>
+      </w:tr>
+      <w:tr>
+        <w:trPr>
+          <w:cantSplit/>
+        </w:trPr>
+        <w:tc>
+          <w:tcPr>
+            <w:tcW w:type="dxa" w:w="5351"/>
+          </w:tcPr>
+          <w:p>
+            <w:pPr>
+              <w:spacing w:after="60" w:before="60" w:line="252" w:lineRule="auto"/>
+            </w:pPr>
+            <w:r>
+              <w:rPr>
+                <w:sz w:val="18"/>
+              </w:rPr>
+              <w:t>같은 공통 응답에서 B2 D · B3 A</w:t>
+            </w:r>
+          </w:p>
+        </w:tc>
+        <w:tc>
+          <w:tcPr>
+            <w:tcW w:type="dxa" w:w="973"/>
+          </w:tcPr>
+          <w:p>
+            <w:pPr>
+              <w:spacing w:after="60" w:before="60" w:line="252" w:lineRule="auto"/>
+            </w:pPr>
+            <w:r>
+              <w:rPr>
+                <w:sz w:val="18"/>
+              </w:rPr>
+              <w:t>52.63</w:t>
+            </w:r>
+          </w:p>
+        </w:tc>
+        <w:tc>
+          <w:tcPr>
+            <w:tcW w:type="dxa" w:w="973"/>
+          </w:tcPr>
+          <w:p>
+            <w:pPr>
+              <w:spacing w:after="60" w:before="60" w:line="252" w:lineRule="auto"/>
+            </w:pPr>
+            <w:r>
+              <w:rPr>
+                <w:sz w:val="18"/>
+              </w:rPr>
+              <w:t>81.82</w:t>
+            </w:r>
+          </w:p>
+        </w:tc>
+        <w:tc>
+          <w:tcPr>
+            <w:tcW w:type="dxa" w:w="2675"/>
+          </w:tcPr>
+          <w:p>
+            <w:pPr>
+              <w:spacing w:after="60" w:before="60" w:line="252" w:lineRule="auto"/>
+            </w:pPr>
+            <w:r>
+              <w:rPr>
+                <w:sz w:val="18"/>
+              </w:rPr>
+              <w:t>B2 없음은 C4 점수 유지, B3 A가 C5 +4. 차 29.19 → F1 없음, C5 단일형</w:t>
             </w:r>
           </w:p>
         </w:tc>
@@ -27046,12 +27173,12 @@
     </w:tbl>
     <w:p>
       <w:r>
-        <w:t>혼합 응답의 F1 전 원점수는 C1 1, C2 2, C3 1, C4 11, C5 11, C6 1, C7 1, C8 1, C9 0, C10 4다. F1까지 반영한 100점 환산 점수는 C1 5.56, C2 13.33, C3 6.25, C4 74.71, C5 71.11, C6 10.00, C7 7.14, C8 9.09, C9 0.00, C10 44.44다. 유형마다 만점을 100으로 맞출 뿐 열 유형의 합을 100으로 맞추지 않는다. 원점수가 같은 C4와 C5도 만점이 17점과 18점이어서 환산 점수가 다르다. D 비교는 C10도 원점수 3점(33.33점)을 유지하며 B2 A의 +1을 받지 않는다.</w:t>
+        <w:t>혼합 응답의 F1 전 원점수는 C1 1, C2 2, C3 1, C4 13, C5 14, C6 1, C7 1, C8 1, C9 2, C10 5다. F1까지 반영한 100점 환산 점수는 C1 4.35, C2 10.53, C3 5.00, C4 78.42, C5 73.64, C6 10.00, C7 5.88, C8 9.09, C9 18.18, C10 33.33이다. 유형마다 만점을 100으로 맞출 뿐 열 유형의 합을 100으로 맞추지 않는다. C4와 C5는 만점이 19점과 22점이어서 원점수 13·14가 68.42·63.64로 순서가 바뀐다. D 비교에서 B2 없음을 고르면 C4는 B2 A의 +3을 받지 않고 원점수 10점(52.63)에 머문다.</w:t>
       </w:r>
     </w:p>
     <w:p>
       <w:r>
-        <w:t>혼합 예제는 테마 영월 31.798165점, 대표 시티투어 해남 해남시티투어 81.179956점으로 이어진다. 같은 공통 응답에서 B2 D를 고른 C5 단일형은 역사 관심사 가산을 똑같이 받지만 자연 중심 선호여서 파주 2026 파주시티투어 당일코스(목요일)가 72.734493점으로 1위다. 숫자의 크기만으로 어느 쪽 추천이 더 좋다고 비교하지 않는다. 상세 JSON에는 원장·상대 가중치·혼합 α·u·테마 전부·234개 코스·대표 5개가 함께 들어 있다.</w:t>
+        <w:t>혼합 예제는 테마 영월 30.406435점, 대표 시티투어 해남 해남시티투어 81.343917점으로 이어진다. B2 없음·B3 A를 고른 C5 단일형은 같은 관심사 가산을 받지만 자연 중심 선호여서 대전 힐링(만인산)이 79.738756점으로 1위이고, 역사 자리에는 해남 해남시티투어(69.610163점)가 들어간다. 숫자의 크기만으로 어느 쪽 추천이 더 좋다고 비교하지 않는다. 상세 JSON에는 원장·상대 가중치·혼합 α·u·테마 전부·234개 코스·대표 5개가 함께 들어 있다.</w:t>
       </w:r>
     </w:p>
     <w:p>
@@ -27130,7 +27257,7 @@
                 <w:b/>
                 <w:sz w:val="18"/>
               </w:rPr>
-              <w:t>신규 6.3 / 참조 6.4</w:t>
+              <w:t>신규 6.4 / 참조 6.5</w:t>
             </w:r>
           </w:p>
         </w:tc>
@@ -27289,7 +27416,7 @@
               <w:rPr>
                 <w:sz w:val="18"/>
               </w:rPr>
-              <w:t>S1~S6 모두 단일, B 1개, 조건부 F1</w:t>
+              <w:t>S1~S6(S4만 두 가지), B 1~2개, 조건부 F1</w:t>
             </w:r>
           </w:p>
         </w:tc>
@@ -27342,7 +27469,7 @@
               <w:rPr>
                 <w:sz w:val="18"/>
               </w:rPr>
-              <w:t>S4 가장 중요한 1개와 해당 분기. 테마와 코스 점수에 모두 가산</w:t>
+              <w:t>S4 정확히 2개(같은 비중)와 각 분기. 테마와 코스 점수에 두 관심사의 평균으로 가산, 지역 대표 5개에 관심사별 1자리</w:t>
             </w:r>
           </w:p>
         </w:tc>
@@ -27871,7 +27998,7 @@
               <w:rPr>
                 <w:sz w:val="18"/>
               </w:rPr>
-              <w:t>문항·선택값·C 점수표와 분기 규칙. 버전 branch-survey-6.3-proposal. 유형별 최대 원점수 type_max_raw와 경계값 포함</w:t>
+              <w:t>문항·선택값·C 점수표와 분기 규칙. 버전 branch-survey-6.4-proposal. S4는 select_count 2. 유형별 최대 원점수 type_max_raw와 경계값 포함</w:t>
             </w:r>
           </w:p>
         </w:tc>
@@ -27945,7 +28072,7 @@
               <w:rPr>
                 <w:sz w:val="18"/>
               </w:rPr>
-              <w:t>완료 응답 → α·u·테마 순위·적용 가산 항·234코스 순위와 가산 점수·대표 지역5</w:t>
+              <w:t>완료 응답 → α·u·테마 순위·적용 가산 항·234코스 순위와 가산 점수·대표 지역5(관심사별 1자리)</w:t>
             </w:r>
           </w:p>
         </w:tc>
@@ -28093,7 +28220,7 @@
               <w:rPr>
                 <w:sz w:val="18"/>
               </w:rPr>
-              <w:t>설문 6.3 전수 검증 결과</w:t>
+              <w:t>설문 6.4 전수 검증 결과</w:t>
             </w:r>
           </w:p>
         </w:tc>
@@ -28130,7 +28257,7 @@
               <w:rPr>
                 <w:sz w:val="18"/>
               </w:rPr>
-              <w:t>6.4 연결 예제의 산식·범위·기여와 가산 합·가산 적용 조건 검사 결과</w:t>
+              <w:t>6.5 연결 예제의 산식·범위·기여와 가산 합·가산 적용 조건 검사 결과</w:t>
             </w:r>
           </w:p>
         </w:tc>
@@ -28630,7 +28757,7 @@
               <w:rPr>
                 <w:sz w:val="18"/>
               </w:rPr>
-              <w:t>고정 선택지 60개, 공통+분기 47,628경로, F1 포함 완료 109,552경로. 7/8응답 종료, 전 유형 단일 결과 도달, 유형마다 최고 경로에서 정확히 100점, D 무변경 확인.</w:t>
+              <w:t>고정 선택지 60개, S4 두 가지 조합 36개, 공통+분기 730,296경로, F1 포함 완료 1,756,396경로. 7~9응답 종료, 전 유형 단일 결과 도달, 유형마다 최고 경로에서 정확히 100점, D 무변경, 같은 분기 한 번만 확인.</w:t>
             </w:r>
           </w:p>
         </w:tc>
@@ -28667,7 +28794,7 @@
               <w:rPr>
                 <w:sz w:val="18"/>
               </w:rPr>
-              <w:t>C4·C5 혼합, D 비교, u 합 1, W 정규화, 테마 0~100, 234코스 점수·기여와 가산 합, 지역 5개 중복 제거, 가산 항이 없으면 6.2 식과 같음, 야경 관심사 상위 3개가 야경 코스, 바다 관심사 C9 도달 확인.</w:t>
+              <w:t>C4·C5 혼합, D 비교, u 합 1, W 정규화, 테마 0~100, 234코스 점수·기여와 가산 합, 지역 5개 중복 제거, 가산 항이 없으면 6.2 식과 같음, 야경 관심사 상위 3개가 야경 코스, 바다 관심사 C9 도달, 두 관심사가 지역 대표 5개에 모두 포함 확인.</w:t>
             </w:r>
           </w:p>
         </w:tc>
@@ -28741,7 +28868,7 @@
               <w:rPr>
                 <w:sz w:val="18"/>
               </w:rPr>
-              <w:t>v2 39개, v3 22개, v4 30개 검사. 해당 확장 산식 검사이며 6.4 기본값에서 모두 활성이라는 뜻은 아님.</w:t>
+              <w:t>v2 39개, v3 22개, v4 30개 검사. 해당 확장 산식 검사이며 6.5 기본값에서 모두 활성이라는 뜻은 아님.</w:t>
             </w:r>
           </w:p>
         </w:tc>
@@ -28886,7 +29013,7 @@
       <w:pStyle w:val="Caption"/>
     </w:pPr>
     <w:r>
-      <w:t>TOUR NAVIGATOR   /   INTEGRATED 6.4</w:t>
+      <w:t>TOUR NAVIGATOR   /   INTEGRATED 6.5</w:t>
     </w:r>
   </w:p>
 </w:hdr>

--- a/docs/Tour_Navigator_Cosine_Specification.docx
+++ b/docs/Tour_Navigator_Cosine_Specification.docx
@@ -3530,7 +3530,7 @@
     </w:tbl>
     <w:p>
       <w:r>
-        <w:t>표에 없는 유형의 가산은 0이다. S1~S6은 모두 단일 선택이며 빠진 필수 문항이 있으면 점수를 확정하지 않고 다음 질문을 반환한다. S3는 유형 점수 외에 체류 속도 배율에도 연결된다.</w:t>
+        <w:t>표에 없는 유형의 가산은 0이다. S4를 제외한 S1~S6은 단일 선택이고 S4는 서로 다른 두 가지를 고르며, 빠진 필수 문항이 있으면 점수를 확정하지 않고 다음 질문을 반환한다. S3는 유형 점수 외에 체류 속도 배율에도 연결된다.</w:t>
       </w:r>
     </w:p>
     <w:p>
@@ -9185,7 +9185,7 @@
     </w:p>
     <w:p>
       <w:r>
-        <w:t>경계는 원점수 2점이 평균 최대 원점수 13.7점의 약 15%라는 점을 기준으로 10·12·15점을, F1 가산은 20·25·30점을 전수 경로에서 비교해 정했다. 12점과 20점 조합이 유형 쏠림이 가장 작고 관심사 일치율도 높았다. F1 20점은 12점 차 안의 후보 중 선택한 유형이 1위가 되고, 나머지 후보와 8점 이상 벌어지게 하는 크기다.</w:t>
+        <w:t>경계는 6.3 기준으로 원점수 2점이 평균 최대 원점수 13.7점의 약 15%라는 점(6.4의 평균 최대 원점수 16.7점에서는 약 12%)을 기준으로 10·12·15점을, F1 가산은 20·25·30점을 전수 경로에서 비교해 정했다. 12점과 20점 조합이 유형 쏠림이 가장 작고 관심사 일치율도 높았다. F1 20점은 12점 차 안의 후보 중 선택한 유형이 1위가 되고, 나머지 후보와 8점 이상 벌어지게 하는 크기다.</w:t>
       </w:r>
     </w:p>
     <w:p>
@@ -9402,7 +9402,7 @@
     </w:tbl>
     <w:p>
       <w:r>
-        <w:t>6.3 전수 검증에서도 최종 복합 후보가 최대 9개인 경로가 존재한다. 복합 결과는 구분 근거가 약하다는 뜻도 함께 갖는다. 서비스에서 단일 유형만 강제하려면 현재와 다른 추가 정책 및 검증이 필요하다.</w:t>
+        <w:t>6.4 전수 검증에서도 최종 복합 후보가 최대 10개인 경로가 존재한다. 복합 결과는 구분 근거가 약하다는 뜻도 함께 갖는다. 서비스에서 단일 유형만 강제하려면 현재와 다른 추가 정책 및 검증이 필요하다.</w:t>
       </w:r>
     </w:p>
     <w:p>
@@ -10814,7 +10814,7 @@
     </w:p>
     <w:p>
       <w:r>
-        <w:t>예제의 C4·C5 혼합 비중이 0.552·0.448이면 u=[0.321, 0.434, 0.028, 0.128, 0.090]이다. 이 벡터를 PCA 점수나 콘텐츠 방한 의향 확률로 해석하지 않는다.</w:t>
+        <w:t>예제의 C4·C5 혼합 비중이 0.569·0.431이면 u=[0.327, 0.429, 0.028, 0.128, 0.086]이다. 이 벡터를 PCA 점수나 콘텐츠 방한 의향 확률로 해석하지 않는다.</w:t>
       </w:r>
     </w:p>
     <w:p>
@@ -12450,7 +12450,7 @@
     </w:p>
     <w:p>
       <w:r>
-        <w:t>영월 테마는 역사 0.400·자연 0.311이어서 두 관심사 평균 0.3555가 다섯 테마 중 가장 크고, 범주 적합도 F도 가장 높아 1위다. 자연 관심사가 함께 들어가 자연 비중 0.437인 제주가 2위로 올라왔다(역사 하나만 고르던 6.4 예제에서는 4위). 순위 이유를 F와 관심사 항으로 나누면 이 차이를 설명할 수 있다.</w:t>
+        <w:t>영월 테마는 역사 0.400·자연 0.311이어서 두 관심사 평균 0.3555가 다섯 테마 중 가장 크고, 범주 적합도 F도 가장 높아 1위다. 자연 관심사가 함께 들어가 자연 비중 0.437인 제주가 2위로 올라왔다(S4에서 역사 하나만 고르던 추천 6.4·설문 6.3 예제에서는 4위). 순위 이유를 F와 관심사 항으로 나누면 이 차이를 설명할 수 있다.</w:t>
       </w:r>
     </w:p>
     <w:p>
@@ -15673,7 +15673,7 @@
     </w:p>
     <w:p>
       <w:r>
-        <w:t>신규 분기형 응답은 S1~S6, 활성 B 하나, 필요한 F1의 문자 선택값으로 저장한다. 0~5 직접 선호 CSV가 없는 경우 신규 u를 생성할 수 있지만, 이를 직접 측정 응답 CSV로 다시 표기하거나 덮어쓰지 않는다.</w:t>
+        <w:t>신규 분기형 응답은 S1~S6(S4는 서로 다른 두 값의 목록), 활성 B 1~2개, 필요한 F1의 문자 선택값으로 저장한다. 0~5 직접 선호 CSV가 없는 경우 신규 u를 생성할 수 있지만, 이를 직접 측정 응답 CSV로 다시 표기하거나 덮어쓰지 않는다.</w:t>
       </w:r>
     </w:p>
     <w:p>
@@ -25079,7 +25079,7 @@
               <w:rPr>
                 <w:sz w:val="18"/>
               </w:rPr>
-              <w:t>Kᵢ는 장소의 범주 집합, J는 S4의 역사·자연·바다·음식·체험 중 해당 한 범주.</w:t>
+              <w:t>Kᵢ는 장소의 범주 집합, J는 S4 두 관심사 중 역사·자연·바다·음식·체험에 해당하는 범주 집합(0~2개).</w:t>
             </w:r>
           </w:p>
         </w:tc>
@@ -25198,7 +25198,7 @@
     </w:tbl>
     <w:p>
       <w:r>
-        <w:t>예제의 S4 역사, S3 천천히에 역사 장소 B=60, L=30, U=120, E=0을 주면 60×1.1×1.2=79.2분, 5분 단위 올림으로 80분이다. B분기 D 없음은 앞선 S4를 취소하지 않으므로 이 관심사 일치도를 자동으로 0으로 만들지 않는다.</w:t>
+        <w:t>예제의 S4 역사·자연, S3 천천히에 역사 장소 B=60, L=30, U=120, E=0을 주면 60×1.1×1.2=79.2분, 5분 단위 올림으로 80분이다. B분기 D 없음은 앞선 S4를 취소하지 않으므로 이 관심사 일치도를 자동으로 0으로 만들지 않는다.</w:t>
       </w:r>
     </w:p>
     <w:p>
@@ -25222,7 +25222,7 @@
     </w:p>
     <w:p>
       <w:r>
-        <w:t>날짜·기간·이동수단·보행·특별 조건은 C 유형 점수 없는 기존 질문이므로 현재 유형 설문에서 제거했다. 실제 일정이 필요할 때 별도 계획 설정에서 받으며, 유형 설문 응답 수 7~8개에 포함하지 않는다.</w:t>
+        <w:t>날짜·기간·이동수단·보행·특별 조건은 C 유형 점수 없는 기존 질문이므로 현재 유형 설문에서 제거했다. 실제 일정이 필요할 때 별도 계획 설정에서 받으며, 유형 설문 응답 수 7~9개에 포함하지 않는다.</w:t>
       </w:r>
     </w:p>
     <w:p>

--- a/docs/Tour_Navigator_Cosine_Specification.docx
+++ b/docs/Tour_Navigator_Cosine_Specification.docx
@@ -925,7 +925,7 @@
               <w:rPr>
                 <w:sz w:val="18"/>
               </w:rPr>
-              <w:t>tour-places.csv 3,118행. 숙박 569행 제외 후 G·GC 2,549행</w:t>
+              <w:t xml:space="preserve">tour-places.csv 3,109행(2026-09-29 맥도날드 9곳 제외). 숙박 569행 제외 후 G·GC 2,540행</w:t>
             </w:r>
           </w:p>
         </w:tc>
@@ -14845,7 +14845,7 @@
               <w:rPr>
                 <w:sz w:val="18"/>
               </w:rPr>
-              <w:t>전국 관광지 2,549개</w:t>
+              <w:t xml:space="preserve">전국 관광지 2,540개</w:t>
             </w:r>
           </w:p>
         </w:tc>
@@ -15166,7 +15166,7 @@
     </w:p>
     <w:p>
       <w:r>
-        <w:t>G0~G10이라는 과거 표현을 11가지 고정 유형으로 해석하지 않는다. 현재 실행 라벨은 G01~G10과 GC01~GC10이며 데이터·시드·전처리 변경 시 번호의 의미도 달라질 수 있다. 다시 학습할 때는 중심·대표 장소·전이표로 비교한다.</w:t>
+        <w:t xml:space="preserve">G0~G10이라는 과거 표현을 11가지 고정 유형으로 해석하지 않는다. 현재 실행 라벨은 G01~G08과 GC01~GC07이며 데이터·시드·전처리 변경 시 번호의 의미도 달라질 수 있다. 다시 학습할 때는 중심·대표 장소·전이표로 비교한다.</w:t>
       </w:r>
     </w:p>
     <w:p>
@@ -15687,7 +15687,7 @@
     </w:p>
     <w:p>
       <w:r>
-        <w:t>3,118행 중 숙박 카테고리 569행을 G 군집에서 제외하고 2,549개 관광지를 사용한다. 원본 숙박행은 삭제하지 않는다. 범주 순서는 역사·자연·체험·음식·바다이며 카테고리를 임의의 1~5 숫자로 넣지 않고 원핫 벡터로 변환한다.</w:t>
+        <w:t xml:space="preserve">3,109행(2026-09-29 맥도날드 드라이브스루 9곳 제외) 중 숙박 카테고리 569행을 G 군집에서 제외하고 2,540개 관광지를 사용한다. 원본 숙박행은 삭제하지 않는다. 범주 순서는 역사·자연·체험·음식·바다이며 카테고리를 임의의 1~5 숫자로 넣지 않고 원핫 벡터로 변환한다.</w:t>
       </w:r>
     </w:p>
     <w:p>
@@ -16234,7 +16234,7 @@
     </w:p>
     <w:p>
       <w:r>
-        <w:t>PCA는 입력 가중 특징을 평균 중심화한 뒤 분산을 많이 설명하는 축을 구한다. 이번 G는 5개 축으로 99.3833%를 유지한다. PC1과 PC2 산점도는 64.1057%만 보여 주므로 2차원 그림의 겹침만으로 군집 실패를 판단하지 않는다.</w:t>
+        <w:t xml:space="preserve">PCA는 입력 가중 특징을 평균 중심화한 뒤 분산을 많이 설명하는 축을 구한다. 이번 G는 5개 축으로 99.3814%를 유지한다. PC1과 PC2 산점도는 64.1836%만 보여 주므로 2차원 그림의 겹침만으로 군집 실패를 판단하지 않는다.</w:t>
       </w:r>
     </w:p>
     <w:tbl>
@@ -16325,7 +16325,7 @@
               <w:rPr>
                 <w:sz w:val="18"/>
               </w:rPr>
-              <w:t>cat_herit</w:t>
+              <w:t xml:space="preserve">cat_herit</w:t>
             </w:r>
           </w:p>
         </w:tc>
@@ -16341,7 +16341,7 @@
               <w:rPr>
                 <w:sz w:val="18"/>
               </w:rPr>
-              <w:t>-0.0915</w:t>
+              <w:t xml:space="preserve">-0.0935</w:t>
             </w:r>
           </w:p>
         </w:tc>
@@ -16357,7 +16357,7 @@
               <w:rPr>
                 <w:sz w:val="18"/>
               </w:rPr>
-              <w:t>-0.6076</w:t>
+              <w:t xml:space="preserve">-0.6065</w:t>
             </w:r>
           </w:p>
         </w:tc>
@@ -16378,7 +16378,7 @@
               <w:rPr>
                 <w:sz w:val="18"/>
               </w:rPr>
-              <w:t>cat_heal</w:t>
+              <w:t xml:space="preserve">cat_heal</w:t>
             </w:r>
           </w:p>
         </w:tc>
@@ -16394,7 +16394,7 @@
               <w:rPr>
                 <w:sz w:val="18"/>
               </w:rPr>
-              <w:t>0.1021</w:t>
+              <w:t xml:space="preserve">0.1008</w:t>
             </w:r>
           </w:p>
         </w:tc>
@@ -16410,7 +16410,7 @@
               <w:rPr>
                 <w:sz w:val="18"/>
               </w:rPr>
-              <w:t>0.7653</w:t>
+              <w:t xml:space="preserve">0.7661</w:t>
             </w:r>
           </w:p>
         </w:tc>
@@ -16431,7 +16431,7 @@
               <w:rPr>
                 <w:sz w:val="18"/>
               </w:rPr>
-              <w:t>cat_activity</w:t>
+              <w:t xml:space="preserve">cat_activity</w:t>
             </w:r>
           </w:p>
         </w:tc>
@@ -16447,7 +16447,7 @@
               <w:rPr>
                 <w:sz w:val="18"/>
               </w:rPr>
-              <w:t>0.2512</w:t>
+              <w:t xml:space="preserve">0.2513</w:t>
             </w:r>
           </w:p>
         </w:tc>
@@ -16463,7 +16463,7 @@
               <w:rPr>
                 <w:sz w:val="18"/>
               </w:rPr>
-              <w:t>-0.1902</w:t>
+              <w:t xml:space="preserve">-0.1907</w:t>
             </w:r>
           </w:p>
         </w:tc>
@@ -16484,7 +16484,7 @@
               <w:rPr>
                 <w:sz w:val="18"/>
               </w:rPr>
-              <w:t>cat_food</w:t>
+              <w:t xml:space="preserve">cat_food</w:t>
             </w:r>
           </w:p>
         </w:tc>
@@ -16500,7 +16500,7 @@
               <w:rPr>
                 <w:sz w:val="18"/>
               </w:rPr>
-              <w:t>-0.1543</w:t>
+              <w:t xml:space="preserve">-0.1502</w:t>
             </w:r>
           </w:p>
         </w:tc>
@@ -16516,7 +16516,7 @@
               <w:rPr>
                 <w:sz w:val="18"/>
               </w:rPr>
-              <w:t>0.0177</w:t>
+              <w:t xml:space="preserve">0.0162</w:t>
             </w:r>
           </w:p>
         </w:tc>
@@ -16537,7 +16537,7 @@
               <w:rPr>
                 <w:sz w:val="18"/>
               </w:rPr>
-              <w:t>cat_sea</w:t>
+              <w:t xml:space="preserve">cat_sea</w:t>
             </w:r>
           </w:p>
         </w:tc>
@@ -16553,7 +16553,7 @@
               <w:rPr>
                 <w:sz w:val="18"/>
               </w:rPr>
-              <w:t>-0.1075</w:t>
+              <w:t xml:space="preserve">-0.1084</w:t>
             </w:r>
           </w:p>
         </w:tc>
@@ -16569,7 +16569,7 @@
               <w:rPr>
                 <w:sz w:val="18"/>
               </w:rPr>
-              <w:t>0.0147</w:t>
+              <w:t xml:space="preserve">0.0149</w:t>
             </w:r>
           </w:p>
         </w:tc>
@@ -16590,7 +16590,7 @@
               <w:rPr>
                 <w:sz w:val="18"/>
               </w:rPr>
-              <w:t>log_stay_robust</w:t>
+              <w:t xml:space="preserve">log_stay_robust</w:t>
             </w:r>
           </w:p>
         </w:tc>
@@ -16606,7 +16606,7 @@
               <w:rPr>
                 <w:sz w:val="18"/>
               </w:rPr>
-              <w:t>0.9395</w:t>
+              <w:t xml:space="preserve">0.9400</w:t>
             </w:r>
           </w:p>
         </w:tc>
@@ -16622,7 +16622,7 @@
               <w:rPr>
                 <w:sz w:val="18"/>
               </w:rPr>
-              <w:t>-0.0867</w:t>
+              <w:t xml:space="preserve">-0.0871</w:t>
             </w:r>
           </w:p>
         </w:tc>
@@ -16643,7 +16643,7 @@
               <w:rPr>
                 <w:sz w:val="18"/>
               </w:rPr>
-              <w:t>unesco_mark</w:t>
+              <w:t xml:space="preserve">unesco_mark</w:t>
             </w:r>
           </w:p>
         </w:tc>
@@ -16659,7 +16659,7 @@
               <w:rPr>
                 <w:sz w:val="18"/>
               </w:rPr>
-              <w:t>0.0039</w:t>
+              <w:t xml:space="preserve">0.0038</w:t>
             </w:r>
           </w:p>
         </w:tc>
@@ -16675,7 +16675,7 @@
               <w:rPr>
                 <w:sz w:val="18"/>
               </w:rPr>
-              <w:t>-0.0303</w:t>
+              <w:t xml:space="preserve">-0.0303</w:t>
             </w:r>
           </w:p>
         </w:tc>
@@ -16683,7 +16683,7 @@
     </w:tbl>
     <w:p>
       <w:r>
-        <w:t>현재 PC1은 기준 체류의 변환값 계수 0.9395가 커서 체류 길이의 차이가 강하다. PC2는 자연 +0.7653 대 역사 −0.6076 차이가 두드러진다. 축은 미리 역사축·해양축으로 설정한 것이 아니다. 부호는 실행 구현에 따라 뒤집혀도 같은 공간을 뜻한다.</w:t>
+        <w:t xml:space="preserve">현재 PC1은 기준 체류의 변환값 계수 0.9400이 커서 체류 길이의 차이가 강하다. PC2는 자연 +0.7661 대 역사 −0.6065 차이가 두드러진다. 축은 미리 역사축·해양축으로 설정한 것이 아니다. 부호는 실행 구현에 따라 뒤집혀도 같은 공간을 뜻한다.</w:t>
       </w:r>
     </w:p>
     <w:p>
@@ -16697,7 +16697,7 @@
     </w:p>
     <w:p>
       <w:r>
-        <w:t>기존 G는 PCA 공간에서 유클리드 KMeans를 비교하고, GC는 같은 가중 특징을 L2 정규화한 뒤 코사인으로 군집한다. 둘 다 이번 탐색 범위 2~10에서 k=10이 선택되었다. 상한 10에서 선택된 결과여서 전체 가능한 k에 대한 최적값이라고 단정하지 않는다.</w:t>
+        <w:t xml:space="preserve">기존 G는 PCA 공간에서 유클리드 KMeans를 비교하고, GC는 같은 가중 특징을 L2 정규화한 뒤 코사인으로 군집한다. 이번 탐색 범위 2~10에서 G는 k=8, GC는 k=7이 선택되었다. 맥도날드 9곳을 빼기 전 입력(3,118행, 2,549개)에서는 둘 다 상한 k=10이었다. k=7~10 후보의 실루엣 차이가 0.01 안팎이어서 입력이 조금만 바뀌어도 선택되는 k가 달라질 수 있으므로, 선택된 k를 전체 가능한 k에 대한 최적값이라고 단정하지 않는다.</w:t>
       </w:r>
     </w:p>
     <w:p>
@@ -16816,7 +16816,7 @@
               <w:rPr>
                 <w:sz w:val="18"/>
               </w:rPr>
-              <w:t>GC01</w:t>
+              <w:t xml:space="preserve">GC01</w:t>
             </w:r>
           </w:p>
         </w:tc>
@@ -16832,7 +16832,7 @@
               <w:rPr>
                 <w:sz w:val="18"/>
               </w:rPr>
-              <w:t>덕포해수욕장 / 구조라해수욕장</w:t>
+              <w:t xml:space="preserve">거제 고현시장 / BIFF광장</w:t>
             </w:r>
           </w:p>
         </w:tc>
@@ -16853,7 +16853,7 @@
               <w:rPr>
                 <w:sz w:val="18"/>
               </w:rPr>
-              <w:t>GC02</w:t>
+              <w:t xml:space="preserve">GC02</w:t>
             </w:r>
           </w:p>
         </w:tc>
@@ -16869,7 +16869,7 @@
               <w:rPr>
                 <w:sz w:val="18"/>
               </w:rPr>
-              <w:t>거제 고현시장 / BIFF광장</w:t>
+              <w:t xml:space="preserve">병방치 스카이워크 / 자만벽화마을</w:t>
             </w:r>
           </w:p>
         </w:tc>
@@ -16890,7 +16890,7 @@
               <w:rPr>
                 <w:sz w:val="18"/>
               </w:rPr>
-              <w:t>GC03</w:t>
+              <w:t xml:space="preserve">GC03</w:t>
             </w:r>
           </w:p>
         </w:tc>
@@ -16906,7 +16906,7 @@
               <w:rPr>
                 <w:sz w:val="18"/>
               </w:rPr>
-              <w:t>원조거제굴구이 / 정선 5일장</w:t>
+              <w:t xml:space="preserve">경주 동궁원 / 전남도립미술관</w:t>
             </w:r>
           </w:p>
         </w:tc>
@@ -16927,7 +16927,7 @@
               <w:rPr>
                 <w:sz w:val="18"/>
               </w:rPr>
-              <w:t>GC04</w:t>
+              <w:t xml:space="preserve">GC04</w:t>
             </w:r>
           </w:p>
         </w:tc>
@@ -16943,7 +16943,7 @@
               <w:rPr>
                 <w:sz w:val="18"/>
               </w:rPr>
-              <w:t>병방치 스카이워크 / 자만벽화마을</w:t>
+              <w:t xml:space="preserve">보문관광단지 / 오래물광장</w:t>
             </w:r>
           </w:p>
         </w:tc>
@@ -16964,7 +16964,7 @@
               <w:rPr>
                 <w:sz w:val="18"/>
               </w:rPr>
-              <w:t>GC05</w:t>
+              <w:t xml:space="preserve">GC05</w:t>
             </w:r>
           </w:p>
         </w:tc>
@@ -16980,7 +16980,7 @@
               <w:rPr>
                 <w:sz w:val="18"/>
               </w:rPr>
-              <w:t>경주 동궁원 / 전남도립미술관</w:t>
+              <w:t xml:space="preserve">문무대왕릉 / 신선대</w:t>
             </w:r>
           </w:p>
         </w:tc>
@@ -17001,7 +17001,7 @@
               <w:rPr>
                 <w:sz w:val="18"/>
               </w:rPr>
-              <w:t>GC06</w:t>
+              <w:t xml:space="preserve">GC06</w:t>
             </w:r>
           </w:p>
         </w:tc>
@@ -17017,7 +17017,7 @@
               <w:rPr>
                 <w:sz w:val="18"/>
               </w:rPr>
-              <w:t>덕구온천 / 이천 온천</w:t>
+              <w:t xml:space="preserve">무릉계곡 / 계족산 황톳길</w:t>
             </w:r>
           </w:p>
         </w:tc>
@@ -17038,7 +17038,7 @@
               <w:rPr>
                 <w:sz w:val="18"/>
               </w:rPr>
-              <w:t>GC07</w:t>
+              <w:t xml:space="preserve">GC07</w:t>
             </w:r>
           </w:p>
         </w:tc>
@@ -17054,118 +17054,7 @@
               <w:rPr>
                 <w:sz w:val="18"/>
               </w:rPr>
-              <w:t>보문관광단지 / 오래물광장</w:t>
-            </w:r>
-          </w:p>
-        </w:tc>
-      </w:tr>
-      <w:tr>
-        <w:trPr>
-          <w:cantSplit/>
-        </w:trPr>
-        <w:tc>
-          <w:tcPr>
-            <w:tcW w:type="dxa" w:w="1520"/>
-          </w:tcPr>
-          <w:p>
-            <w:pPr>
-              <w:spacing w:after="60" w:before="60" w:line="252" w:lineRule="auto"/>
-            </w:pPr>
-            <w:r>
-              <w:rPr>
-                <w:sz w:val="18"/>
-              </w:rPr>
-              <w:t>GC08</w:t>
-            </w:r>
-          </w:p>
-        </w:tc>
-        <w:tc>
-          <w:tcPr>
-            <w:tcW w:type="dxa" w:w="8452"/>
-          </w:tcPr>
-          <w:p>
-            <w:pPr>
-              <w:spacing w:after="60" w:before="60" w:line="252" w:lineRule="auto"/>
-            </w:pPr>
-            <w:r>
-              <w:rPr>
-                <w:sz w:val="18"/>
-              </w:rPr>
-              <w:t>문무대왕릉 / 신선대</w:t>
-            </w:r>
-          </w:p>
-        </w:tc>
-      </w:tr>
-      <w:tr>
-        <w:trPr>
-          <w:cantSplit/>
-        </w:trPr>
-        <w:tc>
-          <w:tcPr>
-            <w:tcW w:type="dxa" w:w="1520"/>
-          </w:tcPr>
-          <w:p>
-            <w:pPr>
-              <w:spacing w:after="60" w:before="60" w:line="252" w:lineRule="auto"/>
-            </w:pPr>
-            <w:r>
-              <w:rPr>
-                <w:sz w:val="18"/>
-              </w:rPr>
-              <w:t>GC09</w:t>
-            </w:r>
-          </w:p>
-        </w:tc>
-        <w:tc>
-          <w:tcPr>
-            <w:tcW w:type="dxa" w:w="8452"/>
-          </w:tcPr>
-          <w:p>
-            <w:pPr>
-              <w:spacing w:after="60" w:before="60" w:line="252" w:lineRule="auto"/>
-            </w:pPr>
-            <w:r>
-              <w:rPr>
-                <w:sz w:val="18"/>
-              </w:rPr>
-              <w:t>국회부산도서관 / 광양향교</w:t>
-            </w:r>
-          </w:p>
-        </w:tc>
-      </w:tr>
-      <w:tr>
-        <w:trPr>
-          <w:cantSplit/>
-        </w:trPr>
-        <w:tc>
-          <w:tcPr>
-            <w:tcW w:type="dxa" w:w="1520"/>
-          </w:tcPr>
-          <w:p>
-            <w:pPr>
-              <w:spacing w:after="60" w:before="60" w:line="252" w:lineRule="auto"/>
-            </w:pPr>
-            <w:r>
-              <w:rPr>
-                <w:sz w:val="18"/>
-              </w:rPr>
-              <w:t>GC10</w:t>
-            </w:r>
-          </w:p>
-        </w:tc>
-        <w:tc>
-          <w:tcPr>
-            <w:tcW w:type="dxa" w:w="8452"/>
-          </w:tcPr>
-          <w:p>
-            <w:pPr>
-              <w:spacing w:after="60" w:before="60" w:line="252" w:lineRule="auto"/>
-            </w:pPr>
-            <w:r>
-              <w:rPr>
-                <w:sz w:val="18"/>
-              </w:rPr>
-              <w:t>화성행궁 / 국립대구박물관</w:t>
+              <w:t xml:space="preserve">국회부산도서관 / 광양향교</w:t>
             </w:r>
           </w:p>
         </w:tc>
@@ -17173,7 +17062,7 @@
     </w:tbl>
     <w:p>
       <w:r>
-        <w:t>G0~G10이라는 이전 표현을 11가지 고정 여행자 성격으로 해석하지 않는다. 현재 출력은 G01~G10과 GC01~GC10이고 번호는 해당 실행의 라벨이다. 다른 입력이나 재학습 사이에서 같은 번호가 같은 장소 성격을 보장하지 않는다.</w:t>
+        <w:t xml:space="preserve">G0~G10이라는 이전 표현을 11가지 고정 여행자 성격으로 해석하지 않는다. 현재 출력은 G01~G08과 GC01~GC07이고 번호는 해당 실행의 라벨이다. 다른 입력이나 재학습 사이에서 같은 번호가 같은 장소 성격을 보장하지 않는다.</w:t>
       </w:r>
     </w:p>
     <w:p>
@@ -19787,7 +19676,7 @@
     </w:tbl>
     <w:p>
       <w:r>
-        <w:t>G·GC는 동일하게 고정한 1,200개 평가 행을 사용하고 T·TC는 234개 전체를 평가한다. 모델을 비교할 때 공통 원래 특징 공간과 같은 코사인 거리의 실루엣을 사용한다. 유클리드 실루엣 0.7189와 코사인 0.8342를 직접 비교하는 것은 적절하지 않다.</w:t>
+        <w:t xml:space="preserve">G·GC는 동일하게 고정한 1,200개 평가 행을 사용하고 T·TC는 234개 전체를 평가한다. 모델을 비교할 때 공통 원래 특징 공간과 같은 코사인 거리의 실루엣을 사용한다. 유클리드 실루엣 0.7182와 코사인 0.8260을 직접 비교하는 것은 적절하지 않다.</w:t>
       </w:r>
     </w:p>
     <w:p>
@@ -19939,7 +19828,7 @@
               <w:rPr>
                 <w:sz w:val="18"/>
               </w:rPr>
-              <w:t>분석 행 수</w:t>
+              <w:t xml:space="preserve">분석 행 수</w:t>
             </w:r>
           </w:p>
         </w:tc>
@@ -19955,7 +19844,7 @@
               <w:rPr>
                 <w:sz w:val="18"/>
               </w:rPr>
-              <w:t>2,549</w:t>
+              <w:t xml:space="preserve">2,540</w:t>
             </w:r>
           </w:p>
         </w:tc>
@@ -19971,7 +19860,7 @@
               <w:rPr>
                 <w:sz w:val="18"/>
               </w:rPr>
-              <w:t>234</w:t>
+              <w:t xml:space="preserve">234</w:t>
             </w:r>
           </w:p>
         </w:tc>
@@ -19992,7 +19881,7 @@
               <w:rPr>
                 <w:sz w:val="18"/>
               </w:rPr>
-              <w:t>선택 k</w:t>
+              <w:t xml:space="preserve">선택 k</w:t>
             </w:r>
           </w:p>
         </w:tc>
@@ -20008,7 +19897,7 @@
               <w:rPr>
                 <w:sz w:val="18"/>
               </w:rPr>
-              <w:t>10</w:t>
+              <w:t xml:space="preserve">7</w:t>
             </w:r>
           </w:p>
         </w:tc>
@@ -20024,7 +19913,7 @@
               <w:rPr>
                 <w:sz w:val="18"/>
               </w:rPr>
-              <w:t>7</w:t>
+              <w:t xml:space="preserve">7</w:t>
             </w:r>
           </w:p>
         </w:tc>
@@ -20045,7 +19934,7 @@
               <w:rPr>
                 <w:sz w:val="18"/>
               </w:rPr>
-              <w:t>기존 군집 공통 코사인 실루엣</w:t>
+              <w:t xml:space="preserve">기존 군집 공통 코사인 실루엣</w:t>
             </w:r>
           </w:p>
         </w:tc>
@@ -20061,7 +19950,7 @@
               <w:rPr>
                 <w:sz w:val="18"/>
               </w:rPr>
-              <w:t>0.787109</w:t>
+              <w:t xml:space="preserve">0.787832</w:t>
             </w:r>
           </w:p>
         </w:tc>
@@ -20098,7 +19987,7 @@
               <w:rPr>
                 <w:sz w:val="18"/>
               </w:rPr>
-              <w:t>최종 코사인 실루엣 seed 42</w:t>
+              <w:t xml:space="preserve">최종 코사인 실루엣 seed 42</w:t>
             </w:r>
           </w:p>
         </w:tc>
@@ -20114,7 +20003,7 @@
               <w:rPr>
                 <w:sz w:val="18"/>
               </w:rPr>
-              <w:t>0.834216</w:t>
+              <w:t xml:space="preserve">0.826016</w:t>
             </w:r>
           </w:p>
         </w:tc>
@@ -20151,7 +20040,7 @@
               <w:rPr>
                 <w:sz w:val="18"/>
               </w:rPr>
-              <w:t>선택 후보 시드 평균 실루엣</w:t>
+              <w:t xml:space="preserve">선택 후보 시드 평균 실루엣</w:t>
             </w:r>
           </w:p>
         </w:tc>
@@ -20167,7 +20056,7 @@
               <w:rPr>
                 <w:sz w:val="18"/>
               </w:rPr>
-              <w:t>0.829579</w:t>
+              <w:t xml:space="preserve">0.816093</w:t>
             </w:r>
           </w:p>
         </w:tc>
@@ -20204,7 +20093,7 @@
               <w:rPr>
                 <w:sz w:val="18"/>
               </w:rPr>
-              <w:t>시드 간 최소 ARI</w:t>
+              <w:t xml:space="preserve">시드 간 최소 ARI</w:t>
             </w:r>
           </w:p>
         </w:tc>
@@ -20220,7 +20109,7 @@
               <w:rPr>
                 <w:sz w:val="18"/>
               </w:rPr>
-              <w:t>0.978103</w:t>
+              <w:t xml:space="preserve">0.984248</w:t>
             </w:r>
           </w:p>
         </w:tc>
@@ -20257,7 +20146,7 @@
               <w:rPr>
                 <w:sz w:val="18"/>
               </w:rPr>
-              <w:t>기존 대비 ARI</w:t>
+              <w:t xml:space="preserve">기존 대비 ARI</w:t>
             </w:r>
           </w:p>
         </w:tc>
@@ -20273,7 +20162,7 @@
               <w:rPr>
                 <w:sz w:val="18"/>
               </w:rPr>
-              <w:t>0.831543</w:t>
+              <w:t xml:space="preserve">0.950545</w:t>
             </w:r>
           </w:p>
         </w:tc>
@@ -20310,7 +20199,7 @@
               <w:rPr>
                 <w:sz w:val="18"/>
               </w:rPr>
-              <w:t>음수 실루엣 비율</w:t>
+              <w:t xml:space="preserve">음수 실루엣 비율</w:t>
             </w:r>
           </w:p>
         </w:tc>
@@ -20326,7 +20215,7 @@
               <w:rPr>
                 <w:sz w:val="18"/>
               </w:rPr>
-              <w:t>0.000</w:t>
+              <w:t xml:space="preserve">0.025</w:t>
             </w:r>
           </w:p>
         </w:tc>
@@ -20363,7 +20252,7 @@
               <w:rPr>
                 <w:sz w:val="18"/>
               </w:rPr>
-              <w:t>최소 군집 비율 모든 시드</w:t>
+              <w:t xml:space="preserve">최소 군집 비율 모든 시드</w:t>
             </w:r>
           </w:p>
         </w:tc>
@@ -20379,7 +20268,7 @@
               <w:rPr>
                 <w:sz w:val="18"/>
               </w:rPr>
-              <w:t>0.023539</w:t>
+              <w:t xml:space="preserve">0.033465</w:t>
             </w:r>
           </w:p>
         </w:tc>
@@ -20403,12 +20292,12 @@
     </w:tbl>
     <w:p>
       <w:r>
-        <w:t>GC는 같은 평가 거리에서 분리가 개선되었고 일부 장소 배정이 바뀌었다. TC는 T와 같은 k=7이고 구성도 대응한다(기존 대비 ARI 0.749). 체험 T02(36)는 모두 TC01, 야경 T03은 TC04, 역사 T07은 TC07로 그대로 옮겨 가고, 바다 T01(16)은 15개가 TC03, 자연 T05(42)는 41개가 TC06에 남는다. 음식 T04(38)는 26개가 음식 TC02에 남고 나머지는 긴 혼합 TC05(4)·역사 TC07(4)·바다 TC03(2) 등으로 흩어진다. 긴 혼합 T06(43)은 31개가 TC05, 12개가 역사 TC07로 간다. TC01~TC07의 크기는 37, 26, 17, 14, 37, 42, 61이다. 코사인 실루엣은 0.450이고 234개 코스 중 3.0%가 음수 실루엣이다. GC의 k가 탐색 상한에 닿아 있어 더 큰 k에 대한 검토 없이 최적 군집 수로 확정하지 않는다.</w:t>
+        <w:t xml:space="preserve">GC는 같은 평가 거리에서 분리가 개선되었고 일부 장소 배정이 바뀌었다. 기존 G(k=8)와 비교하면 체류 180분 혼합 G06(67)이 GC06(37)과 90분 체험 GC03(30)으로 나뉘고, 자연 중심 긴 체류 G07(183) 전체와 음식 12곳·바다 11곳이 GC06(243)에 모인다. 60분 체험 G02(118) 중 33곳은 GC03으로 간다. 역사 624곳은 G08과 GC07에서 같다. 음수 실루엣 2.5%(30곳)는 모두 여러 범주가 섞인 GC06에서 나온다. 기존 G(k=8)와 비교하면 체류 180분 혼합 G06(67)이 GC06(37)과 90분 체험 GC03(30)으로 나뉘고, 자연 중심 긴 체류 G07(183) 전체와 음식 12곳·바다 11곳이 GC06(243)에 모인다. 60분 체험 G02(118) 중 33곳은 GC03으로 간다. 역사 624곳은 G08과 GC07에서 같다. 음수 실루엣 2.5%(30곳)는 모두 여러 범주가 섞인 GC06에서 나온다. TC는 T와 같은 k=7이고 구성도 대응한다(기존 대비 ARI 0.749). 체험 T02(36)는 모두 TC01, 야경 T03은 TC04, 역사 T07은 TC07로 그대로 옮겨 가고, 바다 T01(16)은 15개가 TC03, 자연 T05(42)는 41개가 TC06에 남는다. 음식 T04(38)는 26개가 음식 TC02에 남고 나머지는 긴 혼합 TC05(4)·역사 TC07(4)·바다 TC03(2) 등으로 흩어진다. 긴 혼합 T06(43)은 31개가 TC05, 12개가 역사 TC07로 간다. TC01~TC07의 크기는 37, 26, 17, 14, 37, 42, 61이다. 코사인 실루엣은 0.450이고 234개 코스 중 3.0%가 음수 실루엣이다. GC의 k=7은 탐색 상한 안에서 선택되었지만 k=7~10의 코사인 실루엣이 0.799~0.816으로 가까워, 최적 군집 수로 확정하지 않는다.</w:t>
       </w:r>
     </w:p>
     <w:p>
       <w:r>
-        <w:t>GC01~GC10의 군집 크기는 순서대로 60, 408, 61, 85, 389, 181, 523, 198, 504, 140이다. 출력하는 대표 장소는 중심과 코사인이 가까운 행으로, 인기 순위나 추천 우선순위가 아니다.</w:t>
+        <w:t xml:space="preserve">GC01~GC07의 군집 크기는 순서대로 438, 85, 389, 523, 238, 243, 624이다. 출력하는 대표 장소는 중심과 코사인이 가까운 행으로, 인기 순위나 추천 우선순위가 아니다.</w:t>
       </w:r>
     </w:p>
     <w:p>
@@ -23602,7 +23491,7 @@
               <w:rPr>
                 <w:sz w:val="18"/>
               </w:rPr>
-              <w:t>M1_catalog_count</w:t>
+              <w:t xml:space="preserve">M1_catalog_count</w:t>
             </w:r>
           </w:p>
         </w:tc>
@@ -23618,7 +23507,7 @@
               <w:rPr>
                 <w:sz w:val="18"/>
               </w:rPr>
-              <w:t>0.861742</w:t>
+              <w:t xml:space="preserve">0.862748</w:t>
             </w:r>
           </w:p>
         </w:tc>
@@ -23634,7 +23523,7 @@
               <w:rPr>
                 <w:sz w:val="18"/>
               </w:rPr>
-              <w:t>0.124198</w:t>
+              <w:t xml:space="preserve">0.122571</w:t>
             </w:r>
           </w:p>
         </w:tc>
@@ -23650,7 +23539,7 @@
               <w:rPr>
                 <w:sz w:val="18"/>
               </w:rPr>
-              <w:t>0.231812</w:t>
+              <w:t xml:space="preserve">0.232016</w:t>
             </w:r>
           </w:p>
         </w:tc>
@@ -23671,7 +23560,7 @@
               <w:rPr>
                 <w:sz w:val="18"/>
               </w:rPr>
-              <w:t>M2_composition</w:t>
+              <w:t xml:space="preserve">M2_composition</w:t>
             </w:r>
           </w:p>
         </w:tc>
@@ -23687,7 +23576,7 @@
               <w:rPr>
                 <w:sz w:val="18"/>
               </w:rPr>
-              <w:t>0.839696</w:t>
+              <w:t xml:space="preserve">0.840484</w:t>
             </w:r>
           </w:p>
         </w:tc>
@@ -23703,7 +23592,7 @@
               <w:rPr>
                 <w:sz w:val="18"/>
               </w:rPr>
-              <w:t>0.136126</w:t>
+              <w:t xml:space="preserve">0.132895</w:t>
             </w:r>
           </w:p>
         </w:tc>
@@ -23719,7 +23608,7 @@
               <w:rPr>
                 <w:sz w:val="18"/>
               </w:rPr>
-              <w:t>0.232700</w:t>
+              <w:t xml:space="preserve">0.232975</w:t>
             </w:r>
           </w:p>
         </w:tc>
@@ -23727,7 +23616,7 @@
     </w:tbl>
     <w:p>
       <w:r>
-        <w:t>M2는 M1보다 로그 MAE가 약 2.6% 작지만 비중 MAE는 0.231812에서 0.232700pp로 약간 커졌다. 특징을 늘려 모든 성능이 좋아졌다고 말할 수 없다. 지출이 늘어난 원인이나 미래 지출 예측을 검증한 것도 아니다. 추천 가산은 0이다.</w:t>
+        <w:t xml:space="preserve">M2는 M1보다 로그 MAE가 약 2.6% 작지만 비중 MAE는 0.232016에서 0.232975pp로 약간 커졌다. 특징을 늘려 모든 성능이 좋아졌다고 말할 수 없다. 지출이 늘어난 원인이나 미래 지출 예측을 검증한 것도 아니다. 추천 가산은 0이다.</w:t>
       </w:r>
     </w:p>
     <w:p>
@@ -28650,7 +28539,7 @@
     </w:tbl>
     <w:p>
       <w:r>
-        <w:t>유지한 분석 실행은 run_20260929_052711_993598다. 직전 실행 run_20260929_041803_474997와 비교해 직접 선호 코사인 순위표의 동점 판정만 고쳤고(26장), cosine_course_rankings_all의 score_rank·display_order 외의 결과 CSV와 모델은 바이트 단위로 같다. run_20260929_041803_474997는 그 전 실행 run_20260929_040247_185905에 범주 미확인 경유지의 2차 분류 규칙과 검토표(analysis/stop_category_review.csv)를 더한 실행이다(22장). 그 이전 실행들에서는 그림 레이블 한국어화, T 특징의 묶음별 분산 균형, 탈락 코스 재점검, 경유지–관광지 연결 재점검, 범주 미확인 1차 재분류를 적용했고, 관광지 군집 위치 그림(08)을 군집별 지도로 바꾸고 T 군집별 코스 위치 지도(16)와 코사인 군집 GC·TC의 위치 지도(C_G_06·C_T_06)를 더했다. 지출업종 제거 후 주 분석 결과는 PNG 44개와 CSV 92개이며, 과거의 PNG 51개·CSV 102개와 다르다. 보조 A·R 분석 및 신규 응답 예제 산출물은 이 주 분석 개수에 더해 세지 않는다.</w:t>
+        <w:t xml:space="preserve">유지한 분석 실행은 run_20260929_234547_706228다. 직전 실행 run_20260929_052711_993598에서 입력 두 파일(tour-places.csv, 연령 분석의 전국 장소 원본)의 맥도날드 드라이브스루 9곳만 빼고 같은 코드로 다시 학습했다. 관광지 G는 10 → 8군집, GC는 10 → 7군집으로 바뀌었고, T·TC 군집과 적격 234코스의 범주 비중은 그대로다. 코스 지역 중심(관광지 좌표 평균)이 옮겨 가 서울 EG투어버스 H코스의 화성행궁 인접 지역 연결 1건이 빠졌으며(인접 연결 22 → 21건), 범주는 키워드로 같게 정해진다. run_20260929_052711_993598은 그 전 실행 run_20260929_041803_474997와 비교해 직접 선호 코사인 순위표의 동점 판정만 고쳤고(26장), cosine_course_rankings_all의 score_rank·display_order 외의 결과 CSV와 모델은 바이트 단위로 같다. run_20260929_041803_474997는 그 전 실행 run_20260929_040247_185905에 범주 미확인 경유지의 2차 분류 규칙과 검토표(analysis/stop_category_review.csv)를 더한 실행이다(22장). 그 이전 실행들에서는 그림 레이블 한국어화, T 특징의 묶음별 분산 균형, 탈락 코스 재점검, 경유지–관광지 연결 재점검, 범주 미확인 1차 재분류를 적용했고, 관광지 군집 위치 그림(08)을 군집별 지도로 바꾸고 T 군집별 코스 위치 지도(16)와 코사인 군집 GC·TC의 위치 지도(C_G_06·C_T_06)를 더했다. 지출업종 제거 후 주 분석 결과는 PNG 44개와 CSV 92개이며, 과거의 PNG 51개·CSV 102개와 다르다. 보조 A·R 분석 및 신규 응답 예제 산출물은 이 주 분석 개수에 더해 세지 않는다.</w:t>
       </w:r>
     </w:p>
     <w:p>
@@ -28905,7 +28794,7 @@
               <w:rPr>
                 <w:sz w:val="18"/>
               </w:rPr>
-              <w:t>G/GC 2,549행, T/TC 234행. 실루엣·ARI 결과와 그래프는 유지 실행에서 확인. T 묶음별 분산 기여 0.75·0.15·0.10 일치 확인.</w:t>
+              <w:t xml:space="preserve">G/GC 2,540행, T/TC 234행. 실루엣·ARI 결과와 그래프는 유지 실행에서 확인. T 묶음별 분산 기여 0.75·0.15·0.10 일치 확인.</w:t>
             </w:r>
           </w:p>
         </w:tc>
